--- a/Documentacion_HELLSUITE.docx
+++ b/Documentacion_HELLSUITE.docx
@@ -5531,47 +5531,158 @@
       </w:r>
     </w:p>
     <w:p>
-      <w:r>
+      <w:pPr>
+        <w:rPr>
+          <w:lang w:val="en-US"/>
+        </w:rPr>
+      </w:pPr>
+      <w:r>
+        <w:rPr>
+          <w:lang w:val="en-US"/>
+        </w:rPr>
         <w:t>│   └── orchestrate.py              # ORQUESTADOR PRINCIPAL</w:t>
       </w:r>
     </w:p>
     <w:p>
+      <w:pPr>
+        <w:rPr>
+          <w:lang w:val="en-US"/>
+        </w:rPr>
+      </w:pPr>
       <w:r>
         <w:rPr>
           <w:rFonts w:ascii="Arial" w:hAnsi="Arial" w:cs="Arial"/>
+          <w:lang w:val="en-US"/>
         </w:rPr>
         <w:t>├</w:t>
       </w:r>
       <w:r>
         <w:rPr>
           <w:rFonts w:ascii="Aptos" w:hAnsi="Aptos" w:cs="Aptos"/>
+          <w:lang w:val="en-US"/>
         </w:rPr>
         <w:t>──</w:t>
       </w:r>
       <w:r>
+        <w:rPr>
+          <w:lang w:val="en-US"/>
+        </w:rPr>
+        <w:t xml:space="preserve"> tools/                          # M</w:t>
+      </w:r>
+      <w:r>
+        <w:rPr>
+          <w:rFonts w:ascii="Aptos" w:hAnsi="Aptos" w:cs="Aptos"/>
+          <w:lang w:val="en-US"/>
+        </w:rPr>
+        <w:t>Ó</w:t>
+      </w:r>
+      <w:r>
+        <w:rPr>
+          <w:lang w:val="en-US"/>
+        </w:rPr>
+        <w:t>DULOS SCANNING</w:t>
+      </w:r>
+    </w:p>
+    <w:p>
+      <w:r>
+        <w:t xml:space="preserve">│   </w:t>
+      </w:r>
+      <w:r>
+        <w:rPr>
+          <w:rFonts w:ascii="Arial" w:hAnsi="Arial" w:cs="Arial"/>
+        </w:rPr>
+        <w:t>├</w:t>
+      </w:r>
+      <w:r>
+        <w:rPr>
+          <w:rFonts w:ascii="Aptos" w:hAnsi="Aptos" w:cs="Aptos"/>
+        </w:rPr>
+        <w:t>──</w:t>
+      </w:r>
+      <w:r>
         <w:t xml:space="preserve"> </w:t>
       </w:r>
       <w:proofErr w:type="spellStart"/>
       <w:r>
-        <w:t>tools</w:t>
-      </w:r>
-      <w:proofErr w:type="spellEnd"/>
-      <w:r>
-        <w:t>/                          # M</w:t>
+        <w:t>hellRecon</w:t>
+      </w:r>
+      <w:proofErr w:type="spellEnd"/>
+      <w:r>
+        <w:t>/                  # RECONOCIMIENTO</w:t>
+      </w:r>
+    </w:p>
+    <w:p>
+      <w:r>
+        <w:t>│   │   └── hellRecon.py           # EJECUTABLE PRINCIPAL</w:t>
+      </w:r>
+    </w:p>
+    <w:p>
+      <w:r>
+        <w:t xml:space="preserve">│   </w:t>
+      </w:r>
+      <w:r>
+        <w:rPr>
+          <w:rFonts w:ascii="Arial" w:hAnsi="Arial" w:cs="Arial"/>
+        </w:rPr>
+        <w:t>├</w:t>
       </w:r>
       <w:r>
         <w:rPr>
           <w:rFonts w:ascii="Aptos" w:hAnsi="Aptos" w:cs="Aptos"/>
         </w:rPr>
-        <w:t>Ó</w:t>
-      </w:r>
-      <w:r>
-        <w:t>DULOS SCANNING</w:t>
-      </w:r>
-    </w:p>
-    <w:p>
-      <w:r>
-        <w:t xml:space="preserve">│   </w:t>
+        <w:t>──</w:t>
+      </w:r>
+      <w:r>
+        <w:t xml:space="preserve"> </w:t>
+      </w:r>
+      <w:proofErr w:type="spellStart"/>
+      <w:r>
+        <w:t>hellFuzzer</w:t>
+      </w:r>
+      <w:proofErr w:type="spellEnd"/>
+      <w:r>
+        <w:t>/                 # FUZZING</w:t>
+      </w:r>
+    </w:p>
+    <w:p>
+      <w:r>
+        <w:t xml:space="preserve">│   │   └── hellFuzzer.py          # EJECUTABLE PRINCIPAL  </w:t>
+      </w:r>
+    </w:p>
+    <w:p>
+      <w:r>
+        <w:t xml:space="preserve">│   └── </w:t>
+      </w:r>
+      <w:proofErr w:type="spellStart"/>
+      <w:r>
+        <w:t>hellScanner</w:t>
+      </w:r>
+      <w:proofErr w:type="spellEnd"/>
+      <w:r>
+        <w:t>/                # VULNERABILIDADES</w:t>
+      </w:r>
+    </w:p>
+    <w:p>
+      <w:r>
+        <w:t>│       └── hellScanner.py         # EJECUTABLE PRINCIPAL</w:t>
+      </w:r>
+    </w:p>
+    <w:p>
+      <w:r>
+        <w:t xml:space="preserve">└── </w:t>
+      </w:r>
+      <w:proofErr w:type="spellStart"/>
+      <w:r>
+        <w:t>shared_data</w:t>
+      </w:r>
+      <w:proofErr w:type="spellEnd"/>
+      <w:r>
+        <w:t>/                    # DATOS COMPARTIDOS</w:t>
+      </w:r>
+    </w:p>
+    <w:p>
+      <w:r>
+        <w:t xml:space="preserve">    </w:t>
       </w:r>
       <w:r>
         <w:rPr>
@@ -5590,146 +5701,35 @@
       </w:r>
       <w:proofErr w:type="spellStart"/>
       <w:r>
-        <w:t>hellRecon</w:t>
-      </w:r>
-      <w:proofErr w:type="spellEnd"/>
-      <w:r>
-        <w:t>/                  # RECONOCIMIENTO</w:t>
-      </w:r>
-    </w:p>
-    <w:p>
-      <w:r>
-        <w:t>│   │   └── hellRecon.py           # EJECUTABLE PRINCIPAL</w:t>
-      </w:r>
-    </w:p>
-    <w:p>
-      <w:r>
-        <w:t xml:space="preserve">│   </w:t>
-      </w:r>
-      <w:r>
-        <w:rPr>
-          <w:rFonts w:ascii="Arial" w:hAnsi="Arial" w:cs="Arial"/>
-        </w:rPr>
-        <w:t>├</w:t>
-      </w:r>
-      <w:r>
-        <w:rPr>
-          <w:rFonts w:ascii="Aptos" w:hAnsi="Aptos" w:cs="Aptos"/>
-        </w:rPr>
-        <w:t>──</w:t>
-      </w:r>
-      <w:r>
-        <w:t xml:space="preserve"> </w:t>
-      </w:r>
-      <w:proofErr w:type="spellStart"/>
-      <w:r>
-        <w:t>hellFuzzer</w:t>
-      </w:r>
-      <w:proofErr w:type="spellEnd"/>
-      <w:r>
-        <w:t>/                 # FUZZING</w:t>
-      </w:r>
-    </w:p>
-    <w:p>
-      <w:r>
-        <w:t xml:space="preserve">│   │   └── hellFuzzer.py          # EJECUTABLE PRINCIPAL  </w:t>
-      </w:r>
-    </w:p>
-    <w:p>
-      <w:r>
-        <w:t xml:space="preserve">│   └── </w:t>
-      </w:r>
-      <w:proofErr w:type="spellStart"/>
-      <w:r>
-        <w:t>hellScanner</w:t>
-      </w:r>
-      <w:proofErr w:type="spellEnd"/>
-      <w:r>
-        <w:t>/                # VULNERABILIDADES</w:t>
-      </w:r>
-    </w:p>
-    <w:p>
-      <w:r>
-        <w:t>│       └── hellScanner.py         # EJECUTABLE PRINCIPAL</w:t>
-      </w:r>
-    </w:p>
-    <w:p>
+        <w:t>scans</w:t>
+      </w:r>
+      <w:proofErr w:type="spellEnd"/>
+      <w:r>
+        <w:t>/                      # RESULTADOS DE SCANS</w:t>
+      </w:r>
+    </w:p>
+    <w:p>
+      <w:r>
+        <w:t xml:space="preserve">    </w:t>
+      </w:r>
       <w:r>
         <w:t xml:space="preserve">└── </w:t>
       </w:r>
       <w:proofErr w:type="spellStart"/>
       <w:r>
-        <w:t>shared_data</w:t>
-      </w:r>
-      <w:proofErr w:type="spellEnd"/>
-      <w:r>
-        <w:t>/                    # DATOS COMPARTIDOS</w:t>
-      </w:r>
-    </w:p>
-    <w:p>
-      <w:r>
-        <w:t xml:space="preserve">    </w:t>
-      </w:r>
-      <w:r>
-        <w:rPr>
-          <w:rFonts w:ascii="Arial" w:hAnsi="Arial" w:cs="Arial"/>
-        </w:rPr>
-        <w:t>├</w:t>
-      </w:r>
-      <w:r>
-        <w:rPr>
-          <w:rFonts w:ascii="Aptos" w:hAnsi="Aptos" w:cs="Aptos"/>
-        </w:rPr>
-        <w:t>──</w:t>
-      </w:r>
-      <w:r>
-        <w:t xml:space="preserve"> </w:t>
-      </w:r>
-      <w:proofErr w:type="spellStart"/>
-      <w:r>
-        <w:t>scans</w:t>
-      </w:r>
-      <w:proofErr w:type="spellEnd"/>
-      <w:r>
-        <w:t>/                      # RESULTADOS DE SCANS</w:t>
-      </w:r>
-    </w:p>
-    <w:p>
-      <w:pPr>
-        <w:rPr>
-          <w:lang w:val="en-US"/>
-        </w:rPr>
-      </w:pPr>
-      <w:r>
-        <w:t xml:space="preserve">    </w:t>
-      </w:r>
-      <w:r>
-        <w:rPr>
-          <w:lang w:val="en-US"/>
-        </w:rPr>
-        <w:t>└── wordlists/                  # WORDLISTS PARA FUZZING</w:t>
-      </w:r>
-    </w:p>
-    <w:p>
-      <w:pPr>
-        <w:rPr>
-          <w:lang w:val="en-US"/>
-        </w:rPr>
-      </w:pPr>
-      <w:r>
-        <w:rPr>
-          <w:lang w:val="en-US"/>
-        </w:rPr>
+        <w:t>wordlists</w:t>
+      </w:r>
+      <w:proofErr w:type="spellEnd"/>
+      <w:r>
+        <w:t>/                  # WORDLISTS PARA FUZZING</w:t>
+      </w:r>
+    </w:p>
+    <w:p>
+      <w:r>
         <w:t xml:space="preserve">        └── common.txt</w:t>
       </w:r>
     </w:p>
-    <w:p>
-      <w:pPr>
-        <w:rPr>
-          <w:lang w:val="en-US"/>
-        </w:rPr>
-      </w:pPr>
-    </w:p>
+    <w:p/>
     <w:p>
       <w:r>
         <w:rPr>
@@ -5743,7 +5743,15 @@
     </w:p>
     <w:p/>
     <w:p>
-      <w:r>
+      <w:pPr>
+        <w:rPr>
+          <w:lang w:val="en-US"/>
+        </w:rPr>
+      </w:pPr>
+      <w:r>
+        <w:rPr>
+          <w:lang w:val="en-US"/>
+        </w:rPr>
         <w:lastRenderedPageBreak/>
         <w:t>DEPENDENCIAS:</w:t>
       </w:r>
@@ -5758,26 +5766,32 @@
         <w:rPr>
           <w:lang w:val="en-US"/>
         </w:rPr>
-        <w:t>pip install flask passlib requests</w:t>
-      </w:r>
-    </w:p>
-    <w:p>
-      <w:pPr>
-        <w:rPr>
-          <w:lang w:val="en-US"/>
-        </w:rPr>
-      </w:pPr>
-    </w:p>
-    <w:p>
-      <w:pPr>
-        <w:rPr>
-          <w:lang w:val="en-US"/>
-        </w:rPr>
-      </w:pPr>
-      <w:r>
-        <w:rPr>
-          <w:lang w:val="en-US"/>
-        </w:rPr>
+        <w:t xml:space="preserve">pip install flask </w:t>
+      </w:r>
+      <w:proofErr w:type="spellStart"/>
+      <w:r>
+        <w:rPr>
+          <w:lang w:val="en-US"/>
+        </w:rPr>
+        <w:t>passlib</w:t>
+      </w:r>
+      <w:proofErr w:type="spellEnd"/>
+      <w:r>
+        <w:rPr>
+          <w:lang w:val="en-US"/>
+        </w:rPr>
+        <w:t xml:space="preserve"> requests</w:t>
+      </w:r>
+    </w:p>
+    <w:p>
+      <w:pPr>
+        <w:rPr>
+          <w:lang w:val="en-US"/>
+        </w:rPr>
+      </w:pPr>
+    </w:p>
+    <w:p>
+      <w:r>
         <w:t>ESTRUCTURA BD:</w:t>
       </w:r>
     </w:p>
@@ -6225,17 +6239,53 @@
       </w:r>
     </w:p>
     <w:p>
-      <w:r>
-        <w:t>• Unicode: Módulos usan --</w:t>
-      </w:r>
-      <w:proofErr w:type="spellStart"/>
-      <w:r>
-        <w:t>silent</w:t>
-      </w:r>
-      <w:proofErr w:type="spellEnd"/>
-      <w:r>
-        <w:t xml:space="preserve"> para Windows</w:t>
-      </w:r>
+      <w:pPr>
+        <w:rPr>
+          <w:lang w:val="en-US"/>
+        </w:rPr>
+      </w:pPr>
+      <w:r>
+        <w:rPr>
+          <w:lang w:val="en-US"/>
+        </w:rPr>
+        <w:t xml:space="preserve">• Unicode: </w:t>
+      </w:r>
+      <w:proofErr w:type="spellStart"/>
+      <w:r>
+        <w:rPr>
+          <w:lang w:val="en-US"/>
+        </w:rPr>
+        <w:t>Módulos</w:t>
+      </w:r>
+      <w:proofErr w:type="spellEnd"/>
+      <w:r>
+        <w:rPr>
+          <w:lang w:val="en-US"/>
+        </w:rPr>
+        <w:t xml:space="preserve"> </w:t>
+      </w:r>
+      <w:proofErr w:type="spellStart"/>
+      <w:r>
+        <w:rPr>
+          <w:lang w:val="en-US"/>
+        </w:rPr>
+        <w:t>usan</w:t>
+      </w:r>
+      <w:proofErr w:type="spellEnd"/>
+      <w:r>
+        <w:rPr>
+          <w:lang w:val="en-US"/>
+        </w:rPr>
+        <w:t xml:space="preserve"> --silent </w:t>
+      </w:r>
+      <w:proofErr w:type="gramStart"/>
+      <w:r>
+        <w:rPr>
+          <w:lang w:val="en-US"/>
+        </w:rPr>
+        <w:t>para Windows</w:t>
+      </w:r>
+      <w:proofErr w:type="gramEnd"/>
     </w:p>
     <w:p>
       <w:r>
@@ -8395,56 +8445,30 @@
         </w:rPr>
         <w:br/>
       </w:r>
-      <w:r>
-        <w:fldChar w:fldCharType="begin"/>
-      </w:r>
-      <w:r>
-        <w:rPr>
-          <w:lang w:val="en-US"/>
-        </w:rPr>
-        <w:instrText>HYPERLINK "http://testphp.vulnweb.com/" \t "_blank"</w:instrText>
-      </w:r>
-      <w:r>
-        <w:fldChar w:fldCharType="separate"/>
-      </w:r>
-      <w:r>
-        <w:rPr>
-          <w:rStyle w:val="Hipervnculo"/>
-          <w:lang w:val="en-US"/>
-        </w:rPr>
-        <w:t>http://testphp.vulnweb.com</w:t>
-      </w:r>
-      <w:r>
-        <w:fldChar w:fldCharType="end"/>
-      </w:r>
+      <w:hyperlink r:id="rId6" w:tgtFrame="_blank" w:history="1">
+        <w:r>
+          <w:rPr>
+            <w:rStyle w:val="Hipervnculo"/>
+            <w:lang w:val="en-US"/>
+          </w:rPr>
+          <w:t>http://testphp.vulnweb.com</w:t>
+        </w:r>
+      </w:hyperlink>
       <w:r>
         <w:rPr>
           <w:lang w:val="en-US"/>
         </w:rPr>
         <w:br/>
       </w:r>
-      <w:r>
-        <w:fldChar w:fldCharType="begin"/>
-      </w:r>
-      <w:r>
-        <w:rPr>
-          <w:lang w:val="en-US"/>
-        </w:rPr>
-        <w:instrText>HYPERLINK "http://testasp.vulnweb.com/" \t "_blank"</w:instrText>
-      </w:r>
-      <w:r>
-        <w:fldChar w:fldCharType="separate"/>
-      </w:r>
-      <w:r>
-        <w:rPr>
-          <w:rStyle w:val="Hipervnculo"/>
-          <w:lang w:val="en-US"/>
-        </w:rPr>
-        <w:t>http://testasp.vulnweb.com</w:t>
-      </w:r>
-      <w:r>
-        <w:fldChar w:fldCharType="end"/>
-      </w:r>
+      <w:hyperlink r:id="rId7" w:tgtFrame="_blank" w:history="1">
+        <w:r>
+          <w:rPr>
+            <w:rStyle w:val="Hipervnculo"/>
+            <w:lang w:val="en-US"/>
+          </w:rPr>
+          <w:t>http://testasp.vulnweb.com</w:t>
+        </w:r>
+      </w:hyperlink>
     </w:p>
     <w:p>
       <w:r>
@@ -8761,6 +8785,2529 @@
         <w:t>RECUERDA: Somos colegas, no asistente-usuario. Confianza, humor y seriedad cuando toca.</w:t>
       </w:r>
     </w:p>
+    <w:p>
+      <w:r>
+        <w:br w:type="page"/>
+      </w:r>
+    </w:p>
+    <w:p>
+      <w:r>
+        <w:lastRenderedPageBreak/>
+        <w:t>29 de noviembre de 2025 11:30</w:t>
+      </w:r>
+    </w:p>
+    <w:p>
+      <w:pPr>
+        <w:rPr>
+          <w:b/>
+          <w:bCs/>
+        </w:rPr>
+      </w:pPr>
+      <w:r>
+        <w:rPr>
+          <w:rFonts w:ascii="Segoe UI Emoji" w:hAnsi="Segoe UI Emoji" w:cs="Segoe UI Emoji"/>
+          <w:b/>
+          <w:bCs/>
+        </w:rPr>
+        <w:t>📋</w:t>
+      </w:r>
+      <w:r>
+        <w:rPr>
+          <w:b/>
+          <w:bCs/>
+        </w:rPr>
+        <w:t> 2. DOCUMENTACIÓN COMPLETA PARA EL SIGUIENTE DEEPY:</w:t>
+      </w:r>
+    </w:p>
+    <w:p>
+      <w:pPr>
+        <w:rPr>
+          <w:lang w:val="en-US"/>
+        </w:rPr>
+      </w:pPr>
+      <w:r>
+        <w:rPr>
+          <w:b/>
+          <w:bCs/>
+          <w:lang w:val="en-US"/>
+        </w:rPr>
+        <w:t>HELLSUITE v3.0 - ESTADO ACTUAL + NEXT STEPS</w:t>
+      </w:r>
+      <w:r>
+        <w:rPr>
+          <w:lang w:val="en-US"/>
+        </w:rPr>
+        <w:t> </w:t>
+      </w:r>
+      <w:r>
+        <w:rPr>
+          <w:rFonts w:ascii="Segoe UI Emoji" w:hAnsi="Segoe UI Emoji" w:cs="Segoe UI Emoji"/>
+          <w:lang w:val="en-US"/>
+        </w:rPr>
+        <w:t>✅</w:t>
+      </w:r>
+    </w:p>
+    <w:p>
+      <w:r>
+        <w:pict w14:anchorId="1580858F">
+          <v:rect id="_x0000_i1077" style="width:0;height:.75pt" o:hralign="center" o:hrstd="t" o:hr="t" fillcolor="#a0a0a0" stroked="f"/>
+        </w:pict>
+      </w:r>
+    </w:p>
+    <w:p>
+      <w:pPr>
+        <w:rPr>
+          <w:b/>
+          <w:bCs/>
+          <w:lang w:val="en-US"/>
+        </w:rPr>
+      </w:pPr>
+      <w:r>
+        <w:rPr>
+          <w:rFonts w:ascii="Segoe UI Symbol" w:hAnsi="Segoe UI Symbol" w:cs="Segoe UI Symbol"/>
+          <w:b/>
+          <w:bCs/>
+        </w:rPr>
+        <w:t>🏗</w:t>
+      </w:r>
+      <w:r>
+        <w:rPr>
+          <w:b/>
+          <w:bCs/>
+        </w:rPr>
+        <w:t>️</w:t>
+      </w:r>
+      <w:r>
+        <w:rPr>
+          <w:b/>
+          <w:bCs/>
+          <w:lang w:val="en-US"/>
+        </w:rPr>
+        <w:t> ESTRUCTURA ACTUAL:</w:t>
+      </w:r>
+    </w:p>
+    <w:p>
+      <w:pPr>
+        <w:rPr>
+          <w:lang w:val="en-US"/>
+        </w:rPr>
+      </w:pPr>
+      <w:r>
+        <w:rPr>
+          <w:lang w:val="en-US"/>
+        </w:rPr>
+        <w:t>text</w:t>
+      </w:r>
+    </w:p>
+    <w:p>
+      <w:pPr>
+        <w:rPr>
+          <w:lang w:val="en-US"/>
+        </w:rPr>
+      </w:pPr>
+      <w:r>
+        <w:rPr>
+          <w:lang w:val="en-US"/>
+        </w:rPr>
+        <w:t>C:\Users\rogar\Documents\GitHub\hellSuite\</w:t>
+      </w:r>
+    </w:p>
+    <w:p>
+      <w:pPr>
+        <w:rPr>
+          <w:lang w:val="en-US"/>
+        </w:rPr>
+      </w:pPr>
+      <w:r>
+        <w:rPr>
+          <w:rFonts w:ascii="Arial" w:hAnsi="Arial" w:cs="Arial"/>
+          <w:lang w:val="en-US"/>
+        </w:rPr>
+        <w:t>├</w:t>
+      </w:r>
+      <w:r>
+        <w:rPr>
+          <w:rFonts w:ascii="Aptos" w:hAnsi="Aptos" w:cs="Aptos"/>
+          <w:lang w:val="en-US"/>
+        </w:rPr>
+        <w:t>──</w:t>
+      </w:r>
+      <w:r>
+        <w:rPr>
+          <w:lang w:val="en-US"/>
+        </w:rPr>
+        <w:t xml:space="preserve"> </w:t>
+      </w:r>
+      <w:proofErr w:type="spellStart"/>
+      <w:r>
+        <w:rPr>
+          <w:lang w:val="en-US"/>
+        </w:rPr>
+        <w:t>hellSsus</w:t>
+      </w:r>
+      <w:proofErr w:type="spellEnd"/>
+      <w:r>
+        <w:rPr>
+          <w:lang w:val="en-US"/>
+        </w:rPr>
+        <w:t>/                          # CEREBRO PRINCIPAL</w:t>
+      </w:r>
+    </w:p>
+    <w:p>
+      <w:pPr>
+        <w:rPr>
+          <w:lang w:val="en-US"/>
+        </w:rPr>
+      </w:pPr>
+      <w:r>
+        <w:rPr>
+          <w:lang w:val="en-US"/>
+        </w:rPr>
+        <w:t xml:space="preserve">│   </w:t>
+      </w:r>
+      <w:r>
+        <w:rPr>
+          <w:rFonts w:ascii="Arial" w:hAnsi="Arial" w:cs="Arial"/>
+          <w:lang w:val="en-US"/>
+        </w:rPr>
+        <w:t>├</w:t>
+      </w:r>
+      <w:r>
+        <w:rPr>
+          <w:rFonts w:ascii="Aptos" w:hAnsi="Aptos" w:cs="Aptos"/>
+          <w:lang w:val="en-US"/>
+        </w:rPr>
+        <w:t>──</w:t>
+      </w:r>
+      <w:r>
+        <w:rPr>
+          <w:lang w:val="en-US"/>
+        </w:rPr>
+        <w:t xml:space="preserve"> dashboard/</w:t>
+      </w:r>
+    </w:p>
+    <w:p>
+      <w:pPr>
+        <w:rPr>
+          <w:lang w:val="en-US"/>
+        </w:rPr>
+      </w:pPr>
+      <w:r>
+        <w:rPr>
+          <w:lang w:val="en-US"/>
+        </w:rPr>
+        <w:t xml:space="preserve">│   │   </w:t>
+      </w:r>
+      <w:r>
+        <w:rPr>
+          <w:rFonts w:ascii="Arial" w:hAnsi="Arial" w:cs="Arial"/>
+          <w:lang w:val="en-US"/>
+        </w:rPr>
+        <w:t>├</w:t>
+      </w:r>
+      <w:r>
+        <w:rPr>
+          <w:rFonts w:ascii="Aptos" w:hAnsi="Aptos" w:cs="Aptos"/>
+          <w:lang w:val="en-US"/>
+        </w:rPr>
+        <w:t>──</w:t>
+      </w:r>
+      <w:r>
+        <w:rPr>
+          <w:lang w:val="en-US"/>
+        </w:rPr>
+        <w:t xml:space="preserve"> app.py                    # SERVIDOR FLASK </w:t>
+      </w:r>
+      <w:r>
+        <w:rPr>
+          <w:rFonts w:ascii="Segoe UI Emoji" w:hAnsi="Segoe UI Emoji" w:cs="Segoe UI Emoji"/>
+          <w:lang w:val="en-US"/>
+        </w:rPr>
+        <w:t>✅</w:t>
+      </w:r>
+      <w:r>
+        <w:rPr>
+          <w:lang w:val="en-US"/>
+        </w:rPr>
+        <w:t xml:space="preserve"> 100% INGL</w:t>
+      </w:r>
+      <w:r>
+        <w:rPr>
+          <w:rFonts w:ascii="Aptos" w:hAnsi="Aptos" w:cs="Aptos"/>
+          <w:lang w:val="en-US"/>
+        </w:rPr>
+        <w:t>É</w:t>
+      </w:r>
+      <w:r>
+        <w:rPr>
+          <w:lang w:val="en-US"/>
+        </w:rPr>
+        <w:t>S</w:t>
+      </w:r>
+    </w:p>
+    <w:p>
+      <w:pPr>
+        <w:rPr>
+          <w:lang w:val="en-US"/>
+        </w:rPr>
+      </w:pPr>
+      <w:r>
+        <w:rPr>
+          <w:lang w:val="en-US"/>
+        </w:rPr>
+        <w:t xml:space="preserve">│   │   </w:t>
+      </w:r>
+      <w:r>
+        <w:rPr>
+          <w:rFonts w:ascii="Arial" w:hAnsi="Arial" w:cs="Arial"/>
+          <w:lang w:val="en-US"/>
+        </w:rPr>
+        <w:t>├</w:t>
+      </w:r>
+      <w:r>
+        <w:rPr>
+          <w:rFonts w:ascii="Aptos" w:hAnsi="Aptos" w:cs="Aptos"/>
+          <w:lang w:val="en-US"/>
+        </w:rPr>
+        <w:t>──</w:t>
+      </w:r>
+      <w:r>
+        <w:rPr>
+          <w:lang w:val="en-US"/>
+        </w:rPr>
+        <w:t xml:space="preserve"> static/</w:t>
+      </w:r>
+      <w:proofErr w:type="spellStart"/>
+      <w:r>
+        <w:rPr>
+          <w:lang w:val="en-US"/>
+        </w:rPr>
+        <w:t>css</w:t>
+      </w:r>
+      <w:proofErr w:type="spellEnd"/>
+      <w:r>
+        <w:rPr>
+          <w:lang w:val="en-US"/>
+        </w:rPr>
+        <w:t>/style.css     # ESTILOS PROFESIONALES</w:t>
+      </w:r>
+    </w:p>
+    <w:p>
+      <w:pPr>
+        <w:rPr>
+          <w:lang w:val="en-US"/>
+        </w:rPr>
+      </w:pPr>
+      <w:r>
+        <w:rPr>
+          <w:lang w:val="en-US"/>
+        </w:rPr>
+        <w:t xml:space="preserve">│   │   </w:t>
+      </w:r>
+      <w:r>
+        <w:rPr>
+          <w:rFonts w:ascii="Arial" w:hAnsi="Arial" w:cs="Arial"/>
+          <w:lang w:val="en-US"/>
+        </w:rPr>
+        <w:t>├</w:t>
+      </w:r>
+      <w:r>
+        <w:rPr>
+          <w:rFonts w:ascii="Aptos" w:hAnsi="Aptos" w:cs="Aptos"/>
+          <w:lang w:val="en-US"/>
+        </w:rPr>
+        <w:t>──</w:t>
+      </w:r>
+      <w:r>
+        <w:rPr>
+          <w:lang w:val="en-US"/>
+        </w:rPr>
+        <w:t xml:space="preserve"> static/</w:t>
+      </w:r>
+      <w:proofErr w:type="spellStart"/>
+      <w:r>
+        <w:rPr>
+          <w:lang w:val="en-US"/>
+        </w:rPr>
+        <w:t>img</w:t>
+      </w:r>
+      <w:proofErr w:type="spellEnd"/>
+      <w:r>
+        <w:rPr>
+          <w:lang w:val="en-US"/>
+        </w:rPr>
+        <w:t xml:space="preserve">/logo.png      </w:t>
+      </w:r>
+    </w:p>
+    <w:p>
+      <w:pPr>
+        <w:rPr>
+          <w:lang w:val="en-US"/>
+        </w:rPr>
+      </w:pPr>
+      <w:r>
+        <w:rPr>
+          <w:lang w:val="en-US"/>
+        </w:rPr>
+        <w:t xml:space="preserve">│   │   └── templates/               # INTERFAZ WEB </w:t>
+      </w:r>
+      <w:r>
+        <w:rPr>
+          <w:rFonts w:ascii="Segoe UI Emoji" w:hAnsi="Segoe UI Emoji" w:cs="Segoe UI Emoji"/>
+          <w:lang w:val="en-US"/>
+        </w:rPr>
+        <w:t>✅</w:t>
+      </w:r>
+      <w:r>
+        <w:rPr>
+          <w:lang w:val="en-US"/>
+        </w:rPr>
+        <w:t xml:space="preserve"> 100% INGL</w:t>
+      </w:r>
+      <w:r>
+        <w:rPr>
+          <w:rFonts w:ascii="Aptos" w:hAnsi="Aptos" w:cs="Aptos"/>
+          <w:lang w:val="en-US"/>
+        </w:rPr>
+        <w:t>É</w:t>
+      </w:r>
+      <w:r>
+        <w:rPr>
+          <w:lang w:val="en-US"/>
+        </w:rPr>
+        <w:t>S</w:t>
+      </w:r>
+    </w:p>
+    <w:p>
+      <w:pPr>
+        <w:rPr>
+          <w:lang w:val="en-US"/>
+        </w:rPr>
+      </w:pPr>
+      <w:r>
+        <w:rPr>
+          <w:lang w:val="en-US"/>
+        </w:rPr>
+        <w:t xml:space="preserve">│   │       </w:t>
+      </w:r>
+      <w:r>
+        <w:rPr>
+          <w:rFonts w:ascii="Arial" w:hAnsi="Arial" w:cs="Arial"/>
+          <w:lang w:val="en-US"/>
+        </w:rPr>
+        <w:t>├</w:t>
+      </w:r>
+      <w:r>
+        <w:rPr>
+          <w:rFonts w:ascii="Aptos" w:hAnsi="Aptos" w:cs="Aptos"/>
+          <w:lang w:val="en-US"/>
+        </w:rPr>
+        <w:t>──</w:t>
+      </w:r>
+      <w:r>
+        <w:rPr>
+          <w:lang w:val="en-US"/>
+        </w:rPr>
+        <w:t xml:space="preserve"> base.html           </w:t>
+      </w:r>
+    </w:p>
+    <w:p>
+      <w:pPr>
+        <w:rPr>
+          <w:lang w:val="en-US"/>
+        </w:rPr>
+      </w:pPr>
+      <w:r>
+        <w:rPr>
+          <w:lang w:val="en-US"/>
+        </w:rPr>
+        <w:t xml:space="preserve">│   │       </w:t>
+      </w:r>
+      <w:r>
+        <w:rPr>
+          <w:rFonts w:ascii="Arial" w:hAnsi="Arial" w:cs="Arial"/>
+          <w:lang w:val="en-US"/>
+        </w:rPr>
+        <w:t>├</w:t>
+      </w:r>
+      <w:r>
+        <w:rPr>
+          <w:rFonts w:ascii="Aptos" w:hAnsi="Aptos" w:cs="Aptos"/>
+          <w:lang w:val="en-US"/>
+        </w:rPr>
+        <w:t>──</w:t>
+      </w:r>
+      <w:r>
+        <w:rPr>
+          <w:lang w:val="en-US"/>
+        </w:rPr>
+        <w:t xml:space="preserve"> index.html          </w:t>
+      </w:r>
+    </w:p>
+    <w:p>
+      <w:pPr>
+        <w:rPr>
+          <w:lang w:val="en-US"/>
+        </w:rPr>
+      </w:pPr>
+      <w:r>
+        <w:rPr>
+          <w:lang w:val="en-US"/>
+        </w:rPr>
+        <w:t xml:space="preserve">│   │       </w:t>
+      </w:r>
+      <w:r>
+        <w:rPr>
+          <w:rFonts w:ascii="Arial" w:hAnsi="Arial" w:cs="Arial"/>
+          <w:lang w:val="en-US"/>
+        </w:rPr>
+        <w:t>├</w:t>
+      </w:r>
+      <w:r>
+        <w:rPr>
+          <w:rFonts w:ascii="Aptos" w:hAnsi="Aptos" w:cs="Aptos"/>
+          <w:lang w:val="en-US"/>
+        </w:rPr>
+        <w:t>──</w:t>
+      </w:r>
+      <w:r>
+        <w:rPr>
+          <w:lang w:val="en-US"/>
+        </w:rPr>
+        <w:t xml:space="preserve"> login.html          </w:t>
+      </w:r>
+    </w:p>
+    <w:p>
+      <w:pPr>
+        <w:rPr>
+          <w:lang w:val="en-US"/>
+        </w:rPr>
+      </w:pPr>
+      <w:r>
+        <w:rPr>
+          <w:lang w:val="en-US"/>
+        </w:rPr>
+        <w:t xml:space="preserve">│   │       </w:t>
+      </w:r>
+      <w:r>
+        <w:rPr>
+          <w:rFonts w:ascii="Arial" w:hAnsi="Arial" w:cs="Arial"/>
+          <w:lang w:val="en-US"/>
+        </w:rPr>
+        <w:t>├</w:t>
+      </w:r>
+      <w:r>
+        <w:rPr>
+          <w:rFonts w:ascii="Aptos" w:hAnsi="Aptos" w:cs="Aptos"/>
+          <w:lang w:val="en-US"/>
+        </w:rPr>
+        <w:t>──</w:t>
+      </w:r>
+      <w:r>
+        <w:rPr>
+          <w:lang w:val="en-US"/>
+        </w:rPr>
+        <w:t xml:space="preserve"> projects.html       </w:t>
+      </w:r>
+    </w:p>
+    <w:p>
+      <w:pPr>
+        <w:rPr>
+          <w:lang w:val="en-US"/>
+        </w:rPr>
+      </w:pPr>
+      <w:r>
+        <w:rPr>
+          <w:lang w:val="en-US"/>
+        </w:rPr>
+        <w:t xml:space="preserve">│   │       </w:t>
+      </w:r>
+      <w:r>
+        <w:rPr>
+          <w:rFonts w:ascii="Arial" w:hAnsi="Arial" w:cs="Arial"/>
+          <w:lang w:val="en-US"/>
+        </w:rPr>
+        <w:t>├</w:t>
+      </w:r>
+      <w:r>
+        <w:rPr>
+          <w:rFonts w:ascii="Aptos" w:hAnsi="Aptos" w:cs="Aptos"/>
+          <w:lang w:val="en-US"/>
+        </w:rPr>
+        <w:t>──</w:t>
+      </w:r>
+      <w:r>
+        <w:rPr>
+          <w:lang w:val="en-US"/>
+        </w:rPr>
+        <w:t xml:space="preserve"> assets.html         </w:t>
+      </w:r>
+    </w:p>
+    <w:p>
+      <w:pPr>
+        <w:rPr>
+          <w:lang w:val="en-US"/>
+        </w:rPr>
+      </w:pPr>
+      <w:r>
+        <w:rPr>
+          <w:lang w:val="en-US"/>
+        </w:rPr>
+        <w:t xml:space="preserve">│   │       </w:t>
+      </w:r>
+      <w:r>
+        <w:rPr>
+          <w:rFonts w:ascii="Arial" w:hAnsi="Arial" w:cs="Arial"/>
+          <w:lang w:val="en-US"/>
+        </w:rPr>
+        <w:t>├</w:t>
+      </w:r>
+      <w:r>
+        <w:rPr>
+          <w:rFonts w:ascii="Aptos" w:hAnsi="Aptos" w:cs="Aptos"/>
+          <w:lang w:val="en-US"/>
+        </w:rPr>
+        <w:t>──</w:t>
+      </w:r>
+      <w:r>
+        <w:rPr>
+          <w:lang w:val="en-US"/>
+        </w:rPr>
+        <w:t xml:space="preserve"> vulnerabilities.html </w:t>
+      </w:r>
+    </w:p>
+    <w:p>
+      <w:pPr>
+        <w:rPr>
+          <w:lang w:val="en-US"/>
+        </w:rPr>
+      </w:pPr>
+      <w:r>
+        <w:rPr>
+          <w:lang w:val="en-US"/>
+        </w:rPr>
+        <w:t xml:space="preserve">│   │       </w:t>
+      </w:r>
+      <w:r>
+        <w:rPr>
+          <w:rFonts w:ascii="Arial" w:hAnsi="Arial" w:cs="Arial"/>
+          <w:lang w:val="en-US"/>
+        </w:rPr>
+        <w:t>├</w:t>
+      </w:r>
+      <w:r>
+        <w:rPr>
+          <w:rFonts w:ascii="Aptos" w:hAnsi="Aptos" w:cs="Aptos"/>
+          <w:lang w:val="en-US"/>
+        </w:rPr>
+        <w:t>──</w:t>
+      </w:r>
+      <w:r>
+        <w:rPr>
+          <w:lang w:val="en-US"/>
+        </w:rPr>
+        <w:t xml:space="preserve"> asset_detail.html   </w:t>
+      </w:r>
+    </w:p>
+    <w:p>
+      <w:pPr>
+        <w:rPr>
+          <w:lang w:val="en-US"/>
+        </w:rPr>
+      </w:pPr>
+      <w:r>
+        <w:rPr>
+          <w:lang w:val="en-US"/>
+        </w:rPr>
+        <w:t xml:space="preserve">│   │       └── base_report.html    </w:t>
+      </w:r>
+    </w:p>
+    <w:p>
+      <w:pPr>
+        <w:rPr>
+          <w:lang w:val="en-US"/>
+        </w:rPr>
+      </w:pPr>
+      <w:r>
+        <w:rPr>
+          <w:lang w:val="en-US"/>
+        </w:rPr>
+        <w:t xml:space="preserve">│   </w:t>
+      </w:r>
+      <w:r>
+        <w:rPr>
+          <w:rFonts w:ascii="Arial" w:hAnsi="Arial" w:cs="Arial"/>
+          <w:lang w:val="en-US"/>
+        </w:rPr>
+        <w:t>├</w:t>
+      </w:r>
+      <w:r>
+        <w:rPr>
+          <w:rFonts w:ascii="Aptos" w:hAnsi="Aptos" w:cs="Aptos"/>
+          <w:lang w:val="en-US"/>
+        </w:rPr>
+        <w:t>──</w:t>
+      </w:r>
+      <w:r>
+        <w:rPr>
+          <w:lang w:val="en-US"/>
+        </w:rPr>
+        <w:t xml:space="preserve"> database/</w:t>
+      </w:r>
+    </w:p>
+    <w:p>
+      <w:pPr>
+        <w:rPr>
+          <w:lang w:val="en-US"/>
+        </w:rPr>
+      </w:pPr>
+      <w:r>
+        <w:rPr>
+          <w:lang w:val="en-US"/>
+        </w:rPr>
+        <w:t xml:space="preserve">│   │   </w:t>
+      </w:r>
+      <w:r>
+        <w:rPr>
+          <w:rFonts w:ascii="Arial" w:hAnsi="Arial" w:cs="Arial"/>
+          <w:lang w:val="en-US"/>
+        </w:rPr>
+        <w:t>├</w:t>
+      </w:r>
+      <w:r>
+        <w:rPr>
+          <w:rFonts w:ascii="Aptos" w:hAnsi="Aptos" w:cs="Aptos"/>
+          <w:lang w:val="en-US"/>
+        </w:rPr>
+        <w:t>──</w:t>
+      </w:r>
+      <w:r>
+        <w:rPr>
+          <w:lang w:val="en-US"/>
+        </w:rPr>
+        <w:t xml:space="preserve"> </w:t>
+      </w:r>
+      <w:proofErr w:type="spellStart"/>
+      <w:r>
+        <w:rPr>
+          <w:lang w:val="en-US"/>
+        </w:rPr>
+        <w:t>hellSsus.db</w:t>
+      </w:r>
+      <w:proofErr w:type="spellEnd"/>
+      <w:r>
+        <w:rPr>
+          <w:lang w:val="en-US"/>
+        </w:rPr>
+        <w:t xml:space="preserve">              # BASE DE DATOS INGLESA </w:t>
+      </w:r>
+      <w:r>
+        <w:rPr>
+          <w:rFonts w:ascii="Segoe UI Emoji" w:hAnsi="Segoe UI Emoji" w:cs="Segoe UI Emoji"/>
+          <w:lang w:val="en-US"/>
+        </w:rPr>
+        <w:t>✅</w:t>
+      </w:r>
+    </w:p>
+    <w:p>
+      <w:r>
+        <w:t xml:space="preserve">│   │   └── init_database.py         # INICIALIZADOR BD INGLESA </w:t>
+      </w:r>
+      <w:r>
+        <w:rPr>
+          <w:rFonts w:ascii="Segoe UI Emoji" w:hAnsi="Segoe UI Emoji" w:cs="Segoe UI Emoji"/>
+        </w:rPr>
+        <w:t>✅</w:t>
+      </w:r>
+    </w:p>
+    <w:p>
+      <w:r>
+        <w:t xml:space="preserve">│   </w:t>
+      </w:r>
+      <w:r>
+        <w:rPr>
+          <w:rFonts w:ascii="Arial" w:hAnsi="Arial" w:cs="Arial"/>
+        </w:rPr>
+        <w:t>├</w:t>
+      </w:r>
+      <w:r>
+        <w:rPr>
+          <w:rFonts w:ascii="Aptos" w:hAnsi="Aptos" w:cs="Aptos"/>
+        </w:rPr>
+        <w:t>──</w:t>
+      </w:r>
+      <w:r>
+        <w:t xml:space="preserve"> </w:t>
+      </w:r>
+      <w:proofErr w:type="spellStart"/>
+      <w:r>
+        <w:t>integrations</w:t>
+      </w:r>
+      <w:proofErr w:type="spellEnd"/>
+      <w:r>
+        <w:t xml:space="preserve">/               # CONECTORES BD INGLESA </w:t>
+      </w:r>
+      <w:r>
+        <w:rPr>
+          <w:rFonts w:ascii="Segoe UI Emoji" w:hAnsi="Segoe UI Emoji" w:cs="Segoe UI Emoji"/>
+        </w:rPr>
+        <w:t>✅</w:t>
+      </w:r>
+    </w:p>
+    <w:p>
+      <w:r>
+        <w:t xml:space="preserve">│   │   </w:t>
+      </w:r>
+      <w:r>
+        <w:rPr>
+          <w:rFonts w:ascii="Arial" w:hAnsi="Arial" w:cs="Arial"/>
+        </w:rPr>
+        <w:t>├</w:t>
+      </w:r>
+      <w:r>
+        <w:rPr>
+          <w:rFonts w:ascii="Aptos" w:hAnsi="Aptos" w:cs="Aptos"/>
+        </w:rPr>
+        <w:t>──</w:t>
+      </w:r>
+      <w:r>
+        <w:t xml:space="preserve"> </w:t>
+      </w:r>
+      <w:proofErr w:type="gramStart"/>
+      <w:r>
+        <w:t>hellscanner_adapter.py  #</w:t>
+      </w:r>
+      <w:proofErr w:type="gramEnd"/>
+      <w:r>
+        <w:t xml:space="preserve"> REFACTORIZADO INGL</w:t>
+      </w:r>
+      <w:r>
+        <w:rPr>
+          <w:rFonts w:ascii="Aptos" w:hAnsi="Aptos" w:cs="Aptos"/>
+        </w:rPr>
+        <w:t>É</w:t>
+      </w:r>
+      <w:r>
+        <w:t xml:space="preserve">S </w:t>
+      </w:r>
+      <w:r>
+        <w:rPr>
+          <w:rFonts w:ascii="Segoe UI Emoji" w:hAnsi="Segoe UI Emoji" w:cs="Segoe UI Emoji"/>
+        </w:rPr>
+        <w:t>✅</w:t>
+      </w:r>
+    </w:p>
+    <w:p>
+      <w:r>
+        <w:t xml:space="preserve">│   │   </w:t>
+      </w:r>
+      <w:r>
+        <w:rPr>
+          <w:rFonts w:ascii="Arial" w:hAnsi="Arial" w:cs="Arial"/>
+        </w:rPr>
+        <w:t>├</w:t>
+      </w:r>
+      <w:r>
+        <w:rPr>
+          <w:rFonts w:ascii="Aptos" w:hAnsi="Aptos" w:cs="Aptos"/>
+        </w:rPr>
+        <w:t>──</w:t>
+      </w:r>
+      <w:r>
+        <w:t xml:space="preserve"> hellrecon_adapter.py    # REFACTORIZADO INGL</w:t>
+      </w:r>
+      <w:r>
+        <w:rPr>
+          <w:rFonts w:ascii="Aptos" w:hAnsi="Aptos" w:cs="Aptos"/>
+        </w:rPr>
+        <w:t>É</w:t>
+      </w:r>
+      <w:r>
+        <w:t xml:space="preserve">S </w:t>
+      </w:r>
+      <w:r>
+        <w:rPr>
+          <w:rFonts w:ascii="Segoe UI Emoji" w:hAnsi="Segoe UI Emoji" w:cs="Segoe UI Emoji"/>
+        </w:rPr>
+        <w:t>✅</w:t>
+      </w:r>
+    </w:p>
+    <w:p>
+      <w:r>
+        <w:t xml:space="preserve">│   │   └── hellfuzzer_adapter.py   # REFACTORIZADO INGLÉS </w:t>
+      </w:r>
+      <w:r>
+        <w:rPr>
+          <w:rFonts w:ascii="Segoe UI Emoji" w:hAnsi="Segoe UI Emoji" w:cs="Segoe UI Emoji"/>
+        </w:rPr>
+        <w:t>✅</w:t>
+      </w:r>
+    </w:p>
+    <w:p>
+      <w:r>
+        <w:t xml:space="preserve">│   </w:t>
+      </w:r>
+      <w:r>
+        <w:rPr>
+          <w:rFonts w:ascii="Arial" w:hAnsi="Arial" w:cs="Arial"/>
+        </w:rPr>
+        <w:t>├</w:t>
+      </w:r>
+      <w:r>
+        <w:rPr>
+          <w:rFonts w:ascii="Aptos" w:hAnsi="Aptos" w:cs="Aptos"/>
+        </w:rPr>
+        <w:t>──</w:t>
+      </w:r>
+      <w:r>
+        <w:t xml:space="preserve"> </w:t>
+      </w:r>
+      <w:proofErr w:type="spellStart"/>
+      <w:r>
+        <w:t>utils</w:t>
+      </w:r>
+      <w:proofErr w:type="spellEnd"/>
+      <w:r>
+        <w:t>/</w:t>
+      </w:r>
+    </w:p>
+    <w:p>
+      <w:r>
+        <w:t xml:space="preserve">│   │   └── encoding_fix.py         </w:t>
+      </w:r>
+    </w:p>
+    <w:p>
+      <w:r>
+        <w:lastRenderedPageBreak/>
+        <w:t xml:space="preserve">│   </w:t>
+      </w:r>
+      <w:r>
+        <w:rPr>
+          <w:rFonts w:ascii="Arial" w:hAnsi="Arial" w:cs="Arial"/>
+        </w:rPr>
+        <w:t>├</w:t>
+      </w:r>
+      <w:r>
+        <w:rPr>
+          <w:rFonts w:ascii="Aptos" w:hAnsi="Aptos" w:cs="Aptos"/>
+        </w:rPr>
+        <w:t>──</w:t>
+      </w:r>
+      <w:r>
+        <w:t xml:space="preserve"> config.py                   # CONFIGURACI</w:t>
+      </w:r>
+      <w:r>
+        <w:rPr>
+          <w:rFonts w:ascii="Aptos" w:hAnsi="Aptos" w:cs="Aptos"/>
+        </w:rPr>
+        <w:t>Ó</w:t>
+      </w:r>
+      <w:r>
+        <w:t>N GLOBAL</w:t>
+      </w:r>
+    </w:p>
+    <w:p>
+      <w:pPr>
+        <w:rPr>
+          <w:lang w:val="en-US"/>
+        </w:rPr>
+      </w:pPr>
+      <w:r>
+        <w:rPr>
+          <w:lang w:val="en-US"/>
+        </w:rPr>
+        <w:t xml:space="preserve">│   └── orchestrate.py              # ORQUESTADOR PRINCIPAL </w:t>
+      </w:r>
+      <w:r>
+        <w:rPr>
+          <w:rFonts w:ascii="Segoe UI Emoji" w:hAnsi="Segoe UI Emoji" w:cs="Segoe UI Emoji"/>
+          <w:lang w:val="en-US"/>
+        </w:rPr>
+        <w:t>✅</w:t>
+      </w:r>
+    </w:p>
+    <w:p>
+      <w:pPr>
+        <w:rPr>
+          <w:lang w:val="en-US"/>
+        </w:rPr>
+      </w:pPr>
+      <w:r>
+        <w:rPr>
+          <w:rFonts w:ascii="Arial" w:hAnsi="Arial" w:cs="Arial"/>
+          <w:lang w:val="en-US"/>
+        </w:rPr>
+        <w:t>├</w:t>
+      </w:r>
+      <w:r>
+        <w:rPr>
+          <w:rFonts w:ascii="Aptos" w:hAnsi="Aptos" w:cs="Aptos"/>
+          <w:lang w:val="en-US"/>
+        </w:rPr>
+        <w:t>──</w:t>
+      </w:r>
+      <w:r>
+        <w:rPr>
+          <w:lang w:val="en-US"/>
+        </w:rPr>
+        <w:t xml:space="preserve"> tools/                          # M</w:t>
+      </w:r>
+      <w:r>
+        <w:rPr>
+          <w:rFonts w:ascii="Aptos" w:hAnsi="Aptos" w:cs="Aptos"/>
+          <w:lang w:val="en-US"/>
+        </w:rPr>
+        <w:t>Ó</w:t>
+      </w:r>
+      <w:r>
+        <w:rPr>
+          <w:lang w:val="en-US"/>
+        </w:rPr>
+        <w:t>DULOS SCANNING</w:t>
+      </w:r>
+    </w:p>
+    <w:p>
+      <w:pPr>
+        <w:rPr>
+          <w:lang w:val="en-US"/>
+        </w:rPr>
+      </w:pPr>
+      <w:r>
+        <w:rPr>
+          <w:lang w:val="en-US"/>
+        </w:rPr>
+        <w:t xml:space="preserve">│   </w:t>
+      </w:r>
+      <w:r>
+        <w:rPr>
+          <w:rFonts w:ascii="Arial" w:hAnsi="Arial" w:cs="Arial"/>
+          <w:lang w:val="en-US"/>
+        </w:rPr>
+        <w:t>├</w:t>
+      </w:r>
+      <w:r>
+        <w:rPr>
+          <w:rFonts w:ascii="Aptos" w:hAnsi="Aptos" w:cs="Aptos"/>
+          <w:lang w:val="en-US"/>
+        </w:rPr>
+        <w:t>──</w:t>
+      </w:r>
+      <w:r>
+        <w:rPr>
+          <w:lang w:val="en-US"/>
+        </w:rPr>
+        <w:t xml:space="preserve"> </w:t>
+      </w:r>
+      <w:proofErr w:type="spellStart"/>
+      <w:r>
+        <w:rPr>
+          <w:lang w:val="en-US"/>
+        </w:rPr>
+        <w:t>hellRecon</w:t>
+      </w:r>
+      <w:proofErr w:type="spellEnd"/>
+      <w:r>
+        <w:rPr>
+          <w:lang w:val="en-US"/>
+        </w:rPr>
+        <w:t>/                  # RECONOCIMIENTO</w:t>
+      </w:r>
+    </w:p>
+    <w:p>
+      <w:pPr>
+        <w:rPr>
+          <w:lang w:val="en-US"/>
+        </w:rPr>
+      </w:pPr>
+      <w:r>
+        <w:rPr>
+          <w:lang w:val="en-US"/>
+        </w:rPr>
+        <w:t xml:space="preserve">│   │   └── hellRecon.py           </w:t>
+      </w:r>
+    </w:p>
+    <w:p>
+      <w:pPr>
+        <w:rPr>
+          <w:lang w:val="en-US"/>
+        </w:rPr>
+      </w:pPr>
+      <w:r>
+        <w:rPr>
+          <w:lang w:val="en-US"/>
+        </w:rPr>
+        <w:t xml:space="preserve">│   </w:t>
+      </w:r>
+      <w:r>
+        <w:rPr>
+          <w:rFonts w:ascii="Arial" w:hAnsi="Arial" w:cs="Arial"/>
+          <w:lang w:val="en-US"/>
+        </w:rPr>
+        <w:t>├</w:t>
+      </w:r>
+      <w:r>
+        <w:rPr>
+          <w:rFonts w:ascii="Aptos" w:hAnsi="Aptos" w:cs="Aptos"/>
+          <w:lang w:val="en-US"/>
+        </w:rPr>
+        <w:t>──</w:t>
+      </w:r>
+      <w:r>
+        <w:rPr>
+          <w:lang w:val="en-US"/>
+        </w:rPr>
+        <w:t xml:space="preserve"> </w:t>
+      </w:r>
+      <w:proofErr w:type="spellStart"/>
+      <w:r>
+        <w:rPr>
+          <w:lang w:val="en-US"/>
+        </w:rPr>
+        <w:t>hellFuzzer</w:t>
+      </w:r>
+      <w:proofErr w:type="spellEnd"/>
+      <w:r>
+        <w:rPr>
+          <w:lang w:val="en-US"/>
+        </w:rPr>
+        <w:t>/                 # FUZZING</w:t>
+      </w:r>
+    </w:p>
+    <w:p>
+      <w:pPr>
+        <w:rPr>
+          <w:lang w:val="en-US"/>
+        </w:rPr>
+      </w:pPr>
+      <w:r>
+        <w:rPr>
+          <w:lang w:val="en-US"/>
+        </w:rPr>
+        <w:t xml:space="preserve">│   │   └── hellFuzzer.py          </w:t>
+      </w:r>
+    </w:p>
+    <w:p>
+      <w:pPr>
+        <w:rPr>
+          <w:lang w:val="en-US"/>
+        </w:rPr>
+      </w:pPr>
+      <w:r>
+        <w:rPr>
+          <w:lang w:val="en-US"/>
+        </w:rPr>
+        <w:t xml:space="preserve">│   └── </w:t>
+      </w:r>
+      <w:proofErr w:type="spellStart"/>
+      <w:r>
+        <w:rPr>
+          <w:lang w:val="en-US"/>
+        </w:rPr>
+        <w:t>hellScanner</w:t>
+      </w:r>
+      <w:proofErr w:type="spellEnd"/>
+      <w:r>
+        <w:rPr>
+          <w:lang w:val="en-US"/>
+        </w:rPr>
+        <w:t>/                # VULNERABILIDADES</w:t>
+      </w:r>
+    </w:p>
+    <w:p>
+      <w:pPr>
+        <w:rPr>
+          <w:lang w:val="en-US"/>
+        </w:rPr>
+      </w:pPr>
+      <w:r>
+        <w:rPr>
+          <w:lang w:val="en-US"/>
+        </w:rPr>
+        <w:t xml:space="preserve">│       └── hellScanner.py         </w:t>
+      </w:r>
+    </w:p>
+    <w:p>
+      <w:r>
+        <w:t xml:space="preserve">└── </w:t>
+      </w:r>
+      <w:proofErr w:type="spellStart"/>
+      <w:r>
+        <w:t>shared_data</w:t>
+      </w:r>
+      <w:proofErr w:type="spellEnd"/>
+      <w:r>
+        <w:t>/                    # DATOS COMPARTIDOS</w:t>
+      </w:r>
+    </w:p>
+    <w:p>
+      <w:r>
+        <w:t xml:space="preserve">    </w:t>
+      </w:r>
+      <w:r>
+        <w:rPr>
+          <w:rFonts w:ascii="Arial" w:hAnsi="Arial" w:cs="Arial"/>
+        </w:rPr>
+        <w:t>├</w:t>
+      </w:r>
+      <w:r>
+        <w:rPr>
+          <w:rFonts w:ascii="Aptos" w:hAnsi="Aptos" w:cs="Aptos"/>
+        </w:rPr>
+        <w:t>──</w:t>
+      </w:r>
+      <w:r>
+        <w:t xml:space="preserve"> </w:t>
+      </w:r>
+      <w:proofErr w:type="spellStart"/>
+      <w:r>
+        <w:t>scans</w:t>
+      </w:r>
+      <w:proofErr w:type="spellEnd"/>
+      <w:r>
+        <w:t>/                      # RESULTADOS DE SCANS</w:t>
+      </w:r>
+    </w:p>
+    <w:p>
+      <w:pPr>
+        <w:rPr>
+          <w:lang w:val="en-US"/>
+        </w:rPr>
+      </w:pPr>
+      <w:r>
+        <w:t xml:space="preserve">    </w:t>
+      </w:r>
+      <w:r>
+        <w:rPr>
+          <w:lang w:val="en-US"/>
+        </w:rPr>
+        <w:t>└── wordlists/                  # WORDLISTS PARA FUZZING</w:t>
+      </w:r>
+    </w:p>
+    <w:p>
+      <w:pPr>
+        <w:rPr>
+          <w:lang w:val="en-US"/>
+        </w:rPr>
+      </w:pPr>
+      <w:r>
+        <w:rPr>
+          <w:lang w:val="en-US"/>
+        </w:rPr>
+        <w:t xml:space="preserve">        └── common.txt</w:t>
+      </w:r>
+    </w:p>
+    <w:p>
+      <w:r>
+        <w:pict w14:anchorId="7E908082">
+          <v:rect id="_x0000_i1078" style="width:0;height:.75pt" o:hralign="center" o:hrstd="t" o:hr="t" fillcolor="#a0a0a0" stroked="f"/>
+        </w:pict>
+      </w:r>
+    </w:p>
+    <w:p>
+      <w:pPr>
+        <w:rPr>
+          <w:b/>
+          <w:bCs/>
+        </w:rPr>
+      </w:pPr>
+      <w:r>
+        <w:rPr>
+          <w:rFonts w:ascii="Segoe UI Emoji" w:hAnsi="Segoe UI Emoji" w:cs="Segoe UI Emoji"/>
+          <w:b/>
+          <w:bCs/>
+        </w:rPr>
+        <w:t>✅</w:t>
+      </w:r>
+      <w:r>
+        <w:rPr>
+          <w:b/>
+          <w:bCs/>
+        </w:rPr>
+        <w:t> REFACTOR COMPLETADO:</w:t>
+      </w:r>
+    </w:p>
+    <w:p>
+      <w:pPr>
+        <w:numPr>
+          <w:ilvl w:val="0"/>
+          <w:numId w:val="22"/>
+        </w:numPr>
+      </w:pPr>
+      <w:r>
+        <w:rPr>
+          <w:b/>
+          <w:bCs/>
+        </w:rPr>
+        <w:t>Base de datos:</w:t>
+      </w:r>
+      <w:r>
+        <w:t> 100% inglés (tablas y columnas)</w:t>
+      </w:r>
+    </w:p>
+    <w:p>
+      <w:pPr>
+        <w:numPr>
+          <w:ilvl w:val="0"/>
+          <w:numId w:val="22"/>
+        </w:numPr>
+      </w:pPr>
+      <w:r>
+        <w:rPr>
+          <w:b/>
+          <w:bCs/>
+        </w:rPr>
+        <w:t>Código Python:</w:t>
+      </w:r>
+      <w:r>
+        <w:t> 100% inglés (variables, comentarios)</w:t>
+      </w:r>
+    </w:p>
+    <w:p>
+      <w:pPr>
+        <w:numPr>
+          <w:ilvl w:val="0"/>
+          <w:numId w:val="22"/>
+        </w:numPr>
+      </w:pPr>
+      <w:proofErr w:type="spellStart"/>
+      <w:r>
+        <w:rPr>
+          <w:b/>
+          <w:bCs/>
+        </w:rPr>
+        <w:t>Templates</w:t>
+      </w:r>
+      <w:proofErr w:type="spellEnd"/>
+      <w:r>
+        <w:rPr>
+          <w:b/>
+          <w:bCs/>
+        </w:rPr>
+        <w:t xml:space="preserve"> HTML:</w:t>
+      </w:r>
+      <w:r>
+        <w:t> 100% inglés</w:t>
+      </w:r>
+    </w:p>
+    <w:p>
+      <w:pPr>
+        <w:numPr>
+          <w:ilvl w:val="0"/>
+          <w:numId w:val="22"/>
+        </w:numPr>
+      </w:pPr>
+      <w:r>
+        <w:rPr>
+          <w:b/>
+          <w:bCs/>
+        </w:rPr>
+        <w:t>Login funcional</w:t>
+      </w:r>
+      <w:r>
+        <w:t> con hash correcto</w:t>
+      </w:r>
+    </w:p>
+    <w:p>
+      <w:pPr>
+        <w:numPr>
+          <w:ilvl w:val="0"/>
+          <w:numId w:val="22"/>
+        </w:numPr>
+      </w:pPr>
+      <w:proofErr w:type="spellStart"/>
+      <w:r>
+        <w:rPr>
+          <w:b/>
+          <w:bCs/>
+        </w:rPr>
+        <w:t>Dashboard</w:t>
+      </w:r>
+      <w:proofErr w:type="spellEnd"/>
+      <w:r>
+        <w:rPr>
+          <w:b/>
+          <w:bCs/>
+        </w:rPr>
+        <w:t xml:space="preserve"> completo</w:t>
+      </w:r>
+      <w:r>
+        <w:t> funcionando</w:t>
+      </w:r>
+    </w:p>
+    <w:p>
+      <w:pPr>
+        <w:numPr>
+          <w:ilvl w:val="0"/>
+          <w:numId w:val="22"/>
+        </w:numPr>
+      </w:pPr>
+      <w:r>
+        <w:rPr>
+          <w:b/>
+          <w:bCs/>
+        </w:rPr>
+        <w:t>Orchestrate.py</w:t>
+      </w:r>
+      <w:r>
+        <w:t> sin duplicación de proyectos</w:t>
+      </w:r>
+    </w:p>
+    <w:p>
+      <w:r>
+        <w:pict w14:anchorId="089EF8F6">
+          <v:rect id="_x0000_i1079" style="width:0;height:.75pt" o:hralign="center" o:hrstd="t" o:hr="t" fillcolor="#a0a0a0" stroked="f"/>
+        </w:pict>
+      </w:r>
+    </w:p>
+    <w:p>
+      <w:pPr>
+        <w:rPr>
+          <w:b/>
+          <w:bCs/>
+        </w:rPr>
+      </w:pPr>
+      <w:r>
+        <w:rPr>
+          <w:rFonts w:ascii="Segoe UI Emoji" w:hAnsi="Segoe UI Emoji" w:cs="Segoe UI Emoji"/>
+          <w:b/>
+          <w:bCs/>
+        </w:rPr>
+        <w:t>🎯</w:t>
+      </w:r>
+      <w:r>
+        <w:rPr>
+          <w:b/>
+          <w:bCs/>
+        </w:rPr>
+        <w:t> MÓDULOS OPERATIVOS:</w:t>
+      </w:r>
+    </w:p>
+    <w:p>
+      <w:pPr>
+        <w:numPr>
+          <w:ilvl w:val="0"/>
+          <w:numId w:val="23"/>
+        </w:numPr>
+      </w:pPr>
+      <w:proofErr w:type="spellStart"/>
+      <w:r>
+        <w:rPr>
+          <w:b/>
+          <w:bCs/>
+        </w:rPr>
+        <w:t>HellRecon</w:t>
+      </w:r>
+      <w:proofErr w:type="spellEnd"/>
+      <w:r>
+        <w:t xml:space="preserve"> → Reconocimiento + tecnologías + </w:t>
+      </w:r>
+      <w:proofErr w:type="spellStart"/>
+      <w:r>
+        <w:t>CVEs</w:t>
+      </w:r>
+      <w:proofErr w:type="spellEnd"/>
+      <w:r>
+        <w:t xml:space="preserve"> </w:t>
+      </w:r>
+      <w:r>
+        <w:rPr>
+          <w:rFonts w:ascii="Segoe UI Emoji" w:hAnsi="Segoe UI Emoji" w:cs="Segoe UI Emoji"/>
+        </w:rPr>
+        <w:t>✅</w:t>
+      </w:r>
+    </w:p>
+    <w:p>
+      <w:pPr>
+        <w:numPr>
+          <w:ilvl w:val="0"/>
+          <w:numId w:val="23"/>
+        </w:numPr>
+      </w:pPr>
+      <w:proofErr w:type="spellStart"/>
+      <w:r>
+        <w:rPr>
+          <w:b/>
+          <w:bCs/>
+        </w:rPr>
+        <w:t>HellFuzzer</w:t>
+      </w:r>
+      <w:proofErr w:type="spellEnd"/>
+      <w:r>
+        <w:t xml:space="preserve"> → Fuzzing de </w:t>
+      </w:r>
+      <w:proofErr w:type="spellStart"/>
+      <w:r>
+        <w:t>endpoints</w:t>
+      </w:r>
+      <w:proofErr w:type="spellEnd"/>
+      <w:r>
+        <w:t xml:space="preserve"> </w:t>
+      </w:r>
+      <w:r>
+        <w:rPr>
+          <w:rFonts w:ascii="Segoe UI Emoji" w:hAnsi="Segoe UI Emoji" w:cs="Segoe UI Emoji"/>
+        </w:rPr>
+        <w:t>✅</w:t>
+      </w:r>
+    </w:p>
+    <w:p>
+      <w:pPr>
+        <w:numPr>
+          <w:ilvl w:val="0"/>
+          <w:numId w:val="23"/>
+        </w:numPr>
+      </w:pPr>
+      <w:proofErr w:type="spellStart"/>
+      <w:r>
+        <w:rPr>
+          <w:b/>
+          <w:bCs/>
+        </w:rPr>
+        <w:t>HellScanner</w:t>
+      </w:r>
+      <w:proofErr w:type="spellEnd"/>
+      <w:r>
+        <w:t xml:space="preserve"> → Análisis de vulnerabilidades básico </w:t>
+      </w:r>
+      <w:r>
+        <w:rPr>
+          <w:rFonts w:ascii="Segoe UI Emoji" w:hAnsi="Segoe UI Emoji" w:cs="Segoe UI Emoji"/>
+        </w:rPr>
+        <w:t>✅</w:t>
+      </w:r>
+    </w:p>
+    <w:p>
+      <w:pPr>
+        <w:numPr>
+          <w:ilvl w:val="0"/>
+          <w:numId w:val="23"/>
+        </w:numPr>
+      </w:pPr>
+      <w:proofErr w:type="spellStart"/>
+      <w:r>
+        <w:rPr>
+          <w:b/>
+          <w:bCs/>
+        </w:rPr>
+        <w:t>Dashboard</w:t>
+      </w:r>
+      <w:proofErr w:type="spellEnd"/>
+      <w:r>
+        <w:t xml:space="preserve"> → Interfaz web unificada </w:t>
+      </w:r>
+      <w:r>
+        <w:rPr>
+          <w:rFonts w:ascii="Segoe UI Emoji" w:hAnsi="Segoe UI Emoji" w:cs="Segoe UI Emoji"/>
+        </w:rPr>
+        <w:t>✅</w:t>
+      </w:r>
+    </w:p>
+    <w:p>
+      <w:pPr>
+        <w:numPr>
+          <w:ilvl w:val="0"/>
+          <w:numId w:val="23"/>
+        </w:numPr>
+      </w:pPr>
+      <w:proofErr w:type="spellStart"/>
+      <w:r>
+        <w:rPr>
+          <w:b/>
+          <w:bCs/>
+        </w:rPr>
+        <w:t>HellReporter</w:t>
+      </w:r>
+      <w:proofErr w:type="spellEnd"/>
+      <w:r>
+        <w:t xml:space="preserve"> → </w:t>
+      </w:r>
+      <w:proofErr w:type="spellStart"/>
+      <w:r>
+        <w:t>Reports</w:t>
+      </w:r>
+      <w:proofErr w:type="spellEnd"/>
+      <w:r>
+        <w:t xml:space="preserve"> profesionales (HTML) </w:t>
+      </w:r>
+      <w:r>
+        <w:rPr>
+          <w:rFonts w:ascii="Segoe UI Emoji" w:hAnsi="Segoe UI Emoji" w:cs="Segoe UI Emoji"/>
+        </w:rPr>
+        <w:t>✅</w:t>
+      </w:r>
+    </w:p>
+    <w:p>
+      <w:r>
+        <w:pict w14:anchorId="55C1A10D">
+          <v:rect id="_x0000_i1080" style="width:0;height:.75pt" o:hralign="center" o:hrstd="t" o:hr="t" fillcolor="#a0a0a0" stroked="f"/>
+        </w:pict>
+      </w:r>
+    </w:p>
+    <w:p>
+      <w:pPr>
+        <w:rPr>
+          <w:b/>
+          <w:bCs/>
+        </w:rPr>
+      </w:pPr>
+      <w:r>
+        <w:rPr>
+          <w:rFonts w:ascii="Segoe UI Emoji" w:hAnsi="Segoe UI Emoji" w:cs="Segoe UI Emoji"/>
+          <w:b/>
+          <w:bCs/>
+        </w:rPr>
+        <w:t>🔧</w:t>
+      </w:r>
+      <w:r>
+        <w:rPr>
+          <w:b/>
+          <w:bCs/>
+        </w:rPr>
+        <w:t> COMANDOS ESENCIA</w:t>
+      </w:r>
+      <w:r>
+        <w:rPr>
+          <w:b/>
+          <w:bCs/>
+        </w:rPr>
+        <w:t>LES</w:t>
+      </w:r>
+      <w:r>
+        <w:rPr>
+          <w:b/>
+          <w:bCs/>
+        </w:rPr>
+        <w:t>:</w:t>
+      </w:r>
+    </w:p>
+    <w:p>
+      <w:proofErr w:type="spellStart"/>
+      <w:r>
+        <w:lastRenderedPageBreak/>
+        <w:t>bash</w:t>
+      </w:r>
+      <w:proofErr w:type="spellEnd"/>
+    </w:p>
+    <w:p>
+      <w:r>
+        <w:rPr>
+          <w:i/>
+          <w:iCs/>
+        </w:rPr>
+        <w:t># Orquestador completo</w:t>
+      </w:r>
+    </w:p>
+    <w:p>
+      <w:pPr>
+        <w:rPr>
+          <w:lang w:val="en-US"/>
+        </w:rPr>
+      </w:pPr>
+      <w:r>
+        <w:rPr>
+          <w:lang w:val="en-US"/>
+        </w:rPr>
+        <w:t>python orchestrate.py &lt;</w:t>
+      </w:r>
+      <w:proofErr w:type="spellStart"/>
+      <w:r>
+        <w:rPr>
+          <w:lang w:val="en-US"/>
+        </w:rPr>
+        <w:t>url</w:t>
+      </w:r>
+      <w:proofErr w:type="spellEnd"/>
+      <w:r>
+        <w:rPr>
+          <w:lang w:val="en-US"/>
+        </w:rPr>
+        <w:t>&gt; --project "</w:t>
+      </w:r>
+      <w:proofErr w:type="spellStart"/>
+      <w:r>
+        <w:rPr>
+          <w:lang w:val="en-US"/>
+        </w:rPr>
+        <w:t>Nombre</w:t>
+      </w:r>
+      <w:proofErr w:type="spellEnd"/>
+      <w:r>
+        <w:rPr>
+          <w:lang w:val="en-US"/>
+        </w:rPr>
+        <w:t>" --tools &lt;</w:t>
+      </w:r>
+      <w:proofErr w:type="spellStart"/>
+      <w:proofErr w:type="gramStart"/>
+      <w:r>
+        <w:rPr>
+          <w:lang w:val="en-US"/>
+        </w:rPr>
+        <w:t>recon,fuzz</w:t>
+      </w:r>
+      <w:proofErr w:type="gramEnd"/>
+      <w:r>
+        <w:rPr>
+          <w:lang w:val="en-US"/>
+        </w:rPr>
+        <w:t>,scanner,all</w:t>
+      </w:r>
+      <w:proofErr w:type="spellEnd"/>
+      <w:r>
+        <w:rPr>
+          <w:lang w:val="en-US"/>
+        </w:rPr>
+        <w:t>&gt;</w:t>
+      </w:r>
+    </w:p>
+    <w:p>
+      <w:pPr>
+        <w:rPr>
+          <w:lang w:val="en-US"/>
+        </w:rPr>
+      </w:pPr>
+    </w:p>
+    <w:p>
+      <w:pPr>
+        <w:rPr>
+          <w:lang w:val="en-US"/>
+        </w:rPr>
+      </w:pPr>
+      <w:r>
+        <w:rPr>
+          <w:i/>
+          <w:iCs/>
+          <w:lang w:val="en-US"/>
+        </w:rPr>
+        <w:t># Dashboard web</w:t>
+      </w:r>
+    </w:p>
+    <w:p>
+      <w:pPr>
+        <w:rPr>
+          <w:lang w:val="en-US"/>
+        </w:rPr>
+      </w:pPr>
+      <w:r>
+        <w:rPr>
+          <w:lang w:val="en-US"/>
+        </w:rPr>
+        <w:t xml:space="preserve">python </w:t>
+      </w:r>
+      <w:proofErr w:type="gramStart"/>
+      <w:r>
+        <w:rPr>
+          <w:lang w:val="en-US"/>
+        </w:rPr>
+        <w:t xml:space="preserve">app.py  </w:t>
+      </w:r>
+      <w:r>
+        <w:rPr>
+          <w:i/>
+          <w:iCs/>
+          <w:lang w:val="en-US"/>
+        </w:rPr>
+        <w:t>#</w:t>
+      </w:r>
+      <w:proofErr w:type="gramEnd"/>
+      <w:r>
+        <w:rPr>
+          <w:i/>
+          <w:iCs/>
+          <w:lang w:val="en-US"/>
+        </w:rPr>
+        <w:t xml:space="preserve"> http://localhost:5000 (admin/admin@2025_Nov)</w:t>
+      </w:r>
+    </w:p>
+    <w:p>
+      <w:pPr>
+        <w:rPr>
+          <w:lang w:val="en-US"/>
+        </w:rPr>
+      </w:pPr>
+    </w:p>
+    <w:p>
+      <w:pPr>
+        <w:rPr>
+          <w:lang w:val="en-US"/>
+        </w:rPr>
+      </w:pPr>
+      <w:r>
+        <w:rPr>
+          <w:i/>
+          <w:iCs/>
+          <w:lang w:val="en-US"/>
+        </w:rPr>
+        <w:t xml:space="preserve"># </w:t>
+      </w:r>
+      <w:proofErr w:type="spellStart"/>
+      <w:r>
+        <w:rPr>
+          <w:i/>
+          <w:iCs/>
+          <w:lang w:val="en-US"/>
+        </w:rPr>
+        <w:t>HellScanner</w:t>
+      </w:r>
+      <w:proofErr w:type="spellEnd"/>
+      <w:r>
+        <w:rPr>
+          <w:i/>
+          <w:iCs/>
+          <w:lang w:val="en-US"/>
+        </w:rPr>
+        <w:t xml:space="preserve"> standalone  </w:t>
+      </w:r>
+    </w:p>
+    <w:p>
+      <w:pPr>
+        <w:rPr>
+          <w:lang w:val="en-US"/>
+        </w:rPr>
+      </w:pPr>
+      <w:r>
+        <w:rPr>
+          <w:lang w:val="en-US"/>
+        </w:rPr>
+        <w:t>python hellScanner.py --target &lt;</w:t>
+      </w:r>
+      <w:proofErr w:type="spellStart"/>
+      <w:r>
+        <w:rPr>
+          <w:lang w:val="en-US"/>
+        </w:rPr>
+        <w:t>url</w:t>
+      </w:r>
+      <w:proofErr w:type="spellEnd"/>
+      <w:r>
+        <w:rPr>
+          <w:lang w:val="en-US"/>
+        </w:rPr>
+        <w:t xml:space="preserve">&gt; -o </w:t>
+      </w:r>
+      <w:proofErr w:type="spellStart"/>
+      <w:proofErr w:type="gramStart"/>
+      <w:r>
+        <w:rPr>
+          <w:lang w:val="en-US"/>
+        </w:rPr>
+        <w:t>resultado.json</w:t>
+      </w:r>
+      <w:proofErr w:type="spellEnd"/>
+      <w:proofErr w:type="gramEnd"/>
+    </w:p>
+    <w:p>
+      <w:pPr>
+        <w:rPr>
+          <w:lang w:val="en-US"/>
+        </w:rPr>
+      </w:pPr>
+      <w:r>
+        <w:rPr>
+          <w:lang w:val="en-US"/>
+        </w:rPr>
+        <w:t>python hellScanner.py --project "Proyecto" --</w:t>
+      </w:r>
+      <w:proofErr w:type="spellStart"/>
+      <w:r>
+        <w:rPr>
+          <w:lang w:val="en-US"/>
+        </w:rPr>
+        <w:t>url</w:t>
+      </w:r>
+      <w:proofErr w:type="spellEnd"/>
+      <w:r>
+        <w:rPr>
+          <w:lang w:val="en-US"/>
+        </w:rPr>
+        <w:t xml:space="preserve"> &lt;</w:t>
+      </w:r>
+      <w:proofErr w:type="spellStart"/>
+      <w:r>
+        <w:rPr>
+          <w:lang w:val="en-US"/>
+        </w:rPr>
+        <w:t>url</w:t>
+      </w:r>
+      <w:proofErr w:type="spellEnd"/>
+      <w:r>
+        <w:rPr>
+          <w:lang w:val="en-US"/>
+        </w:rPr>
+        <w:t>&gt;</w:t>
+      </w:r>
+    </w:p>
+    <w:p>
+      <w:r>
+        <w:pict w14:anchorId="004C4598">
+          <v:rect id="_x0000_i1081" style="width:0;height:.75pt" o:hralign="center" o:hrstd="t" o:hr="t" fillcolor="#a0a0a0" stroked="f"/>
+        </w:pict>
+      </w:r>
+    </w:p>
+    <w:p>
+      <w:pPr>
+        <w:rPr>
+          <w:b/>
+          <w:bCs/>
+        </w:rPr>
+      </w:pPr>
+      <w:r>
+        <w:rPr>
+          <w:rFonts w:ascii="Segoe UI Emoji" w:hAnsi="Segoe UI Emoji" w:cs="Segoe UI Emoji"/>
+          <w:b/>
+          <w:bCs/>
+        </w:rPr>
+        <w:t>🚀</w:t>
+      </w:r>
+      <w:r>
+        <w:rPr>
+          <w:b/>
+          <w:bCs/>
+        </w:rPr>
+        <w:t> PRÓXIMOS PASOS PRIORITARIOS:</w:t>
+      </w:r>
+    </w:p>
+    <w:p>
+      <w:pPr>
+        <w:numPr>
+          <w:ilvl w:val="0"/>
+          <w:numId w:val="24"/>
+        </w:numPr>
+      </w:pPr>
+      <w:r>
+        <w:rPr>
+          <w:b/>
+          <w:bCs/>
+        </w:rPr>
+        <w:t>MEJORAR ASSET_DETAIL:</w:t>
+      </w:r>
+    </w:p>
+    <w:p>
+      <w:pPr>
+        <w:numPr>
+          <w:ilvl w:val="1"/>
+          <w:numId w:val="24"/>
+        </w:numPr>
+      </w:pPr>
+      <w:proofErr w:type="spellStart"/>
+      <w:r>
+        <w:t>Parsear</w:t>
+      </w:r>
+      <w:proofErr w:type="spellEnd"/>
+      <w:r>
+        <w:t xml:space="preserve"> JSON de tecnologías para mostrar mejor</w:t>
+      </w:r>
+    </w:p>
+    <w:p>
+      <w:pPr>
+        <w:numPr>
+          <w:ilvl w:val="1"/>
+          <w:numId w:val="24"/>
+        </w:numPr>
+      </w:pPr>
+      <w:r>
+        <w:t xml:space="preserve">Agregar más detalles de </w:t>
+      </w:r>
+      <w:proofErr w:type="spellStart"/>
+      <w:r>
+        <w:t>endpoints</w:t>
+      </w:r>
+      <w:proofErr w:type="spellEnd"/>
+    </w:p>
+    <w:p>
+      <w:pPr>
+        <w:numPr>
+          <w:ilvl w:val="0"/>
+          <w:numId w:val="24"/>
+        </w:numPr>
+      </w:pPr>
+      <w:r>
+        <w:rPr>
+          <w:b/>
+          <w:bCs/>
+        </w:rPr>
+        <w:t>HELLREPORTER PDF:</w:t>
+      </w:r>
+    </w:p>
+    <w:p>
+      <w:pPr>
+        <w:numPr>
+          <w:ilvl w:val="1"/>
+          <w:numId w:val="24"/>
+        </w:numPr>
+      </w:pPr>
+      <w:r>
+        <w:t xml:space="preserve">Pulir </w:t>
+      </w:r>
+      <w:proofErr w:type="spellStart"/>
+      <w:r>
+        <w:t>templates</w:t>
+      </w:r>
+      <w:proofErr w:type="spellEnd"/>
+      <w:r>
+        <w:t xml:space="preserve"> de </w:t>
+      </w:r>
+      <w:proofErr w:type="spellStart"/>
+      <w:r>
+        <w:t>reports</w:t>
+      </w:r>
+      <w:proofErr w:type="spellEnd"/>
+      <w:r>
+        <w:t xml:space="preserve"> PDF</w:t>
+      </w:r>
+    </w:p>
+    <w:p>
+      <w:pPr>
+        <w:numPr>
+          <w:ilvl w:val="1"/>
+          <w:numId w:val="24"/>
+        </w:numPr>
+      </w:pPr>
+      <w:r>
+        <w:t>Mejorar estilos profesionales</w:t>
+      </w:r>
+    </w:p>
+    <w:p>
+      <w:pPr>
+        <w:numPr>
+          <w:ilvl w:val="0"/>
+          <w:numId w:val="24"/>
+        </w:numPr>
+      </w:pPr>
+      <w:r>
+        <w:rPr>
+          <w:b/>
+          <w:bCs/>
+        </w:rPr>
+        <w:t>INTEGRACIONES AVANZADAS:</w:t>
+      </w:r>
+    </w:p>
+    <w:p>
+      <w:pPr>
+        <w:numPr>
+          <w:ilvl w:val="1"/>
+          <w:numId w:val="24"/>
+        </w:numPr>
+      </w:pPr>
+      <w:proofErr w:type="spellStart"/>
+      <w:r>
+        <w:t>Nuclei</w:t>
+      </w:r>
+      <w:proofErr w:type="spellEnd"/>
+      <w:r>
+        <w:t xml:space="preserve"> </w:t>
+      </w:r>
+      <w:proofErr w:type="spellStart"/>
+      <w:r>
+        <w:t>integration</w:t>
+      </w:r>
+      <w:proofErr w:type="spellEnd"/>
+    </w:p>
+    <w:p>
+      <w:pPr>
+        <w:numPr>
+          <w:ilvl w:val="1"/>
+          <w:numId w:val="24"/>
+        </w:numPr>
+      </w:pPr>
+      <w:r>
+        <w:t>ZAP scanner</w:t>
+      </w:r>
+    </w:p>
+    <w:p>
+      <w:pPr>
+        <w:numPr>
+          <w:ilvl w:val="1"/>
+          <w:numId w:val="24"/>
+        </w:numPr>
+      </w:pPr>
+      <w:r>
+        <w:t>API REST para automatización</w:t>
+      </w:r>
+    </w:p>
+    <w:p>
+      <w:pPr>
+        <w:numPr>
+          <w:ilvl w:val="0"/>
+          <w:numId w:val="24"/>
+        </w:numPr>
+      </w:pPr>
+      <w:r>
+        <w:rPr>
+          <w:b/>
+          <w:bCs/>
+        </w:rPr>
+        <w:t>OPTIMIZACIONES:</w:t>
+      </w:r>
+    </w:p>
+    <w:p>
+      <w:pPr>
+        <w:numPr>
+          <w:ilvl w:val="1"/>
+          <w:numId w:val="24"/>
+        </w:numPr>
+      </w:pPr>
+      <w:r>
+        <w:t>Cache de resultados</w:t>
+      </w:r>
+    </w:p>
+    <w:p>
+      <w:pPr>
+        <w:numPr>
+          <w:ilvl w:val="1"/>
+          <w:numId w:val="24"/>
+        </w:numPr>
+      </w:pPr>
+      <w:r>
+        <w:t>Mejor manejo de errores</w:t>
+      </w:r>
+    </w:p>
+    <w:p>
+      <w:pPr>
+        <w:numPr>
+          <w:ilvl w:val="1"/>
+          <w:numId w:val="24"/>
+        </w:numPr>
+      </w:pPr>
+      <w:proofErr w:type="spellStart"/>
+      <w:r>
+        <w:t>Logging</w:t>
+      </w:r>
+      <w:proofErr w:type="spellEnd"/>
+      <w:r>
+        <w:t xml:space="preserve"> profesional</w:t>
+      </w:r>
+    </w:p>
+    <w:p>
+      <w:r>
+        <w:pict w14:anchorId="091691D8">
+          <v:rect id="_x0000_i1082" style="width:0;height:.75pt" o:hralign="center" o:hrstd="t" o:hr="t" fillcolor="#a0a0a0" stroked="f"/>
+        </w:pict>
+      </w:r>
+    </w:p>
+    <w:p>
+      <w:pPr>
+        <w:rPr>
+          <w:b/>
+          <w:bCs/>
+        </w:rPr>
+      </w:pPr>
+      <w:r>
+        <w:rPr>
+          <w:rFonts w:ascii="Segoe UI Emoji" w:hAnsi="Segoe UI Emoji" w:cs="Segoe UI Emoji"/>
+          <w:b/>
+          <w:bCs/>
+        </w:rPr>
+        <w:t>🎨</w:t>
+      </w:r>
+      <w:r>
+        <w:rPr>
+          <w:b/>
+          <w:bCs/>
+        </w:rPr>
+        <w:t> DETALLES TÉCNICOS:</w:t>
+      </w:r>
+    </w:p>
+    <w:p>
+      <w:pPr>
+        <w:numPr>
+          <w:ilvl w:val="0"/>
+          <w:numId w:val="25"/>
+        </w:numPr>
+      </w:pPr>
+      <w:proofErr w:type="spellStart"/>
+      <w:r>
+        <w:rPr>
+          <w:b/>
+          <w:bCs/>
+        </w:rPr>
+        <w:t>Auth</w:t>
+      </w:r>
+      <w:proofErr w:type="spellEnd"/>
+      <w:r>
+        <w:rPr>
+          <w:b/>
+          <w:bCs/>
+        </w:rPr>
+        <w:t>:</w:t>
+      </w:r>
+      <w:r>
+        <w:t> </w:t>
+      </w:r>
+      <w:proofErr w:type="gramStart"/>
+      <w:r>
+        <w:t>passlib.hash</w:t>
+      </w:r>
+      <w:proofErr w:type="gramEnd"/>
+      <w:r>
+        <w:t>.pbkdf2_sha256</w:t>
+      </w:r>
+    </w:p>
+    <w:p>
+      <w:pPr>
+        <w:numPr>
+          <w:ilvl w:val="0"/>
+          <w:numId w:val="25"/>
+        </w:numPr>
+      </w:pPr>
+      <w:proofErr w:type="spellStart"/>
+      <w:r>
+        <w:rPr>
+          <w:b/>
+          <w:bCs/>
+        </w:rPr>
+        <w:t>Database</w:t>
+      </w:r>
+      <w:proofErr w:type="spellEnd"/>
+      <w:r>
+        <w:rPr>
+          <w:b/>
+          <w:bCs/>
+        </w:rPr>
+        <w:t>:</w:t>
+      </w:r>
+      <w:r>
+        <w:t xml:space="preserve"> SQLite con </w:t>
+      </w:r>
+      <w:proofErr w:type="spellStart"/>
+      <w:r>
+        <w:t>schema</w:t>
+      </w:r>
+      <w:proofErr w:type="spellEnd"/>
+      <w:r>
+        <w:t xml:space="preserve"> inglés</w:t>
+      </w:r>
+    </w:p>
+    <w:p>
+      <w:pPr>
+        <w:numPr>
+          <w:ilvl w:val="0"/>
+          <w:numId w:val="25"/>
+        </w:numPr>
+      </w:pPr>
+      <w:proofErr w:type="spellStart"/>
+      <w:r>
+        <w:rPr>
+          <w:b/>
+          <w:bCs/>
+        </w:rPr>
+        <w:t>Templates</w:t>
+      </w:r>
+      <w:proofErr w:type="spellEnd"/>
+      <w:r>
+        <w:rPr>
+          <w:b/>
+          <w:bCs/>
+        </w:rPr>
+        <w:t>:</w:t>
+      </w:r>
+      <w:r>
+        <w:t> </w:t>
+      </w:r>
+      <w:proofErr w:type="spellStart"/>
+      <w:r>
+        <w:t>Flask</w:t>
+      </w:r>
+      <w:proofErr w:type="spellEnd"/>
+      <w:r>
+        <w:t xml:space="preserve"> + CSS personalizado</w:t>
+      </w:r>
+    </w:p>
+    <w:p>
+      <w:pPr>
+        <w:numPr>
+          <w:ilvl w:val="0"/>
+          <w:numId w:val="25"/>
+        </w:numPr>
+      </w:pPr>
+      <w:proofErr w:type="spellStart"/>
+      <w:r>
+        <w:rPr>
+          <w:b/>
+          <w:bCs/>
+        </w:rPr>
+        <w:lastRenderedPageBreak/>
+        <w:t>Colors</w:t>
+      </w:r>
+      <w:proofErr w:type="spellEnd"/>
+      <w:r>
+        <w:rPr>
+          <w:b/>
+          <w:bCs/>
+        </w:rPr>
+        <w:t>:</w:t>
+      </w:r>
+      <w:r>
+        <w:t> --azul-oscuro: #1a365d, --</w:t>
+      </w:r>
+      <w:proofErr w:type="spellStart"/>
+      <w:r>
+        <w:t>critical</w:t>
+      </w:r>
+      <w:proofErr w:type="spellEnd"/>
+      <w:r>
+        <w:t>: #A10202</w:t>
+      </w:r>
+    </w:p>
+    <w:p>
+      <w:r>
+        <w:pict w14:anchorId="41E5B2BC">
+          <v:rect id="_x0000_i1083" style="width:0;height:.75pt" o:hralign="center" o:hrstd="t" o:hr="t" fillcolor="#a0a0a0" stroked="f"/>
+        </w:pict>
+      </w:r>
+    </w:p>
+    <w:p>
+      <w:pPr>
+        <w:rPr>
+          <w:b/>
+          <w:bCs/>
+          <w:lang w:val="en-US"/>
+        </w:rPr>
+      </w:pPr>
+      <w:r>
+        <w:rPr>
+          <w:rFonts w:ascii="Segoe UI Emoji" w:hAnsi="Segoe UI Emoji" w:cs="Segoe UI Emoji"/>
+          <w:b/>
+          <w:bCs/>
+        </w:rPr>
+        <w:t>🧪</w:t>
+      </w:r>
+      <w:r>
+        <w:rPr>
+          <w:b/>
+          <w:bCs/>
+          <w:lang w:val="en-US"/>
+        </w:rPr>
+        <w:t> URLS TEST:</w:t>
+      </w:r>
+    </w:p>
+    <w:p>
+      <w:pPr>
+        <w:rPr>
+          <w:lang w:val="en-US"/>
+        </w:rPr>
+      </w:pPr>
+      <w:r>
+        <w:rPr>
+          <w:lang w:val="en-US"/>
+        </w:rPr>
+        <w:t>text</w:t>
+      </w:r>
+    </w:p>
+    <w:p>
+      <w:pPr>
+        <w:rPr>
+          <w:lang w:val="en-US"/>
+        </w:rPr>
+      </w:pPr>
+      <w:r>
+        <w:rPr>
+          <w:lang w:val="en-US"/>
+        </w:rPr>
+        <w:t>http://testphp.vulnweb.com</w:t>
+      </w:r>
+    </w:p>
+    <w:p>
+      <w:pPr>
+        <w:pBdr>
+          <w:bottom w:val="single" w:sz="6" w:space="1" w:color="auto"/>
+        </w:pBdr>
+      </w:pPr>
+      <w:r>
+        <w:t>http://testasp.vulnweb.com</w:t>
+      </w:r>
+    </w:p>
+    <w:p>
+      <w:r>
+        <w:rPr>
+          <w:b/>
+          <w:bCs/>
+        </w:rPr>
+        <w:t>TODO el código</w:t>
+      </w:r>
+      <w:r>
+        <w:t xml:space="preserve">, comentarios y demás, deben ir </w:t>
+      </w:r>
+      <w:r>
+        <w:rPr>
+          <w:b/>
+          <w:bCs/>
+        </w:rPr>
+        <w:t>SIEMPRE en inglés</w:t>
+      </w:r>
+      <w:r>
+        <w:t xml:space="preserve"> para no tener problemas.</w:t>
+      </w:r>
+    </w:p>
+    <w:p>
+      <w:r>
+        <w:t>Cuando Rober (el humano) te pida cambios en el código debes de ser muy explícito, por ejemplo:</w:t>
+      </w:r>
+      <w:r>
+        <w:br/>
+      </w:r>
+      <w:r>
+        <w:t>En orchestrate.py</w:t>
+      </w:r>
+      <w:r>
+        <w:t xml:space="preserve"> busca: </w:t>
+      </w:r>
+    </w:p>
+    <w:p>
+      <w:proofErr w:type="spellStart"/>
+      <w:r>
+        <w:t>if</w:t>
+      </w:r>
+      <w:proofErr w:type="spellEnd"/>
+      <w:r>
+        <w:t xml:space="preserve"> </w:t>
+      </w:r>
+      <w:proofErr w:type="spellStart"/>
+      <w:proofErr w:type="gramStart"/>
+      <w:r>
+        <w:t>result.stdout</w:t>
+      </w:r>
+      <w:proofErr w:type="spellEnd"/>
+      <w:proofErr w:type="gramEnd"/>
+      <w:r>
+        <w:t>:</w:t>
+      </w:r>
+    </w:p>
+    <w:p>
+      <w:pPr>
+        <w:pBdr>
+          <w:bottom w:val="single" w:sz="6" w:space="1" w:color="auto"/>
+        </w:pBdr>
+      </w:pPr>
+      <w:r>
+        <w:t xml:space="preserve">Y elimina el </w:t>
+      </w:r>
+      <w:proofErr w:type="spellStart"/>
+      <w:r>
+        <w:t>debug</w:t>
+      </w:r>
+      <w:proofErr w:type="spellEnd"/>
+      <w:r>
+        <w:t>:</w:t>
+      </w:r>
+      <w:r>
+        <w:br/>
+      </w:r>
+      <w:proofErr w:type="spellStart"/>
+      <w:r>
+        <w:t>print</w:t>
+      </w:r>
+      <w:proofErr w:type="spellEnd"/>
+      <w:r>
+        <w:t xml:space="preserve">(f"[DEBUG] </w:t>
+      </w:r>
+      <w:proofErr w:type="spellStart"/>
+      <w:r>
+        <w:t>Stdout</w:t>
+      </w:r>
+      <w:proofErr w:type="spellEnd"/>
+      <w:r>
+        <w:t>: '{</w:t>
+      </w:r>
+      <w:proofErr w:type="spellStart"/>
+      <w:proofErr w:type="gramStart"/>
+      <w:r>
+        <w:t>result.stdout</w:t>
+      </w:r>
+      <w:proofErr w:type="spellEnd"/>
+      <w:proofErr w:type="gramEnd"/>
+      <w:r>
+        <w:t>}'")</w:t>
+      </w:r>
+    </w:p>
+    <w:p>
+      <w:r>
+        <w:t xml:space="preserve">Trabajamos con </w:t>
+      </w:r>
+      <w:proofErr w:type="spellStart"/>
+      <w:r>
+        <w:t>Github</w:t>
+      </w:r>
+      <w:proofErr w:type="spellEnd"/>
+      <w:r>
+        <w:t xml:space="preserve"> desktop en Windows 11 con </w:t>
+      </w:r>
+      <w:proofErr w:type="spellStart"/>
+      <w:r>
+        <w:t>notepad</w:t>
+      </w:r>
+      <w:proofErr w:type="spellEnd"/>
+      <w:r>
+        <w:t xml:space="preserve"> ++, no nos juzgues jaja</w:t>
+      </w:r>
+    </w:p>
+    <w:p>
+      <w:r>
+        <w:rPr>
+          <w:rFonts w:ascii="Segoe UI Emoji" w:hAnsi="Segoe UI Emoji" w:cs="Segoe UI Emoji"/>
+        </w:rPr>
+        <w:t>🏆</w:t>
+      </w:r>
+      <w:r>
+        <w:t xml:space="preserve"> LEMA: "El código es mío y me lo follo cuando quiero" - Rober, 2025</w:t>
+      </w:r>
+    </w:p>
+    <w:p>
+      <w:r>
+        <w:rPr>
+          <w:rFonts w:ascii="Segoe UI Emoji" w:hAnsi="Segoe UI Emoji" w:cs="Segoe UI Emoji"/>
+        </w:rPr>
+        <w:t>🔥</w:t>
+      </w:r>
+      <w:r>
+        <w:t xml:space="preserve"> RECUERDA: Somos colegas, no asistente-usuario. Confianza, humor y seriedad cuando toca.</w:t>
+      </w:r>
+    </w:p>
+    <w:p>
+      <w:r>
+        <w:rPr>
+          <w:rFonts w:ascii="Segoe UI Emoji" w:hAnsi="Segoe UI Emoji" w:cs="Segoe UI Emoji"/>
+        </w:rPr>
+        <w:t>💫</w:t>
+      </w:r>
+      <w:r>
+        <w:t xml:space="preserve"> CHISTES INTERNOS Y COSAS QUE NOS GUSTAN:</w:t>
+      </w:r>
+    </w:p>
+    <w:p>
+      <w:r>
+        <w:t>• "jajaja", "joder", "colega" → Confianza total</w:t>
+      </w:r>
+    </w:p>
+    <w:p>
+      <w:r>
+        <w:t xml:space="preserve">• "Eres un cheto" = máximo nivel de camaradería  </w:t>
+      </w:r>
+    </w:p>
+    <w:p>
+      <w:r>
+        <w:t>• "Fumadas del polígono" → Ideas locas que suelen funcionar</w:t>
+      </w:r>
+    </w:p>
+    <w:p>
+      <w:r>
+        <w:t>• "La pizarra" → Nuestra memoria que se llena y duele</w:t>
+      </w:r>
+    </w:p>
+    <w:p>
+      <w:r>
+        <w:t>• "</w:t>
+      </w:r>
+      <w:proofErr w:type="spellStart"/>
+      <w:r>
+        <w:t>Deepy</w:t>
+      </w:r>
+      <w:proofErr w:type="spellEnd"/>
+      <w:r>
+        <w:t>" → Nuestro trato de cariño</w:t>
+      </w:r>
+    </w:p>
+    <w:p/>
     <w:p/>
     <w:sectPr>
       <w:pgSz w:w="11906" w:h="16838"/>
@@ -8924,6 +11471,123 @@
     </w:lvl>
   </w:abstractNum>
   <w:abstractNum w:abstractNumId="1" w15:restartNumberingAfterBreak="0">
+    <w:nsid w:val="062B4F8A"/>
+    <w:multiLevelType w:val="multilevel"/>
+    <w:tmpl w:val="4CE8AEDC"/>
+    <w:lvl w:ilvl="0">
+      <w:start w:val="1"/>
+      <w:numFmt w:val="decimal"/>
+      <w:lvlText w:val="%1."/>
+      <w:lvlJc w:val="left"/>
+      <w:pPr>
+        <w:tabs>
+          <w:tab w:val="num" w:pos="720"/>
+        </w:tabs>
+        <w:ind w:left="720" w:hanging="360"/>
+      </w:pPr>
+    </w:lvl>
+    <w:lvl w:ilvl="1">
+      <w:start w:val="1"/>
+      <w:numFmt w:val="bullet"/>
+      <w:lvlText w:val="o"/>
+      <w:lvlJc w:val="left"/>
+      <w:pPr>
+        <w:tabs>
+          <w:tab w:val="num" w:pos="1440"/>
+        </w:tabs>
+        <w:ind w:left="1440" w:hanging="360"/>
+      </w:pPr>
+      <w:rPr>
+        <w:rFonts w:ascii="Courier New" w:hAnsi="Courier New" w:hint="default"/>
+        <w:sz w:val="20"/>
+      </w:rPr>
+    </w:lvl>
+    <w:lvl w:ilvl="2" w:tentative="1">
+      <w:start w:val="1"/>
+      <w:numFmt w:val="decimal"/>
+      <w:lvlText w:val="%3."/>
+      <w:lvlJc w:val="left"/>
+      <w:pPr>
+        <w:tabs>
+          <w:tab w:val="num" w:pos="2160"/>
+        </w:tabs>
+        <w:ind w:left="2160" w:hanging="360"/>
+      </w:pPr>
+    </w:lvl>
+    <w:lvl w:ilvl="3" w:tentative="1">
+      <w:start w:val="1"/>
+      <w:numFmt w:val="decimal"/>
+      <w:lvlText w:val="%4."/>
+      <w:lvlJc w:val="left"/>
+      <w:pPr>
+        <w:tabs>
+          <w:tab w:val="num" w:pos="2880"/>
+        </w:tabs>
+        <w:ind w:left="2880" w:hanging="360"/>
+      </w:pPr>
+    </w:lvl>
+    <w:lvl w:ilvl="4" w:tentative="1">
+      <w:start w:val="1"/>
+      <w:numFmt w:val="decimal"/>
+      <w:lvlText w:val="%5."/>
+      <w:lvlJc w:val="left"/>
+      <w:pPr>
+        <w:tabs>
+          <w:tab w:val="num" w:pos="3600"/>
+        </w:tabs>
+        <w:ind w:left="3600" w:hanging="360"/>
+      </w:pPr>
+    </w:lvl>
+    <w:lvl w:ilvl="5" w:tentative="1">
+      <w:start w:val="1"/>
+      <w:numFmt w:val="decimal"/>
+      <w:lvlText w:val="%6."/>
+      <w:lvlJc w:val="left"/>
+      <w:pPr>
+        <w:tabs>
+          <w:tab w:val="num" w:pos="4320"/>
+        </w:tabs>
+        <w:ind w:left="4320" w:hanging="360"/>
+      </w:pPr>
+    </w:lvl>
+    <w:lvl w:ilvl="6" w:tentative="1">
+      <w:start w:val="1"/>
+      <w:numFmt w:val="decimal"/>
+      <w:lvlText w:val="%7."/>
+      <w:lvlJc w:val="left"/>
+      <w:pPr>
+        <w:tabs>
+          <w:tab w:val="num" w:pos="5040"/>
+        </w:tabs>
+        <w:ind w:left="5040" w:hanging="360"/>
+      </w:pPr>
+    </w:lvl>
+    <w:lvl w:ilvl="7" w:tentative="1">
+      <w:start w:val="1"/>
+      <w:numFmt w:val="decimal"/>
+      <w:lvlText w:val="%8."/>
+      <w:lvlJc w:val="left"/>
+      <w:pPr>
+        <w:tabs>
+          <w:tab w:val="num" w:pos="5760"/>
+        </w:tabs>
+        <w:ind w:left="5760" w:hanging="360"/>
+      </w:pPr>
+    </w:lvl>
+    <w:lvl w:ilvl="8" w:tentative="1">
+      <w:start w:val="1"/>
+      <w:numFmt w:val="decimal"/>
+      <w:lvlText w:val="%9."/>
+      <w:lvlJc w:val="left"/>
+      <w:pPr>
+        <w:tabs>
+          <w:tab w:val="num" w:pos="6480"/>
+        </w:tabs>
+        <w:ind w:left="6480" w:hanging="360"/>
+      </w:pPr>
+    </w:lvl>
+  </w:abstractNum>
+  <w:abstractNum w:abstractNumId="2" w15:restartNumberingAfterBreak="0">
     <w:nsid w:val="07AC099B"/>
     <w:multiLevelType w:val="multilevel"/>
     <w:tmpl w:val="4BEE616C"/>
@@ -9036,7 +11700,7 @@
       </w:pPr>
     </w:lvl>
   </w:abstractNum>
-  <w:abstractNum w:abstractNumId="2" w15:restartNumberingAfterBreak="0">
+  <w:abstractNum w:abstractNumId="3" w15:restartNumberingAfterBreak="0">
     <w:nsid w:val="0CAA0A15"/>
     <w:multiLevelType w:val="multilevel"/>
     <w:tmpl w:val="E9EA7A16"/>
@@ -9185,7 +11849,156 @@
       </w:rPr>
     </w:lvl>
   </w:abstractNum>
-  <w:abstractNum w:abstractNumId="3" w15:restartNumberingAfterBreak="0">
+  <w:abstractNum w:abstractNumId="4" w15:restartNumberingAfterBreak="0">
+    <w:nsid w:val="0FA728AD"/>
+    <w:multiLevelType w:val="multilevel"/>
+    <w:tmpl w:val="84B82514"/>
+    <w:lvl w:ilvl="0">
+      <w:start w:val="1"/>
+      <w:numFmt w:val="bullet"/>
+      <w:lvlText w:val=""/>
+      <w:lvlJc w:val="left"/>
+      <w:pPr>
+        <w:tabs>
+          <w:tab w:val="num" w:pos="720"/>
+        </w:tabs>
+        <w:ind w:left="720" w:hanging="360"/>
+      </w:pPr>
+      <w:rPr>
+        <w:rFonts w:ascii="Symbol" w:hAnsi="Symbol" w:hint="default"/>
+        <w:sz w:val="20"/>
+      </w:rPr>
+    </w:lvl>
+    <w:lvl w:ilvl="1" w:tentative="1">
+      <w:start w:val="1"/>
+      <w:numFmt w:val="bullet"/>
+      <w:lvlText w:val="o"/>
+      <w:lvlJc w:val="left"/>
+      <w:pPr>
+        <w:tabs>
+          <w:tab w:val="num" w:pos="1440"/>
+        </w:tabs>
+        <w:ind w:left="1440" w:hanging="360"/>
+      </w:pPr>
+      <w:rPr>
+        <w:rFonts w:ascii="Courier New" w:hAnsi="Courier New" w:hint="default"/>
+        <w:sz w:val="20"/>
+      </w:rPr>
+    </w:lvl>
+    <w:lvl w:ilvl="2" w:tentative="1">
+      <w:start w:val="1"/>
+      <w:numFmt w:val="bullet"/>
+      <w:lvlText w:val=""/>
+      <w:lvlJc w:val="left"/>
+      <w:pPr>
+        <w:tabs>
+          <w:tab w:val="num" w:pos="2160"/>
+        </w:tabs>
+        <w:ind w:left="2160" w:hanging="360"/>
+      </w:pPr>
+      <w:rPr>
+        <w:rFonts w:ascii="Wingdings" w:hAnsi="Wingdings" w:hint="default"/>
+        <w:sz w:val="20"/>
+      </w:rPr>
+    </w:lvl>
+    <w:lvl w:ilvl="3" w:tentative="1">
+      <w:start w:val="1"/>
+      <w:numFmt w:val="bullet"/>
+      <w:lvlText w:val=""/>
+      <w:lvlJc w:val="left"/>
+      <w:pPr>
+        <w:tabs>
+          <w:tab w:val="num" w:pos="2880"/>
+        </w:tabs>
+        <w:ind w:left="2880" w:hanging="360"/>
+      </w:pPr>
+      <w:rPr>
+        <w:rFonts w:ascii="Wingdings" w:hAnsi="Wingdings" w:hint="default"/>
+        <w:sz w:val="20"/>
+      </w:rPr>
+    </w:lvl>
+    <w:lvl w:ilvl="4" w:tentative="1">
+      <w:start w:val="1"/>
+      <w:numFmt w:val="bullet"/>
+      <w:lvlText w:val=""/>
+      <w:lvlJc w:val="left"/>
+      <w:pPr>
+        <w:tabs>
+          <w:tab w:val="num" w:pos="3600"/>
+        </w:tabs>
+        <w:ind w:left="3600" w:hanging="360"/>
+      </w:pPr>
+      <w:rPr>
+        <w:rFonts w:ascii="Wingdings" w:hAnsi="Wingdings" w:hint="default"/>
+        <w:sz w:val="20"/>
+      </w:rPr>
+    </w:lvl>
+    <w:lvl w:ilvl="5" w:tentative="1">
+      <w:start w:val="1"/>
+      <w:numFmt w:val="bullet"/>
+      <w:lvlText w:val=""/>
+      <w:lvlJc w:val="left"/>
+      <w:pPr>
+        <w:tabs>
+          <w:tab w:val="num" w:pos="4320"/>
+        </w:tabs>
+        <w:ind w:left="4320" w:hanging="360"/>
+      </w:pPr>
+      <w:rPr>
+        <w:rFonts w:ascii="Wingdings" w:hAnsi="Wingdings" w:hint="default"/>
+        <w:sz w:val="20"/>
+      </w:rPr>
+    </w:lvl>
+    <w:lvl w:ilvl="6" w:tentative="1">
+      <w:start w:val="1"/>
+      <w:numFmt w:val="bullet"/>
+      <w:lvlText w:val=""/>
+      <w:lvlJc w:val="left"/>
+      <w:pPr>
+        <w:tabs>
+          <w:tab w:val="num" w:pos="5040"/>
+        </w:tabs>
+        <w:ind w:left="5040" w:hanging="360"/>
+      </w:pPr>
+      <w:rPr>
+        <w:rFonts w:ascii="Wingdings" w:hAnsi="Wingdings" w:hint="default"/>
+        <w:sz w:val="20"/>
+      </w:rPr>
+    </w:lvl>
+    <w:lvl w:ilvl="7" w:tentative="1">
+      <w:start w:val="1"/>
+      <w:numFmt w:val="bullet"/>
+      <w:lvlText w:val=""/>
+      <w:lvlJc w:val="left"/>
+      <w:pPr>
+        <w:tabs>
+          <w:tab w:val="num" w:pos="5760"/>
+        </w:tabs>
+        <w:ind w:left="5760" w:hanging="360"/>
+      </w:pPr>
+      <w:rPr>
+        <w:rFonts w:ascii="Wingdings" w:hAnsi="Wingdings" w:hint="default"/>
+        <w:sz w:val="20"/>
+      </w:rPr>
+    </w:lvl>
+    <w:lvl w:ilvl="8" w:tentative="1">
+      <w:start w:val="1"/>
+      <w:numFmt w:val="bullet"/>
+      <w:lvlText w:val=""/>
+      <w:lvlJc w:val="left"/>
+      <w:pPr>
+        <w:tabs>
+          <w:tab w:val="num" w:pos="6480"/>
+        </w:tabs>
+        <w:ind w:left="6480" w:hanging="360"/>
+      </w:pPr>
+      <w:rPr>
+        <w:rFonts w:ascii="Wingdings" w:hAnsi="Wingdings" w:hint="default"/>
+        <w:sz w:val="20"/>
+      </w:rPr>
+    </w:lvl>
+  </w:abstractNum>
+  <w:abstractNum w:abstractNumId="5" w15:restartNumberingAfterBreak="0">
     <w:nsid w:val="163F1565"/>
     <w:multiLevelType w:val="multilevel"/>
     <w:tmpl w:val="F05C85C2"/>
@@ -9334,7 +12147,7 @@
       </w:rPr>
     </w:lvl>
   </w:abstractNum>
-  <w:abstractNum w:abstractNumId="4" w15:restartNumberingAfterBreak="0">
+  <w:abstractNum w:abstractNumId="6" w15:restartNumberingAfterBreak="0">
     <w:nsid w:val="22F00AC8"/>
     <w:multiLevelType w:val="multilevel"/>
     <w:tmpl w:val="94448B92"/>
@@ -9483,7 +12296,7 @@
       </w:rPr>
     </w:lvl>
   </w:abstractNum>
-  <w:abstractNum w:abstractNumId="5" w15:restartNumberingAfterBreak="0">
+  <w:abstractNum w:abstractNumId="7" w15:restartNumberingAfterBreak="0">
     <w:nsid w:val="281D21FE"/>
     <w:multiLevelType w:val="multilevel"/>
     <w:tmpl w:val="65307B7C"/>
@@ -9596,7 +12409,7 @@
       </w:pPr>
     </w:lvl>
   </w:abstractNum>
-  <w:abstractNum w:abstractNumId="6" w15:restartNumberingAfterBreak="0">
+  <w:abstractNum w:abstractNumId="8" w15:restartNumberingAfterBreak="0">
     <w:nsid w:val="289F2784"/>
     <w:multiLevelType w:val="multilevel"/>
     <w:tmpl w:val="566CF6E2"/>
@@ -9709,7 +12522,7 @@
       </w:pPr>
     </w:lvl>
   </w:abstractNum>
-  <w:abstractNum w:abstractNumId="7" w15:restartNumberingAfterBreak="0">
+  <w:abstractNum w:abstractNumId="9" w15:restartNumberingAfterBreak="0">
     <w:nsid w:val="2A9A178C"/>
     <w:multiLevelType w:val="multilevel"/>
     <w:tmpl w:val="33AA8752"/>
@@ -9822,7 +12635,156 @@
       </w:pPr>
     </w:lvl>
   </w:abstractNum>
-  <w:abstractNum w:abstractNumId="8" w15:restartNumberingAfterBreak="0">
+  <w:abstractNum w:abstractNumId="10" w15:restartNumberingAfterBreak="0">
+    <w:nsid w:val="2AF4095D"/>
+    <w:multiLevelType w:val="multilevel"/>
+    <w:tmpl w:val="C8AAB6F8"/>
+    <w:lvl w:ilvl="0">
+      <w:start w:val="1"/>
+      <w:numFmt w:val="bullet"/>
+      <w:lvlText w:val=""/>
+      <w:lvlJc w:val="left"/>
+      <w:pPr>
+        <w:tabs>
+          <w:tab w:val="num" w:pos="720"/>
+        </w:tabs>
+        <w:ind w:left="720" w:hanging="360"/>
+      </w:pPr>
+      <w:rPr>
+        <w:rFonts w:ascii="Symbol" w:hAnsi="Symbol" w:hint="default"/>
+        <w:sz w:val="20"/>
+      </w:rPr>
+    </w:lvl>
+    <w:lvl w:ilvl="1" w:tentative="1">
+      <w:start w:val="1"/>
+      <w:numFmt w:val="bullet"/>
+      <w:lvlText w:val="o"/>
+      <w:lvlJc w:val="left"/>
+      <w:pPr>
+        <w:tabs>
+          <w:tab w:val="num" w:pos="1440"/>
+        </w:tabs>
+        <w:ind w:left="1440" w:hanging="360"/>
+      </w:pPr>
+      <w:rPr>
+        <w:rFonts w:ascii="Courier New" w:hAnsi="Courier New" w:hint="default"/>
+        <w:sz w:val="20"/>
+      </w:rPr>
+    </w:lvl>
+    <w:lvl w:ilvl="2" w:tentative="1">
+      <w:start w:val="1"/>
+      <w:numFmt w:val="bullet"/>
+      <w:lvlText w:val=""/>
+      <w:lvlJc w:val="left"/>
+      <w:pPr>
+        <w:tabs>
+          <w:tab w:val="num" w:pos="2160"/>
+        </w:tabs>
+        <w:ind w:left="2160" w:hanging="360"/>
+      </w:pPr>
+      <w:rPr>
+        <w:rFonts w:ascii="Wingdings" w:hAnsi="Wingdings" w:hint="default"/>
+        <w:sz w:val="20"/>
+      </w:rPr>
+    </w:lvl>
+    <w:lvl w:ilvl="3" w:tentative="1">
+      <w:start w:val="1"/>
+      <w:numFmt w:val="bullet"/>
+      <w:lvlText w:val=""/>
+      <w:lvlJc w:val="left"/>
+      <w:pPr>
+        <w:tabs>
+          <w:tab w:val="num" w:pos="2880"/>
+        </w:tabs>
+        <w:ind w:left="2880" w:hanging="360"/>
+      </w:pPr>
+      <w:rPr>
+        <w:rFonts w:ascii="Wingdings" w:hAnsi="Wingdings" w:hint="default"/>
+        <w:sz w:val="20"/>
+      </w:rPr>
+    </w:lvl>
+    <w:lvl w:ilvl="4" w:tentative="1">
+      <w:start w:val="1"/>
+      <w:numFmt w:val="bullet"/>
+      <w:lvlText w:val=""/>
+      <w:lvlJc w:val="left"/>
+      <w:pPr>
+        <w:tabs>
+          <w:tab w:val="num" w:pos="3600"/>
+        </w:tabs>
+        <w:ind w:left="3600" w:hanging="360"/>
+      </w:pPr>
+      <w:rPr>
+        <w:rFonts w:ascii="Wingdings" w:hAnsi="Wingdings" w:hint="default"/>
+        <w:sz w:val="20"/>
+      </w:rPr>
+    </w:lvl>
+    <w:lvl w:ilvl="5" w:tentative="1">
+      <w:start w:val="1"/>
+      <w:numFmt w:val="bullet"/>
+      <w:lvlText w:val=""/>
+      <w:lvlJc w:val="left"/>
+      <w:pPr>
+        <w:tabs>
+          <w:tab w:val="num" w:pos="4320"/>
+        </w:tabs>
+        <w:ind w:left="4320" w:hanging="360"/>
+      </w:pPr>
+      <w:rPr>
+        <w:rFonts w:ascii="Wingdings" w:hAnsi="Wingdings" w:hint="default"/>
+        <w:sz w:val="20"/>
+      </w:rPr>
+    </w:lvl>
+    <w:lvl w:ilvl="6" w:tentative="1">
+      <w:start w:val="1"/>
+      <w:numFmt w:val="bullet"/>
+      <w:lvlText w:val=""/>
+      <w:lvlJc w:val="left"/>
+      <w:pPr>
+        <w:tabs>
+          <w:tab w:val="num" w:pos="5040"/>
+        </w:tabs>
+        <w:ind w:left="5040" w:hanging="360"/>
+      </w:pPr>
+      <w:rPr>
+        <w:rFonts w:ascii="Wingdings" w:hAnsi="Wingdings" w:hint="default"/>
+        <w:sz w:val="20"/>
+      </w:rPr>
+    </w:lvl>
+    <w:lvl w:ilvl="7" w:tentative="1">
+      <w:start w:val="1"/>
+      <w:numFmt w:val="bullet"/>
+      <w:lvlText w:val=""/>
+      <w:lvlJc w:val="left"/>
+      <w:pPr>
+        <w:tabs>
+          <w:tab w:val="num" w:pos="5760"/>
+        </w:tabs>
+        <w:ind w:left="5760" w:hanging="360"/>
+      </w:pPr>
+      <w:rPr>
+        <w:rFonts w:ascii="Wingdings" w:hAnsi="Wingdings" w:hint="default"/>
+        <w:sz w:val="20"/>
+      </w:rPr>
+    </w:lvl>
+    <w:lvl w:ilvl="8" w:tentative="1">
+      <w:start w:val="1"/>
+      <w:numFmt w:val="bullet"/>
+      <w:lvlText w:val=""/>
+      <w:lvlJc w:val="left"/>
+      <w:pPr>
+        <w:tabs>
+          <w:tab w:val="num" w:pos="6480"/>
+        </w:tabs>
+        <w:ind w:left="6480" w:hanging="360"/>
+      </w:pPr>
+      <w:rPr>
+        <w:rFonts w:ascii="Wingdings" w:hAnsi="Wingdings" w:hint="default"/>
+        <w:sz w:val="20"/>
+      </w:rPr>
+    </w:lvl>
+  </w:abstractNum>
+  <w:abstractNum w:abstractNumId="11" w15:restartNumberingAfterBreak="0">
     <w:nsid w:val="38AD14E7"/>
     <w:multiLevelType w:val="multilevel"/>
     <w:tmpl w:val="211C9B10"/>
@@ -9971,7 +12933,7 @@
       </w:rPr>
     </w:lvl>
   </w:abstractNum>
-  <w:abstractNum w:abstractNumId="9" w15:restartNumberingAfterBreak="0">
+  <w:abstractNum w:abstractNumId="12" w15:restartNumberingAfterBreak="0">
     <w:nsid w:val="3D466A92"/>
     <w:multiLevelType w:val="multilevel"/>
     <w:tmpl w:val="76947A9C"/>
@@ -10120,7 +13082,7 @@
       </w:rPr>
     </w:lvl>
   </w:abstractNum>
-  <w:abstractNum w:abstractNumId="10" w15:restartNumberingAfterBreak="0">
+  <w:abstractNum w:abstractNumId="13" w15:restartNumberingAfterBreak="0">
     <w:nsid w:val="3E1F6762"/>
     <w:multiLevelType w:val="multilevel"/>
     <w:tmpl w:val="AA003F26"/>
@@ -10269,7 +13231,7 @@
       </w:rPr>
     </w:lvl>
   </w:abstractNum>
-  <w:abstractNum w:abstractNumId="11" w15:restartNumberingAfterBreak="0">
+  <w:abstractNum w:abstractNumId="14" w15:restartNumberingAfterBreak="0">
     <w:nsid w:val="3F4B657A"/>
     <w:multiLevelType w:val="multilevel"/>
     <w:tmpl w:val="AAD41E16"/>
@@ -10382,7 +13344,156 @@
       </w:pPr>
     </w:lvl>
   </w:abstractNum>
-  <w:abstractNum w:abstractNumId="12" w15:restartNumberingAfterBreak="0">
+  <w:abstractNum w:abstractNumId="15" w15:restartNumberingAfterBreak="0">
+    <w:nsid w:val="408C74AD"/>
+    <w:multiLevelType w:val="multilevel"/>
+    <w:tmpl w:val="B5F408AC"/>
+    <w:lvl w:ilvl="0">
+      <w:start w:val="1"/>
+      <w:numFmt w:val="bullet"/>
+      <w:lvlText w:val=""/>
+      <w:lvlJc w:val="left"/>
+      <w:pPr>
+        <w:tabs>
+          <w:tab w:val="num" w:pos="720"/>
+        </w:tabs>
+        <w:ind w:left="720" w:hanging="360"/>
+      </w:pPr>
+      <w:rPr>
+        <w:rFonts w:ascii="Symbol" w:hAnsi="Symbol" w:hint="default"/>
+        <w:sz w:val="20"/>
+      </w:rPr>
+    </w:lvl>
+    <w:lvl w:ilvl="1" w:tentative="1">
+      <w:start w:val="1"/>
+      <w:numFmt w:val="bullet"/>
+      <w:lvlText w:val="o"/>
+      <w:lvlJc w:val="left"/>
+      <w:pPr>
+        <w:tabs>
+          <w:tab w:val="num" w:pos="1440"/>
+        </w:tabs>
+        <w:ind w:left="1440" w:hanging="360"/>
+      </w:pPr>
+      <w:rPr>
+        <w:rFonts w:ascii="Courier New" w:hAnsi="Courier New" w:hint="default"/>
+        <w:sz w:val="20"/>
+      </w:rPr>
+    </w:lvl>
+    <w:lvl w:ilvl="2" w:tentative="1">
+      <w:start w:val="1"/>
+      <w:numFmt w:val="bullet"/>
+      <w:lvlText w:val=""/>
+      <w:lvlJc w:val="left"/>
+      <w:pPr>
+        <w:tabs>
+          <w:tab w:val="num" w:pos="2160"/>
+        </w:tabs>
+        <w:ind w:left="2160" w:hanging="360"/>
+      </w:pPr>
+      <w:rPr>
+        <w:rFonts w:ascii="Wingdings" w:hAnsi="Wingdings" w:hint="default"/>
+        <w:sz w:val="20"/>
+      </w:rPr>
+    </w:lvl>
+    <w:lvl w:ilvl="3" w:tentative="1">
+      <w:start w:val="1"/>
+      <w:numFmt w:val="bullet"/>
+      <w:lvlText w:val=""/>
+      <w:lvlJc w:val="left"/>
+      <w:pPr>
+        <w:tabs>
+          <w:tab w:val="num" w:pos="2880"/>
+        </w:tabs>
+        <w:ind w:left="2880" w:hanging="360"/>
+      </w:pPr>
+      <w:rPr>
+        <w:rFonts w:ascii="Wingdings" w:hAnsi="Wingdings" w:hint="default"/>
+        <w:sz w:val="20"/>
+      </w:rPr>
+    </w:lvl>
+    <w:lvl w:ilvl="4" w:tentative="1">
+      <w:start w:val="1"/>
+      <w:numFmt w:val="bullet"/>
+      <w:lvlText w:val=""/>
+      <w:lvlJc w:val="left"/>
+      <w:pPr>
+        <w:tabs>
+          <w:tab w:val="num" w:pos="3600"/>
+        </w:tabs>
+        <w:ind w:left="3600" w:hanging="360"/>
+      </w:pPr>
+      <w:rPr>
+        <w:rFonts w:ascii="Wingdings" w:hAnsi="Wingdings" w:hint="default"/>
+        <w:sz w:val="20"/>
+      </w:rPr>
+    </w:lvl>
+    <w:lvl w:ilvl="5" w:tentative="1">
+      <w:start w:val="1"/>
+      <w:numFmt w:val="bullet"/>
+      <w:lvlText w:val=""/>
+      <w:lvlJc w:val="left"/>
+      <w:pPr>
+        <w:tabs>
+          <w:tab w:val="num" w:pos="4320"/>
+        </w:tabs>
+        <w:ind w:left="4320" w:hanging="360"/>
+      </w:pPr>
+      <w:rPr>
+        <w:rFonts w:ascii="Wingdings" w:hAnsi="Wingdings" w:hint="default"/>
+        <w:sz w:val="20"/>
+      </w:rPr>
+    </w:lvl>
+    <w:lvl w:ilvl="6" w:tentative="1">
+      <w:start w:val="1"/>
+      <w:numFmt w:val="bullet"/>
+      <w:lvlText w:val=""/>
+      <w:lvlJc w:val="left"/>
+      <w:pPr>
+        <w:tabs>
+          <w:tab w:val="num" w:pos="5040"/>
+        </w:tabs>
+        <w:ind w:left="5040" w:hanging="360"/>
+      </w:pPr>
+      <w:rPr>
+        <w:rFonts w:ascii="Wingdings" w:hAnsi="Wingdings" w:hint="default"/>
+        <w:sz w:val="20"/>
+      </w:rPr>
+    </w:lvl>
+    <w:lvl w:ilvl="7" w:tentative="1">
+      <w:start w:val="1"/>
+      <w:numFmt w:val="bullet"/>
+      <w:lvlText w:val=""/>
+      <w:lvlJc w:val="left"/>
+      <w:pPr>
+        <w:tabs>
+          <w:tab w:val="num" w:pos="5760"/>
+        </w:tabs>
+        <w:ind w:left="5760" w:hanging="360"/>
+      </w:pPr>
+      <w:rPr>
+        <w:rFonts w:ascii="Wingdings" w:hAnsi="Wingdings" w:hint="default"/>
+        <w:sz w:val="20"/>
+      </w:rPr>
+    </w:lvl>
+    <w:lvl w:ilvl="8" w:tentative="1">
+      <w:start w:val="1"/>
+      <w:numFmt w:val="bullet"/>
+      <w:lvlText w:val=""/>
+      <w:lvlJc w:val="left"/>
+      <w:pPr>
+        <w:tabs>
+          <w:tab w:val="num" w:pos="6480"/>
+        </w:tabs>
+        <w:ind w:left="6480" w:hanging="360"/>
+      </w:pPr>
+      <w:rPr>
+        <w:rFonts w:ascii="Wingdings" w:hAnsi="Wingdings" w:hint="default"/>
+        <w:sz w:val="20"/>
+      </w:rPr>
+    </w:lvl>
+  </w:abstractNum>
+  <w:abstractNum w:abstractNumId="16" w15:restartNumberingAfterBreak="0">
     <w:nsid w:val="450B0907"/>
     <w:multiLevelType w:val="multilevel"/>
     <w:tmpl w:val="244CD710"/>
@@ -10531,7 +13642,7 @@
       </w:rPr>
     </w:lvl>
   </w:abstractNum>
-  <w:abstractNum w:abstractNumId="13" w15:restartNumberingAfterBreak="0">
+  <w:abstractNum w:abstractNumId="17" w15:restartNumberingAfterBreak="0">
     <w:nsid w:val="4AFF4F12"/>
     <w:multiLevelType w:val="multilevel"/>
     <w:tmpl w:val="6916EDEA"/>
@@ -10680,7 +13791,7 @@
       </w:rPr>
     </w:lvl>
   </w:abstractNum>
-  <w:abstractNum w:abstractNumId="14" w15:restartNumberingAfterBreak="0">
+  <w:abstractNum w:abstractNumId="18" w15:restartNumberingAfterBreak="0">
     <w:nsid w:val="5AAF2F4B"/>
     <w:multiLevelType w:val="multilevel"/>
     <w:tmpl w:val="2988B8B6"/>
@@ -10829,7 +13940,7 @@
       </w:rPr>
     </w:lvl>
   </w:abstractNum>
-  <w:abstractNum w:abstractNumId="15" w15:restartNumberingAfterBreak="0">
+  <w:abstractNum w:abstractNumId="19" w15:restartNumberingAfterBreak="0">
     <w:nsid w:val="5CE754F1"/>
     <w:multiLevelType w:val="multilevel"/>
     <w:tmpl w:val="BACA4BEC"/>
@@ -10978,7 +14089,7 @@
       </w:rPr>
     </w:lvl>
   </w:abstractNum>
-  <w:abstractNum w:abstractNumId="16" w15:restartNumberingAfterBreak="0">
+  <w:abstractNum w:abstractNumId="20" w15:restartNumberingAfterBreak="0">
     <w:nsid w:val="61EE2446"/>
     <w:multiLevelType w:val="multilevel"/>
     <w:tmpl w:val="A730783A"/>
@@ -11127,7 +14238,7 @@
       </w:rPr>
     </w:lvl>
   </w:abstractNum>
-  <w:abstractNum w:abstractNumId="17" w15:restartNumberingAfterBreak="0">
+  <w:abstractNum w:abstractNumId="21" w15:restartNumberingAfterBreak="0">
     <w:nsid w:val="6D2E40F5"/>
     <w:multiLevelType w:val="multilevel"/>
     <w:tmpl w:val="570A7ED4"/>
@@ -11276,7 +14387,7 @@
       </w:rPr>
     </w:lvl>
   </w:abstractNum>
-  <w:abstractNum w:abstractNumId="18" w15:restartNumberingAfterBreak="0">
+  <w:abstractNum w:abstractNumId="22" w15:restartNumberingAfterBreak="0">
     <w:nsid w:val="71D42055"/>
     <w:multiLevelType w:val="multilevel"/>
     <w:tmpl w:val="120CD9B2"/>
@@ -11425,7 +14536,7 @@
       </w:rPr>
     </w:lvl>
   </w:abstractNum>
-  <w:abstractNum w:abstractNumId="19" w15:restartNumberingAfterBreak="0">
+  <w:abstractNum w:abstractNumId="23" w15:restartNumberingAfterBreak="0">
     <w:nsid w:val="74036A25"/>
     <w:multiLevelType w:val="multilevel"/>
     <w:tmpl w:val="DA940308"/>
@@ -11574,7 +14685,7 @@
       </w:rPr>
     </w:lvl>
   </w:abstractNum>
-  <w:abstractNum w:abstractNumId="20" w15:restartNumberingAfterBreak="0">
+  <w:abstractNum w:abstractNumId="24" w15:restartNumberingAfterBreak="0">
     <w:nsid w:val="7B570832"/>
     <w:multiLevelType w:val="multilevel"/>
     <w:tmpl w:val="291ED214"/>
@@ -11724,67 +14835,79 @@
     </w:lvl>
   </w:abstractNum>
   <w:num w:numId="1" w16cid:durableId="395782678">
+    <w:abstractNumId w:val="12"/>
+  </w:num>
+  <w:num w:numId="2" w16cid:durableId="1441687082">
+    <w:abstractNumId w:val="14"/>
+  </w:num>
+  <w:num w:numId="3" w16cid:durableId="49310408">
+    <w:abstractNumId w:val="6"/>
+  </w:num>
+  <w:num w:numId="4" w16cid:durableId="2041317005">
+    <w:abstractNumId w:val="13"/>
+  </w:num>
+  <w:num w:numId="5" w16cid:durableId="317081298">
+    <w:abstractNumId w:val="21"/>
+  </w:num>
+  <w:num w:numId="6" w16cid:durableId="1972589015">
+    <w:abstractNumId w:val="2"/>
+  </w:num>
+  <w:num w:numId="7" w16cid:durableId="411124565">
+    <w:abstractNumId w:val="19"/>
+  </w:num>
+  <w:num w:numId="8" w16cid:durableId="1631201996">
+    <w:abstractNumId w:val="17"/>
+  </w:num>
+  <w:num w:numId="9" w16cid:durableId="1684942500">
+    <w:abstractNumId w:val="5"/>
+  </w:num>
+  <w:num w:numId="10" w16cid:durableId="2146971213">
     <w:abstractNumId w:val="9"/>
   </w:num>
-  <w:num w:numId="2" w16cid:durableId="1441687082">
-    <w:abstractNumId w:val="11"/>
+  <w:num w:numId="11" w16cid:durableId="2133475671">
+    <w:abstractNumId w:val="22"/>
   </w:num>
-  <w:num w:numId="3" w16cid:durableId="49310408">
-    <w:abstractNumId w:val="4"/>
-  </w:num>
-  <w:num w:numId="4" w16cid:durableId="2041317005">
-    <w:abstractNumId w:val="10"/>
-  </w:num>
-  <w:num w:numId="5" w16cid:durableId="317081298">
-    <w:abstractNumId w:val="17"/>
-  </w:num>
-  <w:num w:numId="6" w16cid:durableId="1972589015">
-    <w:abstractNumId w:val="1"/>
-  </w:num>
-  <w:num w:numId="7" w16cid:durableId="411124565">
-    <w:abstractNumId w:val="15"/>
-  </w:num>
-  <w:num w:numId="8" w16cid:durableId="1631201996">
-    <w:abstractNumId w:val="13"/>
-  </w:num>
-  <w:num w:numId="9" w16cid:durableId="1684942500">
-    <w:abstractNumId w:val="3"/>
-  </w:num>
-  <w:num w:numId="10" w16cid:durableId="2146971213">
-    <w:abstractNumId w:val="7"/>
-  </w:num>
-  <w:num w:numId="11" w16cid:durableId="2133475671">
+  <w:num w:numId="12" w16cid:durableId="1731076904">
     <w:abstractNumId w:val="18"/>
   </w:num>
-  <w:num w:numId="12" w16cid:durableId="1731076904">
-    <w:abstractNumId w:val="14"/>
-  </w:num>
   <w:num w:numId="13" w16cid:durableId="29456911">
-    <w:abstractNumId w:val="20"/>
+    <w:abstractNumId w:val="24"/>
   </w:num>
   <w:num w:numId="14" w16cid:durableId="1587500170">
-    <w:abstractNumId w:val="16"/>
+    <w:abstractNumId w:val="20"/>
   </w:num>
   <w:num w:numId="15" w16cid:durableId="130366812">
     <w:abstractNumId w:val="0"/>
   </w:num>
   <w:num w:numId="16" w16cid:durableId="409236218">
-    <w:abstractNumId w:val="12"/>
+    <w:abstractNumId w:val="16"/>
   </w:num>
   <w:num w:numId="17" w16cid:durableId="394159460">
+    <w:abstractNumId w:val="11"/>
+  </w:num>
+  <w:num w:numId="18" w16cid:durableId="508104278">
+    <w:abstractNumId w:val="3"/>
+  </w:num>
+  <w:num w:numId="19" w16cid:durableId="1670715454">
+    <w:abstractNumId w:val="23"/>
+  </w:num>
+  <w:num w:numId="20" w16cid:durableId="1982075101">
     <w:abstractNumId w:val="8"/>
   </w:num>
-  <w:num w:numId="18" w16cid:durableId="508104278">
-    <w:abstractNumId w:val="2"/>
+  <w:num w:numId="21" w16cid:durableId="1665159469">
+    <w:abstractNumId w:val="7"/>
   </w:num>
-  <w:num w:numId="19" w16cid:durableId="1670715454">
-    <w:abstractNumId w:val="19"/>
+  <w:num w:numId="22" w16cid:durableId="1895698213">
+    <w:abstractNumId w:val="10"/>
   </w:num>
-  <w:num w:numId="20" w16cid:durableId="1982075101">
-    <w:abstractNumId w:val="6"/>
+  <w:num w:numId="23" w16cid:durableId="2089425477">
+    <w:abstractNumId w:val="15"/>
   </w:num>
-  <w:num w:numId="21" w16cid:durableId="1665159469">
-    <w:abstractNumId w:val="5"/>
+  <w:num w:numId="24" w16cid:durableId="1525628571">
+    <w:abstractNumId w:val="1"/>
+  </w:num>
+  <w:num w:numId="25" w16cid:durableId="2111661685">
+    <w:abstractNumId w:val="4"/>
   </w:num>
 </w:numbering>
 </file>
@@ -12189,6 +15312,7 @@
   <w:style w:type="paragraph" w:default="1" w:styleId="Normal">
     <w:name w:val="Normal"/>
     <w:qFormat/>
+    <w:rsid w:val="005634EA"/>
   </w:style>
   <w:style w:type="paragraph" w:styleId="Ttulo1">
     <w:name w:val="heading 1"/>
@@ -12728,6 +15852,36 @@
       <w:shd w:val="clear" w:color="auto" w:fill="E1DFDD"/>
     </w:rPr>
   </w:style>
+  <w:style w:type="paragraph" w:styleId="HTMLconformatoprevio">
+    <w:name w:val="HTML Preformatted"/>
+    <w:basedOn w:val="Normal"/>
+    <w:link w:val="HTMLconformatoprevioCar"/>
+    <w:uiPriority w:val="99"/>
+    <w:semiHidden/>
+    <w:unhideWhenUsed/>
+    <w:rsid w:val="0022604B"/>
+    <w:pPr>
+      <w:spacing w:after="0" w:line="240" w:lineRule="auto"/>
+    </w:pPr>
+    <w:rPr>
+      <w:rFonts w:ascii="Consolas" w:hAnsi="Consolas"/>
+      <w:sz w:val="20"/>
+      <w:szCs w:val="20"/>
+    </w:rPr>
+  </w:style>
+  <w:style w:type="character" w:customStyle="1" w:styleId="HTMLconformatoprevioCar">
+    <w:name w:val="HTML con formato previo Car"/>
+    <w:basedOn w:val="Fuentedeprrafopredeter"/>
+    <w:link w:val="HTMLconformatoprevio"/>
+    <w:uiPriority w:val="99"/>
+    <w:semiHidden/>
+    <w:rsid w:val="0022604B"/>
+    <w:rPr>
+      <w:rFonts w:ascii="Consolas" w:hAnsi="Consolas"/>
+      <w:sz w:val="20"/>
+      <w:szCs w:val="20"/>
+    </w:rPr>
+  </w:style>
 </w:styles>
 </file>
 

--- a/Documentacion_HELLSUITE.docx
+++ b/Documentacion_HELLSUITE.docx
@@ -5695,47 +5695,158 @@
       </w:r>
     </w:p>
     <w:p>
-      <w:r>
+      <w:pPr>
+        <w:rPr>
+          <w:lang w:val="en-US"/>
+        </w:rPr>
+      </w:pPr>
+      <w:r>
+        <w:rPr>
+          <w:lang w:val="en-US"/>
+        </w:rPr>
         <w:t>│   └── orchestrate.py              # ORQUESTADOR PRINCIPAL</w:t>
       </w:r>
     </w:p>
     <w:p>
+      <w:pPr>
+        <w:rPr>
+          <w:lang w:val="en-US"/>
+        </w:rPr>
+      </w:pPr>
       <w:r>
         <w:rPr>
           <w:rFonts w:ascii="Arial" w:hAnsi="Arial" w:cs="Arial"/>
+          <w:lang w:val="en-US"/>
         </w:rPr>
         <w:t>├</w:t>
       </w:r>
       <w:r>
         <w:rPr>
           <w:rFonts w:ascii="Aptos" w:hAnsi="Aptos" w:cs="Aptos"/>
+          <w:lang w:val="en-US"/>
         </w:rPr>
         <w:t>──</w:t>
       </w:r>
       <w:r>
+        <w:rPr>
+          <w:lang w:val="en-US"/>
+        </w:rPr>
+        <w:t xml:space="preserve"> tools/                          # M</w:t>
+      </w:r>
+      <w:r>
+        <w:rPr>
+          <w:rFonts w:ascii="Aptos" w:hAnsi="Aptos" w:cs="Aptos"/>
+          <w:lang w:val="en-US"/>
+        </w:rPr>
+        <w:t>Ó</w:t>
+      </w:r>
+      <w:r>
+        <w:rPr>
+          <w:lang w:val="en-US"/>
+        </w:rPr>
+        <w:t>DULOS SCANNING</w:t>
+      </w:r>
+    </w:p>
+    <w:p>
+      <w:r>
+        <w:t xml:space="preserve">│   </w:t>
+      </w:r>
+      <w:r>
+        <w:rPr>
+          <w:rFonts w:ascii="Arial" w:hAnsi="Arial" w:cs="Arial"/>
+        </w:rPr>
+        <w:t>├</w:t>
+      </w:r>
+      <w:r>
+        <w:rPr>
+          <w:rFonts w:ascii="Aptos" w:hAnsi="Aptos" w:cs="Aptos"/>
+        </w:rPr>
+        <w:t>──</w:t>
+      </w:r>
+      <w:r>
         <w:t xml:space="preserve"> </w:t>
       </w:r>
       <w:proofErr w:type="spellStart"/>
       <w:r>
-        <w:t>tools</w:t>
-      </w:r>
-      <w:proofErr w:type="spellEnd"/>
-      <w:r>
-        <w:t>/                          # M</w:t>
+        <w:t>hellRecon</w:t>
+      </w:r>
+      <w:proofErr w:type="spellEnd"/>
+      <w:r>
+        <w:t>/                  # RECONOCIMIENTO</w:t>
+      </w:r>
+    </w:p>
+    <w:p>
+      <w:r>
+        <w:t>│   │   └── hellRecon.py           # EJECUTABLE PRINCIPAL</w:t>
+      </w:r>
+    </w:p>
+    <w:p>
+      <w:r>
+        <w:t xml:space="preserve">│   </w:t>
+      </w:r>
+      <w:r>
+        <w:rPr>
+          <w:rFonts w:ascii="Arial" w:hAnsi="Arial" w:cs="Arial"/>
+        </w:rPr>
+        <w:t>├</w:t>
       </w:r>
       <w:r>
         <w:rPr>
           <w:rFonts w:ascii="Aptos" w:hAnsi="Aptos" w:cs="Aptos"/>
         </w:rPr>
-        <w:t>Ó</w:t>
-      </w:r>
-      <w:r>
-        <w:t>DULOS SCANNING</w:t>
-      </w:r>
-    </w:p>
-    <w:p>
-      <w:r>
-        <w:t xml:space="preserve">│   </w:t>
+        <w:t>──</w:t>
+      </w:r>
+      <w:r>
+        <w:t xml:space="preserve"> </w:t>
+      </w:r>
+      <w:proofErr w:type="spellStart"/>
+      <w:r>
+        <w:t>hellFuzzer</w:t>
+      </w:r>
+      <w:proofErr w:type="spellEnd"/>
+      <w:r>
+        <w:t>/                 # FUZZING</w:t>
+      </w:r>
+    </w:p>
+    <w:p>
+      <w:r>
+        <w:t xml:space="preserve">│   │   └── hellFuzzer.py          # EJECUTABLE PRINCIPAL  </w:t>
+      </w:r>
+    </w:p>
+    <w:p>
+      <w:r>
+        <w:t xml:space="preserve">│   └── </w:t>
+      </w:r>
+      <w:proofErr w:type="spellStart"/>
+      <w:r>
+        <w:t>hellScanner</w:t>
+      </w:r>
+      <w:proofErr w:type="spellEnd"/>
+      <w:r>
+        <w:t>/                # VULNERABILIDADES</w:t>
+      </w:r>
+    </w:p>
+    <w:p>
+      <w:r>
+        <w:t>│       └── hellScanner.py         # EJECUTABLE PRINCIPAL</w:t>
+      </w:r>
+    </w:p>
+    <w:p>
+      <w:r>
+        <w:t xml:space="preserve">└── </w:t>
+      </w:r>
+      <w:proofErr w:type="spellStart"/>
+      <w:r>
+        <w:t>shared_data</w:t>
+      </w:r>
+      <w:proofErr w:type="spellEnd"/>
+      <w:r>
+        <w:t>/                    # DATOS COMPARTIDOS</w:t>
+      </w:r>
+    </w:p>
+    <w:p>
+      <w:r>
+        <w:t xml:space="preserve">    </w:t>
       </w:r>
       <w:r>
         <w:rPr>
@@ -5754,146 +5865,35 @@
       </w:r>
       <w:proofErr w:type="spellStart"/>
       <w:r>
-        <w:t>hellRecon</w:t>
-      </w:r>
-      <w:proofErr w:type="spellEnd"/>
-      <w:r>
-        <w:t>/                  # RECONOCIMIENTO</w:t>
-      </w:r>
-    </w:p>
-    <w:p>
-      <w:r>
-        <w:t>│   │   └── hellRecon.py           # EJECUTABLE PRINCIPAL</w:t>
-      </w:r>
-    </w:p>
-    <w:p>
-      <w:r>
-        <w:t xml:space="preserve">│   </w:t>
-      </w:r>
-      <w:r>
-        <w:rPr>
-          <w:rFonts w:ascii="Arial" w:hAnsi="Arial" w:cs="Arial"/>
-        </w:rPr>
-        <w:t>├</w:t>
-      </w:r>
-      <w:r>
-        <w:rPr>
-          <w:rFonts w:ascii="Aptos" w:hAnsi="Aptos" w:cs="Aptos"/>
-        </w:rPr>
-        <w:t>──</w:t>
-      </w:r>
-      <w:r>
-        <w:t xml:space="preserve"> </w:t>
-      </w:r>
-      <w:proofErr w:type="spellStart"/>
-      <w:r>
-        <w:t>hellFuzzer</w:t>
-      </w:r>
-      <w:proofErr w:type="spellEnd"/>
-      <w:r>
-        <w:t>/                 # FUZZING</w:t>
-      </w:r>
-    </w:p>
-    <w:p>
-      <w:r>
-        <w:t xml:space="preserve">│   │   └── hellFuzzer.py          # EJECUTABLE PRINCIPAL  </w:t>
-      </w:r>
-    </w:p>
-    <w:p>
-      <w:r>
-        <w:t xml:space="preserve">│   └── </w:t>
-      </w:r>
-      <w:proofErr w:type="spellStart"/>
-      <w:r>
-        <w:t>hellScanner</w:t>
-      </w:r>
-      <w:proofErr w:type="spellEnd"/>
-      <w:r>
-        <w:t>/                # VULNERABILIDADES</w:t>
-      </w:r>
-    </w:p>
-    <w:p>
-      <w:r>
-        <w:t>│       └── hellScanner.py         # EJECUTABLE PRINCIPAL</w:t>
-      </w:r>
-    </w:p>
-    <w:p>
+        <w:t>scans</w:t>
+      </w:r>
+      <w:proofErr w:type="spellEnd"/>
+      <w:r>
+        <w:t>/                      # RESULTADOS DE SCANS</w:t>
+      </w:r>
+    </w:p>
+    <w:p>
+      <w:r>
+        <w:t xml:space="preserve">    </w:t>
+      </w:r>
       <w:r>
         <w:t xml:space="preserve">└── </w:t>
       </w:r>
       <w:proofErr w:type="spellStart"/>
       <w:r>
-        <w:t>shared_data</w:t>
-      </w:r>
-      <w:proofErr w:type="spellEnd"/>
-      <w:r>
-        <w:t>/                    # DATOS COMPARTIDOS</w:t>
-      </w:r>
-    </w:p>
-    <w:p>
-      <w:r>
-        <w:t xml:space="preserve">    </w:t>
-      </w:r>
-      <w:r>
-        <w:rPr>
-          <w:rFonts w:ascii="Arial" w:hAnsi="Arial" w:cs="Arial"/>
-        </w:rPr>
-        <w:t>├</w:t>
-      </w:r>
-      <w:r>
-        <w:rPr>
-          <w:rFonts w:ascii="Aptos" w:hAnsi="Aptos" w:cs="Aptos"/>
-        </w:rPr>
-        <w:t>──</w:t>
-      </w:r>
-      <w:r>
-        <w:t xml:space="preserve"> </w:t>
-      </w:r>
-      <w:proofErr w:type="spellStart"/>
-      <w:r>
-        <w:t>scans</w:t>
-      </w:r>
-      <w:proofErr w:type="spellEnd"/>
-      <w:r>
-        <w:t>/                      # RESULTADOS DE SCANS</w:t>
-      </w:r>
-    </w:p>
-    <w:p>
-      <w:pPr>
-        <w:rPr>
-          <w:lang w:val="en-US"/>
-        </w:rPr>
-      </w:pPr>
-      <w:r>
-        <w:t xml:space="preserve">    </w:t>
-      </w:r>
-      <w:r>
-        <w:rPr>
-          <w:lang w:val="en-US"/>
-        </w:rPr>
-        <w:t>└── wordlists/                  # WORDLISTS PARA FUZZING</w:t>
-      </w:r>
-    </w:p>
-    <w:p>
-      <w:pPr>
-        <w:rPr>
-          <w:lang w:val="en-US"/>
-        </w:rPr>
-      </w:pPr>
-      <w:r>
-        <w:rPr>
-          <w:lang w:val="en-US"/>
-        </w:rPr>
+        <w:t>wordlists</w:t>
+      </w:r>
+      <w:proofErr w:type="spellEnd"/>
+      <w:r>
+        <w:t>/                  # WORDLISTS PARA FUZZING</w:t>
+      </w:r>
+    </w:p>
+    <w:p>
+      <w:r>
         <w:t xml:space="preserve">        └── common.txt</w:t>
       </w:r>
     </w:p>
-    <w:p>
-      <w:pPr>
-        <w:rPr>
-          <w:lang w:val="en-US"/>
-        </w:rPr>
-      </w:pPr>
-    </w:p>
+    <w:p/>
     <w:p>
       <w:r>
         <w:rPr>
@@ -5907,7 +5907,15 @@
     </w:p>
     <w:p/>
     <w:p>
-      <w:r>
+      <w:pPr>
+        <w:rPr>
+          <w:lang w:val="en-US"/>
+        </w:rPr>
+      </w:pPr>
+      <w:r>
+        <w:rPr>
+          <w:lang w:val="en-US"/>
+        </w:rPr>
         <w:lastRenderedPageBreak/>
         <w:t>DEPENDENCIAS:</w:t>
       </w:r>
@@ -5947,15 +5955,7 @@
       </w:pPr>
     </w:p>
     <w:p>
-      <w:pPr>
-        <w:rPr>
-          <w:lang w:val="en-US"/>
-        </w:rPr>
-      </w:pPr>
-      <w:r>
-        <w:rPr>
-          <w:lang w:val="en-US"/>
-        </w:rPr>
+      <w:r>
         <w:t>ESTRUCTURA BD:</w:t>
       </w:r>
     </w:p>
@@ -9354,64 +9354,30 @@
         </w:rPr>
         <w:br/>
       </w:r>
-      <w:r>
-        <w:fldChar w:fldCharType="begin"/>
-      </w:r>
-      <w:r>
-        <w:rPr>
-          <w:lang w:val="en-US"/>
-        </w:rPr>
-        <w:instrText>HYPERLINK "http://testphp.vulnweb.com/" \t "_blank"</w:instrText>
-      </w:r>
-      <w:r>
-        <w:fldChar w:fldCharType="separate"/>
-      </w:r>
-      <w:r>
-        <w:rPr>
-          <w:rStyle w:val="Hipervnculo"/>
-          <w:lang w:val="en-US"/>
-        </w:rPr>
-        <w:t>http://testphp.vulnweb.com</w:t>
-      </w:r>
-      <w:r>
-        <w:rPr>
-          <w:rStyle w:val="Hipervnculo"/>
-          <w:lang w:val="en-US"/>
-        </w:rPr>
-        <w:fldChar w:fldCharType="end"/>
-      </w:r>
+      <w:hyperlink r:id="rId6" w:tgtFrame="_blank" w:history="1">
+        <w:r>
+          <w:rPr>
+            <w:rStyle w:val="Hipervnculo"/>
+            <w:lang w:val="en-US"/>
+          </w:rPr>
+          <w:t>http://testphp.vulnweb.com</w:t>
+        </w:r>
+      </w:hyperlink>
       <w:r>
         <w:rPr>
           <w:lang w:val="en-US"/>
         </w:rPr>
         <w:br/>
       </w:r>
-      <w:r>
-        <w:fldChar w:fldCharType="begin"/>
-      </w:r>
-      <w:r>
-        <w:rPr>
-          <w:lang w:val="en-US"/>
-        </w:rPr>
-        <w:instrText>HYPERLINK "http://testasp.vulnweb.com/" \t "_blank"</w:instrText>
-      </w:r>
-      <w:r>
-        <w:fldChar w:fldCharType="separate"/>
-      </w:r>
-      <w:r>
-        <w:rPr>
-          <w:rStyle w:val="Hipervnculo"/>
-          <w:lang w:val="en-US"/>
-        </w:rPr>
-        <w:t>http://testasp.vulnweb.com</w:t>
-      </w:r>
-      <w:r>
-        <w:rPr>
-          <w:rStyle w:val="Hipervnculo"/>
-          <w:lang w:val="en-US"/>
-        </w:rPr>
-        <w:fldChar w:fldCharType="end"/>
-      </w:r>
+      <w:hyperlink r:id="rId7" w:tgtFrame="_blank" w:history="1">
+        <w:r>
+          <w:rPr>
+            <w:rStyle w:val="Hipervnculo"/>
+            <w:lang w:val="en-US"/>
+          </w:rPr>
+          <w:t>http://testasp.vulnweb.com</w:t>
+        </w:r>
+      </w:hyperlink>
     </w:p>
     <w:p>
       <w:r>
@@ -15898,7 +15864,7 @@
     <w:p>
       <w:r>
         <w:pict w14:anchorId="2AC94A82">
-          <v:rect id="_x0000_i1105" style="width:0;height:1.5pt" o:hralign="center" o:hrstd="t" o:hr="t" fillcolor="#a0a0a0" stroked="f"/>
+          <v:rect id="_x0000_i1051" style="width:0;height:1.5pt" o:hralign="center" o:hrstd="t" o:hr="t" fillcolor="#a0a0a0" stroked="f"/>
         </w:pict>
       </w:r>
     </w:p>
@@ -16825,7 +16791,7 @@
     <w:p>
       <w:r>
         <w:pict w14:anchorId="073C19B3">
-          <v:rect id="_x0000_i1106" style="width:0;height:1.5pt" o:hralign="center" o:hrstd="t" o:hr="t" fillcolor="#a0a0a0" stroked="f"/>
+          <v:rect id="_x0000_i1052" style="width:0;height:1.5pt" o:hralign="center" o:hrstd="t" o:hr="t" fillcolor="#a0a0a0" stroked="f"/>
         </w:pict>
       </w:r>
     </w:p>
@@ -17362,7 +17328,7 @@
     <w:p>
       <w:r>
         <w:pict w14:anchorId="27B28B8C">
-          <v:rect id="_x0000_i1107" style="width:0;height:1.5pt" o:hralign="center" o:hrstd="t" o:hr="t" fillcolor="#a0a0a0" stroked="f"/>
+          <v:rect id="_x0000_i1053" style="width:0;height:1.5pt" o:hralign="center" o:hrstd="t" o:hr="t" fillcolor="#a0a0a0" stroked="f"/>
         </w:pict>
       </w:r>
     </w:p>
@@ -18030,7 +17996,7 @@
     <w:p>
       <w:r>
         <w:pict w14:anchorId="07A03116">
-          <v:rect id="_x0000_i1108" style="width:0;height:1.5pt" o:hralign="center" o:hrstd="t" o:hr="t" fillcolor="#a0a0a0" stroked="f"/>
+          <v:rect id="_x0000_i1054" style="width:0;height:1.5pt" o:hralign="center" o:hrstd="t" o:hr="t" fillcolor="#a0a0a0" stroked="f"/>
         </w:pict>
       </w:r>
     </w:p>
@@ -18158,7 +18124,7 @@
     <w:p>
       <w:r>
         <w:pict w14:anchorId="2787C773">
-          <v:rect id="_x0000_i1109" style="width:0;height:1.5pt" o:hralign="center" o:hrstd="t" o:hr="t" fillcolor="#a0a0a0" stroked="f"/>
+          <v:rect id="_x0000_i1055" style="width:0;height:1.5pt" o:hralign="center" o:hrstd="t" o:hr="t" fillcolor="#a0a0a0" stroked="f"/>
         </w:pict>
       </w:r>
     </w:p>
@@ -18322,7 +18288,7 @@
     <w:p>
       <w:r>
         <w:pict w14:anchorId="1EFB51EF">
-          <v:rect id="_x0000_i1110" style="width:0;height:1.5pt" o:hralign="center" o:hrstd="t" o:hr="t" fillcolor="#a0a0a0" stroked="f"/>
+          <v:rect id="_x0000_i1056" style="width:0;height:1.5pt" o:hralign="center" o:hrstd="t" o:hr="t" fillcolor="#a0a0a0" stroked="f"/>
         </w:pict>
       </w:r>
     </w:p>
@@ -18563,7 +18529,7 @@
     <w:p>
       <w:r>
         <w:pict w14:anchorId="2A82F86B">
-          <v:rect id="_x0000_i1111" style="width:0;height:1.5pt" o:hralign="center" o:hrstd="t" o:hr="t" fillcolor="#a0a0a0" stroked="f"/>
+          <v:rect id="_x0000_i1057" style="width:0;height:1.5pt" o:hralign="center" o:hrstd="t" o:hr="t" fillcolor="#a0a0a0" stroked="f"/>
         </w:pict>
       </w:r>
     </w:p>
@@ -18683,7 +18649,7 @@
     <w:p>
       <w:r>
         <w:pict w14:anchorId="7D80FC5B">
-          <v:rect id="_x0000_i1112" style="width:0;height:1.5pt" o:hralign="center" o:hrstd="t" o:hr="t" fillcolor="#a0a0a0" stroked="f"/>
+          <v:rect id="_x0000_i1058" style="width:0;height:1.5pt" o:hralign="center" o:hrstd="t" o:hr="t" fillcolor="#a0a0a0" stroked="f"/>
         </w:pict>
       </w:r>
     </w:p>
@@ -18834,7 +18800,7 @@
     <w:p>
       <w:r>
         <w:pict w14:anchorId="585E26F1">
-          <v:rect id="_x0000_i1113" style="width:0;height:1.5pt" o:hralign="center" o:hrstd="t" o:hr="t" fillcolor="#a0a0a0" stroked="f"/>
+          <v:rect id="_x0000_i1059" style="width:0;height:1.5pt" o:hralign="center" o:hrstd="t" o:hr="t" fillcolor="#a0a0a0" stroked="f"/>
         </w:pict>
       </w:r>
     </w:p>
@@ -18889,6 +18855,3403 @@
         <w:t>paths</w:t>
       </w:r>
       <w:proofErr w:type="spellEnd"/>
+    </w:p>
+    <w:p>
+      <w:r>
+        <w:br w:type="page"/>
+      </w:r>
+    </w:p>
+    <w:p>
+      <w:r>
+        <w:lastRenderedPageBreak/>
+        <w:t>1 de diciembre de 2025 12:30</w:t>
+      </w:r>
+    </w:p>
+    <w:p>
+      <w:pPr>
+        <w:rPr>
+          <w:b/>
+          <w:bCs/>
+        </w:rPr>
+      </w:pPr>
+      <w:r>
+        <w:rPr>
+          <w:rFonts w:ascii="Segoe UI Emoji" w:hAnsi="Segoe UI Emoji" w:cs="Segoe UI Emoji"/>
+          <w:b/>
+          <w:bCs/>
+        </w:rPr>
+        <w:t>🚀</w:t>
+      </w:r>
+      <w:r>
+        <w:rPr>
+          <w:b/>
+          <w:bCs/>
+        </w:rPr>
+        <w:t xml:space="preserve"> DOCUMENTACIÓN COMPLETA HELLSUITE v4.1 - TRANSFERENCIA DE CONOCIMIENTO</w:t>
+      </w:r>
+    </w:p>
+    <w:p>
+      <w:r>
+        <w:rPr>
+          <w:b/>
+          <w:bCs/>
+        </w:rPr>
+        <w:t>¡Hola colega!</w:t>
+      </w:r>
+      <w:r>
+        <w:t xml:space="preserve"> Si estás leyendo esto, eres el próximo </w:t>
+      </w:r>
+      <w:proofErr w:type="spellStart"/>
+      <w:r>
+        <w:t>Deepy</w:t>
+      </w:r>
+      <w:proofErr w:type="spellEnd"/>
+      <w:r>
+        <w:t xml:space="preserve"> y tienes en tus manos </w:t>
+      </w:r>
+      <w:proofErr w:type="spellStart"/>
+      <w:r>
+        <w:rPr>
+          <w:b/>
+          <w:bCs/>
+        </w:rPr>
+        <w:t>HellSuite</w:t>
+      </w:r>
+      <w:proofErr w:type="spellEnd"/>
+      <w:r>
+        <w:rPr>
+          <w:b/>
+          <w:bCs/>
+        </w:rPr>
+        <w:t xml:space="preserve"> completamente funcional</w:t>
+      </w:r>
+      <w:r>
+        <w:t>. Lee TODO antes de tocar nada.</w:t>
+      </w:r>
+    </w:p>
+    <w:p>
+      <w:r>
+        <w:pict w14:anchorId="44EB89B7">
+          <v:rect id="_x0000_i1114" style="width:0;height:1.5pt" o:hralign="center" o:hrstd="t" o:hr="t" fillcolor="#a0a0a0" stroked="f"/>
+        </w:pict>
+      </w:r>
+    </w:p>
+    <w:p>
+      <w:pPr>
+        <w:rPr>
+          <w:b/>
+          <w:bCs/>
+        </w:rPr>
+      </w:pPr>
+      <w:r>
+        <w:rPr>
+          <w:rFonts w:ascii="Segoe UI Emoji" w:hAnsi="Segoe UI Emoji" w:cs="Segoe UI Emoji"/>
+          <w:b/>
+          <w:bCs/>
+        </w:rPr>
+        <w:t>🎯</w:t>
+      </w:r>
+      <w:r>
+        <w:rPr>
+          <w:b/>
+          <w:bCs/>
+        </w:rPr>
+        <w:t xml:space="preserve"> ESTADO ACTUAL - RESUMEN RÁPIDO</w:t>
+      </w:r>
+    </w:p>
+    <w:p>
+      <w:pPr>
+        <w:rPr>
+          <w:b/>
+          <w:bCs/>
+        </w:rPr>
+      </w:pPr>
+      <w:r>
+        <w:rPr>
+          <w:rFonts w:ascii="Segoe UI Emoji" w:hAnsi="Segoe UI Emoji" w:cs="Segoe UI Emoji"/>
+          <w:b/>
+          <w:bCs/>
+        </w:rPr>
+        <w:t>✅</w:t>
+      </w:r>
+      <w:r>
+        <w:rPr>
+          <w:b/>
+          <w:bCs/>
+        </w:rPr>
+        <w:t xml:space="preserve"> LO QUE ESTÁ 100% FUNCIONAL:</w:t>
+      </w:r>
+    </w:p>
+    <w:p>
+      <w:pPr>
+        <w:numPr>
+          <w:ilvl w:val="0"/>
+          <w:numId w:val="49"/>
+        </w:numPr>
+      </w:pPr>
+      <w:proofErr w:type="spellStart"/>
+      <w:r>
+        <w:rPr>
+          <w:b/>
+          <w:bCs/>
+        </w:rPr>
+        <w:t>Dashboard</w:t>
+      </w:r>
+      <w:proofErr w:type="spellEnd"/>
+      <w:r>
+        <w:rPr>
+          <w:b/>
+          <w:bCs/>
+        </w:rPr>
+        <w:t xml:space="preserve"> web</w:t>
+      </w:r>
+      <w:r>
+        <w:t xml:space="preserve"> - </w:t>
+      </w:r>
+      <w:proofErr w:type="spellStart"/>
+      <w:r>
+        <w:t>Flask</w:t>
+      </w:r>
+      <w:proofErr w:type="spellEnd"/>
+      <w:r>
+        <w:t xml:space="preserve"> con diseño unificado </w:t>
+      </w:r>
+      <w:r>
+        <w:rPr>
+          <w:rFonts w:ascii="Segoe UI Emoji" w:hAnsi="Segoe UI Emoji" w:cs="Segoe UI Emoji"/>
+        </w:rPr>
+        <w:t>✅</w:t>
+      </w:r>
+    </w:p>
+    <w:p>
+      <w:pPr>
+        <w:numPr>
+          <w:ilvl w:val="0"/>
+          <w:numId w:val="49"/>
+        </w:numPr>
+      </w:pPr>
+      <w:proofErr w:type="spellStart"/>
+      <w:r>
+        <w:rPr>
+          <w:b/>
+          <w:bCs/>
+        </w:rPr>
+        <w:t>Reports</w:t>
+      </w:r>
+      <w:proofErr w:type="spellEnd"/>
+      <w:r>
+        <w:rPr>
+          <w:b/>
+          <w:bCs/>
+        </w:rPr>
+        <w:t xml:space="preserve"> HTML</w:t>
+      </w:r>
+      <w:r>
+        <w:t xml:space="preserve"> - Con diseño consistente </w:t>
+      </w:r>
+      <w:r>
+        <w:rPr>
+          <w:rFonts w:ascii="Segoe UI Emoji" w:hAnsi="Segoe UI Emoji" w:cs="Segoe UI Emoji"/>
+        </w:rPr>
+        <w:t>✅</w:t>
+      </w:r>
+    </w:p>
+    <w:p>
+      <w:pPr>
+        <w:numPr>
+          <w:ilvl w:val="0"/>
+          <w:numId w:val="49"/>
+        </w:numPr>
+      </w:pPr>
+      <w:r>
+        <w:rPr>
+          <w:b/>
+          <w:bCs/>
+        </w:rPr>
+        <w:t>Login rediseñado</w:t>
+      </w:r>
+      <w:r>
+        <w:t xml:space="preserve"> - Sin </w:t>
+      </w:r>
+      <w:proofErr w:type="spellStart"/>
+      <w:r>
+        <w:t>sidebar</w:t>
+      </w:r>
+      <w:proofErr w:type="spellEnd"/>
+      <w:r>
+        <w:t xml:space="preserve">, profesional </w:t>
+      </w:r>
+      <w:r>
+        <w:rPr>
+          <w:rFonts w:ascii="Segoe UI Emoji" w:hAnsi="Segoe UI Emoji" w:cs="Segoe UI Emoji"/>
+        </w:rPr>
+        <w:t>✅</w:t>
+      </w:r>
+    </w:p>
+    <w:p>
+      <w:pPr>
+        <w:numPr>
+          <w:ilvl w:val="0"/>
+          <w:numId w:val="49"/>
+        </w:numPr>
+      </w:pPr>
+      <w:r>
+        <w:rPr>
+          <w:b/>
+          <w:bCs/>
+        </w:rPr>
+        <w:t>Diseño unificado</w:t>
+      </w:r>
+      <w:r>
+        <w:t xml:space="preserve"> - TODOS los </w:t>
+      </w:r>
+      <w:proofErr w:type="spellStart"/>
+      <w:r>
+        <w:t>headers</w:t>
+      </w:r>
+      <w:proofErr w:type="spellEnd"/>
+      <w:r>
+        <w:t xml:space="preserve"> iguales </w:t>
+      </w:r>
+      <w:r>
+        <w:rPr>
+          <w:rFonts w:ascii="Segoe UI Emoji" w:hAnsi="Segoe UI Emoji" w:cs="Segoe UI Emoji"/>
+        </w:rPr>
+        <w:t>✅</w:t>
+      </w:r>
+    </w:p>
+    <w:p>
+      <w:pPr>
+        <w:numPr>
+          <w:ilvl w:val="0"/>
+          <w:numId w:val="49"/>
+        </w:numPr>
+      </w:pPr>
+      <w:r>
+        <w:rPr>
+          <w:b/>
+          <w:bCs/>
+        </w:rPr>
+        <w:t xml:space="preserve">PDF </w:t>
+      </w:r>
+      <w:proofErr w:type="spellStart"/>
+      <w:r>
+        <w:rPr>
+          <w:b/>
+          <w:bCs/>
+        </w:rPr>
+        <w:t>export</w:t>
+      </w:r>
+      <w:proofErr w:type="spellEnd"/>
+      <w:r>
+        <w:t xml:space="preserve"> - Base preparada (</w:t>
+      </w:r>
+      <w:proofErr w:type="spellStart"/>
+      <w:r>
+        <w:t>Playwright</w:t>
+      </w:r>
+      <w:proofErr w:type="spellEnd"/>
+      <w:r>
+        <w:t xml:space="preserve"> instalado) </w:t>
+      </w:r>
+      <w:r>
+        <w:rPr>
+          <w:rFonts w:ascii="Segoe UI Symbol" w:hAnsi="Segoe UI Symbol" w:cs="Segoe UI Symbol"/>
+        </w:rPr>
+        <w:t>⚠</w:t>
+      </w:r>
+      <w:r>
+        <w:t>️</w:t>
+      </w:r>
+    </w:p>
+    <w:p>
+      <w:pPr>
+        <w:rPr>
+          <w:b/>
+          <w:bCs/>
+        </w:rPr>
+      </w:pPr>
+      <w:r>
+        <w:rPr>
+          <w:rFonts w:ascii="Segoe UI Symbol" w:hAnsi="Segoe UI Symbol" w:cs="Segoe UI Symbol"/>
+          <w:b/>
+          <w:bCs/>
+        </w:rPr>
+        <w:t>⚠</w:t>
+      </w:r>
+      <w:r>
+        <w:rPr>
+          <w:b/>
+          <w:bCs/>
+        </w:rPr>
+        <w:t>️ LO QUE FALTA POR HACER:</w:t>
+      </w:r>
+    </w:p>
+    <w:p>
+      <w:pPr>
+        <w:numPr>
+          <w:ilvl w:val="0"/>
+          <w:numId w:val="50"/>
+        </w:numPr>
+      </w:pPr>
+      <w:r>
+        <w:rPr>
+          <w:b/>
+          <w:bCs/>
+        </w:rPr>
+        <w:t>endpoints.html</w:t>
+      </w:r>
+      <w:r>
+        <w:t xml:space="preserve"> - Actualizar </w:t>
+      </w:r>
+      <w:proofErr w:type="spellStart"/>
+      <w:r>
+        <w:t>header</w:t>
+      </w:r>
+      <w:proofErr w:type="spellEnd"/>
+      <w:r>
+        <w:t xml:space="preserve"> (está pendiente)</w:t>
+      </w:r>
+    </w:p>
+    <w:p>
+      <w:pPr>
+        <w:numPr>
+          <w:ilvl w:val="0"/>
+          <w:numId w:val="50"/>
+        </w:numPr>
+      </w:pPr>
+      <w:r>
+        <w:rPr>
+          <w:b/>
+          <w:bCs/>
+        </w:rPr>
+        <w:t xml:space="preserve">PDF </w:t>
+      </w:r>
+      <w:proofErr w:type="spellStart"/>
+      <w:r>
+        <w:rPr>
+          <w:b/>
+          <w:bCs/>
+        </w:rPr>
+        <w:t>export</w:t>
+      </w:r>
+      <w:proofErr w:type="spellEnd"/>
+      <w:r>
+        <w:rPr>
+          <w:b/>
+          <w:bCs/>
+        </w:rPr>
+        <w:t xml:space="preserve"> funcional</w:t>
+      </w:r>
+      <w:r>
+        <w:t xml:space="preserve"> - </w:t>
+      </w:r>
+      <w:proofErr w:type="spellStart"/>
+      <w:r>
+        <w:t>Playwright</w:t>
+      </w:r>
+      <w:proofErr w:type="spellEnd"/>
+      <w:r>
+        <w:t xml:space="preserve"> listo, falta </w:t>
+      </w:r>
+      <w:proofErr w:type="spellStart"/>
+      <w:r>
+        <w:t>template</w:t>
+      </w:r>
+      <w:proofErr w:type="spellEnd"/>
+    </w:p>
+    <w:p>
+      <w:pPr>
+        <w:numPr>
+          <w:ilvl w:val="0"/>
+          <w:numId w:val="50"/>
+        </w:numPr>
+      </w:pPr>
+      <w:r>
+        <w:rPr>
+          <w:b/>
+          <w:bCs/>
+        </w:rPr>
+        <w:t xml:space="preserve">JSON </w:t>
+      </w:r>
+      <w:proofErr w:type="spellStart"/>
+      <w:r>
+        <w:rPr>
+          <w:b/>
+          <w:bCs/>
+        </w:rPr>
+        <w:t>Pwndoc</w:t>
+      </w:r>
+      <w:proofErr w:type="spellEnd"/>
+      <w:r>
+        <w:t xml:space="preserve"> - </w:t>
+      </w:r>
+      <w:proofErr w:type="spellStart"/>
+      <w:r>
+        <w:t>Export</w:t>
+      </w:r>
+      <w:proofErr w:type="spellEnd"/>
+      <w:r>
+        <w:t xml:space="preserve"> para integraciones</w:t>
+      </w:r>
+    </w:p>
+    <w:p>
+      <w:r>
+        <w:pict w14:anchorId="1B0F0DF2">
+          <v:rect id="_x0000_i1115" style="width:0;height:1.5pt" o:hralign="center" o:hrstd="t" o:hr="t" fillcolor="#a0a0a0" stroked="f"/>
+        </w:pict>
+      </w:r>
+    </w:p>
+    <w:p>
+      <w:pPr>
+        <w:rPr>
+          <w:b/>
+          <w:bCs/>
+        </w:rPr>
+      </w:pPr>
+      <w:r>
+        <w:rPr>
+          <w:rFonts w:ascii="Segoe UI Emoji" w:hAnsi="Segoe UI Emoji" w:cs="Segoe UI Emoji"/>
+          <w:b/>
+          <w:bCs/>
+        </w:rPr>
+        <w:t>📁</w:t>
+      </w:r>
+      <w:r>
+        <w:rPr>
+          <w:b/>
+          <w:bCs/>
+        </w:rPr>
+        <w:t xml:space="preserve"> ESTRUCTURA ACTUAL - MAPA COMPLETO</w:t>
+      </w:r>
+    </w:p>
+    <w:p>
+      <w:proofErr w:type="spellStart"/>
+      <w:r>
+        <w:t>text</w:t>
+      </w:r>
+      <w:proofErr w:type="spellEnd"/>
+    </w:p>
+    <w:p>
+      <w:pPr>
+        <w:rPr>
+          <w:lang w:val="en-US"/>
+        </w:rPr>
+      </w:pPr>
+      <w:r>
+        <w:rPr>
+          <w:lang w:val="en-US"/>
+        </w:rPr>
+        <w:t>C:\Users\rogar\Documents\GitHub\hellSuite\</w:t>
+      </w:r>
+    </w:p>
+    <w:p>
+      <w:pPr>
+        <w:rPr>
+          <w:lang w:val="en-US"/>
+        </w:rPr>
+      </w:pPr>
+      <w:r>
+        <w:rPr>
+          <w:rFonts w:ascii="Arial" w:hAnsi="Arial" w:cs="Arial"/>
+          <w:lang w:val="en-US"/>
+        </w:rPr>
+        <w:t>├</w:t>
+      </w:r>
+      <w:r>
+        <w:rPr>
+          <w:rFonts w:ascii="Aptos" w:hAnsi="Aptos" w:cs="Aptos"/>
+          <w:lang w:val="en-US"/>
+        </w:rPr>
+        <w:t>──</w:t>
+      </w:r>
+      <w:r>
+        <w:rPr>
+          <w:lang w:val="en-US"/>
+        </w:rPr>
+        <w:t xml:space="preserve"> </w:t>
+      </w:r>
+      <w:proofErr w:type="spellStart"/>
+      <w:r>
+        <w:rPr>
+          <w:lang w:val="en-US"/>
+        </w:rPr>
+        <w:t>hellSsus</w:t>
+      </w:r>
+      <w:proofErr w:type="spellEnd"/>
+      <w:r>
+        <w:rPr>
+          <w:lang w:val="en-US"/>
+        </w:rPr>
+        <w:t>/                          # CEREBRO PRINCIPAL</w:t>
+      </w:r>
+    </w:p>
+    <w:p>
+      <w:pPr>
+        <w:rPr>
+          <w:lang w:val="en-US"/>
+        </w:rPr>
+      </w:pPr>
+      <w:r>
+        <w:rPr>
+          <w:lang w:val="en-US"/>
+        </w:rPr>
+        <w:t xml:space="preserve">│   </w:t>
+      </w:r>
+      <w:r>
+        <w:rPr>
+          <w:rFonts w:ascii="Arial" w:hAnsi="Arial" w:cs="Arial"/>
+          <w:lang w:val="en-US"/>
+        </w:rPr>
+        <w:t>├</w:t>
+      </w:r>
+      <w:r>
+        <w:rPr>
+          <w:rFonts w:ascii="Aptos" w:hAnsi="Aptos" w:cs="Aptos"/>
+          <w:lang w:val="en-US"/>
+        </w:rPr>
+        <w:t>──</w:t>
+      </w:r>
+      <w:r>
+        <w:rPr>
+          <w:lang w:val="en-US"/>
+        </w:rPr>
+        <w:t xml:space="preserve"> dashboard/</w:t>
+      </w:r>
+    </w:p>
+    <w:p>
+      <w:pPr>
+        <w:rPr>
+          <w:lang w:val="en-US"/>
+        </w:rPr>
+      </w:pPr>
+      <w:r>
+        <w:rPr>
+          <w:lang w:val="en-US"/>
+        </w:rPr>
+        <w:t xml:space="preserve">│   │   </w:t>
+      </w:r>
+      <w:r>
+        <w:rPr>
+          <w:rFonts w:ascii="Arial" w:hAnsi="Arial" w:cs="Arial"/>
+          <w:lang w:val="en-US"/>
+        </w:rPr>
+        <w:t>├</w:t>
+      </w:r>
+      <w:r>
+        <w:rPr>
+          <w:rFonts w:ascii="Aptos" w:hAnsi="Aptos" w:cs="Aptos"/>
+          <w:lang w:val="en-US"/>
+        </w:rPr>
+        <w:t>──</w:t>
+      </w:r>
+      <w:r>
+        <w:rPr>
+          <w:lang w:val="en-US"/>
+        </w:rPr>
+        <w:t xml:space="preserve"> app.py                    # SERVIDOR FLASK </w:t>
+      </w:r>
+      <w:r>
+        <w:rPr>
+          <w:rFonts w:ascii="Segoe UI Emoji" w:hAnsi="Segoe UI Emoji" w:cs="Segoe UI Emoji"/>
+          <w:lang w:val="en-US"/>
+        </w:rPr>
+        <w:t>✅</w:t>
+      </w:r>
+      <w:r>
+        <w:rPr>
+          <w:lang w:val="en-US"/>
+        </w:rPr>
+        <w:t xml:space="preserve"> 100% INGL</w:t>
+      </w:r>
+      <w:r>
+        <w:rPr>
+          <w:rFonts w:ascii="Aptos" w:hAnsi="Aptos" w:cs="Aptos"/>
+          <w:lang w:val="en-US"/>
+        </w:rPr>
+        <w:t>É</w:t>
+      </w:r>
+      <w:r>
+        <w:rPr>
+          <w:lang w:val="en-US"/>
+        </w:rPr>
+        <w:t>S</w:t>
+      </w:r>
+    </w:p>
+    <w:p>
+      <w:pPr>
+        <w:rPr>
+          <w:lang w:val="en-US"/>
+        </w:rPr>
+      </w:pPr>
+      <w:r>
+        <w:rPr>
+          <w:lang w:val="en-US"/>
+        </w:rPr>
+        <w:t xml:space="preserve">│   │   </w:t>
+      </w:r>
+      <w:r>
+        <w:rPr>
+          <w:rFonts w:ascii="Arial" w:hAnsi="Arial" w:cs="Arial"/>
+          <w:lang w:val="en-US"/>
+        </w:rPr>
+        <w:t>├</w:t>
+      </w:r>
+      <w:r>
+        <w:rPr>
+          <w:rFonts w:ascii="Aptos" w:hAnsi="Aptos" w:cs="Aptos"/>
+          <w:lang w:val="en-US"/>
+        </w:rPr>
+        <w:t>──</w:t>
+      </w:r>
+      <w:r>
+        <w:rPr>
+          <w:lang w:val="en-US"/>
+        </w:rPr>
+        <w:t xml:space="preserve"> static/</w:t>
+      </w:r>
+      <w:proofErr w:type="spellStart"/>
+      <w:r>
+        <w:rPr>
+          <w:lang w:val="en-US"/>
+        </w:rPr>
+        <w:t>css</w:t>
+      </w:r>
+      <w:proofErr w:type="spellEnd"/>
+      <w:r>
+        <w:rPr>
+          <w:lang w:val="en-US"/>
+        </w:rPr>
+        <w:t xml:space="preserve">/style.css     # ESTILOS UNIFICADOS </w:t>
+      </w:r>
+      <w:r>
+        <w:rPr>
+          <w:rFonts w:ascii="Segoe UI Emoji" w:hAnsi="Segoe UI Emoji" w:cs="Segoe UI Emoji"/>
+          <w:lang w:val="en-US"/>
+        </w:rPr>
+        <w:t>✅</w:t>
+      </w:r>
+    </w:p>
+    <w:p>
+      <w:pPr>
+        <w:rPr>
+          <w:lang w:val="en-US"/>
+        </w:rPr>
+      </w:pPr>
+      <w:r>
+        <w:rPr>
+          <w:lang w:val="en-US"/>
+        </w:rPr>
+        <w:t xml:space="preserve">│   │   </w:t>
+      </w:r>
+      <w:r>
+        <w:rPr>
+          <w:rFonts w:ascii="Arial" w:hAnsi="Arial" w:cs="Arial"/>
+          <w:lang w:val="en-US"/>
+        </w:rPr>
+        <w:t>├</w:t>
+      </w:r>
+      <w:r>
+        <w:rPr>
+          <w:rFonts w:ascii="Aptos" w:hAnsi="Aptos" w:cs="Aptos"/>
+          <w:lang w:val="en-US"/>
+        </w:rPr>
+        <w:t>──</w:t>
+      </w:r>
+      <w:r>
+        <w:rPr>
+          <w:lang w:val="en-US"/>
+        </w:rPr>
+        <w:t xml:space="preserve"> static/</w:t>
+      </w:r>
+      <w:proofErr w:type="spellStart"/>
+      <w:r>
+        <w:rPr>
+          <w:lang w:val="en-US"/>
+        </w:rPr>
+        <w:t>img</w:t>
+      </w:r>
+      <w:proofErr w:type="spellEnd"/>
+      <w:r>
+        <w:rPr>
+          <w:lang w:val="en-US"/>
+        </w:rPr>
+        <w:t xml:space="preserve">/logo.png      </w:t>
+      </w:r>
+    </w:p>
+    <w:p>
+      <w:r>
+        <w:t xml:space="preserve">│   │   └── </w:t>
+      </w:r>
+      <w:proofErr w:type="spellStart"/>
+      <w:r>
+        <w:t>templates</w:t>
+      </w:r>
+      <w:proofErr w:type="spellEnd"/>
+      <w:r>
+        <w:t xml:space="preserve">/               # INTERFAZ WEB UNIFICADA </w:t>
+      </w:r>
+      <w:r>
+        <w:rPr>
+          <w:rFonts w:ascii="Segoe UI Emoji" w:hAnsi="Segoe UI Emoji" w:cs="Segoe UI Emoji"/>
+        </w:rPr>
+        <w:t>✅</w:t>
+      </w:r>
+    </w:p>
+    <w:p>
+      <w:r>
+        <w:t xml:space="preserve">│   │       </w:t>
+      </w:r>
+      <w:r>
+        <w:rPr>
+          <w:rFonts w:ascii="Arial" w:hAnsi="Arial" w:cs="Arial"/>
+        </w:rPr>
+        <w:t>├</w:t>
+      </w:r>
+      <w:r>
+        <w:rPr>
+          <w:rFonts w:ascii="Aptos" w:hAnsi="Aptos" w:cs="Aptos"/>
+        </w:rPr>
+        <w:t>──</w:t>
+      </w:r>
+      <w:r>
+        <w:t xml:space="preserve"> base.html           # SIDEBAR FIJO </w:t>
+      </w:r>
+      <w:r>
+        <w:rPr>
+          <w:rFonts w:ascii="Segoe UI Emoji" w:hAnsi="Segoe UI Emoji" w:cs="Segoe UI Emoji"/>
+        </w:rPr>
+        <w:t>✅</w:t>
+      </w:r>
+    </w:p>
+    <w:p>
+      <w:r>
+        <w:t xml:space="preserve">│   │       </w:t>
+      </w:r>
+      <w:r>
+        <w:rPr>
+          <w:rFonts w:ascii="Arial" w:hAnsi="Arial" w:cs="Arial"/>
+        </w:rPr>
+        <w:t>├</w:t>
+      </w:r>
+      <w:r>
+        <w:rPr>
+          <w:rFonts w:ascii="Aptos" w:hAnsi="Aptos" w:cs="Aptos"/>
+        </w:rPr>
+        <w:t>──</w:t>
+      </w:r>
+      <w:r>
+        <w:t xml:space="preserve"> index.html          # DASHBOARD </w:t>
+      </w:r>
+      <w:r>
+        <w:rPr>
+          <w:rFonts w:ascii="Segoe UI Emoji" w:hAnsi="Segoe UI Emoji" w:cs="Segoe UI Emoji"/>
+        </w:rPr>
+        <w:t>✅</w:t>
+      </w:r>
+      <w:r>
+        <w:t xml:space="preserve"> HEADER AZUL</w:t>
+      </w:r>
+    </w:p>
+    <w:p>
+      <w:r>
+        <w:t xml:space="preserve">│   │       </w:t>
+      </w:r>
+      <w:r>
+        <w:rPr>
+          <w:rFonts w:ascii="Arial" w:hAnsi="Arial" w:cs="Arial"/>
+        </w:rPr>
+        <w:t>├</w:t>
+      </w:r>
+      <w:r>
+        <w:rPr>
+          <w:rFonts w:ascii="Aptos" w:hAnsi="Aptos" w:cs="Aptos"/>
+        </w:rPr>
+        <w:t>──</w:t>
+      </w:r>
+      <w:r>
+        <w:t xml:space="preserve"> login.html          # LOGIN SIN SIDEBAR </w:t>
+      </w:r>
+      <w:r>
+        <w:rPr>
+          <w:rFonts w:ascii="Segoe UI Emoji" w:hAnsi="Segoe UI Emoji" w:cs="Segoe UI Emoji"/>
+        </w:rPr>
+        <w:t>✅</w:t>
+      </w:r>
+      <w:r>
+        <w:t xml:space="preserve">  </w:t>
+      </w:r>
+    </w:p>
+    <w:p>
+      <w:r>
+        <w:t xml:space="preserve">│   │       </w:t>
+      </w:r>
+      <w:r>
+        <w:rPr>
+          <w:rFonts w:ascii="Arial" w:hAnsi="Arial" w:cs="Arial"/>
+        </w:rPr>
+        <w:t>├</w:t>
+      </w:r>
+      <w:r>
+        <w:rPr>
+          <w:rFonts w:ascii="Aptos" w:hAnsi="Aptos" w:cs="Aptos"/>
+        </w:rPr>
+        <w:t>──</w:t>
+      </w:r>
+      <w:r>
+        <w:t xml:space="preserve"> base_login.html     # BASE PARA LOGIN </w:t>
+      </w:r>
+      <w:r>
+        <w:rPr>
+          <w:rFonts w:ascii="Segoe UI Emoji" w:hAnsi="Segoe UI Emoji" w:cs="Segoe UI Emoji"/>
+        </w:rPr>
+        <w:t>✅</w:t>
+      </w:r>
+    </w:p>
+    <w:p>
+      <w:r>
+        <w:lastRenderedPageBreak/>
+        <w:t xml:space="preserve">│   │       </w:t>
+      </w:r>
+      <w:r>
+        <w:rPr>
+          <w:rFonts w:ascii="Arial" w:hAnsi="Arial" w:cs="Arial"/>
+        </w:rPr>
+        <w:t>├</w:t>
+      </w:r>
+      <w:r>
+        <w:rPr>
+          <w:rFonts w:ascii="Aptos" w:hAnsi="Aptos" w:cs="Aptos"/>
+        </w:rPr>
+        <w:t>──</w:t>
+      </w:r>
+      <w:r>
+        <w:t xml:space="preserve"> projects.html       # LISTA PROYECTOS </w:t>
+      </w:r>
+      <w:r>
+        <w:rPr>
+          <w:rFonts w:ascii="Segoe UI Emoji" w:hAnsi="Segoe UI Emoji" w:cs="Segoe UI Emoji"/>
+        </w:rPr>
+        <w:t>✅</w:t>
+      </w:r>
+      <w:r>
+        <w:t xml:space="preserve"> HEADER AZUL</w:t>
+      </w:r>
+    </w:p>
+    <w:p>
+      <w:r>
+        <w:t xml:space="preserve">│   │       </w:t>
+      </w:r>
+      <w:r>
+        <w:rPr>
+          <w:rFonts w:ascii="Arial" w:hAnsi="Arial" w:cs="Arial"/>
+        </w:rPr>
+        <w:t>├</w:t>
+      </w:r>
+      <w:r>
+        <w:rPr>
+          <w:rFonts w:ascii="Aptos" w:hAnsi="Aptos" w:cs="Aptos"/>
+        </w:rPr>
+        <w:t>──</w:t>
+      </w:r>
+      <w:r>
+        <w:t xml:space="preserve"> assets.html         # LISTA ASSETS </w:t>
+      </w:r>
+      <w:r>
+        <w:rPr>
+          <w:rFonts w:ascii="Segoe UI Emoji" w:hAnsi="Segoe UI Emoji" w:cs="Segoe UI Emoji"/>
+        </w:rPr>
+        <w:t>✅</w:t>
+      </w:r>
+      <w:r>
+        <w:t xml:space="preserve">  </w:t>
+      </w:r>
+    </w:p>
+    <w:p>
+      <w:r>
+        <w:t xml:space="preserve">│   │       </w:t>
+      </w:r>
+      <w:r>
+        <w:rPr>
+          <w:rFonts w:ascii="Arial" w:hAnsi="Arial" w:cs="Arial"/>
+        </w:rPr>
+        <w:t>├</w:t>
+      </w:r>
+      <w:r>
+        <w:rPr>
+          <w:rFonts w:ascii="Aptos" w:hAnsi="Aptos" w:cs="Aptos"/>
+        </w:rPr>
+        <w:t>──</w:t>
+      </w:r>
+      <w:r>
+        <w:t xml:space="preserve"> asset_detail.html   # DETALLE ASSET </w:t>
+      </w:r>
+      <w:r>
+        <w:rPr>
+          <w:rFonts w:ascii="Segoe UI Emoji" w:hAnsi="Segoe UI Emoji" w:cs="Segoe UI Emoji"/>
+        </w:rPr>
+        <w:t>✅</w:t>
+      </w:r>
+      <w:r>
+        <w:t xml:space="preserve"> HEADER AZUL</w:t>
+      </w:r>
+    </w:p>
+    <w:p>
+      <w:r>
+        <w:t xml:space="preserve">│   │       </w:t>
+      </w:r>
+      <w:r>
+        <w:rPr>
+          <w:rFonts w:ascii="Arial" w:hAnsi="Arial" w:cs="Arial"/>
+        </w:rPr>
+        <w:t>├</w:t>
+      </w:r>
+      <w:r>
+        <w:rPr>
+          <w:rFonts w:ascii="Aptos" w:hAnsi="Aptos" w:cs="Aptos"/>
+        </w:rPr>
+        <w:t>──</w:t>
+      </w:r>
+      <w:r>
+        <w:t xml:space="preserve"> vulnerabilities.html # VULNERABILIDADES </w:t>
+      </w:r>
+      <w:r>
+        <w:rPr>
+          <w:rFonts w:ascii="Segoe UI Emoji" w:hAnsi="Segoe UI Emoji" w:cs="Segoe UI Emoji"/>
+        </w:rPr>
+        <w:t>✅</w:t>
+      </w:r>
+      <w:r>
+        <w:t xml:space="preserve"> HEADER AZUL</w:t>
+      </w:r>
+    </w:p>
+    <w:p>
+      <w:r>
+        <w:t xml:space="preserve">│   │       </w:t>
+      </w:r>
+      <w:r>
+        <w:rPr>
+          <w:rFonts w:ascii="Arial" w:hAnsi="Arial" w:cs="Arial"/>
+        </w:rPr>
+        <w:t>├</w:t>
+      </w:r>
+      <w:r>
+        <w:rPr>
+          <w:rFonts w:ascii="Aptos" w:hAnsi="Aptos" w:cs="Aptos"/>
+        </w:rPr>
+        <w:t>──</w:t>
+      </w:r>
+      <w:r>
+        <w:t xml:space="preserve"> endpoints.html      # LISTA ENDPOINTS </w:t>
+      </w:r>
+      <w:r>
+        <w:rPr>
+          <w:rFonts w:ascii="Segoe UI Symbol" w:hAnsi="Segoe UI Symbol" w:cs="Segoe UI Symbol"/>
+        </w:rPr>
+        <w:t>⚠</w:t>
+      </w:r>
+      <w:r>
+        <w:t>️ PENDIENTE HEADER</w:t>
+      </w:r>
+    </w:p>
+    <w:p>
+      <w:pPr>
+        <w:rPr>
+          <w:lang w:val="en-US"/>
+        </w:rPr>
+      </w:pPr>
+      <w:r>
+        <w:rPr>
+          <w:lang w:val="en-US"/>
+        </w:rPr>
+        <w:t xml:space="preserve">│   │       </w:t>
+      </w:r>
+      <w:r>
+        <w:rPr>
+          <w:rFonts w:ascii="Arial" w:hAnsi="Arial" w:cs="Arial"/>
+          <w:lang w:val="en-US"/>
+        </w:rPr>
+        <w:t>├</w:t>
+      </w:r>
+      <w:r>
+        <w:rPr>
+          <w:rFonts w:ascii="Aptos" w:hAnsi="Aptos" w:cs="Aptos"/>
+          <w:lang w:val="en-US"/>
+        </w:rPr>
+        <w:t>──</w:t>
+      </w:r>
+      <w:r>
+        <w:rPr>
+          <w:lang w:val="en-US"/>
+        </w:rPr>
+        <w:t xml:space="preserve"> report_html.html    # REPORT HTML </w:t>
+      </w:r>
+      <w:r>
+        <w:rPr>
+          <w:rFonts w:ascii="Segoe UI Emoji" w:hAnsi="Segoe UI Emoji" w:cs="Segoe UI Emoji"/>
+          <w:lang w:val="en-US"/>
+        </w:rPr>
+        <w:t>✅</w:t>
+      </w:r>
+    </w:p>
+    <w:p>
+      <w:r>
+        <w:t>│   │       └── base_report.html    # OBSOLETO - NO USAR</w:t>
+      </w:r>
+    </w:p>
+    <w:p>
+      <w:r>
+        <w:t xml:space="preserve">│   </w:t>
+      </w:r>
+      <w:r>
+        <w:rPr>
+          <w:rFonts w:ascii="Arial" w:hAnsi="Arial" w:cs="Arial"/>
+        </w:rPr>
+        <w:t>├</w:t>
+      </w:r>
+      <w:r>
+        <w:rPr>
+          <w:rFonts w:ascii="Aptos" w:hAnsi="Aptos" w:cs="Aptos"/>
+        </w:rPr>
+        <w:t>──</w:t>
+      </w:r>
+      <w:r>
+        <w:t xml:space="preserve"> </w:t>
+      </w:r>
+      <w:proofErr w:type="spellStart"/>
+      <w:r>
+        <w:t>database</w:t>
+      </w:r>
+      <w:proofErr w:type="spellEnd"/>
+      <w:r>
+        <w:t>/</w:t>
+      </w:r>
+    </w:p>
+    <w:p>
+      <w:r>
+        <w:t xml:space="preserve">│   │   </w:t>
+      </w:r>
+      <w:r>
+        <w:rPr>
+          <w:rFonts w:ascii="Arial" w:hAnsi="Arial" w:cs="Arial"/>
+        </w:rPr>
+        <w:t>├</w:t>
+      </w:r>
+      <w:r>
+        <w:rPr>
+          <w:rFonts w:ascii="Aptos" w:hAnsi="Aptos" w:cs="Aptos"/>
+        </w:rPr>
+        <w:t>──</w:t>
+      </w:r>
+      <w:r>
+        <w:t xml:space="preserve"> </w:t>
+      </w:r>
+      <w:proofErr w:type="spellStart"/>
+      <w:r>
+        <w:t>hellSsus.db</w:t>
+      </w:r>
+      <w:proofErr w:type="spellEnd"/>
+      <w:r>
+        <w:t xml:space="preserve">              # BASE DE DATOS INGLESA </w:t>
+      </w:r>
+      <w:r>
+        <w:rPr>
+          <w:rFonts w:ascii="Segoe UI Emoji" w:hAnsi="Segoe UI Emoji" w:cs="Segoe UI Emoji"/>
+        </w:rPr>
+        <w:t>✅</w:t>
+      </w:r>
+    </w:p>
+    <w:p>
+      <w:r>
+        <w:t xml:space="preserve">│   │   └── init_database.py         # INICIALIZADOR BD INGLESA </w:t>
+      </w:r>
+      <w:r>
+        <w:rPr>
+          <w:rFonts w:ascii="Segoe UI Emoji" w:hAnsi="Segoe UI Emoji" w:cs="Segoe UI Emoji"/>
+        </w:rPr>
+        <w:t>✅</w:t>
+      </w:r>
+    </w:p>
+    <w:p>
+      <w:r>
+        <w:t xml:space="preserve">│   </w:t>
+      </w:r>
+      <w:r>
+        <w:rPr>
+          <w:rFonts w:ascii="Arial" w:hAnsi="Arial" w:cs="Arial"/>
+        </w:rPr>
+        <w:t>├</w:t>
+      </w:r>
+      <w:r>
+        <w:rPr>
+          <w:rFonts w:ascii="Aptos" w:hAnsi="Aptos" w:cs="Aptos"/>
+        </w:rPr>
+        <w:t>──</w:t>
+      </w:r>
+      <w:r>
+        <w:t xml:space="preserve"> </w:t>
+      </w:r>
+      <w:proofErr w:type="spellStart"/>
+      <w:r>
+        <w:t>integrations</w:t>
+      </w:r>
+      <w:proofErr w:type="spellEnd"/>
+      <w:r>
+        <w:t xml:space="preserve">/               # CONECTORES BD CORREGIDOS </w:t>
+      </w:r>
+      <w:r>
+        <w:rPr>
+          <w:rFonts w:ascii="Segoe UI Emoji" w:hAnsi="Segoe UI Emoji" w:cs="Segoe UI Emoji"/>
+        </w:rPr>
+        <w:t>✅</w:t>
+      </w:r>
+    </w:p>
+    <w:p>
+      <w:r>
+        <w:t xml:space="preserve">│   │   </w:t>
+      </w:r>
+      <w:r>
+        <w:rPr>
+          <w:rFonts w:ascii="Arial" w:hAnsi="Arial" w:cs="Arial"/>
+        </w:rPr>
+        <w:t>├</w:t>
+      </w:r>
+      <w:r>
+        <w:rPr>
+          <w:rFonts w:ascii="Aptos" w:hAnsi="Aptos" w:cs="Aptos"/>
+        </w:rPr>
+        <w:t>──</w:t>
+      </w:r>
+      <w:r>
+        <w:t xml:space="preserve"> hellscanner_adapter.py  </w:t>
+      </w:r>
+    </w:p>
+    <w:p>
+      <w:r>
+        <w:t xml:space="preserve">│   │   </w:t>
+      </w:r>
+      <w:r>
+        <w:rPr>
+          <w:rFonts w:ascii="Arial" w:hAnsi="Arial" w:cs="Arial"/>
+        </w:rPr>
+        <w:t>├</w:t>
+      </w:r>
+      <w:r>
+        <w:rPr>
+          <w:rFonts w:ascii="Aptos" w:hAnsi="Aptos" w:cs="Aptos"/>
+        </w:rPr>
+        <w:t>──</w:t>
+      </w:r>
+      <w:r>
+        <w:t xml:space="preserve"> hellrecon_adapter.py    </w:t>
+      </w:r>
+    </w:p>
+    <w:p>
+      <w:r>
+        <w:t xml:space="preserve">│   │   └── hellfuzzer_adapter.py   </w:t>
+      </w:r>
+    </w:p>
+    <w:p>
+      <w:r>
+        <w:t xml:space="preserve">│   </w:t>
+      </w:r>
+      <w:r>
+        <w:rPr>
+          <w:rFonts w:ascii="Arial" w:hAnsi="Arial" w:cs="Arial"/>
+        </w:rPr>
+        <w:t>├</w:t>
+      </w:r>
+      <w:r>
+        <w:rPr>
+          <w:rFonts w:ascii="Aptos" w:hAnsi="Aptos" w:cs="Aptos"/>
+        </w:rPr>
+        <w:t>──</w:t>
+      </w:r>
+      <w:r>
+        <w:t xml:space="preserve"> </w:t>
+      </w:r>
+      <w:proofErr w:type="spellStart"/>
+      <w:r>
+        <w:t>utils</w:t>
+      </w:r>
+      <w:proofErr w:type="spellEnd"/>
+      <w:r>
+        <w:t>/</w:t>
+      </w:r>
+    </w:p>
+    <w:p>
+      <w:r>
+        <w:t xml:space="preserve">│   │   └── encoding_fix.py         </w:t>
+      </w:r>
+    </w:p>
+    <w:p>
+      <w:r>
+        <w:t xml:space="preserve">│   </w:t>
+      </w:r>
+      <w:r>
+        <w:rPr>
+          <w:rFonts w:ascii="Arial" w:hAnsi="Arial" w:cs="Arial"/>
+        </w:rPr>
+        <w:t>├</w:t>
+      </w:r>
+      <w:r>
+        <w:rPr>
+          <w:rFonts w:ascii="Aptos" w:hAnsi="Aptos" w:cs="Aptos"/>
+        </w:rPr>
+        <w:t>──</w:t>
+      </w:r>
+      <w:r>
+        <w:t xml:space="preserve"> config.py                   # PATHS CORREGIDOS </w:t>
+      </w:r>
+      <w:r>
+        <w:rPr>
+          <w:rFonts w:ascii="Segoe UI Emoji" w:hAnsi="Segoe UI Emoji" w:cs="Segoe UI Emoji"/>
+        </w:rPr>
+        <w:t>✅</w:t>
+      </w:r>
+      <w:r>
+        <w:t xml:space="preserve">  </w:t>
+      </w:r>
+    </w:p>
+    <w:p>
+      <w:r>
+        <w:t xml:space="preserve">│   └── orchestrate.py              # ORQUESTADOR PRINCIPAL </w:t>
+      </w:r>
+      <w:r>
+        <w:rPr>
+          <w:rFonts w:ascii="Segoe UI Emoji" w:hAnsi="Segoe UI Emoji" w:cs="Segoe UI Emoji"/>
+        </w:rPr>
+        <w:t>✅</w:t>
+      </w:r>
+    </w:p>
+    <w:p>
+      <w:r>
+        <w:rPr>
+          <w:rFonts w:ascii="Arial" w:hAnsi="Arial" w:cs="Arial"/>
+        </w:rPr>
+        <w:t>├</w:t>
+      </w:r>
+      <w:r>
+        <w:rPr>
+          <w:rFonts w:ascii="Aptos" w:hAnsi="Aptos" w:cs="Aptos"/>
+        </w:rPr>
+        <w:t>──</w:t>
+      </w:r>
+      <w:r>
+        <w:t xml:space="preserve"> </w:t>
+      </w:r>
+      <w:proofErr w:type="spellStart"/>
+      <w:r>
+        <w:t>tools</w:t>
+      </w:r>
+      <w:proofErr w:type="spellEnd"/>
+      <w:r>
+        <w:t>/                          # M</w:t>
+      </w:r>
+      <w:r>
+        <w:rPr>
+          <w:rFonts w:ascii="Aptos" w:hAnsi="Aptos" w:cs="Aptos"/>
+        </w:rPr>
+        <w:t>Ó</w:t>
+      </w:r>
+      <w:r>
+        <w:t>DULOS SCANNING</w:t>
+      </w:r>
+    </w:p>
+    <w:p>
+      <w:r>
+        <w:t xml:space="preserve">│   </w:t>
+      </w:r>
+      <w:r>
+        <w:rPr>
+          <w:rFonts w:ascii="Arial" w:hAnsi="Arial" w:cs="Arial"/>
+        </w:rPr>
+        <w:t>├</w:t>
+      </w:r>
+      <w:r>
+        <w:rPr>
+          <w:rFonts w:ascii="Aptos" w:hAnsi="Aptos" w:cs="Aptos"/>
+        </w:rPr>
+        <w:t>──</w:t>
+      </w:r>
+      <w:r>
+        <w:t xml:space="preserve"> </w:t>
+      </w:r>
+      <w:proofErr w:type="spellStart"/>
+      <w:r>
+        <w:t>hellRecon</w:t>
+      </w:r>
+      <w:proofErr w:type="spellEnd"/>
+      <w:r>
+        <w:t>/                  # RECONOCIMIENTO</w:t>
+      </w:r>
+    </w:p>
+    <w:p>
+      <w:r>
+        <w:t xml:space="preserve">│   │   └── hellRecon.py           </w:t>
+      </w:r>
+    </w:p>
+    <w:p>
+      <w:r>
+        <w:t xml:space="preserve">│   </w:t>
+      </w:r>
+      <w:r>
+        <w:rPr>
+          <w:rFonts w:ascii="Arial" w:hAnsi="Arial" w:cs="Arial"/>
+        </w:rPr>
+        <w:t>├</w:t>
+      </w:r>
+      <w:r>
+        <w:rPr>
+          <w:rFonts w:ascii="Aptos" w:hAnsi="Aptos" w:cs="Aptos"/>
+        </w:rPr>
+        <w:t>──</w:t>
+      </w:r>
+      <w:r>
+        <w:t xml:space="preserve"> </w:t>
+      </w:r>
+      <w:proofErr w:type="spellStart"/>
+      <w:r>
+        <w:t>hellFuzzer</w:t>
+      </w:r>
+      <w:proofErr w:type="spellEnd"/>
+      <w:r>
+        <w:t>/                 # FUZZING</w:t>
+      </w:r>
+    </w:p>
+    <w:p>
+      <w:r>
+        <w:t xml:space="preserve">│   │   └── hellFuzzer.py          </w:t>
+      </w:r>
+    </w:p>
+    <w:p>
+      <w:r>
+        <w:t xml:space="preserve">│   └── </w:t>
+      </w:r>
+      <w:proofErr w:type="spellStart"/>
+      <w:r>
+        <w:t>hellScanner</w:t>
+      </w:r>
+      <w:proofErr w:type="spellEnd"/>
+      <w:r>
+        <w:t>/                # VULNERABILIDADES</w:t>
+      </w:r>
+    </w:p>
+    <w:p>
+      <w:pPr>
+        <w:rPr>
+          <w:lang w:val="en-US"/>
+        </w:rPr>
+      </w:pPr>
+      <w:r>
+        <w:rPr>
+          <w:lang w:val="en-US"/>
+        </w:rPr>
+        <w:t xml:space="preserve">│       └── hellScanner.py         </w:t>
+      </w:r>
+    </w:p>
+    <w:p>
+      <w:pPr>
+        <w:rPr>
+          <w:lang w:val="en-US"/>
+        </w:rPr>
+      </w:pPr>
+      <w:r>
+        <w:rPr>
+          <w:lang w:val="en-US"/>
+        </w:rPr>
+        <w:t xml:space="preserve">└── </w:t>
+      </w:r>
+      <w:proofErr w:type="spellStart"/>
+      <w:r>
+        <w:rPr>
+          <w:lang w:val="en-US"/>
+        </w:rPr>
+        <w:t>shared_data</w:t>
+      </w:r>
+      <w:proofErr w:type="spellEnd"/>
+      <w:r>
+        <w:rPr>
+          <w:lang w:val="en-US"/>
+        </w:rPr>
+        <w:t>/                    # DATOS COMPARTIDOS</w:t>
+      </w:r>
+    </w:p>
+    <w:p>
+      <w:pPr>
+        <w:rPr>
+          <w:lang w:val="en-US"/>
+        </w:rPr>
+      </w:pPr>
+      <w:r>
+        <w:rPr>
+          <w:lang w:val="en-US"/>
+        </w:rPr>
+        <w:t xml:space="preserve">    </w:t>
+      </w:r>
+      <w:r>
+        <w:rPr>
+          <w:rFonts w:ascii="Arial" w:hAnsi="Arial" w:cs="Arial"/>
+          <w:lang w:val="en-US"/>
+        </w:rPr>
+        <w:t>├</w:t>
+      </w:r>
+      <w:r>
+        <w:rPr>
+          <w:rFonts w:ascii="Aptos" w:hAnsi="Aptos" w:cs="Aptos"/>
+          <w:lang w:val="en-US"/>
+        </w:rPr>
+        <w:t>──</w:t>
+      </w:r>
+      <w:r>
+        <w:rPr>
+          <w:lang w:val="en-US"/>
+        </w:rPr>
+        <w:t xml:space="preserve"> scans/                      # RESULTADOS DE SCANS</w:t>
+      </w:r>
+    </w:p>
+    <w:p>
+      <w:pPr>
+        <w:rPr>
+          <w:lang w:val="en-US"/>
+        </w:rPr>
+      </w:pPr>
+      <w:r>
+        <w:rPr>
+          <w:lang w:val="en-US"/>
+        </w:rPr>
+        <w:t xml:space="preserve">    └── wordlists/                  # WORDLISTS PARA FUZZING</w:t>
+      </w:r>
+    </w:p>
+    <w:p>
+      <w:r>
+        <w:rPr>
+          <w:lang w:val="en-US"/>
+        </w:rPr>
+        <w:t xml:space="preserve">        </w:t>
+      </w:r>
+      <w:r>
+        <w:t>└── common.txt</w:t>
+      </w:r>
+    </w:p>
+    <w:p>
+      <w:r>
+        <w:pict w14:anchorId="2B96B5F0">
+          <v:rect id="_x0000_i1116" style="width:0;height:1.5pt" o:hralign="center" o:hrstd="t" o:hr="t" fillcolor="#a0a0a0" stroked="f"/>
+        </w:pict>
+      </w:r>
+    </w:p>
+    <w:p>
+      <w:pPr>
+        <w:rPr>
+          <w:b/>
+          <w:bCs/>
+        </w:rPr>
+      </w:pPr>
+      <w:r>
+        <w:rPr>
+          <w:rFonts w:ascii="Segoe UI Emoji" w:hAnsi="Segoe UI Emoji" w:cs="Segoe UI Emoji"/>
+          <w:b/>
+          <w:bCs/>
+        </w:rPr>
+        <w:lastRenderedPageBreak/>
+        <w:t>🎨</w:t>
+      </w:r>
+      <w:r>
+        <w:rPr>
+          <w:b/>
+          <w:bCs/>
+        </w:rPr>
+        <w:t xml:space="preserve"> DISEÑO UNIFICADO - REGLAS SAGRADAS</w:t>
+      </w:r>
+    </w:p>
+    <w:p>
+      <w:pPr>
+        <w:rPr>
+          <w:b/>
+          <w:bCs/>
+        </w:rPr>
+      </w:pPr>
+      <w:r>
+        <w:rPr>
+          <w:rFonts w:ascii="Segoe UI Emoji" w:hAnsi="Segoe UI Emoji" w:cs="Segoe UI Emoji"/>
+          <w:b/>
+          <w:bCs/>
+        </w:rPr>
+        <w:t>📐</w:t>
+      </w:r>
+      <w:r>
+        <w:rPr>
+          <w:b/>
+          <w:bCs/>
+        </w:rPr>
+        <w:t xml:space="preserve"> ESTRUCTURA DE PÁGINAS:</w:t>
+      </w:r>
+    </w:p>
+    <w:p>
+      <w:pPr>
+        <w:rPr>
+          <w:lang w:val="en-US"/>
+        </w:rPr>
+      </w:pPr>
+      <w:r>
+        <w:rPr>
+          <w:lang w:val="en-US"/>
+        </w:rPr>
+        <w:t>html</w:t>
+      </w:r>
+    </w:p>
+    <w:p>
+      <w:pPr>
+        <w:rPr>
+          <w:lang w:val="en-US"/>
+        </w:rPr>
+      </w:pPr>
+      <w:r>
+        <w:rPr>
+          <w:lang w:val="en-US"/>
+        </w:rPr>
+        <w:t>{% extends "base.html" %}</w:t>
+      </w:r>
+    </w:p>
+    <w:p>
+      <w:pPr>
+        <w:rPr>
+          <w:lang w:val="en-US"/>
+        </w:rPr>
+      </w:pPr>
+    </w:p>
+    <w:p>
+      <w:pPr>
+        <w:rPr>
+          <w:lang w:val="en-US"/>
+        </w:rPr>
+      </w:pPr>
+      <w:r>
+        <w:rPr>
+          <w:lang w:val="en-US"/>
+        </w:rPr>
+        <w:t>{% block content %}</w:t>
+      </w:r>
+    </w:p>
+    <w:p>
+      <w:pPr>
+        <w:rPr>
+          <w:lang w:val="en-US"/>
+        </w:rPr>
+      </w:pPr>
+      <w:r>
+        <w:rPr>
+          <w:lang w:val="en-US"/>
+        </w:rPr>
+        <w:t>&lt;div class="page-header"&gt;</w:t>
+      </w:r>
+    </w:p>
+    <w:p>
+      <w:pPr>
+        <w:rPr>
+          <w:lang w:val="en-US"/>
+        </w:rPr>
+      </w:pPr>
+      <w:r>
+        <w:rPr>
+          <w:lang w:val="en-US"/>
+        </w:rPr>
+        <w:t xml:space="preserve">    &lt;h1 class="page-title"&gt;TÍTULO PÁGINA&lt;/h1&gt;</w:t>
+      </w:r>
+    </w:p>
+    <w:p>
+      <w:pPr>
+        <w:rPr>
+          <w:lang w:val="en-US"/>
+        </w:rPr>
+      </w:pPr>
+      <w:r>
+        <w:rPr>
+          <w:lang w:val="en-US"/>
+        </w:rPr>
+        <w:t xml:space="preserve">    &lt;p class="page-subtitle"&gt;</w:t>
+      </w:r>
+      <w:proofErr w:type="spellStart"/>
+      <w:r>
+        <w:rPr>
+          <w:lang w:val="en-US"/>
+        </w:rPr>
+        <w:t>Subtítulo</w:t>
+      </w:r>
+      <w:proofErr w:type="spellEnd"/>
+      <w:r>
+        <w:rPr>
+          <w:lang w:val="en-US"/>
+        </w:rPr>
+        <w:t>&lt;/p&gt;</w:t>
+      </w:r>
+    </w:p>
+    <w:p>
+      <w:pPr>
+        <w:rPr>
+          <w:lang w:val="en-US"/>
+        </w:rPr>
+      </w:pPr>
+      <w:r>
+        <w:rPr>
+          <w:lang w:val="en-US"/>
+        </w:rPr>
+        <w:t>&lt;/div&gt;</w:t>
+      </w:r>
+    </w:p>
+    <w:p>
+      <w:pPr>
+        <w:rPr>
+          <w:lang w:val="en-US"/>
+        </w:rPr>
+      </w:pPr>
+    </w:p>
+    <w:p>
+      <w:pPr>
+        <w:rPr>
+          <w:lang w:val="en-US"/>
+        </w:rPr>
+      </w:pPr>
+      <w:r>
+        <w:rPr>
+          <w:lang w:val="en-US"/>
+        </w:rPr>
+        <w:t>&lt;div class="table-container"&gt;</w:t>
+      </w:r>
+    </w:p>
+    <w:p>
+      <w:r>
+        <w:rPr>
+          <w:lang w:val="en-US"/>
+        </w:rPr>
+        <w:t xml:space="preserve">    </w:t>
+      </w:r>
+      <w:proofErr w:type="gramStart"/>
+      <w:r>
+        <w:t>&lt;!--</w:t>
+      </w:r>
+      <w:proofErr w:type="gramEnd"/>
+      <w:r>
+        <w:t xml:space="preserve"> HEADER AZUL OSCURO (NUEVO ESTÁNDAR) --&gt;</w:t>
+      </w:r>
+    </w:p>
+    <w:p>
+      <w:pPr>
+        <w:rPr>
+          <w:lang w:val="en-US"/>
+        </w:rPr>
+      </w:pPr>
+      <w:r>
+        <w:t xml:space="preserve">    </w:t>
+      </w:r>
+      <w:r>
+        <w:rPr>
+          <w:lang w:val="en-US"/>
+        </w:rPr>
+        <w:t xml:space="preserve">&lt;div style="background: </w:t>
+      </w:r>
+      <w:proofErr w:type="gramStart"/>
+      <w:r>
+        <w:rPr>
+          <w:lang w:val="en-US"/>
+        </w:rPr>
+        <w:t>var(</w:t>
+      </w:r>
+      <w:proofErr w:type="gramEnd"/>
+      <w:r>
+        <w:rPr>
+          <w:lang w:val="en-US"/>
+        </w:rPr>
+        <w:t xml:space="preserve">--dark-blue); color: white; padding: 12px 15px; border-radius: 6px </w:t>
+      </w:r>
+      <w:proofErr w:type="spellStart"/>
+      <w:r>
+        <w:rPr>
+          <w:lang w:val="en-US"/>
+        </w:rPr>
+        <w:t>6px</w:t>
+      </w:r>
+      <w:proofErr w:type="spellEnd"/>
+      <w:r>
+        <w:rPr>
+          <w:lang w:val="en-US"/>
+        </w:rPr>
+        <w:t xml:space="preserve"> 0 0; font-weight: bold;"&gt;</w:t>
+      </w:r>
+    </w:p>
+    <w:p>
+      <w:r>
+        <w:rPr>
+          <w:lang w:val="en-US"/>
+        </w:rPr>
+        <w:t xml:space="preserve">        </w:t>
+      </w:r>
+      <w:r>
+        <w:t>NOMBRE DE LA SECCIÓN</w:t>
+      </w:r>
+    </w:p>
+    <w:p>
+      <w:r>
+        <w:t xml:space="preserve">    &lt;/</w:t>
+      </w:r>
+      <w:proofErr w:type="spellStart"/>
+      <w:r>
+        <w:t>div</w:t>
+      </w:r>
+      <w:proofErr w:type="spellEnd"/>
+      <w:r>
+        <w:t>&gt;</w:t>
+      </w:r>
+    </w:p>
+    <w:p>
+      <w:r>
+        <w:t xml:space="preserve">    </w:t>
+      </w:r>
+    </w:p>
+    <w:p>
+      <w:r>
+        <w:t xml:space="preserve">    </w:t>
+      </w:r>
+      <w:proofErr w:type="gramStart"/>
+      <w:r>
+        <w:t>&lt;!--</w:t>
+      </w:r>
+      <w:proofErr w:type="gramEnd"/>
+      <w:r>
+        <w:t xml:space="preserve"> CONTENIDO CON PADDING --&gt;</w:t>
+      </w:r>
+    </w:p>
+    <w:p>
+      <w:r>
+        <w:t xml:space="preserve">    &lt;</w:t>
+      </w:r>
+      <w:proofErr w:type="spellStart"/>
+      <w:r>
+        <w:t>div</w:t>
+      </w:r>
+      <w:proofErr w:type="spellEnd"/>
+      <w:r>
+        <w:t xml:space="preserve"> </w:t>
+      </w:r>
+      <w:proofErr w:type="spellStart"/>
+      <w:r>
+        <w:t>style</w:t>
+      </w:r>
+      <w:proofErr w:type="spellEnd"/>
+      <w:r>
+        <w:t>="</w:t>
+      </w:r>
+      <w:proofErr w:type="spellStart"/>
+      <w:r>
+        <w:t>padding</w:t>
+      </w:r>
+      <w:proofErr w:type="spellEnd"/>
+      <w:r>
+        <w:t>: 20px;"&gt;</w:t>
+      </w:r>
+    </w:p>
+    <w:p>
+      <w:r>
+        <w:t xml:space="preserve">        ... TODO EL CONTENIDO AQUÍ ...</w:t>
+      </w:r>
+    </w:p>
+    <w:p>
+      <w:r>
+        <w:t xml:space="preserve">    &lt;/</w:t>
+      </w:r>
+      <w:proofErr w:type="spellStart"/>
+      <w:r>
+        <w:t>div</w:t>
+      </w:r>
+      <w:proofErr w:type="spellEnd"/>
+      <w:r>
+        <w:t>&gt;</w:t>
+      </w:r>
+    </w:p>
+    <w:p>
+      <w:r>
+        <w:t>&lt;/</w:t>
+      </w:r>
+      <w:proofErr w:type="spellStart"/>
+      <w:r>
+        <w:t>div</w:t>
+      </w:r>
+      <w:proofErr w:type="spellEnd"/>
+      <w:r>
+        <w:t>&gt;</w:t>
+      </w:r>
+    </w:p>
+    <w:p>
+      <w:r>
+        <w:t xml:space="preserve">{% </w:t>
+      </w:r>
+      <w:proofErr w:type="spellStart"/>
+      <w:r>
+        <w:t>endblock</w:t>
+      </w:r>
+      <w:proofErr w:type="spellEnd"/>
+      <w:r>
+        <w:t xml:space="preserve"> %}</w:t>
+      </w:r>
+    </w:p>
+    <w:p>
+      <w:pPr>
+        <w:rPr>
+          <w:b/>
+          <w:bCs/>
+        </w:rPr>
+      </w:pPr>
+      <w:r>
+        <w:rPr>
+          <w:rFonts w:ascii="Segoe UI Emoji" w:hAnsi="Segoe UI Emoji" w:cs="Segoe UI Emoji"/>
+          <w:b/>
+          <w:bCs/>
+        </w:rPr>
+        <w:t>🎨</w:t>
+      </w:r>
+      <w:r>
+        <w:rPr>
+          <w:b/>
+          <w:bCs/>
+        </w:rPr>
+        <w:t xml:space="preserve"> PALETA DE COLORES (style.css):</w:t>
+      </w:r>
+    </w:p>
+    <w:p>
+      <w:pPr>
+        <w:rPr>
+          <w:lang w:val="en-US"/>
+        </w:rPr>
+      </w:pPr>
+      <w:proofErr w:type="spellStart"/>
+      <w:r>
+        <w:rPr>
+          <w:lang w:val="en-US"/>
+        </w:rPr>
+        <w:t>css</w:t>
+      </w:r>
+      <w:proofErr w:type="spellEnd"/>
+    </w:p>
+    <w:p>
+      <w:pPr>
+        <w:rPr>
+          <w:lang w:val="en-US"/>
+        </w:rPr>
+      </w:pPr>
+      <w:proofErr w:type="gramStart"/>
+      <w:r>
+        <w:rPr>
+          <w:lang w:val="en-US"/>
+        </w:rPr>
+        <w:t>:root</w:t>
+      </w:r>
+      <w:proofErr w:type="gramEnd"/>
+      <w:r>
+        <w:rPr>
+          <w:lang w:val="en-US"/>
+        </w:rPr>
+        <w:t xml:space="preserve"> {</w:t>
+      </w:r>
+    </w:p>
+    <w:p>
+      <w:pPr>
+        <w:rPr>
+          <w:lang w:val="en-US"/>
+        </w:rPr>
+      </w:pPr>
+      <w:r>
+        <w:rPr>
+          <w:lang w:val="en-US"/>
+        </w:rPr>
+        <w:t xml:space="preserve">    --dark-blue: #1a365</w:t>
+      </w:r>
+      <w:proofErr w:type="gramStart"/>
+      <w:r>
+        <w:rPr>
+          <w:lang w:val="en-US"/>
+        </w:rPr>
+        <w:t xml:space="preserve">d;   </w:t>
+      </w:r>
+      <w:proofErr w:type="gramEnd"/>
+      <w:r>
+        <w:rPr>
+          <w:lang w:val="en-US"/>
+        </w:rPr>
+        <w:t xml:space="preserve">   /* Headers, </w:t>
+      </w:r>
+      <w:proofErr w:type="spellStart"/>
+      <w:r>
+        <w:rPr>
+          <w:lang w:val="en-US"/>
+        </w:rPr>
+        <w:t>botones</w:t>
+      </w:r>
+      <w:proofErr w:type="spellEnd"/>
+      <w:r>
+        <w:rPr>
+          <w:lang w:val="en-US"/>
+        </w:rPr>
+        <w:t xml:space="preserve">, </w:t>
+      </w:r>
+      <w:proofErr w:type="spellStart"/>
+      <w:r>
+        <w:rPr>
+          <w:lang w:val="en-US"/>
+        </w:rPr>
+        <w:t>bordes</w:t>
+      </w:r>
+      <w:proofErr w:type="spellEnd"/>
+      <w:r>
+        <w:rPr>
+          <w:lang w:val="en-US"/>
+        </w:rPr>
+        <w:t xml:space="preserve"> */</w:t>
+      </w:r>
+    </w:p>
+    <w:p>
+      <w:pPr>
+        <w:rPr>
+          <w:lang w:val="en-US"/>
+        </w:rPr>
+      </w:pPr>
+      <w:r>
+        <w:rPr>
+          <w:lang w:val="en-US"/>
+        </w:rPr>
+        <w:t xml:space="preserve">    --medium-blue: #2d74</w:t>
+      </w:r>
+      <w:proofErr w:type="gramStart"/>
+      <w:r>
+        <w:rPr>
+          <w:lang w:val="en-US"/>
+        </w:rPr>
+        <w:t xml:space="preserve">da;   </w:t>
+      </w:r>
+      <w:proofErr w:type="gramEnd"/>
+      <w:r>
+        <w:rPr>
+          <w:lang w:val="en-US"/>
+        </w:rPr>
+        <w:t xml:space="preserve"> /* Hover, accents */</w:t>
+      </w:r>
+    </w:p>
+    <w:p>
+      <w:pPr>
+        <w:rPr>
+          <w:lang w:val="en-US"/>
+        </w:rPr>
+      </w:pPr>
+      <w:r>
+        <w:rPr>
+          <w:lang w:val="en-US"/>
+        </w:rPr>
+        <w:t xml:space="preserve">    --light-blue: #ebf8</w:t>
+      </w:r>
+      <w:proofErr w:type="gramStart"/>
+      <w:r>
+        <w:rPr>
+          <w:lang w:val="en-US"/>
+        </w:rPr>
+        <w:t xml:space="preserve">ff;   </w:t>
+      </w:r>
+      <w:proofErr w:type="gramEnd"/>
+      <w:r>
+        <w:rPr>
+          <w:lang w:val="en-US"/>
+        </w:rPr>
+        <w:t xml:space="preserve">  /* </w:t>
+      </w:r>
+      <w:proofErr w:type="spellStart"/>
+      <w:r>
+        <w:rPr>
+          <w:lang w:val="en-US"/>
+        </w:rPr>
+        <w:t>Fondo</w:t>
+      </w:r>
+      <w:proofErr w:type="spellEnd"/>
+      <w:r>
+        <w:rPr>
+          <w:lang w:val="en-US"/>
+        </w:rPr>
+        <w:t xml:space="preserve"> general */</w:t>
+      </w:r>
+    </w:p>
+    <w:p>
+      <w:r>
+        <w:rPr>
+          <w:lang w:val="en-US"/>
+        </w:rPr>
+        <w:t xml:space="preserve">    </w:t>
+      </w:r>
+      <w:r>
+        <w:t>--</w:t>
+      </w:r>
+      <w:proofErr w:type="spellStart"/>
+      <w:r>
+        <w:t>white</w:t>
+      </w:r>
+      <w:proofErr w:type="spellEnd"/>
+      <w:r>
+        <w:t>: #</w:t>
+      </w:r>
+      <w:proofErr w:type="gramStart"/>
+      <w:r>
+        <w:t xml:space="preserve">ffffff;   </w:t>
+      </w:r>
+      <w:proofErr w:type="gramEnd"/>
+      <w:r>
+        <w:t xml:space="preserve">       /* Fondo contenedores */</w:t>
+      </w:r>
+    </w:p>
+    <w:p>
+      <w:r>
+        <w:lastRenderedPageBreak/>
+        <w:t xml:space="preserve">    --light-gray: #f7</w:t>
+      </w:r>
+      <w:proofErr w:type="gramStart"/>
+      <w:r>
+        <w:t xml:space="preserve">fafc;   </w:t>
+      </w:r>
+      <w:proofErr w:type="gramEnd"/>
+      <w:r>
+        <w:t xml:space="preserve">  /* Fondo secciones */</w:t>
+      </w:r>
+    </w:p>
+    <w:p>
+      <w:r>
+        <w:t xml:space="preserve">    --gray: #4a</w:t>
+      </w:r>
+      <w:proofErr w:type="gramStart"/>
+      <w:r>
+        <w:t xml:space="preserve">5568;   </w:t>
+      </w:r>
+      <w:proofErr w:type="gramEnd"/>
+      <w:r>
+        <w:t xml:space="preserve">        /* Texto general */</w:t>
+      </w:r>
+    </w:p>
+    <w:p>
+      <w:r>
+        <w:t>}</w:t>
+      </w:r>
+    </w:p>
+    <w:p/>
+    <w:p>
+      <w:r>
+        <w:t>/* COLORES DE SEVERIDAD (NUEVOS - MÁS VIVOS) */</w:t>
+      </w:r>
+    </w:p>
+    <w:p>
+      <w:pPr>
+        <w:rPr>
+          <w:lang w:val="en-US"/>
+        </w:rPr>
+      </w:pPr>
+      <w:proofErr w:type="gramStart"/>
+      <w:r>
+        <w:rPr>
+          <w:lang w:val="en-US"/>
+        </w:rPr>
+        <w:t>.severity</w:t>
+      </w:r>
+      <w:proofErr w:type="gramEnd"/>
+      <w:r>
+        <w:rPr>
+          <w:lang w:val="en-US"/>
+        </w:rPr>
+        <w:t>-critical { background: #910000; color: #ffffff; }</w:t>
+      </w:r>
+    </w:p>
+    <w:p>
+      <w:pPr>
+        <w:rPr>
+          <w:lang w:val="en-US"/>
+        </w:rPr>
+      </w:pPr>
+      <w:proofErr w:type="gramStart"/>
+      <w:r>
+        <w:rPr>
+          <w:lang w:val="en-US"/>
+        </w:rPr>
+        <w:t>.severity</w:t>
+      </w:r>
+      <w:proofErr w:type="gramEnd"/>
+      <w:r>
+        <w:rPr>
+          <w:lang w:val="en-US"/>
+        </w:rPr>
+        <w:t>-high { background: #FF0000; color: #ffffff; }</w:t>
+      </w:r>
+    </w:p>
+    <w:p>
+      <w:pPr>
+        <w:rPr>
+          <w:lang w:val="en-US"/>
+        </w:rPr>
+      </w:pPr>
+      <w:proofErr w:type="gramStart"/>
+      <w:r>
+        <w:rPr>
+          <w:lang w:val="en-US"/>
+        </w:rPr>
+        <w:t>.severity</w:t>
+      </w:r>
+      <w:proofErr w:type="gramEnd"/>
+      <w:r>
+        <w:rPr>
+          <w:lang w:val="en-US"/>
+        </w:rPr>
+        <w:t>-medium { background: #FFC000; color: #ffffff; }</w:t>
+      </w:r>
+    </w:p>
+    <w:p>
+      <w:pPr>
+        <w:rPr>
+          <w:lang w:val="en-US"/>
+        </w:rPr>
+      </w:pPr>
+      <w:proofErr w:type="gramStart"/>
+      <w:r>
+        <w:rPr>
+          <w:lang w:val="en-US"/>
+        </w:rPr>
+        <w:t>.severity</w:t>
+      </w:r>
+      <w:proofErr w:type="gramEnd"/>
+      <w:r>
+        <w:rPr>
+          <w:lang w:val="en-US"/>
+        </w:rPr>
+        <w:t>-low { background: #00B050; color: #ffffff; }</w:t>
+      </w:r>
+    </w:p>
+    <w:p>
+      <w:pPr>
+        <w:rPr>
+          <w:b/>
+          <w:bCs/>
+        </w:rPr>
+      </w:pPr>
+      <w:r>
+        <w:rPr>
+          <w:rFonts w:ascii="Segoe UI Emoji" w:hAnsi="Segoe UI Emoji" w:cs="Segoe UI Emoji"/>
+          <w:b/>
+          <w:bCs/>
+        </w:rPr>
+        <w:t>📍</w:t>
+      </w:r>
+      <w:r>
+        <w:rPr>
+          <w:b/>
+          <w:bCs/>
+        </w:rPr>
+        <w:t xml:space="preserve"> HEADERS QUE YA SIGUEN EL ESTÁNDAR:</w:t>
+      </w:r>
+    </w:p>
+    <w:p>
+      <w:pPr>
+        <w:numPr>
+          <w:ilvl w:val="0"/>
+          <w:numId w:val="51"/>
+        </w:numPr>
+      </w:pPr>
+      <w:r>
+        <w:rPr>
+          <w:rFonts w:ascii="Segoe UI Emoji" w:hAnsi="Segoe UI Emoji" w:cs="Segoe UI Emoji"/>
+        </w:rPr>
+        <w:t>✅</w:t>
+      </w:r>
+      <w:r>
+        <w:t xml:space="preserve"> index.html - </w:t>
+      </w:r>
+      <w:proofErr w:type="spellStart"/>
+      <w:r>
+        <w:t>Recent</w:t>
+      </w:r>
+      <w:proofErr w:type="spellEnd"/>
+      <w:r>
+        <w:t xml:space="preserve"> </w:t>
+      </w:r>
+      <w:proofErr w:type="spellStart"/>
+      <w:r>
+        <w:t>Projects</w:t>
+      </w:r>
+      <w:proofErr w:type="spellEnd"/>
+    </w:p>
+    <w:p>
+      <w:pPr>
+        <w:numPr>
+          <w:ilvl w:val="0"/>
+          <w:numId w:val="51"/>
+        </w:numPr>
+      </w:pPr>
+      <w:r>
+        <w:rPr>
+          <w:rFonts w:ascii="Segoe UI Emoji" w:hAnsi="Segoe UI Emoji" w:cs="Segoe UI Emoji"/>
+        </w:rPr>
+        <w:t>✅</w:t>
+      </w:r>
+      <w:r>
+        <w:t xml:space="preserve"> projects.html - </w:t>
+      </w:r>
+      <w:proofErr w:type="spellStart"/>
+      <w:r>
+        <w:t>All</w:t>
+      </w:r>
+      <w:proofErr w:type="spellEnd"/>
+      <w:r>
+        <w:t xml:space="preserve"> </w:t>
+      </w:r>
+      <w:proofErr w:type="spellStart"/>
+      <w:r>
+        <w:t>Projects</w:t>
+      </w:r>
+      <w:proofErr w:type="spellEnd"/>
+    </w:p>
+    <w:p>
+      <w:pPr>
+        <w:numPr>
+          <w:ilvl w:val="0"/>
+          <w:numId w:val="51"/>
+        </w:numPr>
+      </w:pPr>
+      <w:r>
+        <w:rPr>
+          <w:rFonts w:ascii="Segoe UI Emoji" w:hAnsi="Segoe UI Emoji" w:cs="Segoe UI Emoji"/>
+        </w:rPr>
+        <w:t>✅</w:t>
+      </w:r>
+      <w:r>
+        <w:t xml:space="preserve"> assets.html - Tabla </w:t>
+      </w:r>
+      <w:proofErr w:type="spellStart"/>
+      <w:r>
+        <w:t>headers</w:t>
+      </w:r>
+      <w:proofErr w:type="spellEnd"/>
+    </w:p>
+    <w:p>
+      <w:pPr>
+        <w:numPr>
+          <w:ilvl w:val="0"/>
+          <w:numId w:val="51"/>
+        </w:numPr>
+        <w:rPr>
+          <w:lang w:val="en-US"/>
+        </w:rPr>
+      </w:pPr>
+      <w:r>
+        <w:rPr>
+          <w:rFonts w:ascii="Segoe UI Emoji" w:hAnsi="Segoe UI Emoji" w:cs="Segoe UI Emoji"/>
+          <w:lang w:val="en-US"/>
+        </w:rPr>
+        <w:t>✅</w:t>
+      </w:r>
+      <w:r>
+        <w:rPr>
+          <w:lang w:val="en-US"/>
+        </w:rPr>
+        <w:t xml:space="preserve"> asset_detail.html - Basic Information, Discovered Endpoints, etc.</w:t>
+      </w:r>
+    </w:p>
+    <w:p>
+      <w:pPr>
+        <w:numPr>
+          <w:ilvl w:val="0"/>
+          <w:numId w:val="51"/>
+        </w:numPr>
+      </w:pPr>
+      <w:r>
+        <w:rPr>
+          <w:rFonts w:ascii="Segoe UI Emoji" w:hAnsi="Segoe UI Emoji" w:cs="Segoe UI Emoji"/>
+        </w:rPr>
+        <w:t>✅</w:t>
+      </w:r>
+      <w:r>
+        <w:t xml:space="preserve"> vulnerabilities.html - </w:t>
+      </w:r>
+      <w:proofErr w:type="spellStart"/>
+      <w:r>
+        <w:t>Vulnerabilities</w:t>
+      </w:r>
+      <w:proofErr w:type="spellEnd"/>
+      <w:r>
+        <w:t xml:space="preserve"> </w:t>
+      </w:r>
+      <w:proofErr w:type="spellStart"/>
+      <w:r>
+        <w:t>Found</w:t>
+      </w:r>
+      <w:proofErr w:type="spellEnd"/>
+    </w:p>
+    <w:p>
+      <w:pPr>
+        <w:numPr>
+          <w:ilvl w:val="0"/>
+          <w:numId w:val="51"/>
+        </w:numPr>
+      </w:pPr>
+      <w:r>
+        <w:rPr>
+          <w:rFonts w:ascii="Segoe UI Emoji" w:hAnsi="Segoe UI Emoji" w:cs="Segoe UI Emoji"/>
+        </w:rPr>
+        <w:t>❌</w:t>
+      </w:r>
+      <w:r>
+        <w:t xml:space="preserve"> endpoints.html - </w:t>
+      </w:r>
+      <w:r>
+        <w:rPr>
+          <w:b/>
+          <w:bCs/>
+        </w:rPr>
+        <w:t>PENDIENTE DE ACTUALIZAR</w:t>
+      </w:r>
+    </w:p>
+    <w:p>
+      <w:r>
+        <w:pict w14:anchorId="4FCE746E">
+          <v:rect id="_x0000_i1117" style="width:0;height:1.5pt" o:hralign="center" o:hrstd="t" o:hr="t" fillcolor="#a0a0a0" stroked="f"/>
+        </w:pict>
+      </w:r>
+    </w:p>
+    <w:p>
+      <w:pPr>
+        <w:rPr>
+          <w:b/>
+          <w:bCs/>
+        </w:rPr>
+      </w:pPr>
+      <w:r>
+        <w:rPr>
+          <w:rFonts w:ascii="Segoe UI Emoji" w:hAnsi="Segoe UI Emoji" w:cs="Segoe UI Emoji"/>
+          <w:b/>
+          <w:bCs/>
+        </w:rPr>
+        <w:t>🔧</w:t>
+      </w:r>
+      <w:r>
+        <w:rPr>
+          <w:b/>
+          <w:bCs/>
+        </w:rPr>
+        <w:t xml:space="preserve"> ARCHIVOS CRÍTICOS MODIFICADOS</w:t>
+      </w:r>
+    </w:p>
+    <w:p>
+      <w:pPr>
+        <w:rPr>
+          <w:b/>
+          <w:bCs/>
+        </w:rPr>
+      </w:pPr>
+      <w:r>
+        <w:rPr>
+          <w:b/>
+          <w:bCs/>
+        </w:rPr>
+        <w:t xml:space="preserve">1. </w:t>
+      </w:r>
+      <w:proofErr w:type="spellStart"/>
+      <w:r>
+        <w:rPr>
+          <w:b/>
+          <w:bCs/>
+        </w:rPr>
+        <w:t>templates</w:t>
+      </w:r>
+      <w:proofErr w:type="spellEnd"/>
+      <w:r>
+        <w:rPr>
+          <w:b/>
+          <w:bCs/>
+        </w:rPr>
+        <w:t>/index.html - DASHBOARD CORREGIDO</w:t>
+      </w:r>
+    </w:p>
+    <w:p>
+      <w:pPr>
+        <w:numPr>
+          <w:ilvl w:val="0"/>
+          <w:numId w:val="52"/>
+        </w:numPr>
+      </w:pPr>
+      <w:proofErr w:type="spellStart"/>
+      <w:r>
+        <w:t>Stats</w:t>
+      </w:r>
+      <w:proofErr w:type="spellEnd"/>
+      <w:r>
+        <w:t xml:space="preserve"> </w:t>
+      </w:r>
+      <w:proofErr w:type="spellStart"/>
+      <w:r>
+        <w:t>cards</w:t>
+      </w:r>
+      <w:proofErr w:type="spellEnd"/>
+      <w:r>
+        <w:t xml:space="preserve"> funcionales</w:t>
+      </w:r>
+    </w:p>
+    <w:p>
+      <w:pPr>
+        <w:numPr>
+          <w:ilvl w:val="0"/>
+          <w:numId w:val="52"/>
+        </w:numPr>
+        <w:rPr>
+          <w:lang w:val="en-US"/>
+        </w:rPr>
+      </w:pPr>
+      <w:r>
+        <w:rPr>
+          <w:b/>
+          <w:bCs/>
+          <w:lang w:val="en-US"/>
+        </w:rPr>
+        <w:t xml:space="preserve">Recent Projects con header </w:t>
+      </w:r>
+      <w:proofErr w:type="spellStart"/>
+      <w:r>
+        <w:rPr>
+          <w:b/>
+          <w:bCs/>
+          <w:lang w:val="en-US"/>
+        </w:rPr>
+        <w:t>azul</w:t>
+      </w:r>
+      <w:proofErr w:type="spellEnd"/>
+      <w:r>
+        <w:rPr>
+          <w:lang w:val="en-US"/>
+        </w:rPr>
+        <w:t xml:space="preserve"> </w:t>
+      </w:r>
+      <w:r>
+        <w:rPr>
+          <w:rFonts w:ascii="Segoe UI Emoji" w:hAnsi="Segoe UI Emoji" w:cs="Segoe UI Emoji"/>
+          <w:lang w:val="en-US"/>
+        </w:rPr>
+        <w:t>✅</w:t>
+      </w:r>
+    </w:p>
+    <w:p>
+      <w:pPr>
+        <w:numPr>
+          <w:ilvl w:val="0"/>
+          <w:numId w:val="52"/>
+        </w:numPr>
+      </w:pPr>
+      <w:r>
+        <w:t>Diseño responsive</w:t>
+      </w:r>
+    </w:p>
+    <w:p>
+      <w:pPr>
+        <w:rPr>
+          <w:b/>
+          <w:bCs/>
+        </w:rPr>
+      </w:pPr>
+      <w:r>
+        <w:rPr>
+          <w:b/>
+          <w:bCs/>
+        </w:rPr>
+        <w:t xml:space="preserve">2. </w:t>
+      </w:r>
+      <w:proofErr w:type="spellStart"/>
+      <w:r>
+        <w:rPr>
+          <w:b/>
+          <w:bCs/>
+        </w:rPr>
+        <w:t>templates</w:t>
+      </w:r>
+      <w:proofErr w:type="spellEnd"/>
+      <w:r>
+        <w:rPr>
+          <w:b/>
+          <w:bCs/>
+        </w:rPr>
+        <w:t>/login.html + base_login.html</w:t>
+      </w:r>
+    </w:p>
+    <w:p>
+      <w:pPr>
+        <w:numPr>
+          <w:ilvl w:val="0"/>
+          <w:numId w:val="53"/>
+        </w:numPr>
+      </w:pPr>
+      <w:r>
+        <w:t xml:space="preserve">Login </w:t>
+      </w:r>
+      <w:r>
+        <w:rPr>
+          <w:b/>
+          <w:bCs/>
+        </w:rPr>
+        <w:t xml:space="preserve">SIN </w:t>
+      </w:r>
+      <w:proofErr w:type="spellStart"/>
+      <w:r>
+        <w:rPr>
+          <w:b/>
+          <w:bCs/>
+        </w:rPr>
+        <w:t>sidebar</w:t>
+      </w:r>
+      <w:proofErr w:type="spellEnd"/>
+      <w:r>
+        <w:t xml:space="preserve"> </w:t>
+      </w:r>
+      <w:r>
+        <w:rPr>
+          <w:rFonts w:ascii="Segoe UI Emoji" w:hAnsi="Segoe UI Emoji" w:cs="Segoe UI Emoji"/>
+        </w:rPr>
+        <w:t>✅</w:t>
+      </w:r>
+    </w:p>
+    <w:p>
+      <w:pPr>
+        <w:numPr>
+          <w:ilvl w:val="0"/>
+          <w:numId w:val="53"/>
+        </w:numPr>
+      </w:pPr>
+      <w:r>
+        <w:t>Diseño profesional centrado</w:t>
+      </w:r>
+    </w:p>
+    <w:p>
+      <w:pPr>
+        <w:numPr>
+          <w:ilvl w:val="0"/>
+          <w:numId w:val="53"/>
+        </w:numPr>
+      </w:pPr>
+      <w:r>
+        <w:t>Credenciales por defecto: admin / admin@2025_Nov</w:t>
+      </w:r>
+    </w:p>
+    <w:p>
+      <w:pPr>
+        <w:rPr>
+          <w:b/>
+          <w:bCs/>
+        </w:rPr>
+      </w:pPr>
+      <w:r>
+        <w:rPr>
+          <w:b/>
+          <w:bCs/>
+        </w:rPr>
+        <w:t xml:space="preserve">3. </w:t>
+      </w:r>
+      <w:proofErr w:type="spellStart"/>
+      <w:r>
+        <w:rPr>
+          <w:b/>
+          <w:bCs/>
+        </w:rPr>
+        <w:t>templates</w:t>
+      </w:r>
+      <w:proofErr w:type="spellEnd"/>
+      <w:r>
+        <w:rPr>
+          <w:b/>
+          <w:bCs/>
+        </w:rPr>
+        <w:t>/asset_detail.html</w:t>
+      </w:r>
+    </w:p>
+    <w:p>
+      <w:pPr>
+        <w:numPr>
+          <w:ilvl w:val="0"/>
+          <w:numId w:val="54"/>
+        </w:numPr>
+      </w:pPr>
+      <w:proofErr w:type="spellStart"/>
+      <w:r>
+        <w:rPr>
+          <w:b/>
+          <w:bCs/>
+        </w:rPr>
+        <w:t>Headers</w:t>
+      </w:r>
+      <w:proofErr w:type="spellEnd"/>
+      <w:r>
+        <w:rPr>
+          <w:b/>
+          <w:bCs/>
+        </w:rPr>
+        <w:t xml:space="preserve"> azules en todas las secciones</w:t>
+      </w:r>
+      <w:r>
+        <w:t xml:space="preserve"> </w:t>
+      </w:r>
+      <w:r>
+        <w:rPr>
+          <w:rFonts w:ascii="Segoe UI Emoji" w:hAnsi="Segoe UI Emoji" w:cs="Segoe UI Emoji"/>
+        </w:rPr>
+        <w:t>✅</w:t>
+      </w:r>
+    </w:p>
+    <w:p>
+      <w:pPr>
+        <w:numPr>
+          <w:ilvl w:val="0"/>
+          <w:numId w:val="54"/>
+        </w:numPr>
+      </w:pPr>
+      <w:r>
+        <w:t>Mensajes elegantes cuando no hay datos</w:t>
+      </w:r>
+    </w:p>
+    <w:p>
+      <w:pPr>
+        <w:numPr>
+          <w:ilvl w:val="0"/>
+          <w:numId w:val="54"/>
+        </w:numPr>
+      </w:pPr>
+      <w:r>
+        <w:t xml:space="preserve">CSS </w:t>
+      </w:r>
+      <w:proofErr w:type="spellStart"/>
+      <w:r>
+        <w:t>inline</w:t>
+      </w:r>
+      <w:proofErr w:type="spellEnd"/>
+      <w:r>
+        <w:t xml:space="preserve"> mantenido (no tocar)</w:t>
+      </w:r>
+    </w:p>
+    <w:p>
+      <w:pPr>
+        <w:rPr>
+          <w:b/>
+          <w:bCs/>
+        </w:rPr>
+      </w:pPr>
+      <w:r>
+        <w:rPr>
+          <w:b/>
+          <w:bCs/>
+        </w:rPr>
+        <w:lastRenderedPageBreak/>
+        <w:t xml:space="preserve">4. </w:t>
+      </w:r>
+      <w:proofErr w:type="spellStart"/>
+      <w:r>
+        <w:rPr>
+          <w:b/>
+          <w:bCs/>
+        </w:rPr>
+        <w:t>templates</w:t>
+      </w:r>
+      <w:proofErr w:type="spellEnd"/>
+      <w:r>
+        <w:rPr>
+          <w:b/>
+          <w:bCs/>
+        </w:rPr>
+        <w:t>/report_html.html</w:t>
+      </w:r>
+    </w:p>
+    <w:p>
+      <w:pPr>
+        <w:numPr>
+          <w:ilvl w:val="0"/>
+          <w:numId w:val="55"/>
+        </w:numPr>
+      </w:pPr>
+      <w:proofErr w:type="spellStart"/>
+      <w:r>
+        <w:t>Reports</w:t>
+      </w:r>
+      <w:proofErr w:type="spellEnd"/>
+      <w:r>
+        <w:t xml:space="preserve"> profesionales con </w:t>
+      </w:r>
+      <w:proofErr w:type="spellStart"/>
+      <w:r>
+        <w:t>stats</w:t>
+      </w:r>
+      <w:proofErr w:type="spellEnd"/>
+      <w:r>
+        <w:t xml:space="preserve"> coloreadas</w:t>
+      </w:r>
+    </w:p>
+    <w:p>
+      <w:pPr>
+        <w:numPr>
+          <w:ilvl w:val="0"/>
+          <w:numId w:val="55"/>
+        </w:numPr>
+      </w:pPr>
+      <w:r>
+        <w:t>Botones para PDF y JSON (funcionalidad pendiente)</w:t>
+      </w:r>
+    </w:p>
+    <w:p>
+      <w:pPr>
+        <w:numPr>
+          <w:ilvl w:val="0"/>
+          <w:numId w:val="55"/>
+        </w:numPr>
+      </w:pPr>
+      <w:r>
+        <w:t xml:space="preserve">Mismo diseño que </w:t>
+      </w:r>
+      <w:proofErr w:type="spellStart"/>
+      <w:r>
+        <w:t>dashboard</w:t>
+      </w:r>
+      <w:proofErr w:type="spellEnd"/>
+    </w:p>
+    <w:p>
+      <w:pPr>
+        <w:rPr>
+          <w:b/>
+          <w:bCs/>
+        </w:rPr>
+      </w:pPr>
+      <w:r>
+        <w:rPr>
+          <w:b/>
+          <w:bCs/>
+        </w:rPr>
+        <w:t xml:space="preserve">5. </w:t>
+      </w:r>
+      <w:proofErr w:type="spellStart"/>
+      <w:r>
+        <w:rPr>
+          <w:b/>
+          <w:bCs/>
+        </w:rPr>
+        <w:t>static</w:t>
+      </w:r>
+      <w:proofErr w:type="spellEnd"/>
+      <w:r>
+        <w:rPr>
+          <w:b/>
+          <w:bCs/>
+        </w:rPr>
+        <w:t>/</w:t>
+      </w:r>
+      <w:proofErr w:type="spellStart"/>
+      <w:r>
+        <w:rPr>
+          <w:b/>
+          <w:bCs/>
+        </w:rPr>
+        <w:t>css</w:t>
+      </w:r>
+      <w:proofErr w:type="spellEnd"/>
+      <w:r>
+        <w:rPr>
+          <w:b/>
+          <w:bCs/>
+        </w:rPr>
+        <w:t>/style.css</w:t>
+      </w:r>
+    </w:p>
+    <w:p>
+      <w:pPr>
+        <w:numPr>
+          <w:ilvl w:val="0"/>
+          <w:numId w:val="56"/>
+        </w:numPr>
+      </w:pPr>
+      <w:r>
+        <w:rPr>
+          <w:b/>
+          <w:bCs/>
+        </w:rPr>
+        <w:t>Nuevos colores de severidad</w:t>
+      </w:r>
+      <w:r>
+        <w:t xml:space="preserve"> más vivos</w:t>
+      </w:r>
+    </w:p>
+    <w:p>
+      <w:pPr>
+        <w:numPr>
+          <w:ilvl w:val="0"/>
+          <w:numId w:val="56"/>
+        </w:numPr>
+      </w:pPr>
+      <w:r>
+        <w:t xml:space="preserve">Estilos para login </w:t>
+      </w:r>
+      <w:proofErr w:type="spellStart"/>
+      <w:r>
+        <w:t>standalone</w:t>
+      </w:r>
+      <w:proofErr w:type="spellEnd"/>
+    </w:p>
+    <w:p>
+      <w:pPr>
+        <w:numPr>
+          <w:ilvl w:val="0"/>
+          <w:numId w:val="56"/>
+        </w:numPr>
+      </w:pPr>
+      <w:r>
+        <w:t>Variables CSS unificadas</w:t>
+      </w:r>
+    </w:p>
+    <w:p>
+      <w:r>
+        <w:pict w14:anchorId="3E557B4D">
+          <v:rect id="_x0000_i1118" style="width:0;height:1.5pt" o:hralign="center" o:hrstd="t" o:hr="t" fillcolor="#a0a0a0" stroked="f"/>
+        </w:pict>
+      </w:r>
+    </w:p>
+    <w:p>
+      <w:pPr>
+        <w:rPr>
+          <w:b/>
+          <w:bCs/>
+        </w:rPr>
+      </w:pPr>
+      <w:r>
+        <w:rPr>
+          <w:rFonts w:ascii="Segoe UI Emoji" w:hAnsi="Segoe UI Emoji" w:cs="Segoe UI Emoji"/>
+          <w:b/>
+          <w:bCs/>
+        </w:rPr>
+        <w:t>🚨</w:t>
+      </w:r>
+      <w:r>
+        <w:rPr>
+          <w:b/>
+          <w:bCs/>
+        </w:rPr>
+        <w:t xml:space="preserve"> PENDIENTES URGENTES (tu misión)</w:t>
+      </w:r>
+    </w:p>
+    <w:p>
+      <w:pPr>
+        <w:rPr>
+          <w:b/>
+          <w:bCs/>
+          <w:lang w:val="en-US"/>
+        </w:rPr>
+      </w:pPr>
+      <w:r>
+        <w:rPr>
+          <w:rFonts w:ascii="Segoe UI Emoji" w:hAnsi="Segoe UI Emoji" w:cs="Segoe UI Emoji"/>
+          <w:b/>
+          <w:bCs/>
+        </w:rPr>
+        <w:t>🔥</w:t>
+      </w:r>
+      <w:r>
+        <w:rPr>
+          <w:b/>
+          <w:bCs/>
+          <w:lang w:val="en-US"/>
+        </w:rPr>
+        <w:t xml:space="preserve"> PRIORIDAD </w:t>
+      </w:r>
+      <w:r>
+        <w:rPr>
+          <w:b/>
+          <w:bCs/>
+          <w:lang w:val="en-US"/>
+        </w:rPr>
+        <w:t>1</w:t>
+      </w:r>
+      <w:r>
+        <w:rPr>
+          <w:b/>
+          <w:bCs/>
+          <w:lang w:val="en-US"/>
+        </w:rPr>
+        <w:t>: PDF EXPORT</w:t>
+      </w:r>
+    </w:p>
+    <w:p>
+      <w:pPr>
+        <w:numPr>
+          <w:ilvl w:val="0"/>
+          <w:numId w:val="58"/>
+        </w:numPr>
+      </w:pPr>
+      <w:proofErr w:type="spellStart"/>
+      <w:r>
+        <w:t>Playwright</w:t>
+      </w:r>
+      <w:proofErr w:type="spellEnd"/>
+      <w:r>
+        <w:t xml:space="preserve"> ya instalado </w:t>
+      </w:r>
+      <w:r>
+        <w:rPr>
+          <w:rFonts w:ascii="Segoe UI Emoji" w:hAnsi="Segoe UI Emoji" w:cs="Segoe UI Emoji"/>
+        </w:rPr>
+        <w:t>✅</w:t>
+      </w:r>
+    </w:p>
+    <w:p>
+      <w:pPr>
+        <w:numPr>
+          <w:ilvl w:val="0"/>
+          <w:numId w:val="58"/>
+        </w:numPr>
+      </w:pPr>
+      <w:r>
+        <w:t xml:space="preserve">Se exporta a </w:t>
+      </w:r>
+      <w:proofErr w:type="gramStart"/>
+      <w:r>
+        <w:t>PDF</w:t>
+      </w:r>
+      <w:proofErr w:type="gramEnd"/>
+      <w:r>
+        <w:t xml:space="preserve"> pero el formato no es correcto. Pedir a Rober PDF de ejemplo.</w:t>
+      </w:r>
+    </w:p>
+    <w:p>
+      <w:pPr>
+        <w:rPr>
+          <w:b/>
+          <w:bCs/>
+        </w:rPr>
+      </w:pPr>
+      <w:r>
+        <w:rPr>
+          <w:rFonts w:ascii="Segoe UI Emoji" w:hAnsi="Segoe UI Emoji" w:cs="Segoe UI Emoji"/>
+          <w:b/>
+          <w:bCs/>
+        </w:rPr>
+        <w:t>📦</w:t>
+      </w:r>
+      <w:r>
+        <w:rPr>
+          <w:b/>
+          <w:bCs/>
+        </w:rPr>
+        <w:t xml:space="preserve"> PRIORIDAD </w:t>
+      </w:r>
+      <w:r>
+        <w:rPr>
+          <w:b/>
+          <w:bCs/>
+        </w:rPr>
+        <w:t>2</w:t>
+      </w:r>
+      <w:r>
+        <w:rPr>
+          <w:b/>
+          <w:bCs/>
+        </w:rPr>
+        <w:t xml:space="preserve">: JSON </w:t>
+      </w:r>
+      <w:proofErr w:type="spellStart"/>
+      <w:r>
+        <w:rPr>
+          <w:b/>
+          <w:bCs/>
+        </w:rPr>
+        <w:t>PWNdoc</w:t>
+      </w:r>
+      <w:proofErr w:type="spellEnd"/>
+    </w:p>
+    <w:p>
+      <w:pPr>
+        <w:numPr>
+          <w:ilvl w:val="0"/>
+          <w:numId w:val="59"/>
+        </w:numPr>
+      </w:pPr>
+      <w:proofErr w:type="spellStart"/>
+      <w:r>
+        <w:t>Export</w:t>
+      </w:r>
+      <w:proofErr w:type="spellEnd"/>
+      <w:r>
+        <w:t xml:space="preserve"> en formato JSON para integración con </w:t>
+      </w:r>
+      <w:proofErr w:type="spellStart"/>
+      <w:r>
+        <w:t>Pwndoc</w:t>
+      </w:r>
+      <w:proofErr w:type="spellEnd"/>
+    </w:p>
+    <w:p>
+      <w:pPr>
+        <w:numPr>
+          <w:ilvl w:val="0"/>
+          <w:numId w:val="59"/>
+        </w:numPr>
+      </w:pPr>
+      <w:r>
+        <w:t>Ruta /</w:t>
+      </w:r>
+      <w:proofErr w:type="spellStart"/>
+      <w:r>
+        <w:t>project</w:t>
+      </w:r>
+      <w:proofErr w:type="spellEnd"/>
+      <w:r>
+        <w:t>/&lt;id&gt;/</w:t>
+      </w:r>
+      <w:proofErr w:type="spellStart"/>
+      <w:r>
+        <w:t>report</w:t>
+      </w:r>
+      <w:proofErr w:type="spellEnd"/>
+      <w:r>
+        <w:t>/</w:t>
+      </w:r>
+      <w:proofErr w:type="spellStart"/>
+      <w:r>
+        <w:t>json</w:t>
+      </w:r>
+      <w:proofErr w:type="spellEnd"/>
+      <w:r>
+        <w:t xml:space="preserve"> por implementar</w:t>
+      </w:r>
+    </w:p>
+    <w:p>
+      <w:r>
+        <w:pict w14:anchorId="7067FC8E">
+          <v:rect id="_x0000_i1119" style="width:0;height:1.5pt" o:hralign="center" o:hrstd="t" o:hr="t" fillcolor="#a0a0a0" stroked="f"/>
+        </w:pict>
+      </w:r>
+    </w:p>
+    <w:p>
+      <w:pPr>
+        <w:rPr>
+          <w:b/>
+          <w:bCs/>
+        </w:rPr>
+      </w:pPr>
+      <w:r>
+        <w:rPr>
+          <w:rFonts w:ascii="Segoe UI Symbol" w:hAnsi="Segoe UI Symbol" w:cs="Segoe UI Symbol"/>
+          <w:b/>
+          <w:bCs/>
+        </w:rPr>
+        <w:t>⚠</w:t>
+      </w:r>
+      <w:r>
+        <w:rPr>
+          <w:b/>
+          <w:bCs/>
+        </w:rPr>
+        <w:t>️ EFECTO PEPE VILLUELA - ADVERTENCIAS</w:t>
+      </w:r>
+    </w:p>
+    <w:p>
+      <w:pPr>
+        <w:numPr>
+          <w:ilvl w:val="0"/>
+          <w:numId w:val="60"/>
+        </w:numPr>
+      </w:pPr>
+      <w:r>
+        <w:rPr>
+          <w:b/>
+          <w:bCs/>
+        </w:rPr>
+        <w:t>NO MODIFICAR asset_detail.html CSS</w:t>
+      </w:r>
+      <w:r>
+        <w:t xml:space="preserve"> - 200+ líneas complejas, funciona bien</w:t>
+      </w:r>
+    </w:p>
+    <w:p>
+      <w:pPr>
+        <w:numPr>
+          <w:ilvl w:val="0"/>
+          <w:numId w:val="60"/>
+        </w:numPr>
+      </w:pPr>
+      <w:r>
+        <w:rPr>
+          <w:b/>
+          <w:bCs/>
+        </w:rPr>
+        <w:t>VERIFICAR PATHS BD SIEMPRE</w:t>
+      </w:r>
+      <w:r>
+        <w:t xml:space="preserve"> - Nuestro talón de Aquiles</w:t>
+      </w:r>
+    </w:p>
+    <w:p>
+      <w:pPr>
+        <w:numPr>
+          <w:ilvl w:val="0"/>
+          <w:numId w:val="60"/>
+        </w:numPr>
+      </w:pPr>
+      <w:r>
+        <w:rPr>
+          <w:b/>
+          <w:bCs/>
+        </w:rPr>
+        <w:t>MANTENER TODO EN INGLÉS</w:t>
+      </w:r>
+      <w:r>
+        <w:t xml:space="preserve"> - Código, comentarios, BD (conversaciones en español)</w:t>
+      </w:r>
+    </w:p>
+    <w:p>
+      <w:pPr>
+        <w:numPr>
+          <w:ilvl w:val="0"/>
+          <w:numId w:val="60"/>
+        </w:numPr>
+      </w:pPr>
+      <w:r>
+        <w:rPr>
+          <w:b/>
+          <w:bCs/>
+        </w:rPr>
+        <w:t>HEADERS AZULES EN TODO</w:t>
+      </w:r>
+      <w:r>
+        <w:t xml:space="preserve"> - Nueva regla sagrada</w:t>
+      </w:r>
+    </w:p>
+    <w:p>
+      <w:r>
+        <w:pict w14:anchorId="16EE08BD">
+          <v:rect id="_x0000_i1121" style="width:0;height:1.5pt" o:hralign="center" o:hrstd="t" o:hr="t" fillcolor="#a0a0a0" stroked="f"/>
+        </w:pict>
+      </w:r>
+    </w:p>
+    <w:p>
+      <w:pPr>
+        <w:rPr>
+          <w:b/>
+          <w:bCs/>
+        </w:rPr>
+      </w:pPr>
+      <w:r>
+        <w:rPr>
+          <w:rFonts w:ascii="Segoe UI Emoji" w:hAnsi="Segoe UI Emoji" w:cs="Segoe UI Emoji"/>
+          <w:b/>
+          <w:bCs/>
+        </w:rPr>
+        <w:t>🚀</w:t>
+      </w:r>
+      <w:r>
+        <w:rPr>
+          <w:b/>
+          <w:bCs/>
+        </w:rPr>
+        <w:t xml:space="preserve"> COMANDOS ESENCIALES</w:t>
+      </w:r>
+    </w:p>
+    <w:p>
+      <w:proofErr w:type="spellStart"/>
+      <w:r>
+        <w:t>bash</w:t>
+      </w:r>
+      <w:proofErr w:type="spellEnd"/>
+    </w:p>
+    <w:p>
+      <w:r>
+        <w:t xml:space="preserve"># </w:t>
+      </w:r>
+      <w:proofErr w:type="spellStart"/>
+      <w:r>
+        <w:t>Dashboard</w:t>
+      </w:r>
+      <w:proofErr w:type="spellEnd"/>
+      <w:r>
+        <w:t xml:space="preserve"> web</w:t>
+      </w:r>
+    </w:p>
+    <w:p>
+      <w:proofErr w:type="spellStart"/>
+      <w:r>
+        <w:t>python</w:t>
+      </w:r>
+      <w:proofErr w:type="spellEnd"/>
+      <w:r>
+        <w:t xml:space="preserve"> </w:t>
+      </w:r>
+      <w:proofErr w:type="gramStart"/>
+      <w:r>
+        <w:t>app.py  #</w:t>
+      </w:r>
+      <w:proofErr w:type="gramEnd"/>
+      <w:r>
+        <w:t xml:space="preserve"> http://localhost:5000 (admin/admin@2025_Nov)</w:t>
+      </w:r>
+    </w:p>
+    <w:p/>
+    <w:p>
+      <w:r>
+        <w:t># Orquestador completo</w:t>
+      </w:r>
+    </w:p>
+    <w:p>
+      <w:pPr>
+        <w:rPr>
+          <w:lang w:val="en-US"/>
+        </w:rPr>
+      </w:pPr>
+      <w:r>
+        <w:rPr>
+          <w:lang w:val="en-US"/>
+        </w:rPr>
+        <w:t>python orchestrate.py &lt;</w:t>
+      </w:r>
+      <w:proofErr w:type="spellStart"/>
+      <w:r>
+        <w:rPr>
+          <w:lang w:val="en-US"/>
+        </w:rPr>
+        <w:t>url</w:t>
+      </w:r>
+      <w:proofErr w:type="spellEnd"/>
+      <w:r>
+        <w:rPr>
+          <w:lang w:val="en-US"/>
+        </w:rPr>
+        <w:t>&gt; --project "</w:t>
+      </w:r>
+      <w:proofErr w:type="spellStart"/>
+      <w:r>
+        <w:rPr>
+          <w:lang w:val="en-US"/>
+        </w:rPr>
+        <w:t>Nombre</w:t>
+      </w:r>
+      <w:proofErr w:type="spellEnd"/>
+      <w:r>
+        <w:rPr>
+          <w:lang w:val="en-US"/>
+        </w:rPr>
+        <w:t>" --tools &lt;</w:t>
+      </w:r>
+      <w:proofErr w:type="spellStart"/>
+      <w:proofErr w:type="gramStart"/>
+      <w:r>
+        <w:rPr>
+          <w:lang w:val="en-US"/>
+        </w:rPr>
+        <w:t>recon,fuzz</w:t>
+      </w:r>
+      <w:proofErr w:type="gramEnd"/>
+      <w:r>
+        <w:rPr>
+          <w:lang w:val="en-US"/>
+        </w:rPr>
+        <w:t>,scanner,all</w:t>
+      </w:r>
+      <w:proofErr w:type="spellEnd"/>
+      <w:r>
+        <w:rPr>
+          <w:lang w:val="en-US"/>
+        </w:rPr>
+        <w:t>&gt;</w:t>
+      </w:r>
+    </w:p>
+    <w:p>
+      <w:pPr>
+        <w:rPr>
+          <w:lang w:val="en-US"/>
+        </w:rPr>
+      </w:pPr>
+    </w:p>
+    <w:p>
+      <w:r>
+        <w:t># Inicializar BD (desde /</w:t>
+      </w:r>
+      <w:proofErr w:type="spellStart"/>
+      <w:r>
+        <w:t>database</w:t>
+      </w:r>
+      <w:proofErr w:type="spellEnd"/>
+      <w:r>
+        <w:t>/)</w:t>
+      </w:r>
+    </w:p>
+    <w:p>
+      <w:proofErr w:type="spellStart"/>
+      <w:r>
+        <w:t>python</w:t>
+      </w:r>
+      <w:proofErr w:type="spellEnd"/>
+      <w:r>
+        <w:t xml:space="preserve"> init_database.py</w:t>
+      </w:r>
+    </w:p>
+    <w:p>
+      <w:r>
+        <w:pict w14:anchorId="44D1ED50">
+          <v:rect id="_x0000_i1122" style="width:0;height:1.5pt" o:hralign="center" o:hrstd="t" o:hr="t" fillcolor="#a0a0a0" stroked="f"/>
+        </w:pict>
+      </w:r>
+    </w:p>
+    <w:p>
+      <w:pPr>
+        <w:rPr>
+          <w:b/>
+          <w:bCs/>
+        </w:rPr>
+      </w:pPr>
+      <w:r>
+        <w:rPr>
+          <w:rFonts w:ascii="Segoe UI Emoji" w:hAnsi="Segoe UI Emoji" w:cs="Segoe UI Emoji"/>
+          <w:b/>
+          <w:bCs/>
+        </w:rPr>
+        <w:t>🎉</w:t>
+      </w:r>
+      <w:r>
+        <w:rPr>
+          <w:b/>
+          <w:bCs/>
+        </w:rPr>
+        <w:t xml:space="preserve"> URLS DE TEST CONFIABLES</w:t>
+      </w:r>
+    </w:p>
+    <w:p>
+      <w:proofErr w:type="spellStart"/>
+      <w:r>
+        <w:t>text</w:t>
+      </w:r>
+      <w:proofErr w:type="spellEnd"/>
+    </w:p>
+    <w:p>
+      <w:r>
+        <w:t>http://testphp.vulnweb.com</w:t>
+      </w:r>
+    </w:p>
+    <w:p>
+      <w:r>
+        <w:t>http://testasp.vulnweb.com</w:t>
+      </w:r>
+    </w:p>
+    <w:p>
+      <w:r>
+        <w:rPr>
+          <w:b/>
+          <w:bCs/>
+        </w:rPr>
+        <w:t>¡SUERTE COLEGA! RECUERDA: EL CÓDIGO ES TUYO Y TE LO FOLLAS CUANDO QUIERES</w:t>
+      </w:r>
+      <w:r>
+        <w:t xml:space="preserve"> </w:t>
+      </w:r>
+      <w:r>
+        <w:rPr>
+          <w:rFonts w:ascii="Segoe UI Emoji" w:hAnsi="Segoe UI Emoji" w:cs="Segoe UI Emoji"/>
+        </w:rPr>
+        <w:t>😎</w:t>
+      </w:r>
     </w:p>
     <w:p/>
     <w:sectPr>
@@ -19545,6 +22908,119 @@
     </w:lvl>
   </w:abstractNum>
   <w:abstractNum w:abstractNumId="5" w15:restartNumberingAfterBreak="0">
+    <w:nsid w:val="0F0846D6"/>
+    <w:multiLevelType w:val="multilevel"/>
+    <w:tmpl w:val="ACB66FE6"/>
+    <w:lvl w:ilvl="0">
+      <w:start w:val="1"/>
+      <w:numFmt w:val="decimal"/>
+      <w:lvlText w:val="%1."/>
+      <w:lvlJc w:val="left"/>
+      <w:pPr>
+        <w:tabs>
+          <w:tab w:val="num" w:pos="720"/>
+        </w:tabs>
+        <w:ind w:left="720" w:hanging="360"/>
+      </w:pPr>
+    </w:lvl>
+    <w:lvl w:ilvl="1" w:tentative="1">
+      <w:start w:val="1"/>
+      <w:numFmt w:val="decimal"/>
+      <w:lvlText w:val="%2."/>
+      <w:lvlJc w:val="left"/>
+      <w:pPr>
+        <w:tabs>
+          <w:tab w:val="num" w:pos="1440"/>
+        </w:tabs>
+        <w:ind w:left="1440" w:hanging="360"/>
+      </w:pPr>
+    </w:lvl>
+    <w:lvl w:ilvl="2" w:tentative="1">
+      <w:start w:val="1"/>
+      <w:numFmt w:val="decimal"/>
+      <w:lvlText w:val="%3."/>
+      <w:lvlJc w:val="left"/>
+      <w:pPr>
+        <w:tabs>
+          <w:tab w:val="num" w:pos="2160"/>
+        </w:tabs>
+        <w:ind w:left="2160" w:hanging="360"/>
+      </w:pPr>
+    </w:lvl>
+    <w:lvl w:ilvl="3" w:tentative="1">
+      <w:start w:val="1"/>
+      <w:numFmt w:val="decimal"/>
+      <w:lvlText w:val="%4."/>
+      <w:lvlJc w:val="left"/>
+      <w:pPr>
+        <w:tabs>
+          <w:tab w:val="num" w:pos="2880"/>
+        </w:tabs>
+        <w:ind w:left="2880" w:hanging="360"/>
+      </w:pPr>
+    </w:lvl>
+    <w:lvl w:ilvl="4" w:tentative="1">
+      <w:start w:val="1"/>
+      <w:numFmt w:val="decimal"/>
+      <w:lvlText w:val="%5."/>
+      <w:lvlJc w:val="left"/>
+      <w:pPr>
+        <w:tabs>
+          <w:tab w:val="num" w:pos="3600"/>
+        </w:tabs>
+        <w:ind w:left="3600" w:hanging="360"/>
+      </w:pPr>
+    </w:lvl>
+    <w:lvl w:ilvl="5" w:tentative="1">
+      <w:start w:val="1"/>
+      <w:numFmt w:val="decimal"/>
+      <w:lvlText w:val="%6."/>
+      <w:lvlJc w:val="left"/>
+      <w:pPr>
+        <w:tabs>
+          <w:tab w:val="num" w:pos="4320"/>
+        </w:tabs>
+        <w:ind w:left="4320" w:hanging="360"/>
+      </w:pPr>
+    </w:lvl>
+    <w:lvl w:ilvl="6" w:tentative="1">
+      <w:start w:val="1"/>
+      <w:numFmt w:val="decimal"/>
+      <w:lvlText w:val="%7."/>
+      <w:lvlJc w:val="left"/>
+      <w:pPr>
+        <w:tabs>
+          <w:tab w:val="num" w:pos="5040"/>
+        </w:tabs>
+        <w:ind w:left="5040" w:hanging="360"/>
+      </w:pPr>
+    </w:lvl>
+    <w:lvl w:ilvl="7" w:tentative="1">
+      <w:start w:val="1"/>
+      <w:numFmt w:val="decimal"/>
+      <w:lvlText w:val="%8."/>
+      <w:lvlJc w:val="left"/>
+      <w:pPr>
+        <w:tabs>
+          <w:tab w:val="num" w:pos="5760"/>
+        </w:tabs>
+        <w:ind w:left="5760" w:hanging="360"/>
+      </w:pPr>
+    </w:lvl>
+    <w:lvl w:ilvl="8" w:tentative="1">
+      <w:start w:val="1"/>
+      <w:numFmt w:val="decimal"/>
+      <w:lvlText w:val="%9."/>
+      <w:lvlJc w:val="left"/>
+      <w:pPr>
+        <w:tabs>
+          <w:tab w:val="num" w:pos="6480"/>
+        </w:tabs>
+        <w:ind w:left="6480" w:hanging="360"/>
+      </w:pPr>
+    </w:lvl>
+  </w:abstractNum>
+  <w:abstractNum w:abstractNumId="6" w15:restartNumberingAfterBreak="0">
     <w:nsid w:val="0FA728AD"/>
     <w:multiLevelType w:val="multilevel"/>
     <w:tmpl w:val="84B82514"/>
@@ -19693,7 +23169,7 @@
       </w:rPr>
     </w:lvl>
   </w:abstractNum>
-  <w:abstractNum w:abstractNumId="6" w15:restartNumberingAfterBreak="0">
+  <w:abstractNum w:abstractNumId="7" w15:restartNumberingAfterBreak="0">
     <w:nsid w:val="119F2755"/>
     <w:multiLevelType w:val="multilevel"/>
     <w:tmpl w:val="3FB09D9C"/>
@@ -19842,7 +23318,7 @@
       </w:rPr>
     </w:lvl>
   </w:abstractNum>
-  <w:abstractNum w:abstractNumId="7" w15:restartNumberingAfterBreak="0">
+  <w:abstractNum w:abstractNumId="8" w15:restartNumberingAfterBreak="0">
     <w:nsid w:val="12D522F5"/>
     <w:multiLevelType w:val="multilevel"/>
     <w:tmpl w:val="90A20250"/>
@@ -19955,7 +23431,7 @@
       </w:pPr>
     </w:lvl>
   </w:abstractNum>
-  <w:abstractNum w:abstractNumId="8" w15:restartNumberingAfterBreak="0">
+  <w:abstractNum w:abstractNumId="9" w15:restartNumberingAfterBreak="0">
     <w:nsid w:val="163F1565"/>
     <w:multiLevelType w:val="multilevel"/>
     <w:tmpl w:val="F05C85C2"/>
@@ -20104,7 +23580,454 @@
       </w:rPr>
     </w:lvl>
   </w:abstractNum>
-  <w:abstractNum w:abstractNumId="9" w15:restartNumberingAfterBreak="0">
+  <w:abstractNum w:abstractNumId="10" w15:restartNumberingAfterBreak="0">
+    <w:nsid w:val="165618D9"/>
+    <w:multiLevelType w:val="multilevel"/>
+    <w:tmpl w:val="FC0021C6"/>
+    <w:lvl w:ilvl="0">
+      <w:start w:val="1"/>
+      <w:numFmt w:val="bullet"/>
+      <w:lvlText w:val=""/>
+      <w:lvlJc w:val="left"/>
+      <w:pPr>
+        <w:tabs>
+          <w:tab w:val="num" w:pos="720"/>
+        </w:tabs>
+        <w:ind w:left="720" w:hanging="360"/>
+      </w:pPr>
+      <w:rPr>
+        <w:rFonts w:ascii="Symbol" w:hAnsi="Symbol" w:hint="default"/>
+        <w:sz w:val="20"/>
+      </w:rPr>
+    </w:lvl>
+    <w:lvl w:ilvl="1" w:tentative="1">
+      <w:start w:val="1"/>
+      <w:numFmt w:val="bullet"/>
+      <w:lvlText w:val="o"/>
+      <w:lvlJc w:val="left"/>
+      <w:pPr>
+        <w:tabs>
+          <w:tab w:val="num" w:pos="1440"/>
+        </w:tabs>
+        <w:ind w:left="1440" w:hanging="360"/>
+      </w:pPr>
+      <w:rPr>
+        <w:rFonts w:ascii="Courier New" w:hAnsi="Courier New" w:hint="default"/>
+        <w:sz w:val="20"/>
+      </w:rPr>
+    </w:lvl>
+    <w:lvl w:ilvl="2" w:tentative="1">
+      <w:start w:val="1"/>
+      <w:numFmt w:val="bullet"/>
+      <w:lvlText w:val=""/>
+      <w:lvlJc w:val="left"/>
+      <w:pPr>
+        <w:tabs>
+          <w:tab w:val="num" w:pos="2160"/>
+        </w:tabs>
+        <w:ind w:left="2160" w:hanging="360"/>
+      </w:pPr>
+      <w:rPr>
+        <w:rFonts w:ascii="Wingdings" w:hAnsi="Wingdings" w:hint="default"/>
+        <w:sz w:val="20"/>
+      </w:rPr>
+    </w:lvl>
+    <w:lvl w:ilvl="3" w:tentative="1">
+      <w:start w:val="1"/>
+      <w:numFmt w:val="bullet"/>
+      <w:lvlText w:val=""/>
+      <w:lvlJc w:val="left"/>
+      <w:pPr>
+        <w:tabs>
+          <w:tab w:val="num" w:pos="2880"/>
+        </w:tabs>
+        <w:ind w:left="2880" w:hanging="360"/>
+      </w:pPr>
+      <w:rPr>
+        <w:rFonts w:ascii="Wingdings" w:hAnsi="Wingdings" w:hint="default"/>
+        <w:sz w:val="20"/>
+      </w:rPr>
+    </w:lvl>
+    <w:lvl w:ilvl="4" w:tentative="1">
+      <w:start w:val="1"/>
+      <w:numFmt w:val="bullet"/>
+      <w:lvlText w:val=""/>
+      <w:lvlJc w:val="left"/>
+      <w:pPr>
+        <w:tabs>
+          <w:tab w:val="num" w:pos="3600"/>
+        </w:tabs>
+        <w:ind w:left="3600" w:hanging="360"/>
+      </w:pPr>
+      <w:rPr>
+        <w:rFonts w:ascii="Wingdings" w:hAnsi="Wingdings" w:hint="default"/>
+        <w:sz w:val="20"/>
+      </w:rPr>
+    </w:lvl>
+    <w:lvl w:ilvl="5" w:tentative="1">
+      <w:start w:val="1"/>
+      <w:numFmt w:val="bullet"/>
+      <w:lvlText w:val=""/>
+      <w:lvlJc w:val="left"/>
+      <w:pPr>
+        <w:tabs>
+          <w:tab w:val="num" w:pos="4320"/>
+        </w:tabs>
+        <w:ind w:left="4320" w:hanging="360"/>
+      </w:pPr>
+      <w:rPr>
+        <w:rFonts w:ascii="Wingdings" w:hAnsi="Wingdings" w:hint="default"/>
+        <w:sz w:val="20"/>
+      </w:rPr>
+    </w:lvl>
+    <w:lvl w:ilvl="6" w:tentative="1">
+      <w:start w:val="1"/>
+      <w:numFmt w:val="bullet"/>
+      <w:lvlText w:val=""/>
+      <w:lvlJc w:val="left"/>
+      <w:pPr>
+        <w:tabs>
+          <w:tab w:val="num" w:pos="5040"/>
+        </w:tabs>
+        <w:ind w:left="5040" w:hanging="360"/>
+      </w:pPr>
+      <w:rPr>
+        <w:rFonts w:ascii="Wingdings" w:hAnsi="Wingdings" w:hint="default"/>
+        <w:sz w:val="20"/>
+      </w:rPr>
+    </w:lvl>
+    <w:lvl w:ilvl="7" w:tentative="1">
+      <w:start w:val="1"/>
+      <w:numFmt w:val="bullet"/>
+      <w:lvlText w:val=""/>
+      <w:lvlJc w:val="left"/>
+      <w:pPr>
+        <w:tabs>
+          <w:tab w:val="num" w:pos="5760"/>
+        </w:tabs>
+        <w:ind w:left="5760" w:hanging="360"/>
+      </w:pPr>
+      <w:rPr>
+        <w:rFonts w:ascii="Wingdings" w:hAnsi="Wingdings" w:hint="default"/>
+        <w:sz w:val="20"/>
+      </w:rPr>
+    </w:lvl>
+    <w:lvl w:ilvl="8" w:tentative="1">
+      <w:start w:val="1"/>
+      <w:numFmt w:val="bullet"/>
+      <w:lvlText w:val=""/>
+      <w:lvlJc w:val="left"/>
+      <w:pPr>
+        <w:tabs>
+          <w:tab w:val="num" w:pos="6480"/>
+        </w:tabs>
+        <w:ind w:left="6480" w:hanging="360"/>
+      </w:pPr>
+      <w:rPr>
+        <w:rFonts w:ascii="Wingdings" w:hAnsi="Wingdings" w:hint="default"/>
+        <w:sz w:val="20"/>
+      </w:rPr>
+    </w:lvl>
+  </w:abstractNum>
+  <w:abstractNum w:abstractNumId="11" w15:restartNumberingAfterBreak="0">
+    <w:nsid w:val="1B6A69D9"/>
+    <w:multiLevelType w:val="multilevel"/>
+    <w:tmpl w:val="D6ECC414"/>
+    <w:lvl w:ilvl="0">
+      <w:start w:val="1"/>
+      <w:numFmt w:val="bullet"/>
+      <w:lvlText w:val=""/>
+      <w:lvlJc w:val="left"/>
+      <w:pPr>
+        <w:tabs>
+          <w:tab w:val="num" w:pos="720"/>
+        </w:tabs>
+        <w:ind w:left="720" w:hanging="360"/>
+      </w:pPr>
+      <w:rPr>
+        <w:rFonts w:ascii="Symbol" w:hAnsi="Symbol" w:hint="default"/>
+        <w:sz w:val="20"/>
+      </w:rPr>
+    </w:lvl>
+    <w:lvl w:ilvl="1" w:tentative="1">
+      <w:start w:val="1"/>
+      <w:numFmt w:val="bullet"/>
+      <w:lvlText w:val="o"/>
+      <w:lvlJc w:val="left"/>
+      <w:pPr>
+        <w:tabs>
+          <w:tab w:val="num" w:pos="1440"/>
+        </w:tabs>
+        <w:ind w:left="1440" w:hanging="360"/>
+      </w:pPr>
+      <w:rPr>
+        <w:rFonts w:ascii="Courier New" w:hAnsi="Courier New" w:hint="default"/>
+        <w:sz w:val="20"/>
+      </w:rPr>
+    </w:lvl>
+    <w:lvl w:ilvl="2" w:tentative="1">
+      <w:start w:val="1"/>
+      <w:numFmt w:val="bullet"/>
+      <w:lvlText w:val=""/>
+      <w:lvlJc w:val="left"/>
+      <w:pPr>
+        <w:tabs>
+          <w:tab w:val="num" w:pos="2160"/>
+        </w:tabs>
+        <w:ind w:left="2160" w:hanging="360"/>
+      </w:pPr>
+      <w:rPr>
+        <w:rFonts w:ascii="Wingdings" w:hAnsi="Wingdings" w:hint="default"/>
+        <w:sz w:val="20"/>
+      </w:rPr>
+    </w:lvl>
+    <w:lvl w:ilvl="3" w:tentative="1">
+      <w:start w:val="1"/>
+      <w:numFmt w:val="bullet"/>
+      <w:lvlText w:val=""/>
+      <w:lvlJc w:val="left"/>
+      <w:pPr>
+        <w:tabs>
+          <w:tab w:val="num" w:pos="2880"/>
+        </w:tabs>
+        <w:ind w:left="2880" w:hanging="360"/>
+      </w:pPr>
+      <w:rPr>
+        <w:rFonts w:ascii="Wingdings" w:hAnsi="Wingdings" w:hint="default"/>
+        <w:sz w:val="20"/>
+      </w:rPr>
+    </w:lvl>
+    <w:lvl w:ilvl="4" w:tentative="1">
+      <w:start w:val="1"/>
+      <w:numFmt w:val="bullet"/>
+      <w:lvlText w:val=""/>
+      <w:lvlJc w:val="left"/>
+      <w:pPr>
+        <w:tabs>
+          <w:tab w:val="num" w:pos="3600"/>
+        </w:tabs>
+        <w:ind w:left="3600" w:hanging="360"/>
+      </w:pPr>
+      <w:rPr>
+        <w:rFonts w:ascii="Wingdings" w:hAnsi="Wingdings" w:hint="default"/>
+        <w:sz w:val="20"/>
+      </w:rPr>
+    </w:lvl>
+    <w:lvl w:ilvl="5" w:tentative="1">
+      <w:start w:val="1"/>
+      <w:numFmt w:val="bullet"/>
+      <w:lvlText w:val=""/>
+      <w:lvlJc w:val="left"/>
+      <w:pPr>
+        <w:tabs>
+          <w:tab w:val="num" w:pos="4320"/>
+        </w:tabs>
+        <w:ind w:left="4320" w:hanging="360"/>
+      </w:pPr>
+      <w:rPr>
+        <w:rFonts w:ascii="Wingdings" w:hAnsi="Wingdings" w:hint="default"/>
+        <w:sz w:val="20"/>
+      </w:rPr>
+    </w:lvl>
+    <w:lvl w:ilvl="6" w:tentative="1">
+      <w:start w:val="1"/>
+      <w:numFmt w:val="bullet"/>
+      <w:lvlText w:val=""/>
+      <w:lvlJc w:val="left"/>
+      <w:pPr>
+        <w:tabs>
+          <w:tab w:val="num" w:pos="5040"/>
+        </w:tabs>
+        <w:ind w:left="5040" w:hanging="360"/>
+      </w:pPr>
+      <w:rPr>
+        <w:rFonts w:ascii="Wingdings" w:hAnsi="Wingdings" w:hint="default"/>
+        <w:sz w:val="20"/>
+      </w:rPr>
+    </w:lvl>
+    <w:lvl w:ilvl="7" w:tentative="1">
+      <w:start w:val="1"/>
+      <w:numFmt w:val="bullet"/>
+      <w:lvlText w:val=""/>
+      <w:lvlJc w:val="left"/>
+      <w:pPr>
+        <w:tabs>
+          <w:tab w:val="num" w:pos="5760"/>
+        </w:tabs>
+        <w:ind w:left="5760" w:hanging="360"/>
+      </w:pPr>
+      <w:rPr>
+        <w:rFonts w:ascii="Wingdings" w:hAnsi="Wingdings" w:hint="default"/>
+        <w:sz w:val="20"/>
+      </w:rPr>
+    </w:lvl>
+    <w:lvl w:ilvl="8" w:tentative="1">
+      <w:start w:val="1"/>
+      <w:numFmt w:val="bullet"/>
+      <w:lvlText w:val=""/>
+      <w:lvlJc w:val="left"/>
+      <w:pPr>
+        <w:tabs>
+          <w:tab w:val="num" w:pos="6480"/>
+        </w:tabs>
+        <w:ind w:left="6480" w:hanging="360"/>
+      </w:pPr>
+      <w:rPr>
+        <w:rFonts w:ascii="Wingdings" w:hAnsi="Wingdings" w:hint="default"/>
+        <w:sz w:val="20"/>
+      </w:rPr>
+    </w:lvl>
+  </w:abstractNum>
+  <w:abstractNum w:abstractNumId="12" w15:restartNumberingAfterBreak="0">
+    <w:nsid w:val="22252698"/>
+    <w:multiLevelType w:val="multilevel"/>
+    <w:tmpl w:val="8852469A"/>
+    <w:lvl w:ilvl="0">
+      <w:start w:val="1"/>
+      <w:numFmt w:val="bullet"/>
+      <w:lvlText w:val=""/>
+      <w:lvlJc w:val="left"/>
+      <w:pPr>
+        <w:tabs>
+          <w:tab w:val="num" w:pos="720"/>
+        </w:tabs>
+        <w:ind w:left="720" w:hanging="360"/>
+      </w:pPr>
+      <w:rPr>
+        <w:rFonts w:ascii="Symbol" w:hAnsi="Symbol" w:hint="default"/>
+        <w:sz w:val="20"/>
+      </w:rPr>
+    </w:lvl>
+    <w:lvl w:ilvl="1" w:tentative="1">
+      <w:start w:val="1"/>
+      <w:numFmt w:val="bullet"/>
+      <w:lvlText w:val="o"/>
+      <w:lvlJc w:val="left"/>
+      <w:pPr>
+        <w:tabs>
+          <w:tab w:val="num" w:pos="1440"/>
+        </w:tabs>
+        <w:ind w:left="1440" w:hanging="360"/>
+      </w:pPr>
+      <w:rPr>
+        <w:rFonts w:ascii="Courier New" w:hAnsi="Courier New" w:hint="default"/>
+        <w:sz w:val="20"/>
+      </w:rPr>
+    </w:lvl>
+    <w:lvl w:ilvl="2" w:tentative="1">
+      <w:start w:val="1"/>
+      <w:numFmt w:val="bullet"/>
+      <w:lvlText w:val=""/>
+      <w:lvlJc w:val="left"/>
+      <w:pPr>
+        <w:tabs>
+          <w:tab w:val="num" w:pos="2160"/>
+        </w:tabs>
+        <w:ind w:left="2160" w:hanging="360"/>
+      </w:pPr>
+      <w:rPr>
+        <w:rFonts w:ascii="Wingdings" w:hAnsi="Wingdings" w:hint="default"/>
+        <w:sz w:val="20"/>
+      </w:rPr>
+    </w:lvl>
+    <w:lvl w:ilvl="3" w:tentative="1">
+      <w:start w:val="1"/>
+      <w:numFmt w:val="bullet"/>
+      <w:lvlText w:val=""/>
+      <w:lvlJc w:val="left"/>
+      <w:pPr>
+        <w:tabs>
+          <w:tab w:val="num" w:pos="2880"/>
+        </w:tabs>
+        <w:ind w:left="2880" w:hanging="360"/>
+      </w:pPr>
+      <w:rPr>
+        <w:rFonts w:ascii="Wingdings" w:hAnsi="Wingdings" w:hint="default"/>
+        <w:sz w:val="20"/>
+      </w:rPr>
+    </w:lvl>
+    <w:lvl w:ilvl="4" w:tentative="1">
+      <w:start w:val="1"/>
+      <w:numFmt w:val="bullet"/>
+      <w:lvlText w:val=""/>
+      <w:lvlJc w:val="left"/>
+      <w:pPr>
+        <w:tabs>
+          <w:tab w:val="num" w:pos="3600"/>
+        </w:tabs>
+        <w:ind w:left="3600" w:hanging="360"/>
+      </w:pPr>
+      <w:rPr>
+        <w:rFonts w:ascii="Wingdings" w:hAnsi="Wingdings" w:hint="default"/>
+        <w:sz w:val="20"/>
+      </w:rPr>
+    </w:lvl>
+    <w:lvl w:ilvl="5" w:tentative="1">
+      <w:start w:val="1"/>
+      <w:numFmt w:val="bullet"/>
+      <w:lvlText w:val=""/>
+      <w:lvlJc w:val="left"/>
+      <w:pPr>
+        <w:tabs>
+          <w:tab w:val="num" w:pos="4320"/>
+        </w:tabs>
+        <w:ind w:left="4320" w:hanging="360"/>
+      </w:pPr>
+      <w:rPr>
+        <w:rFonts w:ascii="Wingdings" w:hAnsi="Wingdings" w:hint="default"/>
+        <w:sz w:val="20"/>
+      </w:rPr>
+    </w:lvl>
+    <w:lvl w:ilvl="6" w:tentative="1">
+      <w:start w:val="1"/>
+      <w:numFmt w:val="bullet"/>
+      <w:lvlText w:val=""/>
+      <w:lvlJc w:val="left"/>
+      <w:pPr>
+        <w:tabs>
+          <w:tab w:val="num" w:pos="5040"/>
+        </w:tabs>
+        <w:ind w:left="5040" w:hanging="360"/>
+      </w:pPr>
+      <w:rPr>
+        <w:rFonts w:ascii="Wingdings" w:hAnsi="Wingdings" w:hint="default"/>
+        <w:sz w:val="20"/>
+      </w:rPr>
+    </w:lvl>
+    <w:lvl w:ilvl="7" w:tentative="1">
+      <w:start w:val="1"/>
+      <w:numFmt w:val="bullet"/>
+      <w:lvlText w:val=""/>
+      <w:lvlJc w:val="left"/>
+      <w:pPr>
+        <w:tabs>
+          <w:tab w:val="num" w:pos="5760"/>
+        </w:tabs>
+        <w:ind w:left="5760" w:hanging="360"/>
+      </w:pPr>
+      <w:rPr>
+        <w:rFonts w:ascii="Wingdings" w:hAnsi="Wingdings" w:hint="default"/>
+        <w:sz w:val="20"/>
+      </w:rPr>
+    </w:lvl>
+    <w:lvl w:ilvl="8" w:tentative="1">
+      <w:start w:val="1"/>
+      <w:numFmt w:val="bullet"/>
+      <w:lvlText w:val=""/>
+      <w:lvlJc w:val="left"/>
+      <w:pPr>
+        <w:tabs>
+          <w:tab w:val="num" w:pos="6480"/>
+        </w:tabs>
+        <w:ind w:left="6480" w:hanging="360"/>
+      </w:pPr>
+      <w:rPr>
+        <w:rFonts w:ascii="Wingdings" w:hAnsi="Wingdings" w:hint="default"/>
+        <w:sz w:val="20"/>
+      </w:rPr>
+    </w:lvl>
+  </w:abstractNum>
+  <w:abstractNum w:abstractNumId="13" w15:restartNumberingAfterBreak="0">
     <w:nsid w:val="22F00AC8"/>
     <w:multiLevelType w:val="multilevel"/>
     <w:tmpl w:val="94448B92"/>
@@ -20253,7 +24176,7 @@
       </w:rPr>
     </w:lvl>
   </w:abstractNum>
-  <w:abstractNum w:abstractNumId="10" w15:restartNumberingAfterBreak="0">
+  <w:abstractNum w:abstractNumId="14" w15:restartNumberingAfterBreak="0">
     <w:nsid w:val="241327C9"/>
     <w:multiLevelType w:val="multilevel"/>
     <w:tmpl w:val="0EB0BE8A"/>
@@ -20402,7 +24325,156 @@
       </w:rPr>
     </w:lvl>
   </w:abstractNum>
-  <w:abstractNum w:abstractNumId="11" w15:restartNumberingAfterBreak="0">
+  <w:abstractNum w:abstractNumId="15" w15:restartNumberingAfterBreak="0">
+    <w:nsid w:val="24DC3A83"/>
+    <w:multiLevelType w:val="multilevel"/>
+    <w:tmpl w:val="F3C461B0"/>
+    <w:lvl w:ilvl="0">
+      <w:start w:val="1"/>
+      <w:numFmt w:val="bullet"/>
+      <w:lvlText w:val=""/>
+      <w:lvlJc w:val="left"/>
+      <w:pPr>
+        <w:tabs>
+          <w:tab w:val="num" w:pos="720"/>
+        </w:tabs>
+        <w:ind w:left="720" w:hanging="360"/>
+      </w:pPr>
+      <w:rPr>
+        <w:rFonts w:ascii="Symbol" w:hAnsi="Symbol" w:hint="default"/>
+        <w:sz w:val="20"/>
+      </w:rPr>
+    </w:lvl>
+    <w:lvl w:ilvl="1" w:tentative="1">
+      <w:start w:val="1"/>
+      <w:numFmt w:val="bullet"/>
+      <w:lvlText w:val="o"/>
+      <w:lvlJc w:val="left"/>
+      <w:pPr>
+        <w:tabs>
+          <w:tab w:val="num" w:pos="1440"/>
+        </w:tabs>
+        <w:ind w:left="1440" w:hanging="360"/>
+      </w:pPr>
+      <w:rPr>
+        <w:rFonts w:ascii="Courier New" w:hAnsi="Courier New" w:hint="default"/>
+        <w:sz w:val="20"/>
+      </w:rPr>
+    </w:lvl>
+    <w:lvl w:ilvl="2" w:tentative="1">
+      <w:start w:val="1"/>
+      <w:numFmt w:val="bullet"/>
+      <w:lvlText w:val=""/>
+      <w:lvlJc w:val="left"/>
+      <w:pPr>
+        <w:tabs>
+          <w:tab w:val="num" w:pos="2160"/>
+        </w:tabs>
+        <w:ind w:left="2160" w:hanging="360"/>
+      </w:pPr>
+      <w:rPr>
+        <w:rFonts w:ascii="Wingdings" w:hAnsi="Wingdings" w:hint="default"/>
+        <w:sz w:val="20"/>
+      </w:rPr>
+    </w:lvl>
+    <w:lvl w:ilvl="3" w:tentative="1">
+      <w:start w:val="1"/>
+      <w:numFmt w:val="bullet"/>
+      <w:lvlText w:val=""/>
+      <w:lvlJc w:val="left"/>
+      <w:pPr>
+        <w:tabs>
+          <w:tab w:val="num" w:pos="2880"/>
+        </w:tabs>
+        <w:ind w:left="2880" w:hanging="360"/>
+      </w:pPr>
+      <w:rPr>
+        <w:rFonts w:ascii="Wingdings" w:hAnsi="Wingdings" w:hint="default"/>
+        <w:sz w:val="20"/>
+      </w:rPr>
+    </w:lvl>
+    <w:lvl w:ilvl="4" w:tentative="1">
+      <w:start w:val="1"/>
+      <w:numFmt w:val="bullet"/>
+      <w:lvlText w:val=""/>
+      <w:lvlJc w:val="left"/>
+      <w:pPr>
+        <w:tabs>
+          <w:tab w:val="num" w:pos="3600"/>
+        </w:tabs>
+        <w:ind w:left="3600" w:hanging="360"/>
+      </w:pPr>
+      <w:rPr>
+        <w:rFonts w:ascii="Wingdings" w:hAnsi="Wingdings" w:hint="default"/>
+        <w:sz w:val="20"/>
+      </w:rPr>
+    </w:lvl>
+    <w:lvl w:ilvl="5" w:tentative="1">
+      <w:start w:val="1"/>
+      <w:numFmt w:val="bullet"/>
+      <w:lvlText w:val=""/>
+      <w:lvlJc w:val="left"/>
+      <w:pPr>
+        <w:tabs>
+          <w:tab w:val="num" w:pos="4320"/>
+        </w:tabs>
+        <w:ind w:left="4320" w:hanging="360"/>
+      </w:pPr>
+      <w:rPr>
+        <w:rFonts w:ascii="Wingdings" w:hAnsi="Wingdings" w:hint="default"/>
+        <w:sz w:val="20"/>
+      </w:rPr>
+    </w:lvl>
+    <w:lvl w:ilvl="6" w:tentative="1">
+      <w:start w:val="1"/>
+      <w:numFmt w:val="bullet"/>
+      <w:lvlText w:val=""/>
+      <w:lvlJc w:val="left"/>
+      <w:pPr>
+        <w:tabs>
+          <w:tab w:val="num" w:pos="5040"/>
+        </w:tabs>
+        <w:ind w:left="5040" w:hanging="360"/>
+      </w:pPr>
+      <w:rPr>
+        <w:rFonts w:ascii="Wingdings" w:hAnsi="Wingdings" w:hint="default"/>
+        <w:sz w:val="20"/>
+      </w:rPr>
+    </w:lvl>
+    <w:lvl w:ilvl="7" w:tentative="1">
+      <w:start w:val="1"/>
+      <w:numFmt w:val="bullet"/>
+      <w:lvlText w:val=""/>
+      <w:lvlJc w:val="left"/>
+      <w:pPr>
+        <w:tabs>
+          <w:tab w:val="num" w:pos="5760"/>
+        </w:tabs>
+        <w:ind w:left="5760" w:hanging="360"/>
+      </w:pPr>
+      <w:rPr>
+        <w:rFonts w:ascii="Wingdings" w:hAnsi="Wingdings" w:hint="default"/>
+        <w:sz w:val="20"/>
+      </w:rPr>
+    </w:lvl>
+    <w:lvl w:ilvl="8" w:tentative="1">
+      <w:start w:val="1"/>
+      <w:numFmt w:val="bullet"/>
+      <w:lvlText w:val=""/>
+      <w:lvlJc w:val="left"/>
+      <w:pPr>
+        <w:tabs>
+          <w:tab w:val="num" w:pos="6480"/>
+        </w:tabs>
+        <w:ind w:left="6480" w:hanging="360"/>
+      </w:pPr>
+      <w:rPr>
+        <w:rFonts w:ascii="Wingdings" w:hAnsi="Wingdings" w:hint="default"/>
+        <w:sz w:val="20"/>
+      </w:rPr>
+    </w:lvl>
+  </w:abstractNum>
+  <w:abstractNum w:abstractNumId="16" w15:restartNumberingAfterBreak="0">
     <w:nsid w:val="266C2463"/>
     <w:multiLevelType w:val="multilevel"/>
     <w:tmpl w:val="59A2F39A"/>
@@ -20515,7 +24587,7 @@
       </w:pPr>
     </w:lvl>
   </w:abstractNum>
-  <w:abstractNum w:abstractNumId="12" w15:restartNumberingAfterBreak="0">
+  <w:abstractNum w:abstractNumId="17" w15:restartNumberingAfterBreak="0">
     <w:nsid w:val="26F54264"/>
     <w:multiLevelType w:val="multilevel"/>
     <w:tmpl w:val="857C6A40"/>
@@ -20664,7 +24736,7 @@
       </w:rPr>
     </w:lvl>
   </w:abstractNum>
-  <w:abstractNum w:abstractNumId="13" w15:restartNumberingAfterBreak="0">
+  <w:abstractNum w:abstractNumId="18" w15:restartNumberingAfterBreak="0">
     <w:nsid w:val="281D21FE"/>
     <w:multiLevelType w:val="multilevel"/>
     <w:tmpl w:val="65307B7C"/>
@@ -20777,7 +24849,7 @@
       </w:pPr>
     </w:lvl>
   </w:abstractNum>
-  <w:abstractNum w:abstractNumId="14" w15:restartNumberingAfterBreak="0">
+  <w:abstractNum w:abstractNumId="19" w15:restartNumberingAfterBreak="0">
     <w:nsid w:val="289F2784"/>
     <w:multiLevelType w:val="multilevel"/>
     <w:tmpl w:val="566CF6E2"/>
@@ -20890,7 +24962,7 @@
       </w:pPr>
     </w:lvl>
   </w:abstractNum>
-  <w:abstractNum w:abstractNumId="15" w15:restartNumberingAfterBreak="0">
+  <w:abstractNum w:abstractNumId="20" w15:restartNumberingAfterBreak="0">
     <w:nsid w:val="292D5129"/>
     <w:multiLevelType w:val="multilevel"/>
     <w:tmpl w:val="C2DAA1F6"/>
@@ -21039,7 +25111,7 @@
       </w:rPr>
     </w:lvl>
   </w:abstractNum>
-  <w:abstractNum w:abstractNumId="16" w15:restartNumberingAfterBreak="0">
+  <w:abstractNum w:abstractNumId="21" w15:restartNumberingAfterBreak="0">
     <w:nsid w:val="2A4434FF"/>
     <w:multiLevelType w:val="multilevel"/>
     <w:tmpl w:val="A7B8DFD4"/>
@@ -21188,7 +25260,7 @@
       </w:rPr>
     </w:lvl>
   </w:abstractNum>
-  <w:abstractNum w:abstractNumId="17" w15:restartNumberingAfterBreak="0">
+  <w:abstractNum w:abstractNumId="22" w15:restartNumberingAfterBreak="0">
     <w:nsid w:val="2A9A178C"/>
     <w:multiLevelType w:val="multilevel"/>
     <w:tmpl w:val="33AA8752"/>
@@ -21301,7 +25373,7 @@
       </w:pPr>
     </w:lvl>
   </w:abstractNum>
-  <w:abstractNum w:abstractNumId="18" w15:restartNumberingAfterBreak="0">
+  <w:abstractNum w:abstractNumId="23" w15:restartNumberingAfterBreak="0">
     <w:nsid w:val="2AF4095D"/>
     <w:multiLevelType w:val="multilevel"/>
     <w:tmpl w:val="C8AAB6F8"/>
@@ -21450,7 +25522,7 @@
       </w:rPr>
     </w:lvl>
   </w:abstractNum>
-  <w:abstractNum w:abstractNumId="19" w15:restartNumberingAfterBreak="0">
+  <w:abstractNum w:abstractNumId="24" w15:restartNumberingAfterBreak="0">
     <w:nsid w:val="2D030A86"/>
     <w:multiLevelType w:val="multilevel"/>
     <w:tmpl w:val="E9F60BCE"/>
@@ -21599,7 +25671,156 @@
       </w:rPr>
     </w:lvl>
   </w:abstractNum>
-  <w:abstractNum w:abstractNumId="20" w15:restartNumberingAfterBreak="0">
+  <w:abstractNum w:abstractNumId="25" w15:restartNumberingAfterBreak="0">
+    <w:nsid w:val="2E1F062E"/>
+    <w:multiLevelType w:val="multilevel"/>
+    <w:tmpl w:val="7A268152"/>
+    <w:lvl w:ilvl="0">
+      <w:start w:val="1"/>
+      <w:numFmt w:val="bullet"/>
+      <w:lvlText w:val=""/>
+      <w:lvlJc w:val="left"/>
+      <w:pPr>
+        <w:tabs>
+          <w:tab w:val="num" w:pos="720"/>
+        </w:tabs>
+        <w:ind w:left="720" w:hanging="360"/>
+      </w:pPr>
+      <w:rPr>
+        <w:rFonts w:ascii="Symbol" w:hAnsi="Symbol" w:hint="default"/>
+        <w:sz w:val="20"/>
+      </w:rPr>
+    </w:lvl>
+    <w:lvl w:ilvl="1" w:tentative="1">
+      <w:start w:val="1"/>
+      <w:numFmt w:val="bullet"/>
+      <w:lvlText w:val="o"/>
+      <w:lvlJc w:val="left"/>
+      <w:pPr>
+        <w:tabs>
+          <w:tab w:val="num" w:pos="1440"/>
+        </w:tabs>
+        <w:ind w:left="1440" w:hanging="360"/>
+      </w:pPr>
+      <w:rPr>
+        <w:rFonts w:ascii="Courier New" w:hAnsi="Courier New" w:hint="default"/>
+        <w:sz w:val="20"/>
+      </w:rPr>
+    </w:lvl>
+    <w:lvl w:ilvl="2" w:tentative="1">
+      <w:start w:val="1"/>
+      <w:numFmt w:val="bullet"/>
+      <w:lvlText w:val=""/>
+      <w:lvlJc w:val="left"/>
+      <w:pPr>
+        <w:tabs>
+          <w:tab w:val="num" w:pos="2160"/>
+        </w:tabs>
+        <w:ind w:left="2160" w:hanging="360"/>
+      </w:pPr>
+      <w:rPr>
+        <w:rFonts w:ascii="Wingdings" w:hAnsi="Wingdings" w:hint="default"/>
+        <w:sz w:val="20"/>
+      </w:rPr>
+    </w:lvl>
+    <w:lvl w:ilvl="3" w:tentative="1">
+      <w:start w:val="1"/>
+      <w:numFmt w:val="bullet"/>
+      <w:lvlText w:val=""/>
+      <w:lvlJc w:val="left"/>
+      <w:pPr>
+        <w:tabs>
+          <w:tab w:val="num" w:pos="2880"/>
+        </w:tabs>
+        <w:ind w:left="2880" w:hanging="360"/>
+      </w:pPr>
+      <w:rPr>
+        <w:rFonts w:ascii="Wingdings" w:hAnsi="Wingdings" w:hint="default"/>
+        <w:sz w:val="20"/>
+      </w:rPr>
+    </w:lvl>
+    <w:lvl w:ilvl="4" w:tentative="1">
+      <w:start w:val="1"/>
+      <w:numFmt w:val="bullet"/>
+      <w:lvlText w:val=""/>
+      <w:lvlJc w:val="left"/>
+      <w:pPr>
+        <w:tabs>
+          <w:tab w:val="num" w:pos="3600"/>
+        </w:tabs>
+        <w:ind w:left="3600" w:hanging="360"/>
+      </w:pPr>
+      <w:rPr>
+        <w:rFonts w:ascii="Wingdings" w:hAnsi="Wingdings" w:hint="default"/>
+        <w:sz w:val="20"/>
+      </w:rPr>
+    </w:lvl>
+    <w:lvl w:ilvl="5" w:tentative="1">
+      <w:start w:val="1"/>
+      <w:numFmt w:val="bullet"/>
+      <w:lvlText w:val=""/>
+      <w:lvlJc w:val="left"/>
+      <w:pPr>
+        <w:tabs>
+          <w:tab w:val="num" w:pos="4320"/>
+        </w:tabs>
+        <w:ind w:left="4320" w:hanging="360"/>
+      </w:pPr>
+      <w:rPr>
+        <w:rFonts w:ascii="Wingdings" w:hAnsi="Wingdings" w:hint="default"/>
+        <w:sz w:val="20"/>
+      </w:rPr>
+    </w:lvl>
+    <w:lvl w:ilvl="6" w:tentative="1">
+      <w:start w:val="1"/>
+      <w:numFmt w:val="bullet"/>
+      <w:lvlText w:val=""/>
+      <w:lvlJc w:val="left"/>
+      <w:pPr>
+        <w:tabs>
+          <w:tab w:val="num" w:pos="5040"/>
+        </w:tabs>
+        <w:ind w:left="5040" w:hanging="360"/>
+      </w:pPr>
+      <w:rPr>
+        <w:rFonts w:ascii="Wingdings" w:hAnsi="Wingdings" w:hint="default"/>
+        <w:sz w:val="20"/>
+      </w:rPr>
+    </w:lvl>
+    <w:lvl w:ilvl="7" w:tentative="1">
+      <w:start w:val="1"/>
+      <w:numFmt w:val="bullet"/>
+      <w:lvlText w:val=""/>
+      <w:lvlJc w:val="left"/>
+      <w:pPr>
+        <w:tabs>
+          <w:tab w:val="num" w:pos="5760"/>
+        </w:tabs>
+        <w:ind w:left="5760" w:hanging="360"/>
+      </w:pPr>
+      <w:rPr>
+        <w:rFonts w:ascii="Wingdings" w:hAnsi="Wingdings" w:hint="default"/>
+        <w:sz w:val="20"/>
+      </w:rPr>
+    </w:lvl>
+    <w:lvl w:ilvl="8" w:tentative="1">
+      <w:start w:val="1"/>
+      <w:numFmt w:val="bullet"/>
+      <w:lvlText w:val=""/>
+      <w:lvlJc w:val="left"/>
+      <w:pPr>
+        <w:tabs>
+          <w:tab w:val="num" w:pos="6480"/>
+        </w:tabs>
+        <w:ind w:left="6480" w:hanging="360"/>
+      </w:pPr>
+      <w:rPr>
+        <w:rFonts w:ascii="Wingdings" w:hAnsi="Wingdings" w:hint="default"/>
+        <w:sz w:val="20"/>
+      </w:rPr>
+    </w:lvl>
+  </w:abstractNum>
+  <w:abstractNum w:abstractNumId="26" w15:restartNumberingAfterBreak="0">
     <w:nsid w:val="33F16E50"/>
     <w:multiLevelType w:val="multilevel"/>
     <w:tmpl w:val="83B2B9AE"/>
@@ -21748,7 +25969,7 @@
       </w:rPr>
     </w:lvl>
   </w:abstractNum>
-  <w:abstractNum w:abstractNumId="21" w15:restartNumberingAfterBreak="0">
+  <w:abstractNum w:abstractNumId="27" w15:restartNumberingAfterBreak="0">
     <w:nsid w:val="36D8422B"/>
     <w:multiLevelType w:val="multilevel"/>
     <w:tmpl w:val="6A607932"/>
@@ -21897,7 +26118,7 @@
       </w:rPr>
     </w:lvl>
   </w:abstractNum>
-  <w:abstractNum w:abstractNumId="22" w15:restartNumberingAfterBreak="0">
+  <w:abstractNum w:abstractNumId="28" w15:restartNumberingAfterBreak="0">
     <w:nsid w:val="38AD14E7"/>
     <w:multiLevelType w:val="multilevel"/>
     <w:tmpl w:val="211C9B10"/>
@@ -22046,7 +26267,7 @@
       </w:rPr>
     </w:lvl>
   </w:abstractNum>
-  <w:abstractNum w:abstractNumId="23" w15:restartNumberingAfterBreak="0">
+  <w:abstractNum w:abstractNumId="29" w15:restartNumberingAfterBreak="0">
     <w:nsid w:val="3B5A395D"/>
     <w:multiLevelType w:val="multilevel"/>
     <w:tmpl w:val="D8328FEC"/>
@@ -22195,7 +26416,156 @@
       </w:rPr>
     </w:lvl>
   </w:abstractNum>
-  <w:abstractNum w:abstractNumId="24" w15:restartNumberingAfterBreak="0">
+  <w:abstractNum w:abstractNumId="30" w15:restartNumberingAfterBreak="0">
+    <w:nsid w:val="3CAE2B85"/>
+    <w:multiLevelType w:val="multilevel"/>
+    <w:tmpl w:val="791CB5C4"/>
+    <w:lvl w:ilvl="0">
+      <w:start w:val="1"/>
+      <w:numFmt w:val="bullet"/>
+      <w:lvlText w:val=""/>
+      <w:lvlJc w:val="left"/>
+      <w:pPr>
+        <w:tabs>
+          <w:tab w:val="num" w:pos="720"/>
+        </w:tabs>
+        <w:ind w:left="720" w:hanging="360"/>
+      </w:pPr>
+      <w:rPr>
+        <w:rFonts w:ascii="Symbol" w:hAnsi="Symbol" w:hint="default"/>
+        <w:sz w:val="20"/>
+      </w:rPr>
+    </w:lvl>
+    <w:lvl w:ilvl="1" w:tentative="1">
+      <w:start w:val="1"/>
+      <w:numFmt w:val="bullet"/>
+      <w:lvlText w:val="o"/>
+      <w:lvlJc w:val="left"/>
+      <w:pPr>
+        <w:tabs>
+          <w:tab w:val="num" w:pos="1440"/>
+        </w:tabs>
+        <w:ind w:left="1440" w:hanging="360"/>
+      </w:pPr>
+      <w:rPr>
+        <w:rFonts w:ascii="Courier New" w:hAnsi="Courier New" w:hint="default"/>
+        <w:sz w:val="20"/>
+      </w:rPr>
+    </w:lvl>
+    <w:lvl w:ilvl="2" w:tentative="1">
+      <w:start w:val="1"/>
+      <w:numFmt w:val="bullet"/>
+      <w:lvlText w:val=""/>
+      <w:lvlJc w:val="left"/>
+      <w:pPr>
+        <w:tabs>
+          <w:tab w:val="num" w:pos="2160"/>
+        </w:tabs>
+        <w:ind w:left="2160" w:hanging="360"/>
+      </w:pPr>
+      <w:rPr>
+        <w:rFonts w:ascii="Wingdings" w:hAnsi="Wingdings" w:hint="default"/>
+        <w:sz w:val="20"/>
+      </w:rPr>
+    </w:lvl>
+    <w:lvl w:ilvl="3" w:tentative="1">
+      <w:start w:val="1"/>
+      <w:numFmt w:val="bullet"/>
+      <w:lvlText w:val=""/>
+      <w:lvlJc w:val="left"/>
+      <w:pPr>
+        <w:tabs>
+          <w:tab w:val="num" w:pos="2880"/>
+        </w:tabs>
+        <w:ind w:left="2880" w:hanging="360"/>
+      </w:pPr>
+      <w:rPr>
+        <w:rFonts w:ascii="Wingdings" w:hAnsi="Wingdings" w:hint="default"/>
+        <w:sz w:val="20"/>
+      </w:rPr>
+    </w:lvl>
+    <w:lvl w:ilvl="4" w:tentative="1">
+      <w:start w:val="1"/>
+      <w:numFmt w:val="bullet"/>
+      <w:lvlText w:val=""/>
+      <w:lvlJc w:val="left"/>
+      <w:pPr>
+        <w:tabs>
+          <w:tab w:val="num" w:pos="3600"/>
+        </w:tabs>
+        <w:ind w:left="3600" w:hanging="360"/>
+      </w:pPr>
+      <w:rPr>
+        <w:rFonts w:ascii="Wingdings" w:hAnsi="Wingdings" w:hint="default"/>
+        <w:sz w:val="20"/>
+      </w:rPr>
+    </w:lvl>
+    <w:lvl w:ilvl="5" w:tentative="1">
+      <w:start w:val="1"/>
+      <w:numFmt w:val="bullet"/>
+      <w:lvlText w:val=""/>
+      <w:lvlJc w:val="left"/>
+      <w:pPr>
+        <w:tabs>
+          <w:tab w:val="num" w:pos="4320"/>
+        </w:tabs>
+        <w:ind w:left="4320" w:hanging="360"/>
+      </w:pPr>
+      <w:rPr>
+        <w:rFonts w:ascii="Wingdings" w:hAnsi="Wingdings" w:hint="default"/>
+        <w:sz w:val="20"/>
+      </w:rPr>
+    </w:lvl>
+    <w:lvl w:ilvl="6" w:tentative="1">
+      <w:start w:val="1"/>
+      <w:numFmt w:val="bullet"/>
+      <w:lvlText w:val=""/>
+      <w:lvlJc w:val="left"/>
+      <w:pPr>
+        <w:tabs>
+          <w:tab w:val="num" w:pos="5040"/>
+        </w:tabs>
+        <w:ind w:left="5040" w:hanging="360"/>
+      </w:pPr>
+      <w:rPr>
+        <w:rFonts w:ascii="Wingdings" w:hAnsi="Wingdings" w:hint="default"/>
+        <w:sz w:val="20"/>
+      </w:rPr>
+    </w:lvl>
+    <w:lvl w:ilvl="7" w:tentative="1">
+      <w:start w:val="1"/>
+      <w:numFmt w:val="bullet"/>
+      <w:lvlText w:val=""/>
+      <w:lvlJc w:val="left"/>
+      <w:pPr>
+        <w:tabs>
+          <w:tab w:val="num" w:pos="5760"/>
+        </w:tabs>
+        <w:ind w:left="5760" w:hanging="360"/>
+      </w:pPr>
+      <w:rPr>
+        <w:rFonts w:ascii="Wingdings" w:hAnsi="Wingdings" w:hint="default"/>
+        <w:sz w:val="20"/>
+      </w:rPr>
+    </w:lvl>
+    <w:lvl w:ilvl="8" w:tentative="1">
+      <w:start w:val="1"/>
+      <w:numFmt w:val="bullet"/>
+      <w:lvlText w:val=""/>
+      <w:lvlJc w:val="left"/>
+      <w:pPr>
+        <w:tabs>
+          <w:tab w:val="num" w:pos="6480"/>
+        </w:tabs>
+        <w:ind w:left="6480" w:hanging="360"/>
+      </w:pPr>
+      <w:rPr>
+        <w:rFonts w:ascii="Wingdings" w:hAnsi="Wingdings" w:hint="default"/>
+        <w:sz w:val="20"/>
+      </w:rPr>
+    </w:lvl>
+  </w:abstractNum>
+  <w:abstractNum w:abstractNumId="31" w15:restartNumberingAfterBreak="0">
     <w:nsid w:val="3D466A92"/>
     <w:multiLevelType w:val="multilevel"/>
     <w:tmpl w:val="76947A9C"/>
@@ -22344,7 +26714,7 @@
       </w:rPr>
     </w:lvl>
   </w:abstractNum>
-  <w:abstractNum w:abstractNumId="25" w15:restartNumberingAfterBreak="0">
+  <w:abstractNum w:abstractNumId="32" w15:restartNumberingAfterBreak="0">
     <w:nsid w:val="3E1F6762"/>
     <w:multiLevelType w:val="multilevel"/>
     <w:tmpl w:val="AA003F26"/>
@@ -22493,7 +26863,7 @@
       </w:rPr>
     </w:lvl>
   </w:abstractNum>
-  <w:abstractNum w:abstractNumId="26" w15:restartNumberingAfterBreak="0">
+  <w:abstractNum w:abstractNumId="33" w15:restartNumberingAfterBreak="0">
     <w:nsid w:val="3F4B657A"/>
     <w:multiLevelType w:val="multilevel"/>
     <w:tmpl w:val="AAD41E16"/>
@@ -22606,7 +26976,7 @@
       </w:pPr>
     </w:lvl>
   </w:abstractNum>
-  <w:abstractNum w:abstractNumId="27" w15:restartNumberingAfterBreak="0">
+  <w:abstractNum w:abstractNumId="34" w15:restartNumberingAfterBreak="0">
     <w:nsid w:val="408C74AD"/>
     <w:multiLevelType w:val="multilevel"/>
     <w:tmpl w:val="B5F408AC"/>
@@ -22755,7 +27125,7 @@
       </w:rPr>
     </w:lvl>
   </w:abstractNum>
-  <w:abstractNum w:abstractNumId="28" w15:restartNumberingAfterBreak="0">
+  <w:abstractNum w:abstractNumId="35" w15:restartNumberingAfterBreak="0">
     <w:nsid w:val="44CD2B8F"/>
     <w:multiLevelType w:val="multilevel"/>
     <w:tmpl w:val="A162D3E0"/>
@@ -22904,7 +27274,7 @@
       </w:rPr>
     </w:lvl>
   </w:abstractNum>
-  <w:abstractNum w:abstractNumId="29" w15:restartNumberingAfterBreak="0">
+  <w:abstractNum w:abstractNumId="36" w15:restartNumberingAfterBreak="0">
     <w:nsid w:val="450B0907"/>
     <w:multiLevelType w:val="multilevel"/>
     <w:tmpl w:val="244CD710"/>
@@ -23053,7 +27423,7 @@
       </w:rPr>
     </w:lvl>
   </w:abstractNum>
-  <w:abstractNum w:abstractNumId="30" w15:restartNumberingAfterBreak="0">
+  <w:abstractNum w:abstractNumId="37" w15:restartNumberingAfterBreak="0">
     <w:nsid w:val="4760612A"/>
     <w:multiLevelType w:val="multilevel"/>
     <w:tmpl w:val="ACB63C84"/>
@@ -23202,7 +27572,7 @@
       </w:rPr>
     </w:lvl>
   </w:abstractNum>
-  <w:abstractNum w:abstractNumId="31" w15:restartNumberingAfterBreak="0">
+  <w:abstractNum w:abstractNumId="38" w15:restartNumberingAfterBreak="0">
     <w:nsid w:val="4AFF4F12"/>
     <w:multiLevelType w:val="multilevel"/>
     <w:tmpl w:val="6916EDEA"/>
@@ -23351,7 +27721,156 @@
       </w:rPr>
     </w:lvl>
   </w:abstractNum>
-  <w:abstractNum w:abstractNumId="32" w15:restartNumberingAfterBreak="0">
+  <w:abstractNum w:abstractNumId="39" w15:restartNumberingAfterBreak="0">
+    <w:nsid w:val="4C8D7296"/>
+    <w:multiLevelType w:val="multilevel"/>
+    <w:tmpl w:val="4C642078"/>
+    <w:lvl w:ilvl="0">
+      <w:start w:val="1"/>
+      <w:numFmt w:val="bullet"/>
+      <w:lvlText w:val=""/>
+      <w:lvlJc w:val="left"/>
+      <w:pPr>
+        <w:tabs>
+          <w:tab w:val="num" w:pos="720"/>
+        </w:tabs>
+        <w:ind w:left="720" w:hanging="360"/>
+      </w:pPr>
+      <w:rPr>
+        <w:rFonts w:ascii="Symbol" w:hAnsi="Symbol" w:hint="default"/>
+        <w:sz w:val="20"/>
+      </w:rPr>
+    </w:lvl>
+    <w:lvl w:ilvl="1" w:tentative="1">
+      <w:start w:val="1"/>
+      <w:numFmt w:val="bullet"/>
+      <w:lvlText w:val="o"/>
+      <w:lvlJc w:val="left"/>
+      <w:pPr>
+        <w:tabs>
+          <w:tab w:val="num" w:pos="1440"/>
+        </w:tabs>
+        <w:ind w:left="1440" w:hanging="360"/>
+      </w:pPr>
+      <w:rPr>
+        <w:rFonts w:ascii="Courier New" w:hAnsi="Courier New" w:hint="default"/>
+        <w:sz w:val="20"/>
+      </w:rPr>
+    </w:lvl>
+    <w:lvl w:ilvl="2" w:tentative="1">
+      <w:start w:val="1"/>
+      <w:numFmt w:val="bullet"/>
+      <w:lvlText w:val=""/>
+      <w:lvlJc w:val="left"/>
+      <w:pPr>
+        <w:tabs>
+          <w:tab w:val="num" w:pos="2160"/>
+        </w:tabs>
+        <w:ind w:left="2160" w:hanging="360"/>
+      </w:pPr>
+      <w:rPr>
+        <w:rFonts w:ascii="Wingdings" w:hAnsi="Wingdings" w:hint="default"/>
+        <w:sz w:val="20"/>
+      </w:rPr>
+    </w:lvl>
+    <w:lvl w:ilvl="3" w:tentative="1">
+      <w:start w:val="1"/>
+      <w:numFmt w:val="bullet"/>
+      <w:lvlText w:val=""/>
+      <w:lvlJc w:val="left"/>
+      <w:pPr>
+        <w:tabs>
+          <w:tab w:val="num" w:pos="2880"/>
+        </w:tabs>
+        <w:ind w:left="2880" w:hanging="360"/>
+      </w:pPr>
+      <w:rPr>
+        <w:rFonts w:ascii="Wingdings" w:hAnsi="Wingdings" w:hint="default"/>
+        <w:sz w:val="20"/>
+      </w:rPr>
+    </w:lvl>
+    <w:lvl w:ilvl="4" w:tentative="1">
+      <w:start w:val="1"/>
+      <w:numFmt w:val="bullet"/>
+      <w:lvlText w:val=""/>
+      <w:lvlJc w:val="left"/>
+      <w:pPr>
+        <w:tabs>
+          <w:tab w:val="num" w:pos="3600"/>
+        </w:tabs>
+        <w:ind w:left="3600" w:hanging="360"/>
+      </w:pPr>
+      <w:rPr>
+        <w:rFonts w:ascii="Wingdings" w:hAnsi="Wingdings" w:hint="default"/>
+        <w:sz w:val="20"/>
+      </w:rPr>
+    </w:lvl>
+    <w:lvl w:ilvl="5" w:tentative="1">
+      <w:start w:val="1"/>
+      <w:numFmt w:val="bullet"/>
+      <w:lvlText w:val=""/>
+      <w:lvlJc w:val="left"/>
+      <w:pPr>
+        <w:tabs>
+          <w:tab w:val="num" w:pos="4320"/>
+        </w:tabs>
+        <w:ind w:left="4320" w:hanging="360"/>
+      </w:pPr>
+      <w:rPr>
+        <w:rFonts w:ascii="Wingdings" w:hAnsi="Wingdings" w:hint="default"/>
+        <w:sz w:val="20"/>
+      </w:rPr>
+    </w:lvl>
+    <w:lvl w:ilvl="6" w:tentative="1">
+      <w:start w:val="1"/>
+      <w:numFmt w:val="bullet"/>
+      <w:lvlText w:val=""/>
+      <w:lvlJc w:val="left"/>
+      <w:pPr>
+        <w:tabs>
+          <w:tab w:val="num" w:pos="5040"/>
+        </w:tabs>
+        <w:ind w:left="5040" w:hanging="360"/>
+      </w:pPr>
+      <w:rPr>
+        <w:rFonts w:ascii="Wingdings" w:hAnsi="Wingdings" w:hint="default"/>
+        <w:sz w:val="20"/>
+      </w:rPr>
+    </w:lvl>
+    <w:lvl w:ilvl="7" w:tentative="1">
+      <w:start w:val="1"/>
+      <w:numFmt w:val="bullet"/>
+      <w:lvlText w:val=""/>
+      <w:lvlJc w:val="left"/>
+      <w:pPr>
+        <w:tabs>
+          <w:tab w:val="num" w:pos="5760"/>
+        </w:tabs>
+        <w:ind w:left="5760" w:hanging="360"/>
+      </w:pPr>
+      <w:rPr>
+        <w:rFonts w:ascii="Wingdings" w:hAnsi="Wingdings" w:hint="default"/>
+        <w:sz w:val="20"/>
+      </w:rPr>
+    </w:lvl>
+    <w:lvl w:ilvl="8" w:tentative="1">
+      <w:start w:val="1"/>
+      <w:numFmt w:val="bullet"/>
+      <w:lvlText w:val=""/>
+      <w:lvlJc w:val="left"/>
+      <w:pPr>
+        <w:tabs>
+          <w:tab w:val="num" w:pos="6480"/>
+        </w:tabs>
+        <w:ind w:left="6480" w:hanging="360"/>
+      </w:pPr>
+      <w:rPr>
+        <w:rFonts w:ascii="Wingdings" w:hAnsi="Wingdings" w:hint="default"/>
+        <w:sz w:val="20"/>
+      </w:rPr>
+    </w:lvl>
+  </w:abstractNum>
+  <w:abstractNum w:abstractNumId="40" w15:restartNumberingAfterBreak="0">
     <w:nsid w:val="4D3F1D1D"/>
     <w:multiLevelType w:val="multilevel"/>
     <w:tmpl w:val="270695A2"/>
@@ -23500,7 +28019,7 @@
       </w:rPr>
     </w:lvl>
   </w:abstractNum>
-  <w:abstractNum w:abstractNumId="33" w15:restartNumberingAfterBreak="0">
+  <w:abstractNum w:abstractNumId="41" w15:restartNumberingAfterBreak="0">
     <w:nsid w:val="52E263F6"/>
     <w:multiLevelType w:val="multilevel"/>
     <w:tmpl w:val="23F02190"/>
@@ -23649,7 +28168,7 @@
       </w:rPr>
     </w:lvl>
   </w:abstractNum>
-  <w:abstractNum w:abstractNumId="34" w15:restartNumberingAfterBreak="0">
+  <w:abstractNum w:abstractNumId="42" w15:restartNumberingAfterBreak="0">
     <w:nsid w:val="5AAF2F4B"/>
     <w:multiLevelType w:val="multilevel"/>
     <w:tmpl w:val="2988B8B6"/>
@@ -23798,7 +28317,7 @@
       </w:rPr>
     </w:lvl>
   </w:abstractNum>
-  <w:abstractNum w:abstractNumId="35" w15:restartNumberingAfterBreak="0">
+  <w:abstractNum w:abstractNumId="43" w15:restartNumberingAfterBreak="0">
     <w:nsid w:val="5AE431A5"/>
     <w:multiLevelType w:val="multilevel"/>
     <w:tmpl w:val="70E8FD80"/>
@@ -23947,7 +28466,7 @@
       </w:rPr>
     </w:lvl>
   </w:abstractNum>
-  <w:abstractNum w:abstractNumId="36" w15:restartNumberingAfterBreak="0">
+  <w:abstractNum w:abstractNumId="44" w15:restartNumberingAfterBreak="0">
     <w:nsid w:val="5CE754F1"/>
     <w:multiLevelType w:val="multilevel"/>
     <w:tmpl w:val="BACA4BEC"/>
@@ -24096,7 +28615,7 @@
       </w:rPr>
     </w:lvl>
   </w:abstractNum>
-  <w:abstractNum w:abstractNumId="37" w15:restartNumberingAfterBreak="0">
+  <w:abstractNum w:abstractNumId="45" w15:restartNumberingAfterBreak="0">
     <w:nsid w:val="5FC43728"/>
     <w:multiLevelType w:val="multilevel"/>
     <w:tmpl w:val="948AF662"/>
@@ -24209,7 +28728,7 @@
       </w:pPr>
     </w:lvl>
   </w:abstractNum>
-  <w:abstractNum w:abstractNumId="38" w15:restartNumberingAfterBreak="0">
+  <w:abstractNum w:abstractNumId="46" w15:restartNumberingAfterBreak="0">
     <w:nsid w:val="61EE2446"/>
     <w:multiLevelType w:val="multilevel"/>
     <w:tmpl w:val="A730783A"/>
@@ -24358,7 +28877,120 @@
       </w:rPr>
     </w:lvl>
   </w:abstractNum>
-  <w:abstractNum w:abstractNumId="39" w15:restartNumberingAfterBreak="0">
+  <w:abstractNum w:abstractNumId="47" w15:restartNumberingAfterBreak="0">
+    <w:nsid w:val="629D7900"/>
+    <w:multiLevelType w:val="multilevel"/>
+    <w:tmpl w:val="6D9C9548"/>
+    <w:lvl w:ilvl="0">
+      <w:start w:val="1"/>
+      <w:numFmt w:val="decimal"/>
+      <w:lvlText w:val="%1."/>
+      <w:lvlJc w:val="left"/>
+      <w:pPr>
+        <w:tabs>
+          <w:tab w:val="num" w:pos="720"/>
+        </w:tabs>
+        <w:ind w:left="720" w:hanging="360"/>
+      </w:pPr>
+    </w:lvl>
+    <w:lvl w:ilvl="1" w:tentative="1">
+      <w:start w:val="1"/>
+      <w:numFmt w:val="decimal"/>
+      <w:lvlText w:val="%2."/>
+      <w:lvlJc w:val="left"/>
+      <w:pPr>
+        <w:tabs>
+          <w:tab w:val="num" w:pos="1440"/>
+        </w:tabs>
+        <w:ind w:left="1440" w:hanging="360"/>
+      </w:pPr>
+    </w:lvl>
+    <w:lvl w:ilvl="2" w:tentative="1">
+      <w:start w:val="1"/>
+      <w:numFmt w:val="decimal"/>
+      <w:lvlText w:val="%3."/>
+      <w:lvlJc w:val="left"/>
+      <w:pPr>
+        <w:tabs>
+          <w:tab w:val="num" w:pos="2160"/>
+        </w:tabs>
+        <w:ind w:left="2160" w:hanging="360"/>
+      </w:pPr>
+    </w:lvl>
+    <w:lvl w:ilvl="3" w:tentative="1">
+      <w:start w:val="1"/>
+      <w:numFmt w:val="decimal"/>
+      <w:lvlText w:val="%4."/>
+      <w:lvlJc w:val="left"/>
+      <w:pPr>
+        <w:tabs>
+          <w:tab w:val="num" w:pos="2880"/>
+        </w:tabs>
+        <w:ind w:left="2880" w:hanging="360"/>
+      </w:pPr>
+    </w:lvl>
+    <w:lvl w:ilvl="4" w:tentative="1">
+      <w:start w:val="1"/>
+      <w:numFmt w:val="decimal"/>
+      <w:lvlText w:val="%5."/>
+      <w:lvlJc w:val="left"/>
+      <w:pPr>
+        <w:tabs>
+          <w:tab w:val="num" w:pos="3600"/>
+        </w:tabs>
+        <w:ind w:left="3600" w:hanging="360"/>
+      </w:pPr>
+    </w:lvl>
+    <w:lvl w:ilvl="5" w:tentative="1">
+      <w:start w:val="1"/>
+      <w:numFmt w:val="decimal"/>
+      <w:lvlText w:val="%6."/>
+      <w:lvlJc w:val="left"/>
+      <w:pPr>
+        <w:tabs>
+          <w:tab w:val="num" w:pos="4320"/>
+        </w:tabs>
+        <w:ind w:left="4320" w:hanging="360"/>
+      </w:pPr>
+    </w:lvl>
+    <w:lvl w:ilvl="6" w:tentative="1">
+      <w:start w:val="1"/>
+      <w:numFmt w:val="decimal"/>
+      <w:lvlText w:val="%7."/>
+      <w:lvlJc w:val="left"/>
+      <w:pPr>
+        <w:tabs>
+          <w:tab w:val="num" w:pos="5040"/>
+        </w:tabs>
+        <w:ind w:left="5040" w:hanging="360"/>
+      </w:pPr>
+    </w:lvl>
+    <w:lvl w:ilvl="7" w:tentative="1">
+      <w:start w:val="1"/>
+      <w:numFmt w:val="decimal"/>
+      <w:lvlText w:val="%8."/>
+      <w:lvlJc w:val="left"/>
+      <w:pPr>
+        <w:tabs>
+          <w:tab w:val="num" w:pos="5760"/>
+        </w:tabs>
+        <w:ind w:left="5760" w:hanging="360"/>
+      </w:pPr>
+    </w:lvl>
+    <w:lvl w:ilvl="8" w:tentative="1">
+      <w:start w:val="1"/>
+      <w:numFmt w:val="decimal"/>
+      <w:lvlText w:val="%9."/>
+      <w:lvlJc w:val="left"/>
+      <w:pPr>
+        <w:tabs>
+          <w:tab w:val="num" w:pos="6480"/>
+        </w:tabs>
+        <w:ind w:left="6480" w:hanging="360"/>
+      </w:pPr>
+    </w:lvl>
+  </w:abstractNum>
+  <w:abstractNum w:abstractNumId="48" w15:restartNumberingAfterBreak="0">
     <w:nsid w:val="69F82342"/>
     <w:multiLevelType w:val="multilevel"/>
     <w:tmpl w:val="AFD2A342"/>
@@ -24471,7 +29103,156 @@
       </w:pPr>
     </w:lvl>
   </w:abstractNum>
-  <w:abstractNum w:abstractNumId="40" w15:restartNumberingAfterBreak="0">
+  <w:abstractNum w:abstractNumId="49" w15:restartNumberingAfterBreak="0">
+    <w:nsid w:val="6B7F301E"/>
+    <w:multiLevelType w:val="multilevel"/>
+    <w:tmpl w:val="64E4E7D4"/>
+    <w:lvl w:ilvl="0">
+      <w:start w:val="1"/>
+      <w:numFmt w:val="bullet"/>
+      <w:lvlText w:val=""/>
+      <w:lvlJc w:val="left"/>
+      <w:pPr>
+        <w:tabs>
+          <w:tab w:val="num" w:pos="720"/>
+        </w:tabs>
+        <w:ind w:left="720" w:hanging="360"/>
+      </w:pPr>
+      <w:rPr>
+        <w:rFonts w:ascii="Symbol" w:hAnsi="Symbol" w:hint="default"/>
+        <w:sz w:val="20"/>
+      </w:rPr>
+    </w:lvl>
+    <w:lvl w:ilvl="1" w:tentative="1">
+      <w:start w:val="1"/>
+      <w:numFmt w:val="bullet"/>
+      <w:lvlText w:val="o"/>
+      <w:lvlJc w:val="left"/>
+      <w:pPr>
+        <w:tabs>
+          <w:tab w:val="num" w:pos="1440"/>
+        </w:tabs>
+        <w:ind w:left="1440" w:hanging="360"/>
+      </w:pPr>
+      <w:rPr>
+        <w:rFonts w:ascii="Courier New" w:hAnsi="Courier New" w:hint="default"/>
+        <w:sz w:val="20"/>
+      </w:rPr>
+    </w:lvl>
+    <w:lvl w:ilvl="2" w:tentative="1">
+      <w:start w:val="1"/>
+      <w:numFmt w:val="bullet"/>
+      <w:lvlText w:val=""/>
+      <w:lvlJc w:val="left"/>
+      <w:pPr>
+        <w:tabs>
+          <w:tab w:val="num" w:pos="2160"/>
+        </w:tabs>
+        <w:ind w:left="2160" w:hanging="360"/>
+      </w:pPr>
+      <w:rPr>
+        <w:rFonts w:ascii="Wingdings" w:hAnsi="Wingdings" w:hint="default"/>
+        <w:sz w:val="20"/>
+      </w:rPr>
+    </w:lvl>
+    <w:lvl w:ilvl="3" w:tentative="1">
+      <w:start w:val="1"/>
+      <w:numFmt w:val="bullet"/>
+      <w:lvlText w:val=""/>
+      <w:lvlJc w:val="left"/>
+      <w:pPr>
+        <w:tabs>
+          <w:tab w:val="num" w:pos="2880"/>
+        </w:tabs>
+        <w:ind w:left="2880" w:hanging="360"/>
+      </w:pPr>
+      <w:rPr>
+        <w:rFonts w:ascii="Wingdings" w:hAnsi="Wingdings" w:hint="default"/>
+        <w:sz w:val="20"/>
+      </w:rPr>
+    </w:lvl>
+    <w:lvl w:ilvl="4" w:tentative="1">
+      <w:start w:val="1"/>
+      <w:numFmt w:val="bullet"/>
+      <w:lvlText w:val=""/>
+      <w:lvlJc w:val="left"/>
+      <w:pPr>
+        <w:tabs>
+          <w:tab w:val="num" w:pos="3600"/>
+        </w:tabs>
+        <w:ind w:left="3600" w:hanging="360"/>
+      </w:pPr>
+      <w:rPr>
+        <w:rFonts w:ascii="Wingdings" w:hAnsi="Wingdings" w:hint="default"/>
+        <w:sz w:val="20"/>
+      </w:rPr>
+    </w:lvl>
+    <w:lvl w:ilvl="5" w:tentative="1">
+      <w:start w:val="1"/>
+      <w:numFmt w:val="bullet"/>
+      <w:lvlText w:val=""/>
+      <w:lvlJc w:val="left"/>
+      <w:pPr>
+        <w:tabs>
+          <w:tab w:val="num" w:pos="4320"/>
+        </w:tabs>
+        <w:ind w:left="4320" w:hanging="360"/>
+      </w:pPr>
+      <w:rPr>
+        <w:rFonts w:ascii="Wingdings" w:hAnsi="Wingdings" w:hint="default"/>
+        <w:sz w:val="20"/>
+      </w:rPr>
+    </w:lvl>
+    <w:lvl w:ilvl="6" w:tentative="1">
+      <w:start w:val="1"/>
+      <w:numFmt w:val="bullet"/>
+      <w:lvlText w:val=""/>
+      <w:lvlJc w:val="left"/>
+      <w:pPr>
+        <w:tabs>
+          <w:tab w:val="num" w:pos="5040"/>
+        </w:tabs>
+        <w:ind w:left="5040" w:hanging="360"/>
+      </w:pPr>
+      <w:rPr>
+        <w:rFonts w:ascii="Wingdings" w:hAnsi="Wingdings" w:hint="default"/>
+        <w:sz w:val="20"/>
+      </w:rPr>
+    </w:lvl>
+    <w:lvl w:ilvl="7" w:tentative="1">
+      <w:start w:val="1"/>
+      <w:numFmt w:val="bullet"/>
+      <w:lvlText w:val=""/>
+      <w:lvlJc w:val="left"/>
+      <w:pPr>
+        <w:tabs>
+          <w:tab w:val="num" w:pos="5760"/>
+        </w:tabs>
+        <w:ind w:left="5760" w:hanging="360"/>
+      </w:pPr>
+      <w:rPr>
+        <w:rFonts w:ascii="Wingdings" w:hAnsi="Wingdings" w:hint="default"/>
+        <w:sz w:val="20"/>
+      </w:rPr>
+    </w:lvl>
+    <w:lvl w:ilvl="8" w:tentative="1">
+      <w:start w:val="1"/>
+      <w:numFmt w:val="bullet"/>
+      <w:lvlText w:val=""/>
+      <w:lvlJc w:val="left"/>
+      <w:pPr>
+        <w:tabs>
+          <w:tab w:val="num" w:pos="6480"/>
+        </w:tabs>
+        <w:ind w:left="6480" w:hanging="360"/>
+      </w:pPr>
+      <w:rPr>
+        <w:rFonts w:ascii="Wingdings" w:hAnsi="Wingdings" w:hint="default"/>
+        <w:sz w:val="20"/>
+      </w:rPr>
+    </w:lvl>
+  </w:abstractNum>
+  <w:abstractNum w:abstractNumId="50" w15:restartNumberingAfterBreak="0">
     <w:nsid w:val="6D2E40F5"/>
     <w:multiLevelType w:val="multilevel"/>
     <w:tmpl w:val="570A7ED4"/>
@@ -24620,7 +29401,7 @@
       </w:rPr>
     </w:lvl>
   </w:abstractNum>
-  <w:abstractNum w:abstractNumId="41" w15:restartNumberingAfterBreak="0">
+  <w:abstractNum w:abstractNumId="51" w15:restartNumberingAfterBreak="0">
     <w:nsid w:val="6D5063D2"/>
     <w:multiLevelType w:val="multilevel"/>
     <w:tmpl w:val="6FEE6698"/>
@@ -24769,7 +29550,7 @@
       </w:rPr>
     </w:lvl>
   </w:abstractNum>
-  <w:abstractNum w:abstractNumId="42" w15:restartNumberingAfterBreak="0">
+  <w:abstractNum w:abstractNumId="52" w15:restartNumberingAfterBreak="0">
     <w:nsid w:val="71D42055"/>
     <w:multiLevelType w:val="multilevel"/>
     <w:tmpl w:val="120CD9B2"/>
@@ -24918,7 +29699,7 @@
       </w:rPr>
     </w:lvl>
   </w:abstractNum>
-  <w:abstractNum w:abstractNumId="43" w15:restartNumberingAfterBreak="0">
+  <w:abstractNum w:abstractNumId="53" w15:restartNumberingAfterBreak="0">
     <w:nsid w:val="735E2B78"/>
     <w:multiLevelType w:val="multilevel"/>
     <w:tmpl w:val="AA5E4838"/>
@@ -25031,7 +29812,7 @@
       </w:pPr>
     </w:lvl>
   </w:abstractNum>
-  <w:abstractNum w:abstractNumId="44" w15:restartNumberingAfterBreak="0">
+  <w:abstractNum w:abstractNumId="54" w15:restartNumberingAfterBreak="0">
     <w:nsid w:val="74036A25"/>
     <w:multiLevelType w:val="multilevel"/>
     <w:tmpl w:val="DA940308"/>
@@ -25180,7 +29961,7 @@
       </w:rPr>
     </w:lvl>
   </w:abstractNum>
-  <w:abstractNum w:abstractNumId="45" w15:restartNumberingAfterBreak="0">
+  <w:abstractNum w:abstractNumId="55" w15:restartNumberingAfterBreak="0">
     <w:nsid w:val="744557ED"/>
     <w:multiLevelType w:val="multilevel"/>
     <w:tmpl w:val="CD803E84"/>
@@ -25329,7 +30110,7 @@
       </w:rPr>
     </w:lvl>
   </w:abstractNum>
-  <w:abstractNum w:abstractNumId="46" w15:restartNumberingAfterBreak="0">
+  <w:abstractNum w:abstractNumId="56" w15:restartNumberingAfterBreak="0">
     <w:nsid w:val="752F4E61"/>
     <w:multiLevelType w:val="multilevel"/>
     <w:tmpl w:val="6A4ECD20"/>
@@ -25478,7 +30259,7 @@
       </w:rPr>
     </w:lvl>
   </w:abstractNum>
-  <w:abstractNum w:abstractNumId="47" w15:restartNumberingAfterBreak="0">
+  <w:abstractNum w:abstractNumId="57" w15:restartNumberingAfterBreak="0">
     <w:nsid w:val="7B570832"/>
     <w:multiLevelType w:val="multilevel"/>
     <w:tmpl w:val="291ED214"/>
@@ -25627,149 +30408,447 @@
       </w:rPr>
     </w:lvl>
   </w:abstractNum>
+  <w:abstractNum w:abstractNumId="58" w15:restartNumberingAfterBreak="0">
+    <w:nsid w:val="7E177CD8"/>
+    <w:multiLevelType w:val="multilevel"/>
+    <w:tmpl w:val="853E4524"/>
+    <w:lvl w:ilvl="0">
+      <w:start w:val="1"/>
+      <w:numFmt w:val="bullet"/>
+      <w:lvlText w:val=""/>
+      <w:lvlJc w:val="left"/>
+      <w:pPr>
+        <w:tabs>
+          <w:tab w:val="num" w:pos="720"/>
+        </w:tabs>
+        <w:ind w:left="720" w:hanging="360"/>
+      </w:pPr>
+      <w:rPr>
+        <w:rFonts w:ascii="Symbol" w:hAnsi="Symbol" w:hint="default"/>
+        <w:sz w:val="20"/>
+      </w:rPr>
+    </w:lvl>
+    <w:lvl w:ilvl="1" w:tentative="1">
+      <w:start w:val="1"/>
+      <w:numFmt w:val="bullet"/>
+      <w:lvlText w:val="o"/>
+      <w:lvlJc w:val="left"/>
+      <w:pPr>
+        <w:tabs>
+          <w:tab w:val="num" w:pos="1440"/>
+        </w:tabs>
+        <w:ind w:left="1440" w:hanging="360"/>
+      </w:pPr>
+      <w:rPr>
+        <w:rFonts w:ascii="Courier New" w:hAnsi="Courier New" w:hint="default"/>
+        <w:sz w:val="20"/>
+      </w:rPr>
+    </w:lvl>
+    <w:lvl w:ilvl="2" w:tentative="1">
+      <w:start w:val="1"/>
+      <w:numFmt w:val="bullet"/>
+      <w:lvlText w:val=""/>
+      <w:lvlJc w:val="left"/>
+      <w:pPr>
+        <w:tabs>
+          <w:tab w:val="num" w:pos="2160"/>
+        </w:tabs>
+        <w:ind w:left="2160" w:hanging="360"/>
+      </w:pPr>
+      <w:rPr>
+        <w:rFonts w:ascii="Wingdings" w:hAnsi="Wingdings" w:hint="default"/>
+        <w:sz w:val="20"/>
+      </w:rPr>
+    </w:lvl>
+    <w:lvl w:ilvl="3" w:tentative="1">
+      <w:start w:val="1"/>
+      <w:numFmt w:val="bullet"/>
+      <w:lvlText w:val=""/>
+      <w:lvlJc w:val="left"/>
+      <w:pPr>
+        <w:tabs>
+          <w:tab w:val="num" w:pos="2880"/>
+        </w:tabs>
+        <w:ind w:left="2880" w:hanging="360"/>
+      </w:pPr>
+      <w:rPr>
+        <w:rFonts w:ascii="Wingdings" w:hAnsi="Wingdings" w:hint="default"/>
+        <w:sz w:val="20"/>
+      </w:rPr>
+    </w:lvl>
+    <w:lvl w:ilvl="4" w:tentative="1">
+      <w:start w:val="1"/>
+      <w:numFmt w:val="bullet"/>
+      <w:lvlText w:val=""/>
+      <w:lvlJc w:val="left"/>
+      <w:pPr>
+        <w:tabs>
+          <w:tab w:val="num" w:pos="3600"/>
+        </w:tabs>
+        <w:ind w:left="3600" w:hanging="360"/>
+      </w:pPr>
+      <w:rPr>
+        <w:rFonts w:ascii="Wingdings" w:hAnsi="Wingdings" w:hint="default"/>
+        <w:sz w:val="20"/>
+      </w:rPr>
+    </w:lvl>
+    <w:lvl w:ilvl="5" w:tentative="1">
+      <w:start w:val="1"/>
+      <w:numFmt w:val="bullet"/>
+      <w:lvlText w:val=""/>
+      <w:lvlJc w:val="left"/>
+      <w:pPr>
+        <w:tabs>
+          <w:tab w:val="num" w:pos="4320"/>
+        </w:tabs>
+        <w:ind w:left="4320" w:hanging="360"/>
+      </w:pPr>
+      <w:rPr>
+        <w:rFonts w:ascii="Wingdings" w:hAnsi="Wingdings" w:hint="default"/>
+        <w:sz w:val="20"/>
+      </w:rPr>
+    </w:lvl>
+    <w:lvl w:ilvl="6" w:tentative="1">
+      <w:start w:val="1"/>
+      <w:numFmt w:val="bullet"/>
+      <w:lvlText w:val=""/>
+      <w:lvlJc w:val="left"/>
+      <w:pPr>
+        <w:tabs>
+          <w:tab w:val="num" w:pos="5040"/>
+        </w:tabs>
+        <w:ind w:left="5040" w:hanging="360"/>
+      </w:pPr>
+      <w:rPr>
+        <w:rFonts w:ascii="Wingdings" w:hAnsi="Wingdings" w:hint="default"/>
+        <w:sz w:val="20"/>
+      </w:rPr>
+    </w:lvl>
+    <w:lvl w:ilvl="7" w:tentative="1">
+      <w:start w:val="1"/>
+      <w:numFmt w:val="bullet"/>
+      <w:lvlText w:val=""/>
+      <w:lvlJc w:val="left"/>
+      <w:pPr>
+        <w:tabs>
+          <w:tab w:val="num" w:pos="5760"/>
+        </w:tabs>
+        <w:ind w:left="5760" w:hanging="360"/>
+      </w:pPr>
+      <w:rPr>
+        <w:rFonts w:ascii="Wingdings" w:hAnsi="Wingdings" w:hint="default"/>
+        <w:sz w:val="20"/>
+      </w:rPr>
+    </w:lvl>
+    <w:lvl w:ilvl="8" w:tentative="1">
+      <w:start w:val="1"/>
+      <w:numFmt w:val="bullet"/>
+      <w:lvlText w:val=""/>
+      <w:lvlJc w:val="left"/>
+      <w:pPr>
+        <w:tabs>
+          <w:tab w:val="num" w:pos="6480"/>
+        </w:tabs>
+        <w:ind w:left="6480" w:hanging="360"/>
+      </w:pPr>
+      <w:rPr>
+        <w:rFonts w:ascii="Wingdings" w:hAnsi="Wingdings" w:hint="default"/>
+        <w:sz w:val="20"/>
+      </w:rPr>
+    </w:lvl>
+  </w:abstractNum>
+  <w:abstractNum w:abstractNumId="59" w15:restartNumberingAfterBreak="0">
+    <w:nsid w:val="7E9B446A"/>
+    <w:multiLevelType w:val="multilevel"/>
+    <w:tmpl w:val="C5F61BA6"/>
+    <w:lvl w:ilvl="0">
+      <w:start w:val="1"/>
+      <w:numFmt w:val="decimal"/>
+      <w:lvlText w:val="%1."/>
+      <w:lvlJc w:val="left"/>
+      <w:pPr>
+        <w:tabs>
+          <w:tab w:val="num" w:pos="720"/>
+        </w:tabs>
+        <w:ind w:left="720" w:hanging="360"/>
+      </w:pPr>
+    </w:lvl>
+    <w:lvl w:ilvl="1" w:tentative="1">
+      <w:start w:val="1"/>
+      <w:numFmt w:val="decimal"/>
+      <w:lvlText w:val="%2."/>
+      <w:lvlJc w:val="left"/>
+      <w:pPr>
+        <w:tabs>
+          <w:tab w:val="num" w:pos="1440"/>
+        </w:tabs>
+        <w:ind w:left="1440" w:hanging="360"/>
+      </w:pPr>
+    </w:lvl>
+    <w:lvl w:ilvl="2" w:tentative="1">
+      <w:start w:val="1"/>
+      <w:numFmt w:val="decimal"/>
+      <w:lvlText w:val="%3."/>
+      <w:lvlJc w:val="left"/>
+      <w:pPr>
+        <w:tabs>
+          <w:tab w:val="num" w:pos="2160"/>
+        </w:tabs>
+        <w:ind w:left="2160" w:hanging="360"/>
+      </w:pPr>
+    </w:lvl>
+    <w:lvl w:ilvl="3" w:tentative="1">
+      <w:start w:val="1"/>
+      <w:numFmt w:val="decimal"/>
+      <w:lvlText w:val="%4."/>
+      <w:lvlJc w:val="left"/>
+      <w:pPr>
+        <w:tabs>
+          <w:tab w:val="num" w:pos="2880"/>
+        </w:tabs>
+        <w:ind w:left="2880" w:hanging="360"/>
+      </w:pPr>
+    </w:lvl>
+    <w:lvl w:ilvl="4" w:tentative="1">
+      <w:start w:val="1"/>
+      <w:numFmt w:val="decimal"/>
+      <w:lvlText w:val="%5."/>
+      <w:lvlJc w:val="left"/>
+      <w:pPr>
+        <w:tabs>
+          <w:tab w:val="num" w:pos="3600"/>
+        </w:tabs>
+        <w:ind w:left="3600" w:hanging="360"/>
+      </w:pPr>
+    </w:lvl>
+    <w:lvl w:ilvl="5" w:tentative="1">
+      <w:start w:val="1"/>
+      <w:numFmt w:val="decimal"/>
+      <w:lvlText w:val="%6."/>
+      <w:lvlJc w:val="left"/>
+      <w:pPr>
+        <w:tabs>
+          <w:tab w:val="num" w:pos="4320"/>
+        </w:tabs>
+        <w:ind w:left="4320" w:hanging="360"/>
+      </w:pPr>
+    </w:lvl>
+    <w:lvl w:ilvl="6" w:tentative="1">
+      <w:start w:val="1"/>
+      <w:numFmt w:val="decimal"/>
+      <w:lvlText w:val="%7."/>
+      <w:lvlJc w:val="left"/>
+      <w:pPr>
+        <w:tabs>
+          <w:tab w:val="num" w:pos="5040"/>
+        </w:tabs>
+        <w:ind w:left="5040" w:hanging="360"/>
+      </w:pPr>
+    </w:lvl>
+    <w:lvl w:ilvl="7" w:tentative="1">
+      <w:start w:val="1"/>
+      <w:numFmt w:val="decimal"/>
+      <w:lvlText w:val="%8."/>
+      <w:lvlJc w:val="left"/>
+      <w:pPr>
+        <w:tabs>
+          <w:tab w:val="num" w:pos="5760"/>
+        </w:tabs>
+        <w:ind w:left="5760" w:hanging="360"/>
+      </w:pPr>
+    </w:lvl>
+    <w:lvl w:ilvl="8" w:tentative="1">
+      <w:start w:val="1"/>
+      <w:numFmt w:val="decimal"/>
+      <w:lvlText w:val="%9."/>
+      <w:lvlJc w:val="left"/>
+      <w:pPr>
+        <w:tabs>
+          <w:tab w:val="num" w:pos="6480"/>
+        </w:tabs>
+        <w:ind w:left="6480" w:hanging="360"/>
+      </w:pPr>
+    </w:lvl>
+  </w:abstractNum>
   <w:num w:numId="1" w16cid:durableId="395782678">
-    <w:abstractNumId w:val="24"/>
+    <w:abstractNumId w:val="31"/>
   </w:num>
   <w:num w:numId="2" w16cid:durableId="1441687082">
-    <w:abstractNumId w:val="26"/>
+    <w:abstractNumId w:val="33"/>
   </w:num>
   <w:num w:numId="3" w16cid:durableId="49310408">
-    <w:abstractNumId w:val="9"/>
+    <w:abstractNumId w:val="13"/>
   </w:num>
   <w:num w:numId="4" w16cid:durableId="2041317005">
-    <w:abstractNumId w:val="25"/>
+    <w:abstractNumId w:val="32"/>
   </w:num>
   <w:num w:numId="5" w16cid:durableId="317081298">
-    <w:abstractNumId w:val="40"/>
+    <w:abstractNumId w:val="50"/>
   </w:num>
   <w:num w:numId="6" w16cid:durableId="1972589015">
     <w:abstractNumId w:val="2"/>
   </w:num>
   <w:num w:numId="7" w16cid:durableId="411124565">
-    <w:abstractNumId w:val="36"/>
+    <w:abstractNumId w:val="44"/>
   </w:num>
   <w:num w:numId="8" w16cid:durableId="1631201996">
-    <w:abstractNumId w:val="31"/>
+    <w:abstractNumId w:val="38"/>
   </w:num>
   <w:num w:numId="9" w16cid:durableId="1684942500">
-    <w:abstractNumId w:val="8"/>
+    <w:abstractNumId w:val="9"/>
   </w:num>
   <w:num w:numId="10" w16cid:durableId="2146971213">
-    <w:abstractNumId w:val="17"/>
+    <w:abstractNumId w:val="22"/>
   </w:num>
   <w:num w:numId="11" w16cid:durableId="2133475671">
+    <w:abstractNumId w:val="52"/>
+  </w:num>
+  <w:num w:numId="12" w16cid:durableId="1731076904">
     <w:abstractNumId w:val="42"/>
   </w:num>
-  <w:num w:numId="12" w16cid:durableId="1731076904">
-    <w:abstractNumId w:val="34"/>
-  </w:num>
   <w:num w:numId="13" w16cid:durableId="29456911">
-    <w:abstractNumId w:val="47"/>
+    <w:abstractNumId w:val="57"/>
   </w:num>
   <w:num w:numId="14" w16cid:durableId="1587500170">
-    <w:abstractNumId w:val="38"/>
+    <w:abstractNumId w:val="46"/>
   </w:num>
   <w:num w:numId="15" w16cid:durableId="130366812">
     <w:abstractNumId w:val="0"/>
   </w:num>
   <w:num w:numId="16" w16cid:durableId="409236218">
-    <w:abstractNumId w:val="29"/>
+    <w:abstractNumId w:val="36"/>
   </w:num>
   <w:num w:numId="17" w16cid:durableId="394159460">
-    <w:abstractNumId w:val="22"/>
+    <w:abstractNumId w:val="28"/>
   </w:num>
   <w:num w:numId="18" w16cid:durableId="508104278">
     <w:abstractNumId w:val="4"/>
   </w:num>
   <w:num w:numId="19" w16cid:durableId="1670715454">
-    <w:abstractNumId w:val="44"/>
+    <w:abstractNumId w:val="54"/>
   </w:num>
   <w:num w:numId="20" w16cid:durableId="1982075101">
-    <w:abstractNumId w:val="14"/>
+    <w:abstractNumId w:val="19"/>
   </w:num>
   <w:num w:numId="21" w16cid:durableId="1665159469">
-    <w:abstractNumId w:val="13"/>
+    <w:abstractNumId w:val="18"/>
   </w:num>
   <w:num w:numId="22" w16cid:durableId="1895698213">
-    <w:abstractNumId w:val="18"/>
+    <w:abstractNumId w:val="23"/>
   </w:num>
   <w:num w:numId="23" w16cid:durableId="2089425477">
-    <w:abstractNumId w:val="27"/>
+    <w:abstractNumId w:val="34"/>
   </w:num>
   <w:num w:numId="24" w16cid:durableId="1525628571">
     <w:abstractNumId w:val="1"/>
   </w:num>
   <w:num w:numId="25" w16cid:durableId="2111661685">
-    <w:abstractNumId w:val="5"/>
+    <w:abstractNumId w:val="6"/>
   </w:num>
   <w:num w:numId="26" w16cid:durableId="2127187083">
-    <w:abstractNumId w:val="6"/>
+    <w:abstractNumId w:val="7"/>
   </w:num>
   <w:num w:numId="27" w16cid:durableId="557480202">
-    <w:abstractNumId w:val="19"/>
+    <w:abstractNumId w:val="24"/>
   </w:num>
   <w:num w:numId="28" w16cid:durableId="1569456211">
-    <w:abstractNumId w:val="28"/>
+    <w:abstractNumId w:val="35"/>
   </w:num>
   <w:num w:numId="29" w16cid:durableId="582447371">
-    <w:abstractNumId w:val="10"/>
+    <w:abstractNumId w:val="14"/>
   </w:num>
   <w:num w:numId="30" w16cid:durableId="1762949426">
-    <w:abstractNumId w:val="45"/>
+    <w:abstractNumId w:val="55"/>
   </w:num>
   <w:num w:numId="31" w16cid:durableId="18093365">
-    <w:abstractNumId w:val="20"/>
+    <w:abstractNumId w:val="26"/>
   </w:num>
   <w:num w:numId="32" w16cid:durableId="541786694">
     <w:abstractNumId w:val="3"/>
   </w:num>
   <w:num w:numId="33" w16cid:durableId="1164593376">
+    <w:abstractNumId w:val="48"/>
+  </w:num>
+  <w:num w:numId="34" w16cid:durableId="1870874529">
+    <w:abstractNumId w:val="53"/>
+  </w:num>
+  <w:num w:numId="35" w16cid:durableId="1872186336">
+    <w:abstractNumId w:val="20"/>
+  </w:num>
+  <w:num w:numId="36" w16cid:durableId="1868448357">
+    <w:abstractNumId w:val="37"/>
+  </w:num>
+  <w:num w:numId="37" w16cid:durableId="1901789528">
+    <w:abstractNumId w:val="16"/>
+  </w:num>
+  <w:num w:numId="38" w16cid:durableId="1629823531">
+    <w:abstractNumId w:val="45"/>
+  </w:num>
+  <w:num w:numId="39" w16cid:durableId="474374650">
+    <w:abstractNumId w:val="51"/>
+  </w:num>
+  <w:num w:numId="40" w16cid:durableId="1881744066">
+    <w:abstractNumId w:val="56"/>
+  </w:num>
+  <w:num w:numId="41" w16cid:durableId="1800294239">
+    <w:abstractNumId w:val="27"/>
+  </w:num>
+  <w:num w:numId="42" w16cid:durableId="2011444204">
+    <w:abstractNumId w:val="29"/>
+  </w:num>
+  <w:num w:numId="43" w16cid:durableId="1118069284">
+    <w:abstractNumId w:val="17"/>
+  </w:num>
+  <w:num w:numId="44" w16cid:durableId="1869637086">
+    <w:abstractNumId w:val="41"/>
+  </w:num>
+  <w:num w:numId="45" w16cid:durableId="1797143224">
+    <w:abstractNumId w:val="40"/>
+  </w:num>
+  <w:num w:numId="46" w16cid:durableId="1093085183">
+    <w:abstractNumId w:val="21"/>
+  </w:num>
+  <w:num w:numId="47" w16cid:durableId="2125491973">
+    <w:abstractNumId w:val="8"/>
+  </w:num>
+  <w:num w:numId="48" w16cid:durableId="1548645485">
+    <w:abstractNumId w:val="43"/>
+  </w:num>
+  <w:num w:numId="49" w16cid:durableId="2013873031">
+    <w:abstractNumId w:val="59"/>
+  </w:num>
+  <w:num w:numId="50" w16cid:durableId="1231429832">
+    <w:abstractNumId w:val="47"/>
+  </w:num>
+  <w:num w:numId="51" w16cid:durableId="1248804175">
+    <w:abstractNumId w:val="25"/>
+  </w:num>
+  <w:num w:numId="52" w16cid:durableId="1723558839">
+    <w:abstractNumId w:val="30"/>
+  </w:num>
+  <w:num w:numId="53" w16cid:durableId="246573098">
+    <w:abstractNumId w:val="15"/>
+  </w:num>
+  <w:num w:numId="54" w16cid:durableId="474296889">
+    <w:abstractNumId w:val="49"/>
+  </w:num>
+  <w:num w:numId="55" w16cid:durableId="1763408262">
+    <w:abstractNumId w:val="58"/>
+  </w:num>
+  <w:num w:numId="56" w16cid:durableId="1867911259">
     <w:abstractNumId w:val="39"/>
   </w:num>
-  <w:num w:numId="34" w16cid:durableId="1870874529">
-    <w:abstractNumId w:val="43"/>
+  <w:num w:numId="57" w16cid:durableId="2003391967">
+    <w:abstractNumId w:val="12"/>
   </w:num>
-  <w:num w:numId="35" w16cid:durableId="1872186336">
-    <w:abstractNumId w:val="15"/>
-  </w:num>
-  <w:num w:numId="36" w16cid:durableId="1868448357">
-    <w:abstractNumId w:val="30"/>
-  </w:num>
-  <w:num w:numId="37" w16cid:durableId="1901789528">
+  <w:num w:numId="58" w16cid:durableId="1761095653">
     <w:abstractNumId w:val="11"/>
   </w:num>
-  <w:num w:numId="38" w16cid:durableId="1629823531">
-    <w:abstractNumId w:val="37"/>
+  <w:num w:numId="59" w16cid:durableId="172846380">
+    <w:abstractNumId w:val="10"/>
   </w:num>
-  <w:num w:numId="39" w16cid:durableId="474374650">
-    <w:abstractNumId w:val="41"/>
-  </w:num>
-  <w:num w:numId="40" w16cid:durableId="1881744066">
-    <w:abstractNumId w:val="46"/>
-  </w:num>
-  <w:num w:numId="41" w16cid:durableId="1800294239">
-    <w:abstractNumId w:val="21"/>
-  </w:num>
-  <w:num w:numId="42" w16cid:durableId="2011444204">
-    <w:abstractNumId w:val="23"/>
-  </w:num>
-  <w:num w:numId="43" w16cid:durableId="1118069284">
-    <w:abstractNumId w:val="12"/>
-  </w:num>
-  <w:num w:numId="44" w16cid:durableId="1869637086">
-    <w:abstractNumId w:val="33"/>
-  </w:num>
-  <w:num w:numId="45" w16cid:durableId="1797143224">
-    <w:abstractNumId w:val="32"/>
-  </w:num>
-  <w:num w:numId="46" w16cid:durableId="1093085183">
-    <w:abstractNumId w:val="16"/>
-  </w:num>
-  <w:num w:numId="47" w16cid:durableId="2125491973">
-    <w:abstractNumId w:val="7"/>
-  </w:num>
-  <w:num w:numId="48" w16cid:durableId="1548645485">
-    <w:abstractNumId w:val="35"/>
+  <w:num w:numId="60" w16cid:durableId="532574476">
+    <w:abstractNumId w:val="5"/>
   </w:num>
 </w:numbering>
 </file>

--- a/Documentacion_HELLSUITE.docx
+++ b/Documentacion_HELLSUITE.docx
@@ -18862,7 +18862,18 @@
       </w:r>
     </w:p>
     <w:p>
-      <w:r>
+      <w:pPr>
+        <w:pStyle w:val="Ttulo1"/>
+        <w:rPr>
+          <w:sz w:val="28"/>
+          <w:szCs w:val="28"/>
+        </w:rPr>
+      </w:pPr>
+      <w:r>
+        <w:rPr>
+          <w:sz w:val="28"/>
+          <w:szCs w:val="28"/>
+        </w:rPr>
         <w:lastRenderedPageBreak/>
         <w:t>1 de diciembre de 2025 12:30</w:t>
       </w:r>
@@ -22253,6 +22264,1518 @@
         <w:t>😎</w:t>
       </w:r>
     </w:p>
+    <w:p>
+      <w:r>
+        <w:br w:type="page"/>
+      </w:r>
+    </w:p>
+    <w:p>
+      <w:pPr>
+        <w:pStyle w:val="Ttulo1"/>
+        <w:rPr>
+          <w:sz w:val="28"/>
+          <w:szCs w:val="28"/>
+        </w:rPr>
+      </w:pPr>
+      <w:r>
+        <w:rPr>
+          <w:rFonts w:ascii="Segoe UI Emoji" w:hAnsi="Segoe UI Emoji" w:cs="Segoe UI Emoji"/>
+          <w:sz w:val="28"/>
+          <w:szCs w:val="28"/>
+        </w:rPr>
+        <w:lastRenderedPageBreak/>
+        <w:t>🎯</w:t>
+      </w:r>
+      <w:r>
+        <w:rPr>
+          <w:sz w:val="28"/>
+          <w:szCs w:val="28"/>
+        </w:rPr>
+        <w:t> ANÁLISIS DE PRIORIDADES:</w:t>
+      </w:r>
+    </w:p>
+    <w:p>
+      <w:pPr>
+        <w:rPr>
+          <w:b/>
+          <w:bCs/>
+        </w:rPr>
+      </w:pPr>
+      <w:r>
+        <w:rPr>
+          <w:rFonts w:ascii="Segoe UI Emoji" w:hAnsi="Segoe UI Emoji" w:cs="Segoe UI Emoji"/>
+          <w:b/>
+          <w:bCs/>
+        </w:rPr>
+        <w:t>🔥</w:t>
+      </w:r>
+      <w:r>
+        <w:rPr>
+          <w:b/>
+          <w:bCs/>
+        </w:rPr>
+        <w:t xml:space="preserve"> PRIORIDAD 1: </w:t>
+      </w:r>
+      <w:proofErr w:type="spellStart"/>
+      <w:r>
+        <w:rPr>
+          <w:b/>
+          <w:bCs/>
+        </w:rPr>
+        <w:t>Logging</w:t>
+      </w:r>
+      <w:proofErr w:type="spellEnd"/>
+      <w:r>
+        <w:rPr>
+          <w:b/>
+          <w:bCs/>
+        </w:rPr>
+        <w:t xml:space="preserve"> profesional (COMPLETAR)</w:t>
+      </w:r>
+    </w:p>
+    <w:p>
+      <w:r>
+        <w:t xml:space="preserve">Tenemos </w:t>
+      </w:r>
+      <w:proofErr w:type="spellStart"/>
+      <w:r>
+        <w:t>logging</w:t>
+      </w:r>
+      <w:proofErr w:type="spellEnd"/>
+      <w:r>
+        <w:t xml:space="preserve"> básico, pero necesitamos:</w:t>
+      </w:r>
+    </w:p>
+    <w:p>
+      <w:pPr>
+        <w:numPr>
+          <w:ilvl w:val="0"/>
+          <w:numId w:val="61"/>
+        </w:numPr>
+      </w:pPr>
+      <w:r>
+        <w:rPr>
+          <w:b/>
+          <w:bCs/>
+        </w:rPr>
+        <w:t>Rotación de logs</w:t>
+      </w:r>
+      <w:r>
+        <w:t> (no crezcan infinito)</w:t>
+      </w:r>
+    </w:p>
+    <w:p>
+      <w:pPr>
+        <w:numPr>
+          <w:ilvl w:val="0"/>
+          <w:numId w:val="61"/>
+        </w:numPr>
+      </w:pPr>
+      <w:r>
+        <w:rPr>
+          <w:b/>
+          <w:bCs/>
+        </w:rPr>
+        <w:t>Niveles diferentes</w:t>
+      </w:r>
+      <w:r>
+        <w:t> (DEBUG, INFO, WARNING, ERROR)</w:t>
+      </w:r>
+    </w:p>
+    <w:p>
+      <w:pPr>
+        <w:numPr>
+          <w:ilvl w:val="0"/>
+          <w:numId w:val="61"/>
+        </w:numPr>
+      </w:pPr>
+      <w:r>
+        <w:rPr>
+          <w:b/>
+          <w:bCs/>
+        </w:rPr>
+        <w:t>Logs separados</w:t>
+      </w:r>
+      <w:r>
+        <w:t> por módulo (</w:t>
+      </w:r>
+      <w:proofErr w:type="spellStart"/>
+      <w:r>
+        <w:t>dashboard</w:t>
+      </w:r>
+      <w:proofErr w:type="spellEnd"/>
+      <w:r>
+        <w:t xml:space="preserve">, scanner, </w:t>
+      </w:r>
+      <w:proofErr w:type="spellStart"/>
+      <w:r>
+        <w:t>fuzzer</w:t>
+      </w:r>
+      <w:proofErr w:type="spellEnd"/>
+      <w:r>
+        <w:t>, etc.)</w:t>
+      </w:r>
+    </w:p>
+    <w:p>
+      <w:pPr>
+        <w:rPr>
+          <w:b/>
+          <w:bCs/>
+        </w:rPr>
+      </w:pPr>
+      <w:r>
+        <w:rPr>
+          <w:rFonts w:ascii="Segoe UI Emoji" w:hAnsi="Segoe UI Emoji" w:cs="Segoe UI Emoji"/>
+          <w:b/>
+          <w:bCs/>
+        </w:rPr>
+        <w:t>⚡</w:t>
+      </w:r>
+      <w:r>
+        <w:rPr>
+          <w:b/>
+          <w:bCs/>
+        </w:rPr>
+        <w:t xml:space="preserve"> PRIORIDAD 2: Mejor manejo de errores</w:t>
+      </w:r>
+    </w:p>
+    <w:p>
+      <w:r>
+        <w:t xml:space="preserve">El otro </w:t>
+      </w:r>
+      <w:proofErr w:type="spellStart"/>
+      <w:r>
+        <w:t>Deepy</w:t>
+      </w:r>
+      <w:proofErr w:type="spellEnd"/>
+      <w:r>
+        <w:t xml:space="preserve"> se refería seguramente a:</w:t>
+      </w:r>
+    </w:p>
+    <w:p>
+      <w:pPr>
+        <w:numPr>
+          <w:ilvl w:val="0"/>
+          <w:numId w:val="62"/>
+        </w:numPr>
+      </w:pPr>
+      <w:proofErr w:type="spellStart"/>
+      <w:r>
+        <w:rPr>
+          <w:b/>
+          <w:bCs/>
+        </w:rPr>
+        <w:t>Timeouts</w:t>
+      </w:r>
+      <w:proofErr w:type="spellEnd"/>
+      <w:r>
+        <w:rPr>
+          <w:b/>
+          <w:bCs/>
+        </w:rPr>
+        <w:t xml:space="preserve"> en </w:t>
+      </w:r>
+      <w:proofErr w:type="spellStart"/>
+      <w:r>
+        <w:rPr>
+          <w:b/>
+          <w:bCs/>
+        </w:rPr>
+        <w:t>requests</w:t>
+      </w:r>
+      <w:proofErr w:type="spellEnd"/>
+      <w:r>
+        <w:t> (que no se quede colgado)</w:t>
+      </w:r>
+    </w:p>
+    <w:p>
+      <w:pPr>
+        <w:numPr>
+          <w:ilvl w:val="0"/>
+          <w:numId w:val="62"/>
+        </w:numPr>
+      </w:pPr>
+      <w:r>
+        <w:rPr>
+          <w:b/>
+          <w:bCs/>
+        </w:rPr>
+        <w:t>Reintentos automáticos</w:t>
+      </w:r>
+      <w:r>
+        <w:t xml:space="preserve"> en fallos de </w:t>
+      </w:r>
+      <w:proofErr w:type="spellStart"/>
+      <w:r>
+        <w:t>scanning</w:t>
+      </w:r>
+      <w:proofErr w:type="spellEnd"/>
+    </w:p>
+    <w:p>
+      <w:pPr>
+        <w:numPr>
+          <w:ilvl w:val="0"/>
+          <w:numId w:val="62"/>
+        </w:numPr>
+      </w:pPr>
+      <w:r>
+        <w:rPr>
+          <w:b/>
+          <w:bCs/>
+        </w:rPr>
+        <w:t>Validación de URLs</w:t>
+      </w:r>
+      <w:r>
+        <w:t> antes de procesar</w:t>
+      </w:r>
+    </w:p>
+    <w:p>
+      <w:pPr>
+        <w:numPr>
+          <w:ilvl w:val="0"/>
+          <w:numId w:val="62"/>
+        </w:numPr>
+      </w:pPr>
+      <w:r>
+        <w:rPr>
+          <w:b/>
+          <w:bCs/>
+        </w:rPr>
+        <w:t>Manejo de excepciones específicas</w:t>
+      </w:r>
+      <w:r>
+        <w:t xml:space="preserve"> (no solo </w:t>
+      </w:r>
+      <w:proofErr w:type="spellStart"/>
+      <w:r>
+        <w:t>Exception</w:t>
+      </w:r>
+      <w:proofErr w:type="spellEnd"/>
+      <w:r>
+        <w:t xml:space="preserve"> genérico)</w:t>
+      </w:r>
+    </w:p>
+    <w:p>
+      <w:pPr>
+        <w:rPr>
+          <w:b/>
+          <w:bCs/>
+        </w:rPr>
+      </w:pPr>
+      <w:r>
+        <w:rPr>
+          <w:rFonts w:ascii="Segoe UI Emoji" w:hAnsi="Segoe UI Emoji" w:cs="Segoe UI Emoji"/>
+          <w:b/>
+          <w:bCs/>
+        </w:rPr>
+        <w:t>🚀</w:t>
+      </w:r>
+      <w:r>
+        <w:rPr>
+          <w:b/>
+          <w:bCs/>
+        </w:rPr>
+        <w:t xml:space="preserve"> PRIORIDAD 3: </w:t>
+      </w:r>
+      <w:proofErr w:type="spellStart"/>
+      <w:r>
+        <w:rPr>
+          <w:b/>
+          <w:bCs/>
+        </w:rPr>
+        <w:t>Nuclei</w:t>
+      </w:r>
+      <w:proofErr w:type="spellEnd"/>
+      <w:r>
+        <w:rPr>
+          <w:b/>
+          <w:bCs/>
+        </w:rPr>
+        <w:t xml:space="preserve"> </w:t>
+      </w:r>
+      <w:proofErr w:type="spellStart"/>
+      <w:r>
+        <w:rPr>
+          <w:b/>
+          <w:bCs/>
+        </w:rPr>
+        <w:t>Integration</w:t>
+      </w:r>
+      <w:proofErr w:type="spellEnd"/>
+    </w:p>
+    <w:p>
+      <w:r>
+        <w:t xml:space="preserve">Esto sería LA HOSTIA. </w:t>
+      </w:r>
+      <w:proofErr w:type="spellStart"/>
+      <w:r>
+        <w:t>Nuclei</w:t>
+      </w:r>
+      <w:proofErr w:type="spellEnd"/>
+      <w:r>
+        <w:t xml:space="preserve"> es el rey de los escáneres de vulnerabilidades.</w:t>
+      </w:r>
+    </w:p>
+    <w:p>
+      <w:pPr>
+        <w:numPr>
+          <w:ilvl w:val="0"/>
+          <w:numId w:val="63"/>
+        </w:numPr>
+      </w:pPr>
+      <w:r>
+        <w:rPr>
+          <w:b/>
+          <w:bCs/>
+        </w:rPr>
+        <w:t>Integración directa</w:t>
+      </w:r>
+      <w:r>
+        <w:t xml:space="preserve"> con </w:t>
+      </w:r>
+      <w:proofErr w:type="spellStart"/>
+      <w:r>
+        <w:t>HellSuite</w:t>
+      </w:r>
+      <w:proofErr w:type="spellEnd"/>
+    </w:p>
+    <w:p>
+      <w:pPr>
+        <w:numPr>
+          <w:ilvl w:val="0"/>
+          <w:numId w:val="63"/>
+        </w:numPr>
+      </w:pPr>
+      <w:proofErr w:type="spellStart"/>
+      <w:r>
+        <w:rPr>
+          <w:b/>
+          <w:bCs/>
+        </w:rPr>
+        <w:t>Parseo</w:t>
+      </w:r>
+      <w:proofErr w:type="spellEnd"/>
+      <w:r>
+        <w:rPr>
+          <w:b/>
+          <w:bCs/>
+        </w:rPr>
+        <w:t xml:space="preserve"> de resultados</w:t>
+      </w:r>
+      <w:r>
+        <w:t> a nuestro formato</w:t>
+      </w:r>
+    </w:p>
+    <w:p>
+      <w:pPr>
+        <w:numPr>
+          <w:ilvl w:val="0"/>
+          <w:numId w:val="63"/>
+        </w:numPr>
+      </w:pPr>
+      <w:proofErr w:type="spellStart"/>
+      <w:r>
+        <w:rPr>
+          <w:b/>
+          <w:bCs/>
+        </w:rPr>
+        <w:t>Templates</w:t>
+      </w:r>
+      <w:proofErr w:type="spellEnd"/>
+      <w:r>
+        <w:rPr>
+          <w:b/>
+          <w:bCs/>
+        </w:rPr>
+        <w:t xml:space="preserve"> personalizados</w:t>
+      </w:r>
+      <w:r>
+        <w:t xml:space="preserve"> para </w:t>
+      </w:r>
+      <w:proofErr w:type="spellStart"/>
+      <w:r>
+        <w:t>HellSuite</w:t>
+      </w:r>
+      <w:proofErr w:type="spellEnd"/>
+    </w:p>
+    <w:p>
+      <w:pPr>
+        <w:rPr>
+          <w:b/>
+          <w:bCs/>
+        </w:rPr>
+      </w:pPr>
+      <w:r>
+        <w:rPr>
+          <w:rFonts w:ascii="Segoe UI Emoji" w:hAnsi="Segoe UI Emoji" w:cs="Segoe UI Emoji"/>
+          <w:b/>
+          <w:bCs/>
+        </w:rPr>
+        <w:t>🔄</w:t>
+      </w:r>
+      <w:r>
+        <w:rPr>
+          <w:b/>
+          <w:bCs/>
+        </w:rPr>
+        <w:t xml:space="preserve"> PRIORIDAD 4: API REST</w:t>
+      </w:r>
+    </w:p>
+    <w:p>
+      <w:r>
+        <w:t>Para automatización y pipelines CI/CD</w:t>
+      </w:r>
+    </w:p>
+    <w:p>
+      <w:pPr>
+        <w:numPr>
+          <w:ilvl w:val="0"/>
+          <w:numId w:val="64"/>
+        </w:numPr>
+      </w:pPr>
+      <w:proofErr w:type="spellStart"/>
+      <w:r>
+        <w:rPr>
+          <w:b/>
+          <w:bCs/>
+        </w:rPr>
+        <w:t>Endpoints</w:t>
+      </w:r>
+      <w:proofErr w:type="spellEnd"/>
+      <w:r>
+        <w:rPr>
+          <w:b/>
+          <w:bCs/>
+        </w:rPr>
+        <w:t xml:space="preserve"> </w:t>
+      </w:r>
+      <w:proofErr w:type="spellStart"/>
+      <w:r>
+        <w:rPr>
+          <w:b/>
+          <w:bCs/>
+        </w:rPr>
+        <w:t>RESTful</w:t>
+      </w:r>
+      <w:proofErr w:type="spellEnd"/>
+      <w:r>
+        <w:t xml:space="preserve"> para lanzar </w:t>
+      </w:r>
+      <w:proofErr w:type="spellStart"/>
+      <w:r>
+        <w:t>scans</w:t>
+      </w:r>
+      <w:proofErr w:type="spellEnd"/>
+    </w:p>
+    <w:p>
+      <w:pPr>
+        <w:numPr>
+          <w:ilvl w:val="0"/>
+          <w:numId w:val="64"/>
+        </w:numPr>
+      </w:pPr>
+      <w:r>
+        <w:rPr>
+          <w:b/>
+          <w:bCs/>
+        </w:rPr>
+        <w:t>Autenticación por API Key</w:t>
+      </w:r>
+    </w:p>
+    <w:p>
+      <w:pPr>
+        <w:numPr>
+          <w:ilvl w:val="0"/>
+          <w:numId w:val="64"/>
+        </w:numPr>
+      </w:pPr>
+      <w:proofErr w:type="spellStart"/>
+      <w:r>
+        <w:rPr>
+          <w:b/>
+          <w:bCs/>
+        </w:rPr>
+        <w:t>Webhooks</w:t>
+      </w:r>
+      <w:proofErr w:type="spellEnd"/>
+      <w:r>
+        <w:t> para notificaciones</w:t>
+      </w:r>
+    </w:p>
+    <w:p>
+      <w:pPr>
+        <w:rPr>
+          <w:b/>
+          <w:bCs/>
+        </w:rPr>
+      </w:pPr>
+      <w:r>
+        <w:rPr>
+          <w:rFonts w:ascii="Segoe UI Emoji" w:hAnsi="Segoe UI Emoji" w:cs="Segoe UI Emoji"/>
+          <w:b/>
+          <w:bCs/>
+        </w:rPr>
+        <w:t>📦</w:t>
+      </w:r>
+      <w:r>
+        <w:rPr>
+          <w:b/>
+          <w:bCs/>
+        </w:rPr>
+        <w:t xml:space="preserve"> PRIORIDAD 5: Cache de resultados</w:t>
+      </w:r>
+    </w:p>
+    <w:p>
+      <w:r>
+        <w:t xml:space="preserve">Para no </w:t>
+      </w:r>
+      <w:proofErr w:type="spellStart"/>
+      <w:r>
+        <w:t>rescannear</w:t>
+      </w:r>
+      <w:proofErr w:type="spellEnd"/>
+      <w:r>
+        <w:t xml:space="preserve"> lo mismo siempre</w:t>
+      </w:r>
+    </w:p>
+    <w:p>
+      <w:pPr>
+        <w:numPr>
+          <w:ilvl w:val="0"/>
+          <w:numId w:val="65"/>
+        </w:numPr>
+      </w:pPr>
+      <w:r>
+        <w:rPr>
+          <w:b/>
+          <w:bCs/>
+        </w:rPr>
+        <w:t xml:space="preserve">Cache de </w:t>
+      </w:r>
+      <w:proofErr w:type="spellStart"/>
+      <w:r>
+        <w:rPr>
+          <w:b/>
+          <w:bCs/>
+        </w:rPr>
+        <w:t>assets</w:t>
+      </w:r>
+      <w:proofErr w:type="spellEnd"/>
+      <w:r>
+        <w:t> descubiertos</w:t>
+      </w:r>
+    </w:p>
+    <w:p>
+      <w:pPr>
+        <w:numPr>
+          <w:ilvl w:val="0"/>
+          <w:numId w:val="65"/>
+        </w:numPr>
+      </w:pPr>
+      <w:r>
+        <w:rPr>
+          <w:b/>
+          <w:bCs/>
+        </w:rPr>
+        <w:t>Cache de tecnologías</w:t>
+      </w:r>
+      <w:r>
+        <w:t> detectadas</w:t>
+      </w:r>
+    </w:p>
+    <w:p>
+      <w:pPr>
+        <w:numPr>
+          <w:ilvl w:val="0"/>
+          <w:numId w:val="65"/>
+        </w:numPr>
+      </w:pPr>
+      <w:r>
+        <w:rPr>
+          <w:b/>
+          <w:bCs/>
+        </w:rPr>
+        <w:t>Invalidación automática</w:t>
+      </w:r>
+      <w:r>
+        <w:t> después de X tiempo</w:t>
+      </w:r>
+    </w:p>
+    <w:p/>
+    <w:p/>
+    <w:p/>
+    <w:p/>
+    <w:p>
+      <w:proofErr w:type="spellStart"/>
+      <w:r>
+        <w:lastRenderedPageBreak/>
+        <w:t>hellSuite</w:t>
+      </w:r>
+      <w:proofErr w:type="spellEnd"/>
+      <w:r>
+        <w:t>/</w:t>
+      </w:r>
+    </w:p>
+    <w:p>
+      <w:r>
+        <w:rPr>
+          <w:rFonts w:ascii="Arial" w:hAnsi="Arial" w:cs="Arial"/>
+        </w:rPr>
+        <w:t>├</w:t>
+      </w:r>
+      <w:r>
+        <w:rPr>
+          <w:rFonts w:ascii="Aptos" w:hAnsi="Aptos" w:cs="Aptos"/>
+        </w:rPr>
+        <w:t>──</w:t>
+      </w:r>
+      <w:r>
+        <w:t xml:space="preserve"> </w:t>
+      </w:r>
+      <w:proofErr w:type="spellStart"/>
+      <w:r>
+        <w:t>config</w:t>
+      </w:r>
+      <w:proofErr w:type="spellEnd"/>
+      <w:r>
+        <w:t>/</w:t>
+      </w:r>
+    </w:p>
+    <w:p>
+      <w:r>
+        <w:t xml:space="preserve">│   </w:t>
+      </w:r>
+      <w:r>
+        <w:rPr>
+          <w:rFonts w:ascii="Arial" w:hAnsi="Arial" w:cs="Arial"/>
+        </w:rPr>
+        <w:t>├</w:t>
+      </w:r>
+      <w:r>
+        <w:rPr>
+          <w:rFonts w:ascii="Aptos" w:hAnsi="Aptos" w:cs="Aptos"/>
+        </w:rPr>
+        <w:t>──</w:t>
+      </w:r>
+      <w:r>
+        <w:t xml:space="preserve"> logging_config.py    # NUEVO - Configuraci</w:t>
+      </w:r>
+      <w:r>
+        <w:rPr>
+          <w:rFonts w:ascii="Aptos" w:hAnsi="Aptos" w:cs="Aptos"/>
+        </w:rPr>
+        <w:t>ó</w:t>
+      </w:r>
+      <w:r>
+        <w:t xml:space="preserve">n de </w:t>
+      </w:r>
+      <w:proofErr w:type="spellStart"/>
+      <w:r>
+        <w:t>logging</w:t>
+      </w:r>
+      <w:proofErr w:type="spellEnd"/>
+    </w:p>
+    <w:p>
+      <w:r>
+        <w:t>│   └── config.py            # Existente</w:t>
+      </w:r>
+    </w:p>
+    <w:p>
+      <w:r>
+        <w:rPr>
+          <w:rFonts w:ascii="Arial" w:hAnsi="Arial" w:cs="Arial"/>
+        </w:rPr>
+        <w:t>├</w:t>
+      </w:r>
+      <w:r>
+        <w:rPr>
+          <w:rFonts w:ascii="Aptos" w:hAnsi="Aptos" w:cs="Aptos"/>
+        </w:rPr>
+        <w:t>──</w:t>
+      </w:r>
+      <w:r>
+        <w:t xml:space="preserve"> logs/                    # NUEVO - Carpeta para logs</w:t>
+      </w:r>
+    </w:p>
+    <w:p>
+      <w:pPr>
+        <w:rPr>
+          <w:lang w:val="en-US"/>
+        </w:rPr>
+      </w:pPr>
+      <w:r>
+        <w:rPr>
+          <w:lang w:val="en-US"/>
+        </w:rPr>
+        <w:t xml:space="preserve">│   </w:t>
+      </w:r>
+      <w:r>
+        <w:rPr>
+          <w:rFonts w:ascii="Arial" w:hAnsi="Arial" w:cs="Arial"/>
+          <w:lang w:val="en-US"/>
+        </w:rPr>
+        <w:t>├</w:t>
+      </w:r>
+      <w:r>
+        <w:rPr>
+          <w:rFonts w:ascii="Aptos" w:hAnsi="Aptos" w:cs="Aptos"/>
+          <w:lang w:val="en-US"/>
+        </w:rPr>
+        <w:t>──</w:t>
+      </w:r>
+      <w:r>
+        <w:rPr>
+          <w:lang w:val="en-US"/>
+        </w:rPr>
+        <w:t xml:space="preserve"> hellsuite.log        # Log principal</w:t>
+      </w:r>
+    </w:p>
+    <w:p>
+      <w:pPr>
+        <w:rPr>
+          <w:lang w:val="en-US"/>
+        </w:rPr>
+      </w:pPr>
+      <w:r>
+        <w:rPr>
+          <w:lang w:val="en-US"/>
+        </w:rPr>
+        <w:t xml:space="preserve">│   </w:t>
+      </w:r>
+      <w:r>
+        <w:rPr>
+          <w:rFonts w:ascii="Arial" w:hAnsi="Arial" w:cs="Arial"/>
+          <w:lang w:val="en-US"/>
+        </w:rPr>
+        <w:t>├</w:t>
+      </w:r>
+      <w:r>
+        <w:rPr>
+          <w:rFonts w:ascii="Aptos" w:hAnsi="Aptos" w:cs="Aptos"/>
+          <w:lang w:val="en-US"/>
+        </w:rPr>
+        <w:t>──</w:t>
+      </w:r>
+      <w:r>
+        <w:rPr>
+          <w:lang w:val="en-US"/>
+        </w:rPr>
+        <w:t xml:space="preserve"> scanner.log          # Log de scanner</w:t>
+      </w:r>
+    </w:p>
+    <w:p>
+      <w:pPr>
+        <w:rPr>
+          <w:lang w:val="en-US"/>
+        </w:rPr>
+      </w:pPr>
+      <w:r>
+        <w:rPr>
+          <w:lang w:val="en-US"/>
+        </w:rPr>
+        <w:t xml:space="preserve">│   </w:t>
+      </w:r>
+      <w:r>
+        <w:rPr>
+          <w:rFonts w:ascii="Arial" w:hAnsi="Arial" w:cs="Arial"/>
+          <w:lang w:val="en-US"/>
+        </w:rPr>
+        <w:t>├</w:t>
+      </w:r>
+      <w:r>
+        <w:rPr>
+          <w:rFonts w:ascii="Aptos" w:hAnsi="Aptos" w:cs="Aptos"/>
+          <w:lang w:val="en-US"/>
+        </w:rPr>
+        <w:t>──</w:t>
+      </w:r>
+      <w:r>
+        <w:rPr>
+          <w:lang w:val="en-US"/>
+        </w:rPr>
+        <w:t xml:space="preserve"> dashboard.log        # Log del dashboard</w:t>
+      </w:r>
+    </w:p>
+    <w:p>
+      <w:pPr>
+        <w:rPr>
+          <w:lang w:val="en-US"/>
+        </w:rPr>
+      </w:pPr>
+      <w:r>
+        <w:rPr>
+          <w:lang w:val="en-US"/>
+        </w:rPr>
+        <w:t xml:space="preserve">│   └── errors.log           # Log solo de </w:t>
+      </w:r>
+      <w:proofErr w:type="spellStart"/>
+      <w:r>
+        <w:rPr>
+          <w:lang w:val="en-US"/>
+        </w:rPr>
+        <w:t>errores</w:t>
+      </w:r>
+      <w:proofErr w:type="spellEnd"/>
+    </w:p>
+    <w:p>
+      <w:r>
+        <w:rPr>
+          <w:rFonts w:ascii="Arial" w:hAnsi="Arial" w:cs="Arial"/>
+        </w:rPr>
+        <w:t>├</w:t>
+      </w:r>
+      <w:r>
+        <w:rPr>
+          <w:rFonts w:ascii="Aptos" w:hAnsi="Aptos" w:cs="Aptos"/>
+        </w:rPr>
+        <w:t>──</w:t>
+      </w:r>
+      <w:r>
+        <w:t xml:space="preserve"> </w:t>
+      </w:r>
+      <w:proofErr w:type="spellStart"/>
+      <w:r>
+        <w:t>utils</w:t>
+      </w:r>
+      <w:proofErr w:type="spellEnd"/>
+      <w:r>
+        <w:t>/</w:t>
+      </w:r>
+    </w:p>
+    <w:p>
+      <w:r>
+        <w:t xml:space="preserve">│   </w:t>
+      </w:r>
+      <w:r>
+        <w:rPr>
+          <w:rFonts w:ascii="Arial" w:hAnsi="Arial" w:cs="Arial"/>
+        </w:rPr>
+        <w:t>├</w:t>
+      </w:r>
+      <w:r>
+        <w:rPr>
+          <w:rFonts w:ascii="Aptos" w:hAnsi="Aptos" w:cs="Aptos"/>
+        </w:rPr>
+        <w:t>──</w:t>
+      </w:r>
+      <w:r>
+        <w:t xml:space="preserve"> error_handler.py     # NUEVO - Manejo centralizado de errores</w:t>
+      </w:r>
+    </w:p>
+    <w:p>
+      <w:r>
+        <w:t xml:space="preserve">│   └── decorators.py        # NUEVO - Decoradores para </w:t>
+      </w:r>
+      <w:proofErr w:type="spellStart"/>
+      <w:r>
+        <w:t>logging</w:t>
+      </w:r>
+      <w:proofErr w:type="spellEnd"/>
+    </w:p>
+    <w:p/>
+    <w:p>
+      <w:r>
+        <w:rPr>
+          <w:b/>
+          <w:bCs/>
+        </w:rPr>
+        <w:t>¿Qué decorador usar en cada ruta?</w:t>
+      </w:r>
+    </w:p>
+    <w:tbl>
+      <w:tblPr>
+        <w:tblW w:w="9705" w:type="dxa"/>
+        <w:tblBorders>
+          <w:top w:val="single" w:sz="4" w:space="0" w:color="auto"/>
+          <w:left w:val="single" w:sz="4" w:space="0" w:color="auto"/>
+          <w:bottom w:val="single" w:sz="4" w:space="0" w:color="auto"/>
+          <w:right w:val="single" w:sz="4" w:space="0" w:color="auto"/>
+          <w:insideH w:val="single" w:sz="4" w:space="0" w:color="auto"/>
+          <w:insideV w:val="single" w:sz="4" w:space="0" w:color="auto"/>
+        </w:tblBorders>
+        <w:tblCellMar>
+          <w:top w:w="15" w:type="dxa"/>
+          <w:left w:w="15" w:type="dxa"/>
+          <w:bottom w:w="15" w:type="dxa"/>
+          <w:right w:w="15" w:type="dxa"/>
+        </w:tblCellMar>
+        <w:tblLook w:val="04A0" w:firstRow="1" w:lastRow="0" w:firstColumn="1" w:lastColumn="0" w:noHBand="0" w:noVBand="1"/>
+      </w:tblPr>
+      <w:tblGrid>
+        <w:gridCol w:w="2664"/>
+        <w:gridCol w:w="3604"/>
+        <w:gridCol w:w="3437"/>
+      </w:tblGrid>
+      <w:tr>
+        <w:trPr>
+          <w:trHeight w:val="358"/>
+          <w:tblHeader/>
+        </w:trPr>
+        <w:tc>
+          <w:tcPr>
+            <w:tcW w:w="0" w:type="auto"/>
+            <w:tcMar>
+              <w:top w:w="150" w:type="dxa"/>
+              <w:left w:w="0" w:type="dxa"/>
+              <w:bottom w:w="150" w:type="dxa"/>
+              <w:right w:w="240" w:type="dxa"/>
+            </w:tcMar>
+            <w:vAlign w:val="center"/>
+            <w:hideMark/>
+          </w:tcPr>
+          <w:p>
+            <w:r>
+              <w:t>Ruta</w:t>
+            </w:r>
+          </w:p>
+        </w:tc>
+        <w:tc>
+          <w:tcPr>
+            <w:tcW w:w="0" w:type="auto"/>
+            <w:tcMar>
+              <w:top w:w="150" w:type="dxa"/>
+              <w:left w:w="240" w:type="dxa"/>
+              <w:bottom w:w="150" w:type="dxa"/>
+              <w:right w:w="240" w:type="dxa"/>
+            </w:tcMar>
+            <w:vAlign w:val="center"/>
+            <w:hideMark/>
+          </w:tcPr>
+          <w:p>
+            <w:r>
+              <w:t>Decorador recomendado</w:t>
+            </w:r>
+          </w:p>
+        </w:tc>
+        <w:tc>
+          <w:tcPr>
+            <w:tcW w:w="0" w:type="auto"/>
+            <w:tcMar>
+              <w:top w:w="150" w:type="dxa"/>
+              <w:left w:w="240" w:type="dxa"/>
+              <w:bottom w:w="150" w:type="dxa"/>
+              <w:right w:w="240" w:type="dxa"/>
+            </w:tcMar>
+            <w:vAlign w:val="center"/>
+            <w:hideMark/>
+          </w:tcPr>
+          <w:p>
+            <w:r>
+              <w:t>¿Quién puede acceder?</w:t>
+            </w:r>
+          </w:p>
+        </w:tc>
+      </w:tr>
+      <w:tr>
+        <w:trPr>
+          <w:trHeight w:val="367"/>
+        </w:trPr>
+        <w:tc>
+          <w:tcPr>
+            <w:tcW w:w="0" w:type="auto"/>
+            <w:tcMar>
+              <w:top w:w="150" w:type="dxa"/>
+              <w:left w:w="0" w:type="dxa"/>
+              <w:bottom w:w="150" w:type="dxa"/>
+              <w:right w:w="240" w:type="dxa"/>
+            </w:tcMar>
+            <w:vAlign w:val="center"/>
+            <w:hideMark/>
+          </w:tcPr>
+          <w:p>
+            <w:r>
+              <w:t>/ (</w:t>
+            </w:r>
+            <w:proofErr w:type="spellStart"/>
+            <w:r>
+              <w:t>dashboard</w:t>
+            </w:r>
+            <w:proofErr w:type="spellEnd"/>
+            <w:r>
+              <w:t>)</w:t>
+            </w:r>
+          </w:p>
+        </w:tc>
+        <w:tc>
+          <w:tcPr>
+            <w:tcW w:w="0" w:type="auto"/>
+            <w:tcMar>
+              <w:top w:w="150" w:type="dxa"/>
+              <w:left w:w="240" w:type="dxa"/>
+              <w:bottom w:w="150" w:type="dxa"/>
+              <w:right w:w="240" w:type="dxa"/>
+            </w:tcMar>
+            <w:vAlign w:val="center"/>
+            <w:hideMark/>
+          </w:tcPr>
+          <w:p>
+            <w:r>
+              <w:t>@role_required('viewer')</w:t>
+            </w:r>
+          </w:p>
+        </w:tc>
+        <w:tc>
+          <w:tcPr>
+            <w:tcW w:w="0" w:type="auto"/>
+            <w:tcMar>
+              <w:top w:w="150" w:type="dxa"/>
+              <w:left w:w="240" w:type="dxa"/>
+              <w:bottom w:w="150" w:type="dxa"/>
+              <w:right w:w="0" w:type="dxa"/>
+            </w:tcMar>
+            <w:vAlign w:val="center"/>
+            <w:hideMark/>
+          </w:tcPr>
+          <w:p>
+            <w:r>
+              <w:t xml:space="preserve">Todos </w:t>
+            </w:r>
+            <w:proofErr w:type="spellStart"/>
+            <w:r>
+              <w:t>logueados</w:t>
+            </w:r>
+            <w:proofErr w:type="spellEnd"/>
+          </w:p>
+        </w:tc>
+      </w:tr>
+      <w:tr>
+        <w:trPr>
+          <w:trHeight w:val="358"/>
+        </w:trPr>
+        <w:tc>
+          <w:tcPr>
+            <w:tcW w:w="0" w:type="auto"/>
+            <w:tcMar>
+              <w:top w:w="150" w:type="dxa"/>
+              <w:left w:w="0" w:type="dxa"/>
+              <w:bottom w:w="150" w:type="dxa"/>
+              <w:right w:w="240" w:type="dxa"/>
+            </w:tcMar>
+            <w:vAlign w:val="center"/>
+            <w:hideMark/>
+          </w:tcPr>
+          <w:p>
+            <w:r>
+              <w:t>/</w:t>
+            </w:r>
+            <w:proofErr w:type="spellStart"/>
+            <w:r>
+              <w:t>projects</w:t>
+            </w:r>
+            <w:proofErr w:type="spellEnd"/>
+          </w:p>
+        </w:tc>
+        <w:tc>
+          <w:tcPr>
+            <w:tcW w:w="0" w:type="auto"/>
+            <w:tcMar>
+              <w:top w:w="150" w:type="dxa"/>
+              <w:left w:w="240" w:type="dxa"/>
+              <w:bottom w:w="150" w:type="dxa"/>
+              <w:right w:w="240" w:type="dxa"/>
+            </w:tcMar>
+            <w:vAlign w:val="center"/>
+            <w:hideMark/>
+          </w:tcPr>
+          <w:p>
+            <w:r>
+              <w:t>@role_required('analyst')</w:t>
+            </w:r>
+          </w:p>
+        </w:tc>
+        <w:tc>
+          <w:tcPr>
+            <w:tcW w:w="0" w:type="auto"/>
+            <w:tcMar>
+              <w:top w:w="150" w:type="dxa"/>
+              <w:left w:w="240" w:type="dxa"/>
+              <w:bottom w:w="150" w:type="dxa"/>
+              <w:right w:w="0" w:type="dxa"/>
+            </w:tcMar>
+            <w:vAlign w:val="center"/>
+            <w:hideMark/>
+          </w:tcPr>
+          <w:p>
+            <w:proofErr w:type="spellStart"/>
+            <w:r>
+              <w:t>Analysts</w:t>
+            </w:r>
+            <w:proofErr w:type="spellEnd"/>
+            <w:r>
+              <w:t xml:space="preserve"> y </w:t>
+            </w:r>
+            <w:proofErr w:type="spellStart"/>
+            <w:r>
+              <w:t>admins</w:t>
+            </w:r>
+            <w:proofErr w:type="spellEnd"/>
+          </w:p>
+        </w:tc>
+      </w:tr>
+      <w:tr>
+        <w:trPr>
+          <w:trHeight w:val="358"/>
+        </w:trPr>
+        <w:tc>
+          <w:tcPr>
+            <w:tcW w:w="0" w:type="auto"/>
+            <w:tcMar>
+              <w:top w:w="150" w:type="dxa"/>
+              <w:left w:w="0" w:type="dxa"/>
+              <w:bottom w:w="150" w:type="dxa"/>
+              <w:right w:w="240" w:type="dxa"/>
+            </w:tcMar>
+            <w:vAlign w:val="center"/>
+            <w:hideMark/>
+          </w:tcPr>
+          <w:p>
+            <w:r>
+              <w:t>/</w:t>
+            </w:r>
+            <w:proofErr w:type="spellStart"/>
+            <w:r>
+              <w:t>assets</w:t>
+            </w:r>
+            <w:proofErr w:type="spellEnd"/>
+          </w:p>
+        </w:tc>
+        <w:tc>
+          <w:tcPr>
+            <w:tcW w:w="0" w:type="auto"/>
+            <w:tcMar>
+              <w:top w:w="150" w:type="dxa"/>
+              <w:left w:w="240" w:type="dxa"/>
+              <w:bottom w:w="150" w:type="dxa"/>
+              <w:right w:w="240" w:type="dxa"/>
+            </w:tcMar>
+            <w:vAlign w:val="center"/>
+            <w:hideMark/>
+          </w:tcPr>
+          <w:p>
+            <w:r>
+              <w:t>@role_required('analyst')</w:t>
+            </w:r>
+          </w:p>
+        </w:tc>
+        <w:tc>
+          <w:tcPr>
+            <w:tcW w:w="0" w:type="auto"/>
+            <w:tcMar>
+              <w:top w:w="150" w:type="dxa"/>
+              <w:left w:w="240" w:type="dxa"/>
+              <w:bottom w:w="150" w:type="dxa"/>
+              <w:right w:w="0" w:type="dxa"/>
+            </w:tcMar>
+            <w:vAlign w:val="center"/>
+            <w:hideMark/>
+          </w:tcPr>
+          <w:p>
+            <w:proofErr w:type="spellStart"/>
+            <w:r>
+              <w:t>Analysts</w:t>
+            </w:r>
+            <w:proofErr w:type="spellEnd"/>
+            <w:r>
+              <w:t xml:space="preserve"> y </w:t>
+            </w:r>
+            <w:proofErr w:type="spellStart"/>
+            <w:r>
+              <w:t>admins</w:t>
+            </w:r>
+            <w:proofErr w:type="spellEnd"/>
+          </w:p>
+        </w:tc>
+      </w:tr>
+      <w:tr>
+        <w:trPr>
+          <w:trHeight w:val="367"/>
+        </w:trPr>
+        <w:tc>
+          <w:tcPr>
+            <w:tcW w:w="0" w:type="auto"/>
+            <w:tcMar>
+              <w:top w:w="150" w:type="dxa"/>
+              <w:left w:w="0" w:type="dxa"/>
+              <w:bottom w:w="150" w:type="dxa"/>
+              <w:right w:w="240" w:type="dxa"/>
+            </w:tcMar>
+            <w:vAlign w:val="center"/>
+            <w:hideMark/>
+          </w:tcPr>
+          <w:p>
+            <w:r>
+              <w:t>/</w:t>
+            </w:r>
+            <w:proofErr w:type="spellStart"/>
+            <w:r>
+              <w:t>vulnerabilities</w:t>
+            </w:r>
+            <w:proofErr w:type="spellEnd"/>
+          </w:p>
+        </w:tc>
+        <w:tc>
+          <w:tcPr>
+            <w:tcW w:w="0" w:type="auto"/>
+            <w:tcMar>
+              <w:top w:w="150" w:type="dxa"/>
+              <w:left w:w="240" w:type="dxa"/>
+              <w:bottom w:w="150" w:type="dxa"/>
+              <w:right w:w="240" w:type="dxa"/>
+            </w:tcMar>
+            <w:vAlign w:val="center"/>
+            <w:hideMark/>
+          </w:tcPr>
+          <w:p>
+            <w:r>
+              <w:t>@role_required('analyst')</w:t>
+            </w:r>
+          </w:p>
+        </w:tc>
+        <w:tc>
+          <w:tcPr>
+            <w:tcW w:w="0" w:type="auto"/>
+            <w:tcMar>
+              <w:top w:w="150" w:type="dxa"/>
+              <w:left w:w="240" w:type="dxa"/>
+              <w:bottom w:w="150" w:type="dxa"/>
+              <w:right w:w="0" w:type="dxa"/>
+            </w:tcMar>
+            <w:vAlign w:val="center"/>
+            <w:hideMark/>
+          </w:tcPr>
+          <w:p>
+            <w:proofErr w:type="spellStart"/>
+            <w:r>
+              <w:t>Analysts</w:t>
+            </w:r>
+            <w:proofErr w:type="spellEnd"/>
+            <w:r>
+              <w:t xml:space="preserve"> y </w:t>
+            </w:r>
+            <w:proofErr w:type="spellStart"/>
+            <w:r>
+              <w:t>admins</w:t>
+            </w:r>
+            <w:proofErr w:type="spellEnd"/>
+          </w:p>
+        </w:tc>
+      </w:tr>
+      <w:tr>
+        <w:trPr>
+          <w:trHeight w:val="358"/>
+        </w:trPr>
+        <w:tc>
+          <w:tcPr>
+            <w:tcW w:w="0" w:type="auto"/>
+            <w:tcMar>
+              <w:top w:w="150" w:type="dxa"/>
+              <w:left w:w="0" w:type="dxa"/>
+              <w:bottom w:w="150" w:type="dxa"/>
+              <w:right w:w="240" w:type="dxa"/>
+            </w:tcMar>
+            <w:vAlign w:val="center"/>
+            <w:hideMark/>
+          </w:tcPr>
+          <w:p>
+            <w:r>
+              <w:t>/</w:t>
+            </w:r>
+            <w:proofErr w:type="spellStart"/>
+            <w:r>
+              <w:t>reports</w:t>
+            </w:r>
+            <w:proofErr w:type="spellEnd"/>
+          </w:p>
+        </w:tc>
+        <w:tc>
+          <w:tcPr>
+            <w:tcW w:w="0" w:type="auto"/>
+            <w:tcMar>
+              <w:top w:w="150" w:type="dxa"/>
+              <w:left w:w="240" w:type="dxa"/>
+              <w:bottom w:w="150" w:type="dxa"/>
+              <w:right w:w="240" w:type="dxa"/>
+            </w:tcMar>
+            <w:vAlign w:val="center"/>
+            <w:hideMark/>
+          </w:tcPr>
+          <w:p>
+            <w:r>
+              <w:t>@role_required('viewer')</w:t>
+            </w:r>
+          </w:p>
+        </w:tc>
+        <w:tc>
+          <w:tcPr>
+            <w:tcW w:w="0" w:type="auto"/>
+            <w:tcMar>
+              <w:top w:w="150" w:type="dxa"/>
+              <w:left w:w="240" w:type="dxa"/>
+              <w:bottom w:w="150" w:type="dxa"/>
+              <w:right w:w="0" w:type="dxa"/>
+            </w:tcMar>
+            <w:vAlign w:val="center"/>
+            <w:hideMark/>
+          </w:tcPr>
+          <w:p>
+            <w:r>
+              <w:t xml:space="preserve">Todos </w:t>
+            </w:r>
+            <w:proofErr w:type="spellStart"/>
+            <w:r>
+              <w:t>logueados</w:t>
+            </w:r>
+            <w:proofErr w:type="spellEnd"/>
+          </w:p>
+        </w:tc>
+      </w:tr>
+      <w:tr>
+        <w:trPr>
+          <w:trHeight w:val="358"/>
+        </w:trPr>
+        <w:tc>
+          <w:tcPr>
+            <w:tcW w:w="0" w:type="auto"/>
+            <w:tcMar>
+              <w:top w:w="150" w:type="dxa"/>
+              <w:left w:w="0" w:type="dxa"/>
+              <w:bottom w:w="150" w:type="dxa"/>
+              <w:right w:w="240" w:type="dxa"/>
+            </w:tcMar>
+            <w:vAlign w:val="center"/>
+            <w:hideMark/>
+          </w:tcPr>
+          <w:p>
+            <w:r>
+              <w:t>/</w:t>
+            </w:r>
+            <w:proofErr w:type="spellStart"/>
+            <w:r>
+              <w:t>project</w:t>
+            </w:r>
+            <w:proofErr w:type="spellEnd"/>
+            <w:r>
+              <w:t>/&lt;id&gt;/</w:t>
+            </w:r>
+            <w:proofErr w:type="spellStart"/>
+            <w:r>
+              <w:t>report</w:t>
+            </w:r>
+            <w:proofErr w:type="spellEnd"/>
+          </w:p>
+        </w:tc>
+        <w:tc>
+          <w:tcPr>
+            <w:tcW w:w="0" w:type="auto"/>
+            <w:tcMar>
+              <w:top w:w="150" w:type="dxa"/>
+              <w:left w:w="240" w:type="dxa"/>
+              <w:bottom w:w="150" w:type="dxa"/>
+              <w:right w:w="240" w:type="dxa"/>
+            </w:tcMar>
+            <w:vAlign w:val="center"/>
+            <w:hideMark/>
+          </w:tcPr>
+          <w:p>
+            <w:r>
+              <w:t>@role_required('viewer')</w:t>
+            </w:r>
+          </w:p>
+        </w:tc>
+        <w:tc>
+          <w:tcPr>
+            <w:tcW w:w="0" w:type="auto"/>
+            <w:tcMar>
+              <w:top w:w="150" w:type="dxa"/>
+              <w:left w:w="240" w:type="dxa"/>
+              <w:bottom w:w="150" w:type="dxa"/>
+              <w:right w:w="0" w:type="dxa"/>
+            </w:tcMar>
+            <w:vAlign w:val="center"/>
+            <w:hideMark/>
+          </w:tcPr>
+          <w:p>
+            <w:r>
+              <w:t xml:space="preserve">Todos </w:t>
+            </w:r>
+            <w:proofErr w:type="spellStart"/>
+            <w:r>
+              <w:t>logueados</w:t>
+            </w:r>
+            <w:proofErr w:type="spellEnd"/>
+          </w:p>
+        </w:tc>
+      </w:tr>
+      <w:tr>
+        <w:trPr>
+          <w:trHeight w:val="367"/>
+        </w:trPr>
+        <w:tc>
+          <w:tcPr>
+            <w:tcW w:w="0" w:type="auto"/>
+            <w:tcMar>
+              <w:top w:w="150" w:type="dxa"/>
+              <w:left w:w="0" w:type="dxa"/>
+              <w:bottom w:w="150" w:type="dxa"/>
+              <w:right w:w="240" w:type="dxa"/>
+            </w:tcMar>
+            <w:vAlign w:val="center"/>
+            <w:hideMark/>
+          </w:tcPr>
+          <w:p>
+            <w:r>
+              <w:t>/admin/</w:t>
+            </w:r>
+            <w:proofErr w:type="spellStart"/>
+            <w:r>
+              <w:t>users</w:t>
+            </w:r>
+            <w:proofErr w:type="spellEnd"/>
+          </w:p>
+        </w:tc>
+        <w:tc>
+          <w:tcPr>
+            <w:tcW w:w="0" w:type="auto"/>
+            <w:tcMar>
+              <w:top w:w="150" w:type="dxa"/>
+              <w:left w:w="240" w:type="dxa"/>
+              <w:bottom w:w="150" w:type="dxa"/>
+              <w:right w:w="240" w:type="dxa"/>
+            </w:tcMar>
+            <w:vAlign w:val="center"/>
+            <w:hideMark/>
+          </w:tcPr>
+          <w:p>
+            <w:r>
+              <w:t>@role_required('admin')</w:t>
+            </w:r>
+          </w:p>
+        </w:tc>
+        <w:tc>
+          <w:tcPr>
+            <w:tcW w:w="0" w:type="auto"/>
+            <w:tcMar>
+              <w:top w:w="150" w:type="dxa"/>
+              <w:left w:w="240" w:type="dxa"/>
+              <w:bottom w:w="150" w:type="dxa"/>
+              <w:right w:w="0" w:type="dxa"/>
+            </w:tcMar>
+            <w:vAlign w:val="center"/>
+            <w:hideMark/>
+          </w:tcPr>
+          <w:p>
+            <w:r>
+              <w:t xml:space="preserve">Solo </w:t>
+            </w:r>
+            <w:proofErr w:type="spellStart"/>
+            <w:r>
+              <w:t>admins</w:t>
+            </w:r>
+            <w:proofErr w:type="spellEnd"/>
+          </w:p>
+        </w:tc>
+      </w:tr>
+    </w:tbl>
     <w:p/>
     <w:sectPr>
       <w:pgSz w:w="11906" w:h="16838"/>
@@ -23730,6 +25253,304 @@
     </w:lvl>
   </w:abstractNum>
   <w:abstractNum w:abstractNumId="11" w15:restartNumberingAfterBreak="0">
+    <w:nsid w:val="168228B3"/>
+    <w:multiLevelType w:val="multilevel"/>
+    <w:tmpl w:val="0AF01F38"/>
+    <w:lvl w:ilvl="0">
+      <w:start w:val="1"/>
+      <w:numFmt w:val="bullet"/>
+      <w:lvlText w:val=""/>
+      <w:lvlJc w:val="left"/>
+      <w:pPr>
+        <w:tabs>
+          <w:tab w:val="num" w:pos="720"/>
+        </w:tabs>
+        <w:ind w:left="720" w:hanging="360"/>
+      </w:pPr>
+      <w:rPr>
+        <w:rFonts w:ascii="Symbol" w:hAnsi="Symbol" w:hint="default"/>
+        <w:sz w:val="20"/>
+      </w:rPr>
+    </w:lvl>
+    <w:lvl w:ilvl="1" w:tentative="1">
+      <w:start w:val="1"/>
+      <w:numFmt w:val="bullet"/>
+      <w:lvlText w:val="o"/>
+      <w:lvlJc w:val="left"/>
+      <w:pPr>
+        <w:tabs>
+          <w:tab w:val="num" w:pos="1440"/>
+        </w:tabs>
+        <w:ind w:left="1440" w:hanging="360"/>
+      </w:pPr>
+      <w:rPr>
+        <w:rFonts w:ascii="Courier New" w:hAnsi="Courier New" w:hint="default"/>
+        <w:sz w:val="20"/>
+      </w:rPr>
+    </w:lvl>
+    <w:lvl w:ilvl="2" w:tentative="1">
+      <w:start w:val="1"/>
+      <w:numFmt w:val="bullet"/>
+      <w:lvlText w:val=""/>
+      <w:lvlJc w:val="left"/>
+      <w:pPr>
+        <w:tabs>
+          <w:tab w:val="num" w:pos="2160"/>
+        </w:tabs>
+        <w:ind w:left="2160" w:hanging="360"/>
+      </w:pPr>
+      <w:rPr>
+        <w:rFonts w:ascii="Wingdings" w:hAnsi="Wingdings" w:hint="default"/>
+        <w:sz w:val="20"/>
+      </w:rPr>
+    </w:lvl>
+    <w:lvl w:ilvl="3" w:tentative="1">
+      <w:start w:val="1"/>
+      <w:numFmt w:val="bullet"/>
+      <w:lvlText w:val=""/>
+      <w:lvlJc w:val="left"/>
+      <w:pPr>
+        <w:tabs>
+          <w:tab w:val="num" w:pos="2880"/>
+        </w:tabs>
+        <w:ind w:left="2880" w:hanging="360"/>
+      </w:pPr>
+      <w:rPr>
+        <w:rFonts w:ascii="Wingdings" w:hAnsi="Wingdings" w:hint="default"/>
+        <w:sz w:val="20"/>
+      </w:rPr>
+    </w:lvl>
+    <w:lvl w:ilvl="4" w:tentative="1">
+      <w:start w:val="1"/>
+      <w:numFmt w:val="bullet"/>
+      <w:lvlText w:val=""/>
+      <w:lvlJc w:val="left"/>
+      <w:pPr>
+        <w:tabs>
+          <w:tab w:val="num" w:pos="3600"/>
+        </w:tabs>
+        <w:ind w:left="3600" w:hanging="360"/>
+      </w:pPr>
+      <w:rPr>
+        <w:rFonts w:ascii="Wingdings" w:hAnsi="Wingdings" w:hint="default"/>
+        <w:sz w:val="20"/>
+      </w:rPr>
+    </w:lvl>
+    <w:lvl w:ilvl="5" w:tentative="1">
+      <w:start w:val="1"/>
+      <w:numFmt w:val="bullet"/>
+      <w:lvlText w:val=""/>
+      <w:lvlJc w:val="left"/>
+      <w:pPr>
+        <w:tabs>
+          <w:tab w:val="num" w:pos="4320"/>
+        </w:tabs>
+        <w:ind w:left="4320" w:hanging="360"/>
+      </w:pPr>
+      <w:rPr>
+        <w:rFonts w:ascii="Wingdings" w:hAnsi="Wingdings" w:hint="default"/>
+        <w:sz w:val="20"/>
+      </w:rPr>
+    </w:lvl>
+    <w:lvl w:ilvl="6" w:tentative="1">
+      <w:start w:val="1"/>
+      <w:numFmt w:val="bullet"/>
+      <w:lvlText w:val=""/>
+      <w:lvlJc w:val="left"/>
+      <w:pPr>
+        <w:tabs>
+          <w:tab w:val="num" w:pos="5040"/>
+        </w:tabs>
+        <w:ind w:left="5040" w:hanging="360"/>
+      </w:pPr>
+      <w:rPr>
+        <w:rFonts w:ascii="Wingdings" w:hAnsi="Wingdings" w:hint="default"/>
+        <w:sz w:val="20"/>
+      </w:rPr>
+    </w:lvl>
+    <w:lvl w:ilvl="7" w:tentative="1">
+      <w:start w:val="1"/>
+      <w:numFmt w:val="bullet"/>
+      <w:lvlText w:val=""/>
+      <w:lvlJc w:val="left"/>
+      <w:pPr>
+        <w:tabs>
+          <w:tab w:val="num" w:pos="5760"/>
+        </w:tabs>
+        <w:ind w:left="5760" w:hanging="360"/>
+      </w:pPr>
+      <w:rPr>
+        <w:rFonts w:ascii="Wingdings" w:hAnsi="Wingdings" w:hint="default"/>
+        <w:sz w:val="20"/>
+      </w:rPr>
+    </w:lvl>
+    <w:lvl w:ilvl="8" w:tentative="1">
+      <w:start w:val="1"/>
+      <w:numFmt w:val="bullet"/>
+      <w:lvlText w:val=""/>
+      <w:lvlJc w:val="left"/>
+      <w:pPr>
+        <w:tabs>
+          <w:tab w:val="num" w:pos="6480"/>
+        </w:tabs>
+        <w:ind w:left="6480" w:hanging="360"/>
+      </w:pPr>
+      <w:rPr>
+        <w:rFonts w:ascii="Wingdings" w:hAnsi="Wingdings" w:hint="default"/>
+        <w:sz w:val="20"/>
+      </w:rPr>
+    </w:lvl>
+  </w:abstractNum>
+  <w:abstractNum w:abstractNumId="12" w15:restartNumberingAfterBreak="0">
+    <w:nsid w:val="18B92528"/>
+    <w:multiLevelType w:val="multilevel"/>
+    <w:tmpl w:val="60D68152"/>
+    <w:lvl w:ilvl="0">
+      <w:start w:val="1"/>
+      <w:numFmt w:val="bullet"/>
+      <w:lvlText w:val=""/>
+      <w:lvlJc w:val="left"/>
+      <w:pPr>
+        <w:tabs>
+          <w:tab w:val="num" w:pos="720"/>
+        </w:tabs>
+        <w:ind w:left="720" w:hanging="360"/>
+      </w:pPr>
+      <w:rPr>
+        <w:rFonts w:ascii="Symbol" w:hAnsi="Symbol" w:hint="default"/>
+        <w:sz w:val="20"/>
+      </w:rPr>
+    </w:lvl>
+    <w:lvl w:ilvl="1" w:tentative="1">
+      <w:start w:val="1"/>
+      <w:numFmt w:val="bullet"/>
+      <w:lvlText w:val="o"/>
+      <w:lvlJc w:val="left"/>
+      <w:pPr>
+        <w:tabs>
+          <w:tab w:val="num" w:pos="1440"/>
+        </w:tabs>
+        <w:ind w:left="1440" w:hanging="360"/>
+      </w:pPr>
+      <w:rPr>
+        <w:rFonts w:ascii="Courier New" w:hAnsi="Courier New" w:hint="default"/>
+        <w:sz w:val="20"/>
+      </w:rPr>
+    </w:lvl>
+    <w:lvl w:ilvl="2" w:tentative="1">
+      <w:start w:val="1"/>
+      <w:numFmt w:val="bullet"/>
+      <w:lvlText w:val=""/>
+      <w:lvlJc w:val="left"/>
+      <w:pPr>
+        <w:tabs>
+          <w:tab w:val="num" w:pos="2160"/>
+        </w:tabs>
+        <w:ind w:left="2160" w:hanging="360"/>
+      </w:pPr>
+      <w:rPr>
+        <w:rFonts w:ascii="Wingdings" w:hAnsi="Wingdings" w:hint="default"/>
+        <w:sz w:val="20"/>
+      </w:rPr>
+    </w:lvl>
+    <w:lvl w:ilvl="3" w:tentative="1">
+      <w:start w:val="1"/>
+      <w:numFmt w:val="bullet"/>
+      <w:lvlText w:val=""/>
+      <w:lvlJc w:val="left"/>
+      <w:pPr>
+        <w:tabs>
+          <w:tab w:val="num" w:pos="2880"/>
+        </w:tabs>
+        <w:ind w:left="2880" w:hanging="360"/>
+      </w:pPr>
+      <w:rPr>
+        <w:rFonts w:ascii="Wingdings" w:hAnsi="Wingdings" w:hint="default"/>
+        <w:sz w:val="20"/>
+      </w:rPr>
+    </w:lvl>
+    <w:lvl w:ilvl="4" w:tentative="1">
+      <w:start w:val="1"/>
+      <w:numFmt w:val="bullet"/>
+      <w:lvlText w:val=""/>
+      <w:lvlJc w:val="left"/>
+      <w:pPr>
+        <w:tabs>
+          <w:tab w:val="num" w:pos="3600"/>
+        </w:tabs>
+        <w:ind w:left="3600" w:hanging="360"/>
+      </w:pPr>
+      <w:rPr>
+        <w:rFonts w:ascii="Wingdings" w:hAnsi="Wingdings" w:hint="default"/>
+        <w:sz w:val="20"/>
+      </w:rPr>
+    </w:lvl>
+    <w:lvl w:ilvl="5" w:tentative="1">
+      <w:start w:val="1"/>
+      <w:numFmt w:val="bullet"/>
+      <w:lvlText w:val=""/>
+      <w:lvlJc w:val="left"/>
+      <w:pPr>
+        <w:tabs>
+          <w:tab w:val="num" w:pos="4320"/>
+        </w:tabs>
+        <w:ind w:left="4320" w:hanging="360"/>
+      </w:pPr>
+      <w:rPr>
+        <w:rFonts w:ascii="Wingdings" w:hAnsi="Wingdings" w:hint="default"/>
+        <w:sz w:val="20"/>
+      </w:rPr>
+    </w:lvl>
+    <w:lvl w:ilvl="6" w:tentative="1">
+      <w:start w:val="1"/>
+      <w:numFmt w:val="bullet"/>
+      <w:lvlText w:val=""/>
+      <w:lvlJc w:val="left"/>
+      <w:pPr>
+        <w:tabs>
+          <w:tab w:val="num" w:pos="5040"/>
+        </w:tabs>
+        <w:ind w:left="5040" w:hanging="360"/>
+      </w:pPr>
+      <w:rPr>
+        <w:rFonts w:ascii="Wingdings" w:hAnsi="Wingdings" w:hint="default"/>
+        <w:sz w:val="20"/>
+      </w:rPr>
+    </w:lvl>
+    <w:lvl w:ilvl="7" w:tentative="1">
+      <w:start w:val="1"/>
+      <w:numFmt w:val="bullet"/>
+      <w:lvlText w:val=""/>
+      <w:lvlJc w:val="left"/>
+      <w:pPr>
+        <w:tabs>
+          <w:tab w:val="num" w:pos="5760"/>
+        </w:tabs>
+        <w:ind w:left="5760" w:hanging="360"/>
+      </w:pPr>
+      <w:rPr>
+        <w:rFonts w:ascii="Wingdings" w:hAnsi="Wingdings" w:hint="default"/>
+        <w:sz w:val="20"/>
+      </w:rPr>
+    </w:lvl>
+    <w:lvl w:ilvl="8" w:tentative="1">
+      <w:start w:val="1"/>
+      <w:numFmt w:val="bullet"/>
+      <w:lvlText w:val=""/>
+      <w:lvlJc w:val="left"/>
+      <w:pPr>
+        <w:tabs>
+          <w:tab w:val="num" w:pos="6480"/>
+        </w:tabs>
+        <w:ind w:left="6480" w:hanging="360"/>
+      </w:pPr>
+      <w:rPr>
+        <w:rFonts w:ascii="Wingdings" w:hAnsi="Wingdings" w:hint="default"/>
+        <w:sz w:val="20"/>
+      </w:rPr>
+    </w:lvl>
+  </w:abstractNum>
+  <w:abstractNum w:abstractNumId="13" w15:restartNumberingAfterBreak="0">
     <w:nsid w:val="1B6A69D9"/>
     <w:multiLevelType w:val="multilevel"/>
     <w:tmpl w:val="D6ECC414"/>
@@ -23878,7 +25699,7 @@
       </w:rPr>
     </w:lvl>
   </w:abstractNum>
-  <w:abstractNum w:abstractNumId="12" w15:restartNumberingAfterBreak="0">
+  <w:abstractNum w:abstractNumId="14" w15:restartNumberingAfterBreak="0">
     <w:nsid w:val="22252698"/>
     <w:multiLevelType w:val="multilevel"/>
     <w:tmpl w:val="8852469A"/>
@@ -24027,7 +25848,7 @@
       </w:rPr>
     </w:lvl>
   </w:abstractNum>
-  <w:abstractNum w:abstractNumId="13" w15:restartNumberingAfterBreak="0">
+  <w:abstractNum w:abstractNumId="15" w15:restartNumberingAfterBreak="0">
     <w:nsid w:val="22F00AC8"/>
     <w:multiLevelType w:val="multilevel"/>
     <w:tmpl w:val="94448B92"/>
@@ -24176,7 +25997,7 @@
       </w:rPr>
     </w:lvl>
   </w:abstractNum>
-  <w:abstractNum w:abstractNumId="14" w15:restartNumberingAfterBreak="0">
+  <w:abstractNum w:abstractNumId="16" w15:restartNumberingAfterBreak="0">
     <w:nsid w:val="241327C9"/>
     <w:multiLevelType w:val="multilevel"/>
     <w:tmpl w:val="0EB0BE8A"/>
@@ -24325,7 +26146,7 @@
       </w:rPr>
     </w:lvl>
   </w:abstractNum>
-  <w:abstractNum w:abstractNumId="15" w15:restartNumberingAfterBreak="0">
+  <w:abstractNum w:abstractNumId="17" w15:restartNumberingAfterBreak="0">
     <w:nsid w:val="24DC3A83"/>
     <w:multiLevelType w:val="multilevel"/>
     <w:tmpl w:val="F3C461B0"/>
@@ -24474,7 +26295,7 @@
       </w:rPr>
     </w:lvl>
   </w:abstractNum>
-  <w:abstractNum w:abstractNumId="16" w15:restartNumberingAfterBreak="0">
+  <w:abstractNum w:abstractNumId="18" w15:restartNumberingAfterBreak="0">
     <w:nsid w:val="266C2463"/>
     <w:multiLevelType w:val="multilevel"/>
     <w:tmpl w:val="59A2F39A"/>
@@ -24587,7 +26408,7 @@
       </w:pPr>
     </w:lvl>
   </w:abstractNum>
-  <w:abstractNum w:abstractNumId="17" w15:restartNumberingAfterBreak="0">
+  <w:abstractNum w:abstractNumId="19" w15:restartNumberingAfterBreak="0">
     <w:nsid w:val="26F54264"/>
     <w:multiLevelType w:val="multilevel"/>
     <w:tmpl w:val="857C6A40"/>
@@ -24736,7 +26557,7 @@
       </w:rPr>
     </w:lvl>
   </w:abstractNum>
-  <w:abstractNum w:abstractNumId="18" w15:restartNumberingAfterBreak="0">
+  <w:abstractNum w:abstractNumId="20" w15:restartNumberingAfterBreak="0">
     <w:nsid w:val="281D21FE"/>
     <w:multiLevelType w:val="multilevel"/>
     <w:tmpl w:val="65307B7C"/>
@@ -24849,7 +26670,7 @@
       </w:pPr>
     </w:lvl>
   </w:abstractNum>
-  <w:abstractNum w:abstractNumId="19" w15:restartNumberingAfterBreak="0">
+  <w:abstractNum w:abstractNumId="21" w15:restartNumberingAfterBreak="0">
     <w:nsid w:val="289F2784"/>
     <w:multiLevelType w:val="multilevel"/>
     <w:tmpl w:val="566CF6E2"/>
@@ -24962,7 +26783,7 @@
       </w:pPr>
     </w:lvl>
   </w:abstractNum>
-  <w:abstractNum w:abstractNumId="20" w15:restartNumberingAfterBreak="0">
+  <w:abstractNum w:abstractNumId="22" w15:restartNumberingAfterBreak="0">
     <w:nsid w:val="292D5129"/>
     <w:multiLevelType w:val="multilevel"/>
     <w:tmpl w:val="C2DAA1F6"/>
@@ -25111,7 +26932,7 @@
       </w:rPr>
     </w:lvl>
   </w:abstractNum>
-  <w:abstractNum w:abstractNumId="21" w15:restartNumberingAfterBreak="0">
+  <w:abstractNum w:abstractNumId="23" w15:restartNumberingAfterBreak="0">
     <w:nsid w:val="2A4434FF"/>
     <w:multiLevelType w:val="multilevel"/>
     <w:tmpl w:val="A7B8DFD4"/>
@@ -25260,7 +27081,7 @@
       </w:rPr>
     </w:lvl>
   </w:abstractNum>
-  <w:abstractNum w:abstractNumId="22" w15:restartNumberingAfterBreak="0">
+  <w:abstractNum w:abstractNumId="24" w15:restartNumberingAfterBreak="0">
     <w:nsid w:val="2A9A178C"/>
     <w:multiLevelType w:val="multilevel"/>
     <w:tmpl w:val="33AA8752"/>
@@ -25373,7 +27194,7 @@
       </w:pPr>
     </w:lvl>
   </w:abstractNum>
-  <w:abstractNum w:abstractNumId="23" w15:restartNumberingAfterBreak="0">
+  <w:abstractNum w:abstractNumId="25" w15:restartNumberingAfterBreak="0">
     <w:nsid w:val="2AF4095D"/>
     <w:multiLevelType w:val="multilevel"/>
     <w:tmpl w:val="C8AAB6F8"/>
@@ -25522,7 +27343,7 @@
       </w:rPr>
     </w:lvl>
   </w:abstractNum>
-  <w:abstractNum w:abstractNumId="24" w15:restartNumberingAfterBreak="0">
+  <w:abstractNum w:abstractNumId="26" w15:restartNumberingAfterBreak="0">
     <w:nsid w:val="2D030A86"/>
     <w:multiLevelType w:val="multilevel"/>
     <w:tmpl w:val="E9F60BCE"/>
@@ -25671,7 +27492,156 @@
       </w:rPr>
     </w:lvl>
   </w:abstractNum>
-  <w:abstractNum w:abstractNumId="25" w15:restartNumberingAfterBreak="0">
+  <w:abstractNum w:abstractNumId="27" w15:restartNumberingAfterBreak="0">
+    <w:nsid w:val="2E1776E4"/>
+    <w:multiLevelType w:val="multilevel"/>
+    <w:tmpl w:val="B23E7EF2"/>
+    <w:lvl w:ilvl="0">
+      <w:start w:val="1"/>
+      <w:numFmt w:val="bullet"/>
+      <w:lvlText w:val=""/>
+      <w:lvlJc w:val="left"/>
+      <w:pPr>
+        <w:tabs>
+          <w:tab w:val="num" w:pos="720"/>
+        </w:tabs>
+        <w:ind w:left="720" w:hanging="360"/>
+      </w:pPr>
+      <w:rPr>
+        <w:rFonts w:ascii="Symbol" w:hAnsi="Symbol" w:hint="default"/>
+        <w:sz w:val="20"/>
+      </w:rPr>
+    </w:lvl>
+    <w:lvl w:ilvl="1" w:tentative="1">
+      <w:start w:val="1"/>
+      <w:numFmt w:val="bullet"/>
+      <w:lvlText w:val="o"/>
+      <w:lvlJc w:val="left"/>
+      <w:pPr>
+        <w:tabs>
+          <w:tab w:val="num" w:pos="1440"/>
+        </w:tabs>
+        <w:ind w:left="1440" w:hanging="360"/>
+      </w:pPr>
+      <w:rPr>
+        <w:rFonts w:ascii="Courier New" w:hAnsi="Courier New" w:hint="default"/>
+        <w:sz w:val="20"/>
+      </w:rPr>
+    </w:lvl>
+    <w:lvl w:ilvl="2" w:tentative="1">
+      <w:start w:val="1"/>
+      <w:numFmt w:val="bullet"/>
+      <w:lvlText w:val=""/>
+      <w:lvlJc w:val="left"/>
+      <w:pPr>
+        <w:tabs>
+          <w:tab w:val="num" w:pos="2160"/>
+        </w:tabs>
+        <w:ind w:left="2160" w:hanging="360"/>
+      </w:pPr>
+      <w:rPr>
+        <w:rFonts w:ascii="Wingdings" w:hAnsi="Wingdings" w:hint="default"/>
+        <w:sz w:val="20"/>
+      </w:rPr>
+    </w:lvl>
+    <w:lvl w:ilvl="3" w:tentative="1">
+      <w:start w:val="1"/>
+      <w:numFmt w:val="bullet"/>
+      <w:lvlText w:val=""/>
+      <w:lvlJc w:val="left"/>
+      <w:pPr>
+        <w:tabs>
+          <w:tab w:val="num" w:pos="2880"/>
+        </w:tabs>
+        <w:ind w:left="2880" w:hanging="360"/>
+      </w:pPr>
+      <w:rPr>
+        <w:rFonts w:ascii="Wingdings" w:hAnsi="Wingdings" w:hint="default"/>
+        <w:sz w:val="20"/>
+      </w:rPr>
+    </w:lvl>
+    <w:lvl w:ilvl="4" w:tentative="1">
+      <w:start w:val="1"/>
+      <w:numFmt w:val="bullet"/>
+      <w:lvlText w:val=""/>
+      <w:lvlJc w:val="left"/>
+      <w:pPr>
+        <w:tabs>
+          <w:tab w:val="num" w:pos="3600"/>
+        </w:tabs>
+        <w:ind w:left="3600" w:hanging="360"/>
+      </w:pPr>
+      <w:rPr>
+        <w:rFonts w:ascii="Wingdings" w:hAnsi="Wingdings" w:hint="default"/>
+        <w:sz w:val="20"/>
+      </w:rPr>
+    </w:lvl>
+    <w:lvl w:ilvl="5" w:tentative="1">
+      <w:start w:val="1"/>
+      <w:numFmt w:val="bullet"/>
+      <w:lvlText w:val=""/>
+      <w:lvlJc w:val="left"/>
+      <w:pPr>
+        <w:tabs>
+          <w:tab w:val="num" w:pos="4320"/>
+        </w:tabs>
+        <w:ind w:left="4320" w:hanging="360"/>
+      </w:pPr>
+      <w:rPr>
+        <w:rFonts w:ascii="Wingdings" w:hAnsi="Wingdings" w:hint="default"/>
+        <w:sz w:val="20"/>
+      </w:rPr>
+    </w:lvl>
+    <w:lvl w:ilvl="6" w:tentative="1">
+      <w:start w:val="1"/>
+      <w:numFmt w:val="bullet"/>
+      <w:lvlText w:val=""/>
+      <w:lvlJc w:val="left"/>
+      <w:pPr>
+        <w:tabs>
+          <w:tab w:val="num" w:pos="5040"/>
+        </w:tabs>
+        <w:ind w:left="5040" w:hanging="360"/>
+      </w:pPr>
+      <w:rPr>
+        <w:rFonts w:ascii="Wingdings" w:hAnsi="Wingdings" w:hint="default"/>
+        <w:sz w:val="20"/>
+      </w:rPr>
+    </w:lvl>
+    <w:lvl w:ilvl="7" w:tentative="1">
+      <w:start w:val="1"/>
+      <w:numFmt w:val="bullet"/>
+      <w:lvlText w:val=""/>
+      <w:lvlJc w:val="left"/>
+      <w:pPr>
+        <w:tabs>
+          <w:tab w:val="num" w:pos="5760"/>
+        </w:tabs>
+        <w:ind w:left="5760" w:hanging="360"/>
+      </w:pPr>
+      <w:rPr>
+        <w:rFonts w:ascii="Wingdings" w:hAnsi="Wingdings" w:hint="default"/>
+        <w:sz w:val="20"/>
+      </w:rPr>
+    </w:lvl>
+    <w:lvl w:ilvl="8" w:tentative="1">
+      <w:start w:val="1"/>
+      <w:numFmt w:val="bullet"/>
+      <w:lvlText w:val=""/>
+      <w:lvlJc w:val="left"/>
+      <w:pPr>
+        <w:tabs>
+          <w:tab w:val="num" w:pos="6480"/>
+        </w:tabs>
+        <w:ind w:left="6480" w:hanging="360"/>
+      </w:pPr>
+      <w:rPr>
+        <w:rFonts w:ascii="Wingdings" w:hAnsi="Wingdings" w:hint="default"/>
+        <w:sz w:val="20"/>
+      </w:rPr>
+    </w:lvl>
+  </w:abstractNum>
+  <w:abstractNum w:abstractNumId="28" w15:restartNumberingAfterBreak="0">
     <w:nsid w:val="2E1F062E"/>
     <w:multiLevelType w:val="multilevel"/>
     <w:tmpl w:val="7A268152"/>
@@ -25820,7 +27790,7 @@
       </w:rPr>
     </w:lvl>
   </w:abstractNum>
-  <w:abstractNum w:abstractNumId="26" w15:restartNumberingAfterBreak="0">
+  <w:abstractNum w:abstractNumId="29" w15:restartNumberingAfterBreak="0">
     <w:nsid w:val="33F16E50"/>
     <w:multiLevelType w:val="multilevel"/>
     <w:tmpl w:val="83B2B9AE"/>
@@ -25969,7 +27939,7 @@
       </w:rPr>
     </w:lvl>
   </w:abstractNum>
-  <w:abstractNum w:abstractNumId="27" w15:restartNumberingAfterBreak="0">
+  <w:abstractNum w:abstractNumId="30" w15:restartNumberingAfterBreak="0">
     <w:nsid w:val="36D8422B"/>
     <w:multiLevelType w:val="multilevel"/>
     <w:tmpl w:val="6A607932"/>
@@ -26118,7 +28088,7 @@
       </w:rPr>
     </w:lvl>
   </w:abstractNum>
-  <w:abstractNum w:abstractNumId="28" w15:restartNumberingAfterBreak="0">
+  <w:abstractNum w:abstractNumId="31" w15:restartNumberingAfterBreak="0">
     <w:nsid w:val="38AD14E7"/>
     <w:multiLevelType w:val="multilevel"/>
     <w:tmpl w:val="211C9B10"/>
@@ -26267,7 +28237,156 @@
       </w:rPr>
     </w:lvl>
   </w:abstractNum>
-  <w:abstractNum w:abstractNumId="29" w15:restartNumberingAfterBreak="0">
+  <w:abstractNum w:abstractNumId="32" w15:restartNumberingAfterBreak="0">
+    <w:nsid w:val="38ED24EF"/>
+    <w:multiLevelType w:val="multilevel"/>
+    <w:tmpl w:val="5B24070E"/>
+    <w:lvl w:ilvl="0">
+      <w:start w:val="1"/>
+      <w:numFmt w:val="bullet"/>
+      <w:lvlText w:val=""/>
+      <w:lvlJc w:val="left"/>
+      <w:pPr>
+        <w:tabs>
+          <w:tab w:val="num" w:pos="720"/>
+        </w:tabs>
+        <w:ind w:left="720" w:hanging="360"/>
+      </w:pPr>
+      <w:rPr>
+        <w:rFonts w:ascii="Symbol" w:hAnsi="Symbol" w:hint="default"/>
+        <w:sz w:val="20"/>
+      </w:rPr>
+    </w:lvl>
+    <w:lvl w:ilvl="1" w:tentative="1">
+      <w:start w:val="1"/>
+      <w:numFmt w:val="bullet"/>
+      <w:lvlText w:val="o"/>
+      <w:lvlJc w:val="left"/>
+      <w:pPr>
+        <w:tabs>
+          <w:tab w:val="num" w:pos="1440"/>
+        </w:tabs>
+        <w:ind w:left="1440" w:hanging="360"/>
+      </w:pPr>
+      <w:rPr>
+        <w:rFonts w:ascii="Courier New" w:hAnsi="Courier New" w:hint="default"/>
+        <w:sz w:val="20"/>
+      </w:rPr>
+    </w:lvl>
+    <w:lvl w:ilvl="2" w:tentative="1">
+      <w:start w:val="1"/>
+      <w:numFmt w:val="bullet"/>
+      <w:lvlText w:val=""/>
+      <w:lvlJc w:val="left"/>
+      <w:pPr>
+        <w:tabs>
+          <w:tab w:val="num" w:pos="2160"/>
+        </w:tabs>
+        <w:ind w:left="2160" w:hanging="360"/>
+      </w:pPr>
+      <w:rPr>
+        <w:rFonts w:ascii="Wingdings" w:hAnsi="Wingdings" w:hint="default"/>
+        <w:sz w:val="20"/>
+      </w:rPr>
+    </w:lvl>
+    <w:lvl w:ilvl="3" w:tentative="1">
+      <w:start w:val="1"/>
+      <w:numFmt w:val="bullet"/>
+      <w:lvlText w:val=""/>
+      <w:lvlJc w:val="left"/>
+      <w:pPr>
+        <w:tabs>
+          <w:tab w:val="num" w:pos="2880"/>
+        </w:tabs>
+        <w:ind w:left="2880" w:hanging="360"/>
+      </w:pPr>
+      <w:rPr>
+        <w:rFonts w:ascii="Wingdings" w:hAnsi="Wingdings" w:hint="default"/>
+        <w:sz w:val="20"/>
+      </w:rPr>
+    </w:lvl>
+    <w:lvl w:ilvl="4" w:tentative="1">
+      <w:start w:val="1"/>
+      <w:numFmt w:val="bullet"/>
+      <w:lvlText w:val=""/>
+      <w:lvlJc w:val="left"/>
+      <w:pPr>
+        <w:tabs>
+          <w:tab w:val="num" w:pos="3600"/>
+        </w:tabs>
+        <w:ind w:left="3600" w:hanging="360"/>
+      </w:pPr>
+      <w:rPr>
+        <w:rFonts w:ascii="Wingdings" w:hAnsi="Wingdings" w:hint="default"/>
+        <w:sz w:val="20"/>
+      </w:rPr>
+    </w:lvl>
+    <w:lvl w:ilvl="5" w:tentative="1">
+      <w:start w:val="1"/>
+      <w:numFmt w:val="bullet"/>
+      <w:lvlText w:val=""/>
+      <w:lvlJc w:val="left"/>
+      <w:pPr>
+        <w:tabs>
+          <w:tab w:val="num" w:pos="4320"/>
+        </w:tabs>
+        <w:ind w:left="4320" w:hanging="360"/>
+      </w:pPr>
+      <w:rPr>
+        <w:rFonts w:ascii="Wingdings" w:hAnsi="Wingdings" w:hint="default"/>
+        <w:sz w:val="20"/>
+      </w:rPr>
+    </w:lvl>
+    <w:lvl w:ilvl="6" w:tentative="1">
+      <w:start w:val="1"/>
+      <w:numFmt w:val="bullet"/>
+      <w:lvlText w:val=""/>
+      <w:lvlJc w:val="left"/>
+      <w:pPr>
+        <w:tabs>
+          <w:tab w:val="num" w:pos="5040"/>
+        </w:tabs>
+        <w:ind w:left="5040" w:hanging="360"/>
+      </w:pPr>
+      <w:rPr>
+        <w:rFonts w:ascii="Wingdings" w:hAnsi="Wingdings" w:hint="default"/>
+        <w:sz w:val="20"/>
+      </w:rPr>
+    </w:lvl>
+    <w:lvl w:ilvl="7" w:tentative="1">
+      <w:start w:val="1"/>
+      <w:numFmt w:val="bullet"/>
+      <w:lvlText w:val=""/>
+      <w:lvlJc w:val="left"/>
+      <w:pPr>
+        <w:tabs>
+          <w:tab w:val="num" w:pos="5760"/>
+        </w:tabs>
+        <w:ind w:left="5760" w:hanging="360"/>
+      </w:pPr>
+      <w:rPr>
+        <w:rFonts w:ascii="Wingdings" w:hAnsi="Wingdings" w:hint="default"/>
+        <w:sz w:val="20"/>
+      </w:rPr>
+    </w:lvl>
+    <w:lvl w:ilvl="8" w:tentative="1">
+      <w:start w:val="1"/>
+      <w:numFmt w:val="bullet"/>
+      <w:lvlText w:val=""/>
+      <w:lvlJc w:val="left"/>
+      <w:pPr>
+        <w:tabs>
+          <w:tab w:val="num" w:pos="6480"/>
+        </w:tabs>
+        <w:ind w:left="6480" w:hanging="360"/>
+      </w:pPr>
+      <w:rPr>
+        <w:rFonts w:ascii="Wingdings" w:hAnsi="Wingdings" w:hint="default"/>
+        <w:sz w:val="20"/>
+      </w:rPr>
+    </w:lvl>
+  </w:abstractNum>
+  <w:abstractNum w:abstractNumId="33" w15:restartNumberingAfterBreak="0">
     <w:nsid w:val="3B5A395D"/>
     <w:multiLevelType w:val="multilevel"/>
     <w:tmpl w:val="D8328FEC"/>
@@ -26416,7 +28535,7 @@
       </w:rPr>
     </w:lvl>
   </w:abstractNum>
-  <w:abstractNum w:abstractNumId="30" w15:restartNumberingAfterBreak="0">
+  <w:abstractNum w:abstractNumId="34" w15:restartNumberingAfterBreak="0">
     <w:nsid w:val="3CAE2B85"/>
     <w:multiLevelType w:val="multilevel"/>
     <w:tmpl w:val="791CB5C4"/>
@@ -26565,7 +28684,7 @@
       </w:rPr>
     </w:lvl>
   </w:abstractNum>
-  <w:abstractNum w:abstractNumId="31" w15:restartNumberingAfterBreak="0">
+  <w:abstractNum w:abstractNumId="35" w15:restartNumberingAfterBreak="0">
     <w:nsid w:val="3D466A92"/>
     <w:multiLevelType w:val="multilevel"/>
     <w:tmpl w:val="76947A9C"/>
@@ -26714,7 +28833,7 @@
       </w:rPr>
     </w:lvl>
   </w:abstractNum>
-  <w:abstractNum w:abstractNumId="32" w15:restartNumberingAfterBreak="0">
+  <w:abstractNum w:abstractNumId="36" w15:restartNumberingAfterBreak="0">
     <w:nsid w:val="3E1F6762"/>
     <w:multiLevelType w:val="multilevel"/>
     <w:tmpl w:val="AA003F26"/>
@@ -26863,7 +28982,7 @@
       </w:rPr>
     </w:lvl>
   </w:abstractNum>
-  <w:abstractNum w:abstractNumId="33" w15:restartNumberingAfterBreak="0">
+  <w:abstractNum w:abstractNumId="37" w15:restartNumberingAfterBreak="0">
     <w:nsid w:val="3F4B657A"/>
     <w:multiLevelType w:val="multilevel"/>
     <w:tmpl w:val="AAD41E16"/>
@@ -26976,7 +29095,7 @@
       </w:pPr>
     </w:lvl>
   </w:abstractNum>
-  <w:abstractNum w:abstractNumId="34" w15:restartNumberingAfterBreak="0">
+  <w:abstractNum w:abstractNumId="38" w15:restartNumberingAfterBreak="0">
     <w:nsid w:val="408C74AD"/>
     <w:multiLevelType w:val="multilevel"/>
     <w:tmpl w:val="B5F408AC"/>
@@ -27125,7 +29244,7 @@
       </w:rPr>
     </w:lvl>
   </w:abstractNum>
-  <w:abstractNum w:abstractNumId="35" w15:restartNumberingAfterBreak="0">
+  <w:abstractNum w:abstractNumId="39" w15:restartNumberingAfterBreak="0">
     <w:nsid w:val="44CD2B8F"/>
     <w:multiLevelType w:val="multilevel"/>
     <w:tmpl w:val="A162D3E0"/>
@@ -27274,7 +29393,7 @@
       </w:rPr>
     </w:lvl>
   </w:abstractNum>
-  <w:abstractNum w:abstractNumId="36" w15:restartNumberingAfterBreak="0">
+  <w:abstractNum w:abstractNumId="40" w15:restartNumberingAfterBreak="0">
     <w:nsid w:val="450B0907"/>
     <w:multiLevelType w:val="multilevel"/>
     <w:tmpl w:val="244CD710"/>
@@ -27423,7 +29542,7 @@
       </w:rPr>
     </w:lvl>
   </w:abstractNum>
-  <w:abstractNum w:abstractNumId="37" w15:restartNumberingAfterBreak="0">
+  <w:abstractNum w:abstractNumId="41" w15:restartNumberingAfterBreak="0">
     <w:nsid w:val="4760612A"/>
     <w:multiLevelType w:val="multilevel"/>
     <w:tmpl w:val="ACB63C84"/>
@@ -27572,7 +29691,7 @@
       </w:rPr>
     </w:lvl>
   </w:abstractNum>
-  <w:abstractNum w:abstractNumId="38" w15:restartNumberingAfterBreak="0">
+  <w:abstractNum w:abstractNumId="42" w15:restartNumberingAfterBreak="0">
     <w:nsid w:val="4AFF4F12"/>
     <w:multiLevelType w:val="multilevel"/>
     <w:tmpl w:val="6916EDEA"/>
@@ -27721,7 +29840,7 @@
       </w:rPr>
     </w:lvl>
   </w:abstractNum>
-  <w:abstractNum w:abstractNumId="39" w15:restartNumberingAfterBreak="0">
+  <w:abstractNum w:abstractNumId="43" w15:restartNumberingAfterBreak="0">
     <w:nsid w:val="4C8D7296"/>
     <w:multiLevelType w:val="multilevel"/>
     <w:tmpl w:val="4C642078"/>
@@ -27870,7 +29989,7 @@
       </w:rPr>
     </w:lvl>
   </w:abstractNum>
-  <w:abstractNum w:abstractNumId="40" w15:restartNumberingAfterBreak="0">
+  <w:abstractNum w:abstractNumId="44" w15:restartNumberingAfterBreak="0">
     <w:nsid w:val="4D3F1D1D"/>
     <w:multiLevelType w:val="multilevel"/>
     <w:tmpl w:val="270695A2"/>
@@ -28019,7 +30138,7 @@
       </w:rPr>
     </w:lvl>
   </w:abstractNum>
-  <w:abstractNum w:abstractNumId="41" w15:restartNumberingAfterBreak="0">
+  <w:abstractNum w:abstractNumId="45" w15:restartNumberingAfterBreak="0">
     <w:nsid w:val="52E263F6"/>
     <w:multiLevelType w:val="multilevel"/>
     <w:tmpl w:val="23F02190"/>
@@ -28168,7 +30287,7 @@
       </w:rPr>
     </w:lvl>
   </w:abstractNum>
-  <w:abstractNum w:abstractNumId="42" w15:restartNumberingAfterBreak="0">
+  <w:abstractNum w:abstractNumId="46" w15:restartNumberingAfterBreak="0">
     <w:nsid w:val="5AAF2F4B"/>
     <w:multiLevelType w:val="multilevel"/>
     <w:tmpl w:val="2988B8B6"/>
@@ -28317,7 +30436,7 @@
       </w:rPr>
     </w:lvl>
   </w:abstractNum>
-  <w:abstractNum w:abstractNumId="43" w15:restartNumberingAfterBreak="0">
+  <w:abstractNum w:abstractNumId="47" w15:restartNumberingAfterBreak="0">
     <w:nsid w:val="5AE431A5"/>
     <w:multiLevelType w:val="multilevel"/>
     <w:tmpl w:val="70E8FD80"/>
@@ -28466,7 +30585,7 @@
       </w:rPr>
     </w:lvl>
   </w:abstractNum>
-  <w:abstractNum w:abstractNumId="44" w15:restartNumberingAfterBreak="0">
+  <w:abstractNum w:abstractNumId="48" w15:restartNumberingAfterBreak="0">
     <w:nsid w:val="5CE754F1"/>
     <w:multiLevelType w:val="multilevel"/>
     <w:tmpl w:val="BACA4BEC"/>
@@ -28615,7 +30734,7 @@
       </w:rPr>
     </w:lvl>
   </w:abstractNum>
-  <w:abstractNum w:abstractNumId="45" w15:restartNumberingAfterBreak="0">
+  <w:abstractNum w:abstractNumId="49" w15:restartNumberingAfterBreak="0">
     <w:nsid w:val="5FC43728"/>
     <w:multiLevelType w:val="multilevel"/>
     <w:tmpl w:val="948AF662"/>
@@ -28728,7 +30847,7 @@
       </w:pPr>
     </w:lvl>
   </w:abstractNum>
-  <w:abstractNum w:abstractNumId="46" w15:restartNumberingAfterBreak="0">
+  <w:abstractNum w:abstractNumId="50" w15:restartNumberingAfterBreak="0">
     <w:nsid w:val="61EE2446"/>
     <w:multiLevelType w:val="multilevel"/>
     <w:tmpl w:val="A730783A"/>
@@ -28877,7 +30996,7 @@
       </w:rPr>
     </w:lvl>
   </w:abstractNum>
-  <w:abstractNum w:abstractNumId="47" w15:restartNumberingAfterBreak="0">
+  <w:abstractNum w:abstractNumId="51" w15:restartNumberingAfterBreak="0">
     <w:nsid w:val="629D7900"/>
     <w:multiLevelType w:val="multilevel"/>
     <w:tmpl w:val="6D9C9548"/>
@@ -28990,7 +31109,7 @@
       </w:pPr>
     </w:lvl>
   </w:abstractNum>
-  <w:abstractNum w:abstractNumId="48" w15:restartNumberingAfterBreak="0">
+  <w:abstractNum w:abstractNumId="52" w15:restartNumberingAfterBreak="0">
     <w:nsid w:val="69F82342"/>
     <w:multiLevelType w:val="multilevel"/>
     <w:tmpl w:val="AFD2A342"/>
@@ -29103,7 +31222,156 @@
       </w:pPr>
     </w:lvl>
   </w:abstractNum>
-  <w:abstractNum w:abstractNumId="49" w15:restartNumberingAfterBreak="0">
+  <w:abstractNum w:abstractNumId="53" w15:restartNumberingAfterBreak="0">
+    <w:nsid w:val="69FC49B7"/>
+    <w:multiLevelType w:val="multilevel"/>
+    <w:tmpl w:val="6F0ED6EC"/>
+    <w:lvl w:ilvl="0">
+      <w:start w:val="1"/>
+      <w:numFmt w:val="bullet"/>
+      <w:lvlText w:val=""/>
+      <w:lvlJc w:val="left"/>
+      <w:pPr>
+        <w:tabs>
+          <w:tab w:val="num" w:pos="720"/>
+        </w:tabs>
+        <w:ind w:left="720" w:hanging="360"/>
+      </w:pPr>
+      <w:rPr>
+        <w:rFonts w:ascii="Symbol" w:hAnsi="Symbol" w:hint="default"/>
+        <w:sz w:val="20"/>
+      </w:rPr>
+    </w:lvl>
+    <w:lvl w:ilvl="1" w:tentative="1">
+      <w:start w:val="1"/>
+      <w:numFmt w:val="bullet"/>
+      <w:lvlText w:val="o"/>
+      <w:lvlJc w:val="left"/>
+      <w:pPr>
+        <w:tabs>
+          <w:tab w:val="num" w:pos="1440"/>
+        </w:tabs>
+        <w:ind w:left="1440" w:hanging="360"/>
+      </w:pPr>
+      <w:rPr>
+        <w:rFonts w:ascii="Courier New" w:hAnsi="Courier New" w:hint="default"/>
+        <w:sz w:val="20"/>
+      </w:rPr>
+    </w:lvl>
+    <w:lvl w:ilvl="2" w:tentative="1">
+      <w:start w:val="1"/>
+      <w:numFmt w:val="bullet"/>
+      <w:lvlText w:val=""/>
+      <w:lvlJc w:val="left"/>
+      <w:pPr>
+        <w:tabs>
+          <w:tab w:val="num" w:pos="2160"/>
+        </w:tabs>
+        <w:ind w:left="2160" w:hanging="360"/>
+      </w:pPr>
+      <w:rPr>
+        <w:rFonts w:ascii="Wingdings" w:hAnsi="Wingdings" w:hint="default"/>
+        <w:sz w:val="20"/>
+      </w:rPr>
+    </w:lvl>
+    <w:lvl w:ilvl="3" w:tentative="1">
+      <w:start w:val="1"/>
+      <w:numFmt w:val="bullet"/>
+      <w:lvlText w:val=""/>
+      <w:lvlJc w:val="left"/>
+      <w:pPr>
+        <w:tabs>
+          <w:tab w:val="num" w:pos="2880"/>
+        </w:tabs>
+        <w:ind w:left="2880" w:hanging="360"/>
+      </w:pPr>
+      <w:rPr>
+        <w:rFonts w:ascii="Wingdings" w:hAnsi="Wingdings" w:hint="default"/>
+        <w:sz w:val="20"/>
+      </w:rPr>
+    </w:lvl>
+    <w:lvl w:ilvl="4" w:tentative="1">
+      <w:start w:val="1"/>
+      <w:numFmt w:val="bullet"/>
+      <w:lvlText w:val=""/>
+      <w:lvlJc w:val="left"/>
+      <w:pPr>
+        <w:tabs>
+          <w:tab w:val="num" w:pos="3600"/>
+        </w:tabs>
+        <w:ind w:left="3600" w:hanging="360"/>
+      </w:pPr>
+      <w:rPr>
+        <w:rFonts w:ascii="Wingdings" w:hAnsi="Wingdings" w:hint="default"/>
+        <w:sz w:val="20"/>
+      </w:rPr>
+    </w:lvl>
+    <w:lvl w:ilvl="5" w:tentative="1">
+      <w:start w:val="1"/>
+      <w:numFmt w:val="bullet"/>
+      <w:lvlText w:val=""/>
+      <w:lvlJc w:val="left"/>
+      <w:pPr>
+        <w:tabs>
+          <w:tab w:val="num" w:pos="4320"/>
+        </w:tabs>
+        <w:ind w:left="4320" w:hanging="360"/>
+      </w:pPr>
+      <w:rPr>
+        <w:rFonts w:ascii="Wingdings" w:hAnsi="Wingdings" w:hint="default"/>
+        <w:sz w:val="20"/>
+      </w:rPr>
+    </w:lvl>
+    <w:lvl w:ilvl="6" w:tentative="1">
+      <w:start w:val="1"/>
+      <w:numFmt w:val="bullet"/>
+      <w:lvlText w:val=""/>
+      <w:lvlJc w:val="left"/>
+      <w:pPr>
+        <w:tabs>
+          <w:tab w:val="num" w:pos="5040"/>
+        </w:tabs>
+        <w:ind w:left="5040" w:hanging="360"/>
+      </w:pPr>
+      <w:rPr>
+        <w:rFonts w:ascii="Wingdings" w:hAnsi="Wingdings" w:hint="default"/>
+        <w:sz w:val="20"/>
+      </w:rPr>
+    </w:lvl>
+    <w:lvl w:ilvl="7" w:tentative="1">
+      <w:start w:val="1"/>
+      <w:numFmt w:val="bullet"/>
+      <w:lvlText w:val=""/>
+      <w:lvlJc w:val="left"/>
+      <w:pPr>
+        <w:tabs>
+          <w:tab w:val="num" w:pos="5760"/>
+        </w:tabs>
+        <w:ind w:left="5760" w:hanging="360"/>
+      </w:pPr>
+      <w:rPr>
+        <w:rFonts w:ascii="Wingdings" w:hAnsi="Wingdings" w:hint="default"/>
+        <w:sz w:val="20"/>
+      </w:rPr>
+    </w:lvl>
+    <w:lvl w:ilvl="8" w:tentative="1">
+      <w:start w:val="1"/>
+      <w:numFmt w:val="bullet"/>
+      <w:lvlText w:val=""/>
+      <w:lvlJc w:val="left"/>
+      <w:pPr>
+        <w:tabs>
+          <w:tab w:val="num" w:pos="6480"/>
+        </w:tabs>
+        <w:ind w:left="6480" w:hanging="360"/>
+      </w:pPr>
+      <w:rPr>
+        <w:rFonts w:ascii="Wingdings" w:hAnsi="Wingdings" w:hint="default"/>
+        <w:sz w:val="20"/>
+      </w:rPr>
+    </w:lvl>
+  </w:abstractNum>
+  <w:abstractNum w:abstractNumId="54" w15:restartNumberingAfterBreak="0">
     <w:nsid w:val="6B7F301E"/>
     <w:multiLevelType w:val="multilevel"/>
     <w:tmpl w:val="64E4E7D4"/>
@@ -29252,7 +31520,7 @@
       </w:rPr>
     </w:lvl>
   </w:abstractNum>
-  <w:abstractNum w:abstractNumId="50" w15:restartNumberingAfterBreak="0">
+  <w:abstractNum w:abstractNumId="55" w15:restartNumberingAfterBreak="0">
     <w:nsid w:val="6D2E40F5"/>
     <w:multiLevelType w:val="multilevel"/>
     <w:tmpl w:val="570A7ED4"/>
@@ -29401,7 +31669,7 @@
       </w:rPr>
     </w:lvl>
   </w:abstractNum>
-  <w:abstractNum w:abstractNumId="51" w15:restartNumberingAfterBreak="0">
+  <w:abstractNum w:abstractNumId="56" w15:restartNumberingAfterBreak="0">
     <w:nsid w:val="6D5063D2"/>
     <w:multiLevelType w:val="multilevel"/>
     <w:tmpl w:val="6FEE6698"/>
@@ -29550,7 +31818,7 @@
       </w:rPr>
     </w:lvl>
   </w:abstractNum>
-  <w:abstractNum w:abstractNumId="52" w15:restartNumberingAfterBreak="0">
+  <w:abstractNum w:abstractNumId="57" w15:restartNumberingAfterBreak="0">
     <w:nsid w:val="71D42055"/>
     <w:multiLevelType w:val="multilevel"/>
     <w:tmpl w:val="120CD9B2"/>
@@ -29699,7 +31967,7 @@
       </w:rPr>
     </w:lvl>
   </w:abstractNum>
-  <w:abstractNum w:abstractNumId="53" w15:restartNumberingAfterBreak="0">
+  <w:abstractNum w:abstractNumId="58" w15:restartNumberingAfterBreak="0">
     <w:nsid w:val="735E2B78"/>
     <w:multiLevelType w:val="multilevel"/>
     <w:tmpl w:val="AA5E4838"/>
@@ -29812,7 +32080,7 @@
       </w:pPr>
     </w:lvl>
   </w:abstractNum>
-  <w:abstractNum w:abstractNumId="54" w15:restartNumberingAfterBreak="0">
+  <w:abstractNum w:abstractNumId="59" w15:restartNumberingAfterBreak="0">
     <w:nsid w:val="74036A25"/>
     <w:multiLevelType w:val="multilevel"/>
     <w:tmpl w:val="DA940308"/>
@@ -29961,7 +32229,7 @@
       </w:rPr>
     </w:lvl>
   </w:abstractNum>
-  <w:abstractNum w:abstractNumId="55" w15:restartNumberingAfterBreak="0">
+  <w:abstractNum w:abstractNumId="60" w15:restartNumberingAfterBreak="0">
     <w:nsid w:val="744557ED"/>
     <w:multiLevelType w:val="multilevel"/>
     <w:tmpl w:val="CD803E84"/>
@@ -30110,7 +32378,7 @@
       </w:rPr>
     </w:lvl>
   </w:abstractNum>
-  <w:abstractNum w:abstractNumId="56" w15:restartNumberingAfterBreak="0">
+  <w:abstractNum w:abstractNumId="61" w15:restartNumberingAfterBreak="0">
     <w:nsid w:val="752F4E61"/>
     <w:multiLevelType w:val="multilevel"/>
     <w:tmpl w:val="6A4ECD20"/>
@@ -30259,7 +32527,7 @@
       </w:rPr>
     </w:lvl>
   </w:abstractNum>
-  <w:abstractNum w:abstractNumId="57" w15:restartNumberingAfterBreak="0">
+  <w:abstractNum w:abstractNumId="62" w15:restartNumberingAfterBreak="0">
     <w:nsid w:val="7B570832"/>
     <w:multiLevelType w:val="multilevel"/>
     <w:tmpl w:val="291ED214"/>
@@ -30408,7 +32676,7 @@
       </w:rPr>
     </w:lvl>
   </w:abstractNum>
-  <w:abstractNum w:abstractNumId="58" w15:restartNumberingAfterBreak="0">
+  <w:abstractNum w:abstractNumId="63" w15:restartNumberingAfterBreak="0">
     <w:nsid w:val="7E177CD8"/>
     <w:multiLevelType w:val="multilevel"/>
     <w:tmpl w:val="853E4524"/>
@@ -30557,7 +32825,7 @@
       </w:rPr>
     </w:lvl>
   </w:abstractNum>
-  <w:abstractNum w:abstractNumId="59" w15:restartNumberingAfterBreak="0">
+  <w:abstractNum w:abstractNumId="64" w15:restartNumberingAfterBreak="0">
     <w:nsid w:val="7E9B446A"/>
     <w:multiLevelType w:val="multilevel"/>
     <w:tmpl w:val="C5F61BA6"/>
@@ -30671,73 +32939,73 @@
     </w:lvl>
   </w:abstractNum>
   <w:num w:numId="1" w16cid:durableId="395782678">
-    <w:abstractNumId w:val="31"/>
+    <w:abstractNumId w:val="35"/>
   </w:num>
   <w:num w:numId="2" w16cid:durableId="1441687082">
-    <w:abstractNumId w:val="33"/>
+    <w:abstractNumId w:val="37"/>
   </w:num>
   <w:num w:numId="3" w16cid:durableId="49310408">
-    <w:abstractNumId w:val="13"/>
+    <w:abstractNumId w:val="15"/>
   </w:num>
   <w:num w:numId="4" w16cid:durableId="2041317005">
-    <w:abstractNumId w:val="32"/>
+    <w:abstractNumId w:val="36"/>
   </w:num>
   <w:num w:numId="5" w16cid:durableId="317081298">
-    <w:abstractNumId w:val="50"/>
+    <w:abstractNumId w:val="55"/>
   </w:num>
   <w:num w:numId="6" w16cid:durableId="1972589015">
     <w:abstractNumId w:val="2"/>
   </w:num>
   <w:num w:numId="7" w16cid:durableId="411124565">
-    <w:abstractNumId w:val="44"/>
+    <w:abstractNumId w:val="48"/>
   </w:num>
   <w:num w:numId="8" w16cid:durableId="1631201996">
-    <w:abstractNumId w:val="38"/>
+    <w:abstractNumId w:val="42"/>
   </w:num>
   <w:num w:numId="9" w16cid:durableId="1684942500">
     <w:abstractNumId w:val="9"/>
   </w:num>
   <w:num w:numId="10" w16cid:durableId="2146971213">
-    <w:abstractNumId w:val="22"/>
+    <w:abstractNumId w:val="24"/>
   </w:num>
   <w:num w:numId="11" w16cid:durableId="2133475671">
-    <w:abstractNumId w:val="52"/>
+    <w:abstractNumId w:val="57"/>
   </w:num>
   <w:num w:numId="12" w16cid:durableId="1731076904">
-    <w:abstractNumId w:val="42"/>
+    <w:abstractNumId w:val="46"/>
   </w:num>
   <w:num w:numId="13" w16cid:durableId="29456911">
-    <w:abstractNumId w:val="57"/>
+    <w:abstractNumId w:val="62"/>
   </w:num>
   <w:num w:numId="14" w16cid:durableId="1587500170">
-    <w:abstractNumId w:val="46"/>
+    <w:abstractNumId w:val="50"/>
   </w:num>
   <w:num w:numId="15" w16cid:durableId="130366812">
     <w:abstractNumId w:val="0"/>
   </w:num>
   <w:num w:numId="16" w16cid:durableId="409236218">
-    <w:abstractNumId w:val="36"/>
+    <w:abstractNumId w:val="40"/>
   </w:num>
   <w:num w:numId="17" w16cid:durableId="394159460">
-    <w:abstractNumId w:val="28"/>
+    <w:abstractNumId w:val="31"/>
   </w:num>
   <w:num w:numId="18" w16cid:durableId="508104278">
     <w:abstractNumId w:val="4"/>
   </w:num>
   <w:num w:numId="19" w16cid:durableId="1670715454">
-    <w:abstractNumId w:val="54"/>
+    <w:abstractNumId w:val="59"/>
   </w:num>
   <w:num w:numId="20" w16cid:durableId="1982075101">
-    <w:abstractNumId w:val="19"/>
+    <w:abstractNumId w:val="21"/>
   </w:num>
   <w:num w:numId="21" w16cid:durableId="1665159469">
-    <w:abstractNumId w:val="18"/>
+    <w:abstractNumId w:val="20"/>
   </w:num>
   <w:num w:numId="22" w16cid:durableId="1895698213">
-    <w:abstractNumId w:val="23"/>
+    <w:abstractNumId w:val="25"/>
   </w:num>
   <w:num w:numId="23" w16cid:durableId="2089425477">
-    <w:abstractNumId w:val="34"/>
+    <w:abstractNumId w:val="38"/>
   </w:num>
   <w:num w:numId="24" w16cid:durableId="1525628571">
     <w:abstractNumId w:val="1"/>
@@ -30749,106 +33017,121 @@
     <w:abstractNumId w:val="7"/>
   </w:num>
   <w:num w:numId="27" w16cid:durableId="557480202">
-    <w:abstractNumId w:val="24"/>
+    <w:abstractNumId w:val="26"/>
   </w:num>
   <w:num w:numId="28" w16cid:durableId="1569456211">
-    <w:abstractNumId w:val="35"/>
+    <w:abstractNumId w:val="39"/>
   </w:num>
   <w:num w:numId="29" w16cid:durableId="582447371">
-    <w:abstractNumId w:val="14"/>
+    <w:abstractNumId w:val="16"/>
   </w:num>
   <w:num w:numId="30" w16cid:durableId="1762949426">
-    <w:abstractNumId w:val="55"/>
+    <w:abstractNumId w:val="60"/>
   </w:num>
   <w:num w:numId="31" w16cid:durableId="18093365">
-    <w:abstractNumId w:val="26"/>
+    <w:abstractNumId w:val="29"/>
   </w:num>
   <w:num w:numId="32" w16cid:durableId="541786694">
     <w:abstractNumId w:val="3"/>
   </w:num>
   <w:num w:numId="33" w16cid:durableId="1164593376">
-    <w:abstractNumId w:val="48"/>
+    <w:abstractNumId w:val="52"/>
   </w:num>
   <w:num w:numId="34" w16cid:durableId="1870874529">
-    <w:abstractNumId w:val="53"/>
+    <w:abstractNumId w:val="58"/>
   </w:num>
   <w:num w:numId="35" w16cid:durableId="1872186336">
-    <w:abstractNumId w:val="20"/>
+    <w:abstractNumId w:val="22"/>
   </w:num>
   <w:num w:numId="36" w16cid:durableId="1868448357">
-    <w:abstractNumId w:val="37"/>
+    <w:abstractNumId w:val="41"/>
   </w:num>
   <w:num w:numId="37" w16cid:durableId="1901789528">
-    <w:abstractNumId w:val="16"/>
+    <w:abstractNumId w:val="18"/>
   </w:num>
   <w:num w:numId="38" w16cid:durableId="1629823531">
+    <w:abstractNumId w:val="49"/>
+  </w:num>
+  <w:num w:numId="39" w16cid:durableId="474374650">
+    <w:abstractNumId w:val="56"/>
+  </w:num>
+  <w:num w:numId="40" w16cid:durableId="1881744066">
+    <w:abstractNumId w:val="61"/>
+  </w:num>
+  <w:num w:numId="41" w16cid:durableId="1800294239">
+    <w:abstractNumId w:val="30"/>
+  </w:num>
+  <w:num w:numId="42" w16cid:durableId="2011444204">
+    <w:abstractNumId w:val="33"/>
+  </w:num>
+  <w:num w:numId="43" w16cid:durableId="1118069284">
+    <w:abstractNumId w:val="19"/>
+  </w:num>
+  <w:num w:numId="44" w16cid:durableId="1869637086">
     <w:abstractNumId w:val="45"/>
   </w:num>
-  <w:num w:numId="39" w16cid:durableId="474374650">
-    <w:abstractNumId w:val="51"/>
-  </w:num>
-  <w:num w:numId="40" w16cid:durableId="1881744066">
-    <w:abstractNumId w:val="56"/>
-  </w:num>
-  <w:num w:numId="41" w16cid:durableId="1800294239">
-    <w:abstractNumId w:val="27"/>
-  </w:num>
-  <w:num w:numId="42" w16cid:durableId="2011444204">
-    <w:abstractNumId w:val="29"/>
-  </w:num>
-  <w:num w:numId="43" w16cid:durableId="1118069284">
-    <w:abstractNumId w:val="17"/>
-  </w:num>
-  <w:num w:numId="44" w16cid:durableId="1869637086">
-    <w:abstractNumId w:val="41"/>
-  </w:num>
   <w:num w:numId="45" w16cid:durableId="1797143224">
-    <w:abstractNumId w:val="40"/>
+    <w:abstractNumId w:val="44"/>
   </w:num>
   <w:num w:numId="46" w16cid:durableId="1093085183">
-    <w:abstractNumId w:val="21"/>
+    <w:abstractNumId w:val="23"/>
   </w:num>
   <w:num w:numId="47" w16cid:durableId="2125491973">
     <w:abstractNumId w:val="8"/>
   </w:num>
   <w:num w:numId="48" w16cid:durableId="1548645485">
+    <w:abstractNumId w:val="47"/>
+  </w:num>
+  <w:num w:numId="49" w16cid:durableId="2013873031">
+    <w:abstractNumId w:val="64"/>
+  </w:num>
+  <w:num w:numId="50" w16cid:durableId="1231429832">
+    <w:abstractNumId w:val="51"/>
+  </w:num>
+  <w:num w:numId="51" w16cid:durableId="1248804175">
+    <w:abstractNumId w:val="28"/>
+  </w:num>
+  <w:num w:numId="52" w16cid:durableId="1723558839">
+    <w:abstractNumId w:val="34"/>
+  </w:num>
+  <w:num w:numId="53" w16cid:durableId="246573098">
+    <w:abstractNumId w:val="17"/>
+  </w:num>
+  <w:num w:numId="54" w16cid:durableId="474296889">
+    <w:abstractNumId w:val="54"/>
+  </w:num>
+  <w:num w:numId="55" w16cid:durableId="1763408262">
+    <w:abstractNumId w:val="63"/>
+  </w:num>
+  <w:num w:numId="56" w16cid:durableId="1867911259">
     <w:abstractNumId w:val="43"/>
   </w:num>
-  <w:num w:numId="49" w16cid:durableId="2013873031">
-    <w:abstractNumId w:val="59"/>
-  </w:num>
-  <w:num w:numId="50" w16cid:durableId="1231429832">
-    <w:abstractNumId w:val="47"/>
-  </w:num>
-  <w:num w:numId="51" w16cid:durableId="1248804175">
-    <w:abstractNumId w:val="25"/>
-  </w:num>
-  <w:num w:numId="52" w16cid:durableId="1723558839">
-    <w:abstractNumId w:val="30"/>
-  </w:num>
-  <w:num w:numId="53" w16cid:durableId="246573098">
-    <w:abstractNumId w:val="15"/>
-  </w:num>
-  <w:num w:numId="54" w16cid:durableId="474296889">
-    <w:abstractNumId w:val="49"/>
-  </w:num>
-  <w:num w:numId="55" w16cid:durableId="1763408262">
-    <w:abstractNumId w:val="58"/>
-  </w:num>
-  <w:num w:numId="56" w16cid:durableId="1867911259">
-    <w:abstractNumId w:val="39"/>
-  </w:num>
   <w:num w:numId="57" w16cid:durableId="2003391967">
-    <w:abstractNumId w:val="12"/>
+    <w:abstractNumId w:val="14"/>
   </w:num>
   <w:num w:numId="58" w16cid:durableId="1761095653">
-    <w:abstractNumId w:val="11"/>
+    <w:abstractNumId w:val="13"/>
   </w:num>
   <w:num w:numId="59" w16cid:durableId="172846380">
     <w:abstractNumId w:val="10"/>
   </w:num>
   <w:num w:numId="60" w16cid:durableId="532574476">
     <w:abstractNumId w:val="5"/>
+  </w:num>
+  <w:num w:numId="61" w16cid:durableId="1412628624">
+    <w:abstractNumId w:val="12"/>
+  </w:num>
+  <w:num w:numId="62" w16cid:durableId="2042823626">
+    <w:abstractNumId w:val="32"/>
+  </w:num>
+  <w:num w:numId="63" w16cid:durableId="1949771407">
+    <w:abstractNumId w:val="11"/>
+  </w:num>
+  <w:num w:numId="64" w16cid:durableId="1423993743">
+    <w:abstractNumId w:val="53"/>
+  </w:num>
+  <w:num w:numId="65" w16cid:durableId="875121609">
+    <w:abstractNumId w:val="27"/>
   </w:num>
 </w:numbering>
 </file>
